--- a/BCS102_Assignment_Report_DRAFT.docx
+++ b/BCS102_Assignment_Report_DRAFT.docx
@@ -5,26 +5,13 @@
     <w:p>
       <w:pPr>
         <w:pStyle w:val="Title"/>
+        <w:pBdr>
+          <w:bottom w:val="single" w:sz="8" w:space="23" w:color="4F81BD" w:themeColor="accent1"/>
+        </w:pBdr>
       </w:pPr>
       <w:r>
         <w:t>Predicting Healthcare Test Results using Naive Bayes Classification</w:t>
       </w:r>
-    </w:p>
-    <w:p>
-      <w:pPr>
-        <w:jc w:val="center"/>
-      </w:pPr>
-      <w:r>
-        <w:rPr>
-          <w:i/>
-        </w:rPr>
-        <w:t>BCS102 - Fundamentals of Artificial Intelligence | Semester 2, 2026</w:t>
-      </w:r>
-    </w:p>
-    <w:p>
-      <w:pPr>
-        <w:spacing w:line="276" w:lineRule="auto"/>
-      </w:pPr>
       <w:r>
         <w:br w:type="page"/>
       </w:r>
@@ -49,7 +36,12 @@
           <w:tab w:val="right" w:leader="dot" w:pos="9350"/>
         </w:tabs>
         <w:rPr>
+          <w:rFonts w:asciiTheme="minorHAnsi" w:eastAsiaTheme="minorEastAsia" w:hAnsiTheme="minorHAnsi"/>
           <w:noProof/>
+          <w:kern w:val="2"/>
+          <w:szCs w:val="30"/>
+          <w:lang w:val="en-MY" w:eastAsia="zh-CN" w:bidi="th-TH"/>
+          <w14:ligatures w14:val="standardContextual"/>
         </w:rPr>
       </w:pPr>
       <w:r>
@@ -61,7 +53,7 @@
       <w:r>
         <w:fldChar w:fldCharType="separate"/>
       </w:r>
-      <w:hyperlink w:anchor="_Toc235522896" w:history="1">
+      <w:hyperlink w:anchor="_Toc235547028" w:history="1">
         <w:r>
           <w:rPr>
             <w:rStyle w:val="Hyperlink"/>
@@ -88,7 +80,7 @@
             <w:noProof/>
             <w:webHidden/>
           </w:rPr>
-          <w:instrText xml:space="preserve"> PAGEREF _Toc235522896 \h </w:instrText>
+          <w:instrText xml:space="preserve"> PAGEREF _Toc235547028 \h </w:instrText>
         </w:r>
         <w:r>
           <w:rPr>
@@ -126,10 +118,15 @@
           <w:tab w:val="right" w:leader="dot" w:pos="9350"/>
         </w:tabs>
         <w:rPr>
+          <w:rFonts w:asciiTheme="minorHAnsi" w:eastAsiaTheme="minorEastAsia" w:hAnsiTheme="minorHAnsi"/>
           <w:noProof/>
+          <w:kern w:val="2"/>
+          <w:szCs w:val="30"/>
+          <w:lang w:val="en-MY" w:eastAsia="zh-CN" w:bidi="th-TH"/>
+          <w14:ligatures w14:val="standardContextual"/>
         </w:rPr>
       </w:pPr>
-      <w:hyperlink w:anchor="_Toc235522897" w:history="1">
+      <w:hyperlink w:anchor="_Toc235547029" w:history="1">
         <w:r>
           <w:rPr>
             <w:rStyle w:val="Hyperlink"/>
@@ -156,7 +153,7 @@
             <w:noProof/>
             <w:webHidden/>
           </w:rPr>
-          <w:instrText xml:space="preserve"> PAGEREF _Toc235522897 \h </w:instrText>
+          <w:instrText xml:space="preserve"> PAGEREF _Toc235547029 \h </w:instrText>
         </w:r>
         <w:r>
           <w:rPr>
@@ -194,10 +191,15 @@
           <w:tab w:val="right" w:leader="dot" w:pos="9350"/>
         </w:tabs>
         <w:rPr>
+          <w:rFonts w:asciiTheme="minorHAnsi" w:eastAsiaTheme="minorEastAsia" w:hAnsiTheme="minorHAnsi"/>
           <w:noProof/>
+          <w:kern w:val="2"/>
+          <w:szCs w:val="30"/>
+          <w:lang w:val="en-MY" w:eastAsia="zh-CN" w:bidi="th-TH"/>
+          <w14:ligatures w14:val="standardContextual"/>
         </w:rPr>
       </w:pPr>
-      <w:hyperlink w:anchor="_Toc235522898" w:history="1">
+      <w:hyperlink w:anchor="_Toc235547030" w:history="1">
         <w:r>
           <w:rPr>
             <w:rStyle w:val="Hyperlink"/>
@@ -224,7 +226,7 @@
             <w:noProof/>
             <w:webHidden/>
           </w:rPr>
-          <w:instrText xml:space="preserve"> PAGEREF _Toc235522898 \h </w:instrText>
+          <w:instrText xml:space="preserve"> PAGEREF _Toc235547030 \h </w:instrText>
         </w:r>
         <w:r>
           <w:rPr>
@@ -262,10 +264,15 @@
           <w:tab w:val="right" w:leader="dot" w:pos="9350"/>
         </w:tabs>
         <w:rPr>
+          <w:rFonts w:asciiTheme="minorHAnsi" w:eastAsiaTheme="minorEastAsia" w:hAnsiTheme="minorHAnsi"/>
           <w:noProof/>
+          <w:kern w:val="2"/>
+          <w:szCs w:val="30"/>
+          <w:lang w:val="en-MY" w:eastAsia="zh-CN" w:bidi="th-TH"/>
+          <w14:ligatures w14:val="standardContextual"/>
         </w:rPr>
       </w:pPr>
-      <w:hyperlink w:anchor="_Toc235522899" w:history="1">
+      <w:hyperlink w:anchor="_Toc235547031" w:history="1">
         <w:r>
           <w:rPr>
             <w:rStyle w:val="Hyperlink"/>
@@ -292,7 +299,7 @@
             <w:noProof/>
             <w:webHidden/>
           </w:rPr>
-          <w:instrText xml:space="preserve"> PAGEREF _Toc235522899 \h </w:instrText>
+          <w:instrText xml:space="preserve"> PAGEREF _Toc235547031 \h </w:instrText>
         </w:r>
         <w:r>
           <w:rPr>
@@ -330,10 +337,15 @@
           <w:tab w:val="right" w:leader="dot" w:pos="9350"/>
         </w:tabs>
         <w:rPr>
+          <w:rFonts w:asciiTheme="minorHAnsi" w:eastAsiaTheme="minorEastAsia" w:hAnsiTheme="minorHAnsi"/>
           <w:noProof/>
+          <w:kern w:val="2"/>
+          <w:szCs w:val="30"/>
+          <w:lang w:val="en-MY" w:eastAsia="zh-CN" w:bidi="th-TH"/>
+          <w14:ligatures w14:val="standardContextual"/>
         </w:rPr>
       </w:pPr>
-      <w:hyperlink w:anchor="_Toc235522900" w:history="1">
+      <w:hyperlink w:anchor="_Toc235547032" w:history="1">
         <w:r>
           <w:rPr>
             <w:rStyle w:val="Hyperlink"/>
@@ -360,7 +372,7 @@
             <w:noProof/>
             <w:webHidden/>
           </w:rPr>
-          <w:instrText xml:space="preserve"> PAGEREF _Toc235522900 \h </w:instrText>
+          <w:instrText xml:space="preserve"> PAGEREF _Toc235547032 \h </w:instrText>
         </w:r>
         <w:r>
           <w:rPr>
@@ -398,10 +410,15 @@
           <w:tab w:val="right" w:leader="dot" w:pos="9350"/>
         </w:tabs>
         <w:rPr>
+          <w:rFonts w:asciiTheme="minorHAnsi" w:eastAsiaTheme="minorEastAsia" w:hAnsiTheme="minorHAnsi"/>
           <w:noProof/>
+          <w:kern w:val="2"/>
+          <w:szCs w:val="30"/>
+          <w:lang w:val="en-MY" w:eastAsia="zh-CN" w:bidi="th-TH"/>
+          <w14:ligatures w14:val="standardContextual"/>
         </w:rPr>
       </w:pPr>
-      <w:hyperlink w:anchor="_Toc235522901" w:history="1">
+      <w:hyperlink w:anchor="_Toc235547033" w:history="1">
         <w:r>
           <w:rPr>
             <w:rStyle w:val="Hyperlink"/>
@@ -428,7 +445,7 @@
             <w:noProof/>
             <w:webHidden/>
           </w:rPr>
-          <w:instrText xml:space="preserve"> PAGEREF _Toc235522901 \h </w:instrText>
+          <w:instrText xml:space="preserve"> PAGEREF _Toc235547033 \h </w:instrText>
         </w:r>
         <w:r>
           <w:rPr>
@@ -466,10 +483,15 @@
           <w:tab w:val="right" w:leader="dot" w:pos="9350"/>
         </w:tabs>
         <w:rPr>
+          <w:rFonts w:asciiTheme="minorHAnsi" w:eastAsiaTheme="minorEastAsia" w:hAnsiTheme="minorHAnsi"/>
           <w:noProof/>
+          <w:kern w:val="2"/>
+          <w:szCs w:val="30"/>
+          <w:lang w:val="en-MY" w:eastAsia="zh-CN" w:bidi="th-TH"/>
+          <w14:ligatures w14:val="standardContextual"/>
         </w:rPr>
       </w:pPr>
-      <w:hyperlink w:anchor="_Toc235522902" w:history="1">
+      <w:hyperlink w:anchor="_Toc235547034" w:history="1">
         <w:r>
           <w:rPr>
             <w:rStyle w:val="Hyperlink"/>
@@ -496,7 +518,7 @@
             <w:noProof/>
             <w:webHidden/>
           </w:rPr>
-          <w:instrText xml:space="preserve"> PAGEREF _Toc235522902 \h </w:instrText>
+          <w:instrText xml:space="preserve"> PAGEREF _Toc235547034 \h </w:instrText>
         </w:r>
         <w:r>
           <w:rPr>
@@ -534,10 +556,15 @@
           <w:tab w:val="right" w:leader="dot" w:pos="9350"/>
         </w:tabs>
         <w:rPr>
+          <w:rFonts w:asciiTheme="minorHAnsi" w:eastAsiaTheme="minorEastAsia" w:hAnsiTheme="minorHAnsi"/>
           <w:noProof/>
+          <w:kern w:val="2"/>
+          <w:szCs w:val="30"/>
+          <w:lang w:val="en-MY" w:eastAsia="zh-CN" w:bidi="th-TH"/>
+          <w14:ligatures w14:val="standardContextual"/>
         </w:rPr>
       </w:pPr>
-      <w:hyperlink w:anchor="_Toc235522903" w:history="1">
+      <w:hyperlink w:anchor="_Toc235547035" w:history="1">
         <w:r>
           <w:rPr>
             <w:rStyle w:val="Hyperlink"/>
@@ -564,7 +591,7 @@
             <w:noProof/>
             <w:webHidden/>
           </w:rPr>
-          <w:instrText xml:space="preserve"> PAGEREF _Toc235522903 \h </w:instrText>
+          <w:instrText xml:space="preserve"> PAGEREF _Toc235547035 \h </w:instrText>
         </w:r>
         <w:r>
           <w:rPr>
@@ -602,10 +629,15 @@
           <w:tab w:val="right" w:leader="dot" w:pos="9350"/>
         </w:tabs>
         <w:rPr>
+          <w:rFonts w:asciiTheme="minorHAnsi" w:eastAsiaTheme="minorEastAsia" w:hAnsiTheme="minorHAnsi"/>
           <w:noProof/>
+          <w:kern w:val="2"/>
+          <w:szCs w:val="30"/>
+          <w:lang w:val="en-MY" w:eastAsia="zh-CN" w:bidi="th-TH"/>
+          <w14:ligatures w14:val="standardContextual"/>
         </w:rPr>
       </w:pPr>
-      <w:hyperlink w:anchor="_Toc235522904" w:history="1">
+      <w:hyperlink w:anchor="_Toc235547036" w:history="1">
         <w:r>
           <w:rPr>
             <w:rStyle w:val="Hyperlink"/>
@@ -632,7 +664,7 @@
             <w:noProof/>
             <w:webHidden/>
           </w:rPr>
-          <w:instrText xml:space="preserve"> PAGEREF _Toc235522904 \h </w:instrText>
+          <w:instrText xml:space="preserve"> PAGEREF _Toc235547036 \h </w:instrText>
         </w:r>
         <w:r>
           <w:rPr>
@@ -670,30 +702,21 @@
           <w:tab w:val="right" w:leader="dot" w:pos="9350"/>
         </w:tabs>
         <w:rPr>
+          <w:rFonts w:asciiTheme="minorHAnsi" w:eastAsiaTheme="minorEastAsia" w:hAnsiTheme="minorHAnsi"/>
           <w:noProof/>
+          <w:kern w:val="2"/>
+          <w:szCs w:val="30"/>
+          <w:lang w:val="en-MY" w:eastAsia="zh-CN" w:bidi="th-TH"/>
+          <w14:ligatures w14:val="standardContextual"/>
         </w:rPr>
       </w:pPr>
-      <w:hyperlink w:anchor="_Toc235522905" w:history="1">
+      <w:hyperlink w:anchor="_Toc235547037" w:history="1">
         <w:r>
           <w:rPr>
             <w:rStyle w:val="Hyperlink"/>
             <w:noProof/>
           </w:rPr>
-          <w:t xml:space="preserve">6. Data </w:t>
-        </w:r>
-        <w:r>
-          <w:rPr>
-            <w:rStyle w:val="Hyperlink"/>
-            <w:noProof/>
-          </w:rPr>
-          <w:t>S</w:t>
-        </w:r>
-        <w:r>
-          <w:rPr>
-            <w:rStyle w:val="Hyperlink"/>
-            <w:noProof/>
-          </w:rPr>
-          <w:t>plitting</w:t>
+          <w:t>6. Data Splitting</w:t>
         </w:r>
         <w:r>
           <w:rPr>
@@ -714,7 +737,7 @@
             <w:noProof/>
             <w:webHidden/>
           </w:rPr>
-          <w:instrText xml:space="preserve"> PAGEREF _Toc235522905 \h </w:instrText>
+          <w:instrText xml:space="preserve"> PAGEREF _Toc235547037 \h </w:instrText>
         </w:r>
         <w:r>
           <w:rPr>
@@ -752,10 +775,15 @@
           <w:tab w:val="right" w:leader="dot" w:pos="9350"/>
         </w:tabs>
         <w:rPr>
+          <w:rFonts w:asciiTheme="minorHAnsi" w:eastAsiaTheme="minorEastAsia" w:hAnsiTheme="minorHAnsi"/>
           <w:noProof/>
+          <w:kern w:val="2"/>
+          <w:szCs w:val="30"/>
+          <w:lang w:val="en-MY" w:eastAsia="zh-CN" w:bidi="th-TH"/>
+          <w14:ligatures w14:val="standardContextual"/>
         </w:rPr>
       </w:pPr>
-      <w:hyperlink w:anchor="_Toc235522906" w:history="1">
+      <w:hyperlink w:anchor="_Toc235547038" w:history="1">
         <w:r>
           <w:rPr>
             <w:rStyle w:val="Hyperlink"/>
@@ -782,7 +810,7 @@
             <w:noProof/>
             <w:webHidden/>
           </w:rPr>
-          <w:instrText xml:space="preserve"> PAGEREF _Toc235522906 \h </w:instrText>
+          <w:instrText xml:space="preserve"> PAGEREF _Toc235547038 \h </w:instrText>
         </w:r>
         <w:r>
           <w:rPr>
@@ -820,10 +848,15 @@
           <w:tab w:val="right" w:leader="dot" w:pos="9350"/>
         </w:tabs>
         <w:rPr>
+          <w:rFonts w:asciiTheme="minorHAnsi" w:eastAsiaTheme="minorEastAsia" w:hAnsiTheme="minorHAnsi"/>
           <w:noProof/>
+          <w:kern w:val="2"/>
+          <w:szCs w:val="30"/>
+          <w:lang w:val="en-MY" w:eastAsia="zh-CN" w:bidi="th-TH"/>
+          <w14:ligatures w14:val="standardContextual"/>
         </w:rPr>
       </w:pPr>
-      <w:hyperlink w:anchor="_Toc235522907" w:history="1">
+      <w:hyperlink w:anchor="_Toc235547039" w:history="1">
         <w:r>
           <w:rPr>
             <w:rStyle w:val="Hyperlink"/>
@@ -850,7 +883,7 @@
             <w:noProof/>
             <w:webHidden/>
           </w:rPr>
-          <w:instrText xml:space="preserve"> PAGEREF _Toc235522907 \h </w:instrText>
+          <w:instrText xml:space="preserve"> PAGEREF _Toc235547039 \h </w:instrText>
         </w:r>
         <w:r>
           <w:rPr>
@@ -888,10 +921,15 @@
           <w:tab w:val="right" w:leader="dot" w:pos="9350"/>
         </w:tabs>
         <w:rPr>
+          <w:rFonts w:asciiTheme="minorHAnsi" w:eastAsiaTheme="minorEastAsia" w:hAnsiTheme="minorHAnsi"/>
           <w:noProof/>
+          <w:kern w:val="2"/>
+          <w:szCs w:val="30"/>
+          <w:lang w:val="en-MY" w:eastAsia="zh-CN" w:bidi="th-TH"/>
+          <w14:ligatures w14:val="standardContextual"/>
         </w:rPr>
       </w:pPr>
-      <w:hyperlink w:anchor="_Toc235522908" w:history="1">
+      <w:hyperlink w:anchor="_Toc235547040" w:history="1">
         <w:r>
           <w:rPr>
             <w:rStyle w:val="Hyperlink"/>
@@ -918,7 +956,7 @@
             <w:noProof/>
             <w:webHidden/>
           </w:rPr>
-          <w:instrText xml:space="preserve"> PAGEREF _Toc235522908 \h </w:instrText>
+          <w:instrText xml:space="preserve"> PAGEREF _Toc235547040 \h </w:instrText>
         </w:r>
         <w:r>
           <w:rPr>
@@ -956,10 +994,15 @@
           <w:tab w:val="right" w:leader="dot" w:pos="9350"/>
         </w:tabs>
         <w:rPr>
+          <w:rFonts w:asciiTheme="minorHAnsi" w:eastAsiaTheme="minorEastAsia" w:hAnsiTheme="minorHAnsi"/>
           <w:noProof/>
+          <w:kern w:val="2"/>
+          <w:szCs w:val="30"/>
+          <w:lang w:val="en-MY" w:eastAsia="zh-CN" w:bidi="th-TH"/>
+          <w14:ligatures w14:val="standardContextual"/>
         </w:rPr>
       </w:pPr>
-      <w:hyperlink w:anchor="_Toc235522909" w:history="1">
+      <w:hyperlink w:anchor="_Toc235547041" w:history="1">
         <w:r>
           <w:rPr>
             <w:rStyle w:val="Hyperlink"/>
@@ -986,7 +1029,7 @@
             <w:noProof/>
             <w:webHidden/>
           </w:rPr>
-          <w:instrText xml:space="preserve"> PAGEREF _Toc235522909 \h </w:instrText>
+          <w:instrText xml:space="preserve"> PAGEREF _Toc235547041 \h </w:instrText>
         </w:r>
         <w:r>
           <w:rPr>
@@ -1024,10 +1067,15 @@
           <w:tab w:val="right" w:leader="dot" w:pos="9350"/>
         </w:tabs>
         <w:rPr>
+          <w:rFonts w:asciiTheme="minorHAnsi" w:eastAsiaTheme="minorEastAsia" w:hAnsiTheme="minorHAnsi"/>
           <w:noProof/>
+          <w:kern w:val="2"/>
+          <w:szCs w:val="30"/>
+          <w:lang w:val="en-MY" w:eastAsia="zh-CN" w:bidi="th-TH"/>
+          <w14:ligatures w14:val="standardContextual"/>
         </w:rPr>
       </w:pPr>
-      <w:hyperlink w:anchor="_Toc235522910" w:history="1">
+      <w:hyperlink w:anchor="_Toc235547042" w:history="1">
         <w:r>
           <w:rPr>
             <w:rStyle w:val="Hyperlink"/>
@@ -1054,7 +1102,7 @@
             <w:noProof/>
             <w:webHidden/>
           </w:rPr>
-          <w:instrText xml:space="preserve"> PAGEREF _Toc235522910 \h </w:instrText>
+          <w:instrText xml:space="preserve"> PAGEREF _Toc235547042 \h </w:instrText>
         </w:r>
         <w:r>
           <w:rPr>
@@ -1092,10 +1140,15 @@
           <w:tab w:val="right" w:leader="dot" w:pos="9350"/>
         </w:tabs>
         <w:rPr>
+          <w:rFonts w:asciiTheme="minorHAnsi" w:eastAsiaTheme="minorEastAsia" w:hAnsiTheme="minorHAnsi"/>
           <w:noProof/>
+          <w:kern w:val="2"/>
+          <w:szCs w:val="30"/>
+          <w:lang w:val="en-MY" w:eastAsia="zh-CN" w:bidi="th-TH"/>
+          <w14:ligatures w14:val="standardContextual"/>
         </w:rPr>
       </w:pPr>
-      <w:hyperlink w:anchor="_Toc235522911" w:history="1">
+      <w:hyperlink w:anchor="_Toc235547043" w:history="1">
         <w:r>
           <w:rPr>
             <w:rStyle w:val="Hyperlink"/>
@@ -1122,7 +1175,7 @@
             <w:noProof/>
             <w:webHidden/>
           </w:rPr>
-          <w:instrText xml:space="preserve"> PAGEREF _Toc235522911 \h </w:instrText>
+          <w:instrText xml:space="preserve"> PAGEREF _Toc235547043 \h </w:instrText>
         </w:r>
         <w:r>
           <w:rPr>
@@ -1160,10 +1213,15 @@
           <w:tab w:val="right" w:leader="dot" w:pos="9350"/>
         </w:tabs>
         <w:rPr>
+          <w:rFonts w:asciiTheme="minorHAnsi" w:eastAsiaTheme="minorEastAsia" w:hAnsiTheme="minorHAnsi"/>
           <w:noProof/>
+          <w:kern w:val="2"/>
+          <w:szCs w:val="30"/>
+          <w:lang w:val="en-MY" w:eastAsia="zh-CN" w:bidi="th-TH"/>
+          <w14:ligatures w14:val="standardContextual"/>
         </w:rPr>
       </w:pPr>
-      <w:hyperlink w:anchor="_Toc235522912" w:history="1">
+      <w:hyperlink w:anchor="_Toc235547044" w:history="1">
         <w:r>
           <w:rPr>
             <w:rStyle w:val="Hyperlink"/>
@@ -1190,7 +1248,7 @@
             <w:noProof/>
             <w:webHidden/>
           </w:rPr>
-          <w:instrText xml:space="preserve"> PAGEREF _Toc235522912 \h </w:instrText>
+          <w:instrText xml:space="preserve"> PAGEREF _Toc235547044 \h </w:instrText>
         </w:r>
         <w:r>
           <w:rPr>
@@ -1228,10 +1286,15 @@
           <w:tab w:val="right" w:leader="dot" w:pos="9350"/>
         </w:tabs>
         <w:rPr>
+          <w:rFonts w:asciiTheme="minorHAnsi" w:eastAsiaTheme="minorEastAsia" w:hAnsiTheme="minorHAnsi"/>
           <w:noProof/>
+          <w:kern w:val="2"/>
+          <w:szCs w:val="30"/>
+          <w:lang w:val="en-MY" w:eastAsia="zh-CN" w:bidi="th-TH"/>
+          <w14:ligatures w14:val="standardContextual"/>
         </w:rPr>
       </w:pPr>
-      <w:hyperlink w:anchor="_Toc235522913" w:history="1">
+      <w:hyperlink w:anchor="_Toc235547045" w:history="1">
         <w:r>
           <w:rPr>
             <w:rStyle w:val="Hyperlink"/>
@@ -1258,7 +1321,7 @@
             <w:noProof/>
             <w:webHidden/>
           </w:rPr>
-          <w:instrText xml:space="preserve"> PAGEREF _Toc235522913 \h </w:instrText>
+          <w:instrText xml:space="preserve"> PAGEREF _Toc235547045 \h </w:instrText>
         </w:r>
         <w:r>
           <w:rPr>
@@ -1296,10 +1359,15 @@
           <w:tab w:val="right" w:leader="dot" w:pos="9350"/>
         </w:tabs>
         <w:rPr>
+          <w:rFonts w:asciiTheme="minorHAnsi" w:eastAsiaTheme="minorEastAsia" w:hAnsiTheme="minorHAnsi"/>
           <w:noProof/>
+          <w:kern w:val="2"/>
+          <w:szCs w:val="30"/>
+          <w:lang w:val="en-MY" w:eastAsia="zh-CN" w:bidi="th-TH"/>
+          <w14:ligatures w14:val="standardContextual"/>
         </w:rPr>
       </w:pPr>
-      <w:hyperlink w:anchor="_Toc235522914" w:history="1">
+      <w:hyperlink w:anchor="_Toc235547046" w:history="1">
         <w:r>
           <w:rPr>
             <w:rStyle w:val="Hyperlink"/>
@@ -1326,7 +1394,7 @@
             <w:noProof/>
             <w:webHidden/>
           </w:rPr>
-          <w:instrText xml:space="preserve"> PAGEREF _Toc235522914 \h </w:instrText>
+          <w:instrText xml:space="preserve"> PAGEREF _Toc235547046 \h </w:instrText>
         </w:r>
         <w:r>
           <w:rPr>
@@ -1346,7 +1414,7 @@
             <w:noProof/>
             <w:webHidden/>
           </w:rPr>
-          <w:t>26</w:t>
+          <w:t>25</w:t>
         </w:r>
         <w:r>
           <w:rPr>
@@ -1364,16 +1432,21 @@
           <w:tab w:val="right" w:leader="dot" w:pos="9350"/>
         </w:tabs>
         <w:rPr>
+          <w:rFonts w:asciiTheme="minorHAnsi" w:eastAsiaTheme="minorEastAsia" w:hAnsiTheme="minorHAnsi"/>
           <w:noProof/>
+          <w:kern w:val="2"/>
+          <w:szCs w:val="30"/>
+          <w:lang w:val="en-MY" w:eastAsia="zh-CN" w:bidi="th-TH"/>
+          <w14:ligatures w14:val="standardContextual"/>
         </w:rPr>
       </w:pPr>
-      <w:hyperlink w:anchor="_Toc235522915" w:history="1">
+      <w:hyperlink w:anchor="_Toc235547047" w:history="1">
         <w:r>
           <w:rPr>
             <w:rStyle w:val="Hyperlink"/>
             <w:noProof/>
           </w:rPr>
-          <w:t>Acknowledgement of AI Use</w:t>
+          <w:t>Marking Rubric (BCS102 Marking Scheme - Semester 2, 2026)</w:t>
         </w:r>
         <w:r>
           <w:rPr>
@@ -1394,7 +1467,7 @@
             <w:noProof/>
             <w:webHidden/>
           </w:rPr>
-          <w:instrText xml:space="preserve"> PAGEREF _Toc235522915 \h </w:instrText>
+          <w:instrText xml:space="preserve"> PAGEREF _Toc235547047 \h </w:instrText>
         </w:r>
         <w:r>
           <w:rPr>
@@ -1426,156 +1499,6 @@
       </w:hyperlink>
     </w:p>
     <w:p>
-      <w:pPr>
-        <w:pStyle w:val="TOC1"/>
-        <w:tabs>
-          <w:tab w:val="right" w:leader="dot" w:pos="9350"/>
-        </w:tabs>
-        <w:rPr>
-          <w:noProof/>
-        </w:rPr>
-      </w:pPr>
-      <w:hyperlink w:anchor="_Toc235522916" w:history="1">
-        <w:r>
-          <w:rPr>
-            <w:rStyle w:val="Hyperlink"/>
-            <w:noProof/>
-          </w:rPr>
-          <w:t>Refere</w:t>
-        </w:r>
-        <w:r>
-          <w:rPr>
-            <w:rStyle w:val="Hyperlink"/>
-            <w:noProof/>
-          </w:rPr>
-          <w:t>n</w:t>
-        </w:r>
-        <w:r>
-          <w:rPr>
-            <w:rStyle w:val="Hyperlink"/>
-            <w:noProof/>
-          </w:rPr>
-          <w:t>ces</w:t>
-        </w:r>
-        <w:r>
-          <w:rPr>
-            <w:noProof/>
-            <w:webHidden/>
-          </w:rPr>
-          <w:tab/>
-        </w:r>
-        <w:r>
-          <w:rPr>
-            <w:noProof/>
-            <w:webHidden/>
-          </w:rPr>
-          <w:fldChar w:fldCharType="begin"/>
-        </w:r>
-        <w:r>
-          <w:rPr>
-            <w:noProof/>
-            <w:webHidden/>
-          </w:rPr>
-          <w:instrText xml:space="preserve"> PAGEREF _Toc235522916 \h </w:instrText>
-        </w:r>
-        <w:r>
-          <w:rPr>
-            <w:noProof/>
-            <w:webHidden/>
-          </w:rPr>
-        </w:r>
-        <w:r>
-          <w:rPr>
-            <w:noProof/>
-            <w:webHidden/>
-          </w:rPr>
-          <w:fldChar w:fldCharType="separate"/>
-        </w:r>
-        <w:r>
-          <w:rPr>
-            <w:noProof/>
-            <w:webHidden/>
-          </w:rPr>
-          <w:t>27</w:t>
-        </w:r>
-        <w:r>
-          <w:rPr>
-            <w:noProof/>
-            <w:webHidden/>
-          </w:rPr>
-          <w:fldChar w:fldCharType="end"/>
-        </w:r>
-      </w:hyperlink>
-    </w:p>
-    <w:p>
-      <w:pPr>
-        <w:pStyle w:val="TOC1"/>
-        <w:tabs>
-          <w:tab w:val="right" w:leader="dot" w:pos="9350"/>
-        </w:tabs>
-        <w:rPr>
-          <w:noProof/>
-        </w:rPr>
-      </w:pPr>
-      <w:hyperlink w:anchor="_Toc235522917" w:history="1">
-        <w:r>
-          <w:rPr>
-            <w:rStyle w:val="Hyperlink"/>
-            <w:noProof/>
-          </w:rPr>
-          <w:t>Marking Rubric (BCS102 Marking Scheme - Semester 2, 2026)</w:t>
-        </w:r>
-        <w:r>
-          <w:rPr>
-            <w:noProof/>
-            <w:webHidden/>
-          </w:rPr>
-          <w:tab/>
-        </w:r>
-        <w:r>
-          <w:rPr>
-            <w:noProof/>
-            <w:webHidden/>
-          </w:rPr>
-          <w:fldChar w:fldCharType="begin"/>
-        </w:r>
-        <w:r>
-          <w:rPr>
-            <w:noProof/>
-            <w:webHidden/>
-          </w:rPr>
-          <w:instrText xml:space="preserve"> PAGEREF _Toc235522917 \h </w:instrText>
-        </w:r>
-        <w:r>
-          <w:rPr>
-            <w:noProof/>
-            <w:webHidden/>
-          </w:rPr>
-        </w:r>
-        <w:r>
-          <w:rPr>
-            <w:noProof/>
-            <w:webHidden/>
-          </w:rPr>
-          <w:fldChar w:fldCharType="separate"/>
-        </w:r>
-        <w:r>
-          <w:rPr>
-            <w:noProof/>
-            <w:webHidden/>
-          </w:rPr>
-          <w:t>28</w:t>
-        </w:r>
-        <w:r>
-          <w:rPr>
-            <w:noProof/>
-            <w:webHidden/>
-          </w:rPr>
-          <w:fldChar w:fldCharType="end"/>
-        </w:r>
-      </w:hyperlink>
-    </w:p>
-    <w:p>
       <w:r>
         <w:fldChar w:fldCharType="end"/>
       </w:r>
@@ -1589,7 +1512,7 @@
       <w:pPr>
         <w:pStyle w:val="Heading1"/>
       </w:pPr>
-      <w:bookmarkStart w:id="0" w:name="_Toc235522896"/>
+      <w:bookmarkStart w:id="0" w:name="_Toc235547028"/>
       <w:r>
         <w:lastRenderedPageBreak/>
         <w:t>1. Introduction</w:t>
@@ -1598,19 +1521,43 @@
     </w:p>
     <w:p>
       <w:r>
-        <w:t>Artificial intelligence (AI) is increasingly embedded in healthcare workflows, from triage support to diagnostic prediction, and its adoption raises questions of accuracy, transparency and ethics in equal measure (Tilala et al., 2024). This report documents an end-to-end machine learning workflow applied to the healthcare domain: a public hospital-records dataset is loaded into a Python notebook, explored and visualised, prepared and transformed, and used to train and evaluate a Naive Bayes classifier that predicts the outcome of a patient's medical test (Normal, Abnormal or Inconclusive).</w:t>
+        <w:t>Artificial intelligence (AI) is increasingly embedded in healthcare workflows, from triage support to diagnostic prediction, and its adoption raises questions of accuracy, transparency and ethics in equal measure (</w:t>
+      </w:r>
+      <w:proofErr w:type="spellStart"/>
+      <w:r>
+        <w:t>Tilala</w:t>
+      </w:r>
+      <w:proofErr w:type="spellEnd"/>
+      <w:r>
+        <w:t xml:space="preserve"> et al., 2024). This report documents an end-to-end machine learning workflow applied to the healthcare domain: a public hospital-records dataset is loaded into a Python notebook, explored and </w:t>
+      </w:r>
+      <w:proofErr w:type="spellStart"/>
+      <w:r>
+        <w:t>visualised</w:t>
+      </w:r>
+      <w:proofErr w:type="spellEnd"/>
+      <w:r>
+        <w:t>, prepared and transformed, and used to train and evaluate a Naive Bayes classifier that predicts the outcome of a patient's medical test (Normal, Abnormal or Inconclusive).</w:t>
       </w:r>
     </w:p>
     <w:p>
       <w:r>
-        <w:t>The report follows the assignment's marking rubric in structure. Section 2 describes the dataset and its features; Sections 3 and 4 cover exploration and visualisation; Sections 5 and 6 explain preparation and splitting; Section 7 justifies and trains the algorithm; Section 8 evaluates it against suitable performance indicators; Section 9 presents consolidated notebook screenshots as evidence for the pipeline; and Section 10 discusses ethical, social and future implications. A central and deliberately honest finding runs through the report: the trained models perform at the level of random guessing, and we show statistically that this reflects the information content of the dataset itself rather than a modelling error - a result that carries important lessons for real clinical deployment.</w:t>
+        <w:t xml:space="preserve">The report follows the assignment's marking rubric in structure. Section 2 describes the dataset and its features; Sections 3 and 4 cover exploration and </w:t>
+      </w:r>
+      <w:proofErr w:type="spellStart"/>
+      <w:r>
+        <w:t>visualisation</w:t>
+      </w:r>
+      <w:proofErr w:type="spellEnd"/>
+      <w:r>
+        <w:t>; Sections 5 and 6 explain preparation and splitting; Section 7 justifies and trains the algorithm; Section 8 evaluates it against suitable performance indicators; Section 9 presents consolidated notebook screenshots as evidence for the pipeline; and Section 10 discusses ethical, social and future implications. A central and deliberately honest finding runs through the report: the trained models perform at the level of random guessing, and we show statistically that this reflects the information content of the dataset itself rather than a modelling error - a result that carries important lessons for real clinical deployment.</w:t>
       </w:r>
     </w:p>
     <w:p>
       <w:pPr>
         <w:pStyle w:val="Heading1"/>
       </w:pPr>
-      <w:bookmarkStart w:id="1" w:name="_Toc235522897"/>
+      <w:bookmarkStart w:id="1" w:name="_Toc235547029"/>
       <w:r>
         <w:t>2. Dataset Description and Collection</w:t>
       </w:r>
@@ -1618,12 +1565,33 @@
     </w:p>
     <w:p>
       <w:r>
-        <w:t>The dataset chosen is the Healthcare Dataset published on Kaggle by the user prasad22 (kaggle.com/datasets/prasad22/healthcare-dataset). It is a synthetically generated collection of hospital admission records designed to resemble real patient data while containing no real patient information. The raw file was downloaded from Kaggle as a single CSV file (healthcare_dataset.csv) and loaded into a pandas DataFrame. The raw data contains 55,500 observations and 15 features, comfortably exceeding the assignment's minimum scale of 1,000 observations.</w:t>
+        <w:t xml:space="preserve">The dataset chosen is the Healthcare Dataset published on Kaggle by the user prasad22 (kaggle.com/datasets/prasad22/healthcare-dataset). It is a synthetically generated collection of hospital admission records designed to resemble real patient data while containing no real patient information. The raw file was downloaded from Kaggle as a single CSV file (healthcare_dataset.csv) and loaded into a </w:t>
+      </w:r>
+      <w:proofErr w:type="gramStart"/>
+      <w:r>
+        <w:t xml:space="preserve">pandas </w:t>
+      </w:r>
+      <w:proofErr w:type="spellStart"/>
+      <w:r>
+        <w:t>DataFrame</w:t>
+      </w:r>
+      <w:proofErr w:type="spellEnd"/>
+      <w:proofErr w:type="gramEnd"/>
+      <w:r>
+        <w:t>. The raw data contains 55,500 observations and 15 features, comfortably exceeding the assignment's minimum scale of 1,000 observations.</w:t>
       </w:r>
     </w:p>
     <w:p>
       <w:r>
-        <w:t xml:space="preserve">The collection and processing pipeline was deliberately simple and reproducible. The CSV was placed alongside the notebook and read with pandas' read_csv function; no records were excluded at load time. Processing then followed a fixed order - type conversion, renaming, de-duplication, exploration, feature engineering, encoding, scaling and splitting - with each step </w:t>
+        <w:t xml:space="preserve">The collection and processing pipeline was deliberately simple and reproducible. The CSV was placed alongside the notebook and read with pandas' </w:t>
+      </w:r>
+      <w:proofErr w:type="spellStart"/>
+      <w:r>
+        <w:t>read_csv</w:t>
+      </w:r>
+      <w:proofErr w:type="spellEnd"/>
+      <w:r>
+        <w:t xml:space="preserve"> function; no records were excluded at load time. Processing then followed a fixed order - type conversion, renaming, de-duplication, exploration, feature engineering, encoding, scaling and splitting - with each step </w:t>
       </w:r>
       <w:r>
         <w:lastRenderedPageBreak/>
@@ -2735,6 +2703,7 @@
               <w:rPr>
                 <w:sz w:val="21"/>
               </w:rPr>
+              <w:lastRenderedPageBreak/>
               <w:t>16</w:t>
             </w:r>
           </w:p>
@@ -2794,7 +2763,7 @@
       <w:pPr>
         <w:pStyle w:val="Heading1"/>
       </w:pPr>
-      <w:bookmarkStart w:id="2" w:name="_Toc235522898"/>
+      <w:bookmarkStart w:id="2" w:name="_Toc235547030"/>
       <w:r>
         <w:t>3. Data Exploration</w:t>
       </w:r>
@@ -2802,29 +2771,84 @@
     </w:p>
     <w:p>
       <w:r>
-        <w:t>Initial exploration established the dataset's dimensions (55,500 rows by 15 columns) and each feature's data type using df.info() and df.describe(). Several types required correction: the two date columns arrived as plain text and were converted to proper datetime64 columns, enabling the date arithmetic used later for feature engineering, and the six nominal fields plus the target were cast to the pandas category dtype, which is more memory-efficient than generic object storage and makes their semantics explicit.</w:t>
+        <w:t xml:space="preserve">Initial exploration established the dataset's dimensions (55,500 rows by 15 columns) and each feature's data type using </w:t>
+      </w:r>
+      <w:proofErr w:type="gramStart"/>
+      <w:r>
+        <w:t>df.info(</w:t>
+      </w:r>
+      <w:proofErr w:type="gramEnd"/>
+      <w:r>
+        <w:t xml:space="preserve">) and </w:t>
+      </w:r>
+      <w:proofErr w:type="spellStart"/>
+      <w:proofErr w:type="gramStart"/>
+      <w:r>
+        <w:t>df.describe</w:t>
+      </w:r>
+      <w:proofErr w:type="spellEnd"/>
+      <w:proofErr w:type="gramEnd"/>
+      <w:r>
+        <w:t xml:space="preserve">(). Several types required correction: the two date columns arrived as plain text and were converted to proper datetime64 columns, enabling the date arithmetic used later for feature engineering, and the six nominal fields plus the target were cast to the </w:t>
+      </w:r>
+      <w:proofErr w:type="gramStart"/>
+      <w:r>
+        <w:t>pandas</w:t>
+      </w:r>
+      <w:proofErr w:type="gramEnd"/>
+      <w:r>
+        <w:t xml:space="preserve"> category </w:t>
+      </w:r>
+      <w:proofErr w:type="spellStart"/>
+      <w:r>
+        <w:t>dtype</w:t>
+      </w:r>
+      <w:proofErr w:type="spellEnd"/>
+      <w:r>
+        <w:t>, which is more memory-efficient than generic object storage and makes their semantics explicit.</w:t>
       </w:r>
     </w:p>
     <w:p>
       <w:r>
-        <w:t>One feature was renamed for clarity: the column Name became Patient Name, because three separate columns in this dataset hold names (patient, doctor and hospital) and the bare word "Name" invites misreading. Completeness checks found no missing values in any column, but did find 534 exact-duplicate rows. These were removed before any further analysis, leaving 54,966 unique observations; duplicates matter because a record repeated on both sides of a train/test split lets the model be evaluated on data it has effectively already seen. All subsequent figures and statistics in this report therefore describe the de-duplicated data.</w:t>
+        <w:t xml:space="preserve">One feature was renamed for clarity: the column Name became Patient Name, because three separate columns in this dataset hold names (patient, doctor and hospital) and the bare word "Name" invites misreading. Completeness checks found no missing </w:t>
+      </w:r>
+      <w:proofErr w:type="gramStart"/>
+      <w:r>
+        <w:t>values</w:t>
+      </w:r>
+      <w:proofErr w:type="gramEnd"/>
+      <w:r>
+        <w:t xml:space="preserve"> in any </w:t>
+      </w:r>
+      <w:proofErr w:type="gramStart"/>
+      <w:r>
+        <w:t>column, but</w:t>
+      </w:r>
+      <w:proofErr w:type="gramEnd"/>
+      <w:r>
+        <w:t xml:space="preserve"> did find 534 exact-duplicate rows. These were removed before any further analysis, leaving 54,966 unique observations; duplicates matter because a record repeated on both sides of a train/test split lets the model be evaluated on data it has effectively already seen. All subsequent figures and statistics in this report therefore describe the de-duplicated data. Beyond completeness, every categorical column was also validated against its documented set of valid values (Table 1) - confirming, for example, that Gender contains exactly {Male, Female} with no unexpected category such as "Other" and no blank or whitespace-only entries - so the data is proven clean, not just assumed to be.</w:t>
       </w:r>
     </w:p>
     <w:p>
       <w:pPr>
         <w:pStyle w:val="Heading1"/>
       </w:pPr>
-      <w:bookmarkStart w:id="3" w:name="_Toc235522899"/>
-      <w:r>
-        <w:t>4. Exploratory Data Analysis and Visualisation</w:t>
+      <w:bookmarkStart w:id="3" w:name="_Toc235547031"/>
+      <w:r>
+        <w:t xml:space="preserve">4. Exploratory Data Analysis and </w:t>
+      </w:r>
+      <w:proofErr w:type="spellStart"/>
+      <w:r>
+        <w:t>Visualisation</w:t>
       </w:r>
       <w:bookmarkEnd w:id="3"/>
+      <w:proofErr w:type="spellEnd"/>
     </w:p>
     <w:p>
       <w:pPr>
         <w:pStyle w:val="Heading2"/>
       </w:pPr>
-      <w:bookmarkStart w:id="4" w:name="_Toc235522900"/>
+      <w:bookmarkStart w:id="4" w:name="_Toc235547032"/>
       <w:r>
         <w:t>4.1 Target variable</w:t>
       </w:r>
@@ -2832,16 +2856,37 @@
     </w:p>
     <w:p>
       <w:r>
-        <w:t>Figure 1 shows the distribution of the target. The three classes are almost perfectly balanced: Abnormal 33.5%, Normal 33.3% and Inconclusive 33.1%. This balance has two consequences: accuracy is a fair headline metric (no majority class can be gamed), and any model must clearly beat 33.3% accuracy to demonstrate it has learned anything at all.</w:t>
+        <w:t>Figure 1 shows the distribution of the target. The three classes are almost perfectly balanced: Abnormal 33.5%, Normal 33.3% and Inconclusive 33.1%. This balance has two consequences: accuracy is a fair headline metric (</w:t>
+      </w:r>
+      <w:proofErr w:type="gramStart"/>
+      <w:r>
+        <w:t>no</w:t>
+      </w:r>
+      <w:proofErr w:type="gramEnd"/>
+      <w:r>
+        <w:t xml:space="preserve"> majority class can be gamed), and any model must clearly beat 33.3% accuracy to demonstrate it has learned anything at all.</w:t>
       </w:r>
     </w:p>
     <w:p>
       <w:r>
-        <w:t xml:space="preserve">Because the classes are balanced, no resampling technique such as SMOTE or class weighting is required; each class contributes roughly equal evidence during training. Balance of this quality is </w:t>
-      </w:r>
-      <w:r>
         <w:lastRenderedPageBreak/>
-        <w:t>itself unusual in real clinical data, where abnormal findings are typically the minority - another hint that the dataset was generated rather than collected.</w:t>
+        <w:t xml:space="preserve">Because the classes are balanced, no resampling technique such as SMOTE or class weighting is required; each class contributes roughly equal evidence during training. Balance of this quality </w:t>
+      </w:r>
+      <w:proofErr w:type="gramStart"/>
+      <w:r>
+        <w:t>is itself</w:t>
+      </w:r>
+      <w:proofErr w:type="gramEnd"/>
+      <w:r>
+        <w:t xml:space="preserve"> unusual in real clinical data, where abnormal findings are typically the minority - another hint </w:t>
+      </w:r>
+      <w:proofErr w:type="gramStart"/>
+      <w:r>
+        <w:t>that</w:t>
+      </w:r>
+      <w:proofErr w:type="gramEnd"/>
+      <w:r>
+        <w:t xml:space="preserve"> the dataset was generated rather than collected.</w:t>
       </w:r>
     </w:p>
     <w:p>
@@ -2904,7 +2949,7 @@
       <w:pPr>
         <w:pStyle w:val="Heading2"/>
       </w:pPr>
-      <w:bookmarkStart w:id="5" w:name="_Toc235522901"/>
+      <w:bookmarkStart w:id="5" w:name="_Toc235547033"/>
       <w:r>
         <w:t>4.2 Numerical feature distributions</w:t>
       </w:r>
@@ -3089,7 +3134,7 @@
       <w:pPr>
         <w:pStyle w:val="Heading2"/>
       </w:pPr>
-      <w:bookmarkStart w:id="6" w:name="_Toc235522902"/>
+      <w:bookmarkStart w:id="6" w:name="_Toc235547034"/>
       <w:r>
         <w:t>4.3 Categorical features and the target</w:t>
       </w:r>
@@ -3273,7 +3318,7 @@
       <w:pPr>
         <w:pStyle w:val="Heading2"/>
       </w:pPr>
-      <w:bookmarkStart w:id="7" w:name="_Toc235522903"/>
+      <w:bookmarkStart w:id="7" w:name="_Toc235547035"/>
       <w:r>
         <w:lastRenderedPageBreak/>
         <w:t>4.4 Correlation and association testing</w:t>
@@ -3282,12 +3327,36 @@
     </w:p>
     <w:p>
       <w:r>
-        <w:t>Pearson correlations between the numerical features are all near zero (Figure 8), indicating no meaningful linear relationships - incidentally consistent with Naive Bayes's conditional independence assumption. Because correlation between features says nothing about association with the target, we tested every feature against Test Results directly: one-way ANOVA F-tests for the numeric features and Cramer's V (derived from chi-square tests) for the categorical ones. Every ANOVA p-value exceeded the 0.05 significance threshold and every Cramer's V was approximately zero. Statistically, no individual feature is measurably associated with the target - a finding that predicts, before any model is trained, that classification performance will be bounded near chance level.</w:t>
+        <w:t xml:space="preserve">Pearson correlations between the numerical features are all near zero (Figure 8), indicating no meaningful linear relationships - incidentally consistent with Naive </w:t>
+      </w:r>
+      <w:proofErr w:type="spellStart"/>
+      <w:r>
+        <w:t>Bayes's</w:t>
+      </w:r>
+      <w:proofErr w:type="spellEnd"/>
+      <w:r>
+        <w:t xml:space="preserve"> conditional independence assumption. Because correlation between features says nothing about association with the target, we tested every feature against Test Results directly: one-way ANOVA F-tests for the numeric features and Cramer's V (derived from chi-square tests) for the categorical ones. Every ANOVA p-value exceeded the 0.05 significance threshold and every Cramer's V was approximately zero. Statistically, no individual feature is measurably associated with the target - a finding that predicts, before any model is trained, that classification performance will be </w:t>
+      </w:r>
+      <w:proofErr w:type="gramStart"/>
+      <w:r>
+        <w:t>bounded</w:t>
+      </w:r>
+      <w:proofErr w:type="gramEnd"/>
+      <w:r>
+        <w:t xml:space="preserve"> near chance level.</w:t>
       </w:r>
     </w:p>
     <w:p>
       <w:r>
-        <w:t>Concretely, the ANOVA tests for Age and Billing Amount against the three outcome classes produced p-values well above 0.05, so the per-class means cannot be statistically distinguished from one another. Cramer's V for Gender, Blood Type, Medical Condition, Insurance Provider, Admission Type and Medication all fell close to zero on a scale where zero means no association and one means perfect association - values this small leave essentially nothing for any classifier to exploit.</w:t>
+        <w:t xml:space="preserve">Concretely, the ANOVA tests for Age and Billing Amount against the three outcome classes produced p-values well above 0.05, so the per-class means cannot be statistically distinguished from one another. Cramer's V for Gender, Blood Type, Medical Condition, Insurance Provider, Admission Type and Medication all </w:t>
+      </w:r>
+      <w:proofErr w:type="gramStart"/>
+      <w:r>
+        <w:t>fell</w:t>
+      </w:r>
+      <w:proofErr w:type="gramEnd"/>
+      <w:r>
+        <w:t xml:space="preserve"> close to zero on a scale where zero means no association and one means perfect association - values this small leave essentially nothing for any classifier to exploit.</w:t>
       </w:r>
     </w:p>
     <w:p>
@@ -3351,7 +3420,7 @@
       <w:pPr>
         <w:pStyle w:val="Heading1"/>
       </w:pPr>
-      <w:bookmarkStart w:id="8" w:name="_Toc235522904"/>
+      <w:bookmarkStart w:id="8" w:name="_Toc235547036"/>
       <w:r>
         <w:t>5. Data Preparation</w:t>
       </w:r>
@@ -3359,24 +3428,64 @@
     </w:p>
     <w:p>
       <w:r>
-        <w:t>Preparation proceeded in five steps, each motivated by the requirements of the chosen algorithm. First, cleaning: the duplicate removal and completeness checks described in Section 3. Second, feature extraction: Length of Stay was engineered as the day difference between discharge and admission dates, converting two dates the model cannot use directly into one meaningful duration. Third, dropping non-predictive identifiers: Patient Name, Doctor, Hospital and Room Number identify records rather than describe them, and retaining such high-cardinality identifiers invites memorisation instead of learning.</w:t>
+        <w:t xml:space="preserve">Preparation proceeded in five steps, each motivated by the requirements of the chosen algorithm. First, cleaning: the duplicate removal and completeness checks described in Section 3. Second, feature extraction: Length of Stay was engineered as the day difference between discharge and admission dates, converting two dates the model cannot use directly into one meaningful duration. Third, dropping non-predictive identifiers: Patient Name, Doctor, Hospital and Room Number identify records rather than describe them, and retaining such high-cardinality identifiers invites </w:t>
+      </w:r>
+      <w:proofErr w:type="spellStart"/>
+      <w:r>
+        <w:t>memorisation</w:t>
+      </w:r>
+      <w:proofErr w:type="spellEnd"/>
+      <w:r>
+        <w:t xml:space="preserve"> instead of learning.</w:t>
       </w:r>
     </w:p>
     <w:p>
       <w:r>
-        <w:t>Fourth, transformation: the six categorical features and the target were label-encoded into integer codes. Naive Bayes does not require one-hot encoding: CategoricalNB models each feature's category distribution per class directly, and no distance metric is computed in which integer codes could imply a false ordering. Fifth, scaling: for the Gaussian variant, the numerical features (Age, Billing Amount, Length of Stay) were standardised with StandardScaler fitted on the training set only, keeping features on comparable scales for numerical stability. For the categorical variant, the numerical features were instead binned into quintiles, with bin edges learned from the training set and reused unchanged on the test set so that no information about the test distribution leaks into training.</w:t>
+        <w:t xml:space="preserve">Fourth, transformation: the six categorical features and the target were label-encoded into integer codes. Naive Bayes does not require one-hot encoding: </w:t>
+      </w:r>
+      <w:proofErr w:type="spellStart"/>
+      <w:r>
+        <w:t>CategoricalNB</w:t>
+      </w:r>
+      <w:proofErr w:type="spellEnd"/>
+      <w:r>
+        <w:t xml:space="preserve"> models each feature's category distribution per class directly, and no distance metric is computed in which integer codes could imply a false ordering. Fifth, scaling: for the Gaussian variant, the numerical features (Age, Billing Amount, Length of Stay) were </w:t>
+      </w:r>
+      <w:proofErr w:type="spellStart"/>
+      <w:r>
+        <w:t>standardised</w:t>
+      </w:r>
+      <w:proofErr w:type="spellEnd"/>
+      <w:r>
+        <w:t xml:space="preserve"> with </w:t>
+      </w:r>
+      <w:proofErr w:type="spellStart"/>
+      <w:r>
+        <w:t>StandardScaler</w:t>
+      </w:r>
+      <w:proofErr w:type="spellEnd"/>
+      <w:r>
+        <w:t xml:space="preserve"> fitted on the training set only, keeping features on comparable scales for numerical stability. For the categorical variant, the numerical features were instead binned into quintiles, with bin edges learned from the training set and reused unchanged on the test set so that no information about the test distribution leaks into training.</w:t>
       </w:r>
     </w:p>
     <w:p>
       <w:r>
-        <w:t>Two common preparation steps were considered and deliberately omitted, with reasons. Outlier removal was unnecessary because the IQR screening of Section 4.2 found no outliers to remove; missing-value imputation was unnecessary because the completeness check found no gaps. Documenting these negative checks matters as much as performing transformations: it demonstrates each step was evaluated against the data rather than skipped, and it keeps the pipeline as small as the data allows, reducing the risk of introducing artefacts through unneeded processing.</w:t>
+        <w:t xml:space="preserve">Two common preparation steps were considered and deliberately omitted, with reasons. Outlier removal was unnecessary because the IQR screening of Section 4.2 found no outliers to remove; missing-value imputation was unnecessary because the completeness check found no gaps. Documenting these negative checks </w:t>
+      </w:r>
+      <w:proofErr w:type="gramStart"/>
+      <w:r>
+        <w:t>matters</w:t>
+      </w:r>
+      <w:proofErr w:type="gramEnd"/>
+      <w:r>
+        <w:t xml:space="preserve"> as much as performing transformations: it demonstrates each step was evaluated against the data rather than skipped, and it keeps the pipeline as small as the data allows, reducing the risk of introducing artefacts through unneeded processing.</w:t>
       </w:r>
     </w:p>
     <w:p>
       <w:pPr>
         <w:pStyle w:val="Heading1"/>
       </w:pPr>
-      <w:bookmarkStart w:id="9" w:name="_Toc235522905"/>
+      <w:bookmarkStart w:id="9" w:name="_Toc235547037"/>
       <w:r>
         <w:lastRenderedPageBreak/>
         <w:t>6. Data Splitting</w:t>
@@ -3385,7 +3494,23 @@
     </w:p>
     <w:p>
       <w:r>
-        <w:t>The 54,966 prepared observations were divided with a stratified 80/20 holdout split: 43,972 training rows and 10,994 test rows. At this scale a simple holdout gives stable, low-variance estimates of test performance, so k-fold cross-validation was reserved for a different job - hyperparameter selection inside the training set (Section 7) - keeping the test set completely unseen until final evaluation. Stratification on the target preserved class proportions on both sides of the split, and the printed proportions confirm it worked: 33.5% / 33.1% / 33.4% in training versus 33.6% / 33.1% / 33.4% in test. A fixed random seed (random_state = 42) makes the split, and therefore every downstream result, exactly reproducible.</w:t>
+        <w:t xml:space="preserve">The 54,966 prepared observations were divided with a stratified 80/20 holdout split: 43,972 training rows and 10,994 test rows. At this scale a simple holdout gives stable, low-variance estimates of test performance, so k-fold cross-validation was reserved for a different job - hyperparameter selection inside the training set (Section 7) - keeping the test set completely unseen until final evaluation. Stratification on the target preserved class proportions on both sides of the split, and the printed proportions </w:t>
+      </w:r>
+      <w:proofErr w:type="gramStart"/>
+      <w:r>
+        <w:t>confirm</w:t>
+      </w:r>
+      <w:proofErr w:type="gramEnd"/>
+      <w:r>
+        <w:t xml:space="preserve"> it worked: 33.5% / 33.1% / 33.4% in training versus 33.6% / 33.1% / 33.4% in test. A fixed random seed (</w:t>
+      </w:r>
+      <w:proofErr w:type="spellStart"/>
+      <w:r>
+        <w:t>random_state</w:t>
+      </w:r>
+      <w:proofErr w:type="spellEnd"/>
+      <w:r>
+        <w:t xml:space="preserve"> = 42) makes the split, and therefore every downstream result, exactly reproducible.</w:t>
       </w:r>
     </w:p>
     <w:p>
@@ -3397,7 +3522,7 @@
       <w:pPr>
         <w:pStyle w:val="Heading1"/>
       </w:pPr>
-      <w:bookmarkStart w:id="10" w:name="_Toc235522906"/>
+      <w:bookmarkStart w:id="10" w:name="_Toc235547038"/>
       <w:r>
         <w:t>7. AI Algorithm: Naive Bayes</w:t>
       </w:r>
@@ -3407,7 +3532,7 @@
       <w:pPr>
         <w:pStyle w:val="Heading2"/>
       </w:pPr>
-      <w:bookmarkStart w:id="11" w:name="_Toc235522907"/>
+      <w:bookmarkStart w:id="11" w:name="_Toc235547039"/>
       <w:r>
         <w:t>7.1 Why Naive Bayes</w:t>
       </w:r>
@@ -3421,7 +3546,63 @@
     <w:p>
       <w:r>
         <w:lastRenderedPageBreak/>
-        <w:t>Formally, for a class c and feature vector x, Bayes' theorem gives P(c | x) proportional to P(c) multiplied by P(x | c). The prior P(c) is estimated from class frequencies in the training set - here roughly one third per class - and the naive assumption factorises the likelihood P(x | c) into a product of one term per feature. GaussianNB estimates each numeric term with a per-class mean and variance; CategoricalNB estimates each categorical term with smoothed per-class category frequencies. Prediction selects the class with the highest posterior, and the same posteriors supply the class probabilities used for the ROC-AUC analysis in Section 8.</w:t>
+        <w:t xml:space="preserve">Formally, for a class c and feature vector x, Bayes' theorem gives </w:t>
+      </w:r>
+      <w:proofErr w:type="gramStart"/>
+      <w:r>
+        <w:t>P(</w:t>
+      </w:r>
+      <w:proofErr w:type="gramEnd"/>
+      <w:r>
+        <w:t xml:space="preserve">c | x) proportional to P(c) multiplied by </w:t>
+      </w:r>
+      <w:proofErr w:type="gramStart"/>
+      <w:r>
+        <w:t>P(</w:t>
+      </w:r>
+      <w:proofErr w:type="gramEnd"/>
+      <w:r>
+        <w:t xml:space="preserve">x | c). The prior P(c) is estimated from class frequencies in the training set - here roughly one third per class - and the naive assumption </w:t>
+      </w:r>
+      <w:proofErr w:type="spellStart"/>
+      <w:r>
+        <w:t>factorises</w:t>
+      </w:r>
+      <w:proofErr w:type="spellEnd"/>
+      <w:r>
+        <w:t xml:space="preserve"> the likelihood </w:t>
+      </w:r>
+      <w:proofErr w:type="gramStart"/>
+      <w:r>
+        <w:t>P(</w:t>
+      </w:r>
+      <w:proofErr w:type="gramEnd"/>
+      <w:r>
+        <w:t xml:space="preserve">x | c) into a product of one term per feature. </w:t>
+      </w:r>
+      <w:proofErr w:type="spellStart"/>
+      <w:r>
+        <w:t>GaussianNB</w:t>
+      </w:r>
+      <w:proofErr w:type="spellEnd"/>
+      <w:r>
+        <w:t xml:space="preserve"> estimates each numeric term with a per-class </w:t>
+      </w:r>
+      <w:proofErr w:type="gramStart"/>
+      <w:r>
+        <w:t>mean</w:t>
+      </w:r>
+      <w:proofErr w:type="gramEnd"/>
+      <w:r>
+        <w:t xml:space="preserve"> and variance; </w:t>
+      </w:r>
+      <w:proofErr w:type="spellStart"/>
+      <w:r>
+        <w:t>CategoricalNB</w:t>
+      </w:r>
+      <w:proofErr w:type="spellEnd"/>
+      <w:r>
+        <w:t xml:space="preserve"> estimates each categorical term with smoothed per-class category frequencies. Prediction selects the class with the highest posterior, and the same posteriors supply the class probabilities used for the ROC-AUC analysis in Section 8.</w:t>
       </w:r>
     </w:p>
     <w:p>
@@ -3433,7 +3614,7 @@
       <w:pPr>
         <w:pStyle w:val="Heading2"/>
       </w:pPr>
-      <w:bookmarkStart w:id="12" w:name="_Toc235522908"/>
+      <w:bookmarkStart w:id="12" w:name="_Toc235547040"/>
       <w:r>
         <w:t>7.2 Model variants and hyperparameter tuning</w:t>
       </w:r>
@@ -3441,23 +3622,143 @@
     </w:p>
     <w:p>
       <w:r>
-        <w:t>Two variants were trained and compared. GaussianNB treats every (standardised) feature as continuous and models each with a per-class normal distribution; its key hyperparameter, var_smoothing, adds a small value to every variance estimate to prevent numerical instability from near-zero variances. CategoricalNB treats every feature as categorical (with the numeric features quintile-binned as described in Section 5); its key hyperparameter, alpha, applies Laplace/Lidstone smoothing to category counts so that category-class combinations unseen in training do not receive zero probability.</w:t>
+        <w:t xml:space="preserve">Two variants were trained and compared. </w:t>
+      </w:r>
+      <w:proofErr w:type="spellStart"/>
+      <w:r>
+        <w:t>GaussianNB</w:t>
+      </w:r>
+      <w:proofErr w:type="spellEnd"/>
+      <w:r>
+        <w:t xml:space="preserve"> treats every (</w:t>
+      </w:r>
+      <w:proofErr w:type="spellStart"/>
+      <w:r>
+        <w:t>standardised</w:t>
+      </w:r>
+      <w:proofErr w:type="spellEnd"/>
+      <w:r>
+        <w:t xml:space="preserve">) feature as continuous and models each with a per-class normal distribution; its key hyperparameter, </w:t>
+      </w:r>
+      <w:proofErr w:type="spellStart"/>
+      <w:r>
+        <w:t>var_smoothing</w:t>
+      </w:r>
+      <w:proofErr w:type="spellEnd"/>
+      <w:r>
+        <w:t xml:space="preserve">, adds a small value to every variance estimate to prevent numerical instability from near-zero variances. </w:t>
+      </w:r>
+      <w:proofErr w:type="spellStart"/>
+      <w:r>
+        <w:t>CategoricalNB</w:t>
+      </w:r>
+      <w:proofErr w:type="spellEnd"/>
+      <w:r>
+        <w:t xml:space="preserve"> treats every feature as categorical (with the numeric features quintile-binned as described in Section 5); its key hyperparameter, alpha, applies Laplace/Lidstone smoothing to category counts so that category-class combinations unseen in training do not receive zero probability.</w:t>
       </w:r>
     </w:p>
     <w:p>
       <w:r>
-        <w:t xml:space="preserve">Both hyperparameters were tuned with GridSearchCV using 5-fold stratified cross-validation on the training set only. For GaussianNB, twenty values of var_smoothing spanning nine orders of magnitude were searched, selecting approximately 0.113 with a cross-validated accuracy of 0.335. For CategoricalNB, six values of alpha were searched, selecting 0.5 with a cross-validated accuracy of 0.337. A DummyClassifier that always predicts the most frequent training class was </w:t>
+        <w:t xml:space="preserve">Both hyperparameters were tuned with </w:t>
+      </w:r>
+      <w:proofErr w:type="spellStart"/>
+      <w:r>
+        <w:t>GridSearchCV</w:t>
+      </w:r>
+      <w:proofErr w:type="spellEnd"/>
+      <w:r>
+        <w:t xml:space="preserve"> using 5-fold stratified cross-validation on the training set only. For </w:t>
+      </w:r>
+      <w:proofErr w:type="spellStart"/>
+      <w:r>
+        <w:t>GaussianNB</w:t>
+      </w:r>
+      <w:proofErr w:type="spellEnd"/>
+      <w:r>
+        <w:t xml:space="preserve">, twenty values of </w:t>
+      </w:r>
+      <w:proofErr w:type="spellStart"/>
+      <w:r>
+        <w:t>var_smoothing</w:t>
+      </w:r>
+      <w:proofErr w:type="spellEnd"/>
+      <w:r>
+        <w:t xml:space="preserve"> spanning nine orders of magnitude were searched, selecting approximately 0.113 with a cross-validated accuracy of 0.335. For </w:t>
+      </w:r>
+      <w:proofErr w:type="spellStart"/>
+      <w:r>
+        <w:t>CategoricalNB</w:t>
+      </w:r>
+      <w:proofErr w:type="spellEnd"/>
+      <w:r>
+        <w:t xml:space="preserve">, six values of alpha were searched, selecting 0.5 with a cross-validated accuracy of 0.337. A </w:t>
+      </w:r>
+      <w:proofErr w:type="spellStart"/>
+      <w:r>
+        <w:t>DummyClassifier</w:t>
+      </w:r>
+      <w:proofErr w:type="spellEnd"/>
+      <w:r>
+        <w:t xml:space="preserve"> that always predicts the most frequent training class was </w:t>
       </w:r>
       <w:r>
         <w:lastRenderedPageBreak/>
-        <w:t>also fitted as a majority-class baseline: any model unable to clearly beat it has learned nothing real from the features.</w:t>
+        <w:t>also fitted as a majority-class baseline: any model unable to clearly beat it has learned nothing real from the features. Beyond inspecting the reported accuracy figures, both tuned estimators were also passed through scikit-</w:t>
+      </w:r>
+      <w:proofErr w:type="spellStart"/>
+      <w:r>
+        <w:t>learn's</w:t>
+      </w:r>
+      <w:proofErr w:type="spellEnd"/>
+      <w:r>
+        <w:t xml:space="preserve"> own </w:t>
+      </w:r>
+      <w:proofErr w:type="spellStart"/>
+      <w:r>
+        <w:t>check_is_</w:t>
+      </w:r>
+      <w:proofErr w:type="gramStart"/>
+      <w:r>
+        <w:t>fitted</w:t>
+      </w:r>
+      <w:proofErr w:type="spellEnd"/>
+      <w:r>
+        <w:t>(</w:t>
+      </w:r>
+      <w:proofErr w:type="gramEnd"/>
+      <w:r>
+        <w:t xml:space="preserve">) utility, which raises an error </w:t>
+      </w:r>
+      <w:proofErr w:type="gramStart"/>
+      <w:r>
+        <w:t>if .fit</w:t>
+      </w:r>
+      <w:proofErr w:type="gramEnd"/>
+      <w:r>
+        <w:t xml:space="preserve">() was never actually called - both passed, confirming </w:t>
+      </w:r>
+      <w:proofErr w:type="spellStart"/>
+      <w:r>
+        <w:t>GaussianNB</w:t>
+      </w:r>
+      <w:proofErr w:type="spellEnd"/>
+      <w:r>
+        <w:t xml:space="preserve"> and </w:t>
+      </w:r>
+      <w:proofErr w:type="spellStart"/>
+      <w:r>
+        <w:t>CategoricalNB</w:t>
+      </w:r>
+      <w:proofErr w:type="spellEnd"/>
+      <w:r>
+        <w:t xml:space="preserve"> were genuinely trained rather than left as untrained objects.</w:t>
       </w:r>
     </w:p>
     <w:p>
       <w:pPr>
         <w:pStyle w:val="Heading1"/>
       </w:pPr>
-      <w:bookmarkStart w:id="13" w:name="_Toc235522909"/>
+      <w:bookmarkStart w:id="13" w:name="_Toc235547041"/>
       <w:r>
         <w:t>8. Performance Evaluation</w:t>
       </w:r>
@@ -3467,7 +3768,7 @@
       <w:pPr>
         <w:pStyle w:val="Heading2"/>
       </w:pPr>
-      <w:bookmarkStart w:id="14" w:name="_Toc235522910"/>
+      <w:bookmarkStart w:id="14" w:name="_Toc235547042"/>
       <w:r>
         <w:t>8.1 Results</w:t>
       </w:r>
@@ -3475,7 +3776,15 @@
     </w:p>
     <w:p>
       <w:r>
-        <w:t>The trained models were evaluated on the untouched 10,994-row test set using accuracy, weighted precision, weighted recall, weighted F1-score, one-vs-rest multi-class ROC-AUC, confusion matrices and per-class classification reports. Table 2 summarises the headline numbers.</w:t>
+        <w:t xml:space="preserve">The trained models were evaluated on the untouched 10,994-row test set using accuracy, weighted precision, weighted recall, weighted F1-score, one-vs-rest multi-class ROC-AUC, confusion matrices and per-class classification reports. Table 2 </w:t>
+      </w:r>
+      <w:proofErr w:type="spellStart"/>
+      <w:r>
+        <w:t>summarises</w:t>
+      </w:r>
+      <w:proofErr w:type="spellEnd"/>
+      <w:r>
+        <w:t xml:space="preserve"> the headline numbers.</w:t>
       </w:r>
     </w:p>
     <w:p>
@@ -3599,7 +3908,23 @@
                 <w:b/>
                 <w:sz w:val="21"/>
               </w:rPr>
-              <w:t>ROC-AUC (OvR)</w:t>
+              <w:t>ROC-AUC (</w:t>
+            </w:r>
+            <w:proofErr w:type="spellStart"/>
+            <w:r>
+              <w:rPr>
+                <w:b/>
+                <w:sz w:val="21"/>
+              </w:rPr>
+              <w:t>OvR</w:t>
+            </w:r>
+            <w:proofErr w:type="spellEnd"/>
+            <w:r>
+              <w:rPr>
+                <w:b/>
+                <w:sz w:val="21"/>
+              </w:rPr>
+              <w:t>)</w:t>
             </w:r>
           </w:p>
         </w:tc>
@@ -3711,11 +4036,19 @@
             <w:pPr>
               <w:spacing w:line="240" w:lineRule="auto"/>
             </w:pPr>
+            <w:proofErr w:type="spellStart"/>
             <w:r>
               <w:rPr>
                 <w:sz w:val="21"/>
               </w:rPr>
-              <w:t>GaussianNB (tuned)</w:t>
+              <w:t>GaussianNB</w:t>
+            </w:r>
+            <w:proofErr w:type="spellEnd"/>
+            <w:r>
+              <w:rPr>
+                <w:sz w:val="21"/>
+              </w:rPr>
+              <w:t xml:space="preserve"> (tuned)</w:t>
             </w:r>
           </w:p>
         </w:tc>
@@ -3809,11 +4142,19 @@
             <w:pPr>
               <w:spacing w:line="240" w:lineRule="auto"/>
             </w:pPr>
+            <w:proofErr w:type="spellStart"/>
             <w:r>
               <w:rPr>
                 <w:sz w:val="21"/>
               </w:rPr>
-              <w:t>CategoricalNB (tuned)</w:t>
+              <w:t>CategoricalNB</w:t>
+            </w:r>
+            <w:proofErr w:type="spellEnd"/>
+            <w:r>
+              <w:rPr>
+                <w:sz w:val="21"/>
+              </w:rPr>
+              <w:t xml:space="preserve"> (tuned)</w:t>
             </w:r>
           </w:p>
         </w:tc>
@@ -3953,7 +4294,36 @@
         <w:rPr>
           <w:i/>
         </w:rPr>
-        <w:t>Figure 9. Confusion matrices for GaussianNB (left) and CategoricalNB (right).</w:t>
+        <w:lastRenderedPageBreak/>
+        <w:t xml:space="preserve">Figure 9. Confusion matrices for </w:t>
+      </w:r>
+      <w:proofErr w:type="spellStart"/>
+      <w:r>
+        <w:rPr>
+          <w:i/>
+        </w:rPr>
+        <w:t>GaussianNB</w:t>
+      </w:r>
+      <w:proofErr w:type="spellEnd"/>
+      <w:r>
+        <w:rPr>
+          <w:i/>
+        </w:rPr>
+        <w:t xml:space="preserve"> (left) and </w:t>
+      </w:r>
+      <w:proofErr w:type="spellStart"/>
+      <w:r>
+        <w:rPr>
+          <w:i/>
+        </w:rPr>
+        <w:t>CategoricalNB</w:t>
+      </w:r>
+      <w:proofErr w:type="spellEnd"/>
+      <w:r>
+        <w:rPr>
+          <w:i/>
+        </w:rPr>
+        <w:t xml:space="preserve"> (right).</w:t>
       </w:r>
     </w:p>
     <w:p>
@@ -3964,12 +4334,11 @@
         <w:rPr>
           <w:noProof/>
         </w:rPr>
-        <w:lastRenderedPageBreak/>
         <w:drawing>
-          <wp:inline distT="0" distB="0" distL="0" distR="0" wp14:anchorId="7DD88F32" wp14:editId="77FA70B0">
-            <wp:extent cx="5120640" cy="3176093"/>
+          <wp:inline distT="0" distB="0" distL="0" distR="0" wp14:anchorId="38248372" wp14:editId="6BD39011">
+            <wp:extent cx="5120640" cy="2951063"/>
             <wp:effectExtent l="0" t="0" r="0" b="0"/>
-            <wp:docPr id="10" name="Picture 10"/>
+            <wp:docPr id="24" name="Picture 24"/>
             <wp:cNvGraphicFramePr>
               <a:graphicFrameLocks xmlns:a="http://schemas.openxmlformats.org/drawingml/2006/main" noChangeAspect="1"/>
             </wp:cNvGraphicFramePr>
@@ -3977,7 +4346,7 @@
               <a:graphicData uri="http://schemas.openxmlformats.org/drawingml/2006/picture">
                 <pic:pic xmlns:pic="http://schemas.openxmlformats.org/drawingml/2006/picture">
                   <pic:nvPicPr>
-                    <pic:cNvPr id="0" name="fig10_cell58.png"/>
+                    <pic:cNvPr id="0" name="model_comparison_chart.png"/>
                     <pic:cNvPicPr/>
                   </pic:nvPicPr>
                   <pic:blipFill>
@@ -3989,7 +4358,7 @@
                   <pic:spPr>
                     <a:xfrm>
                       <a:off x="0" y="0"/>
-                      <a:ext cx="5120640" cy="3176093"/>
+                      <a:ext cx="5120640" cy="2951063"/>
                     </a:xfrm>
                     <a:prstGeom prst="rect">
                       <a:avLst/>
@@ -4017,7 +4386,7 @@
       <w:pPr>
         <w:pStyle w:val="Heading2"/>
       </w:pPr>
-      <w:bookmarkStart w:id="15" w:name="_Toc235522911"/>
+      <w:bookmarkStart w:id="15" w:name="_Toc235547043"/>
       <w:r>
         <w:t>8.2 Interpretation</w:t>
       </w:r>
@@ -4025,7 +4394,15 @@
     </w:p>
     <w:p>
       <w:r>
-        <w:t>Every model sits within one percentage point of the 33.3% expected by chance on this balanced three-class problem, and the ROC-AUC scores of 0.5003 and 0.4966 are statistically indistinguishable from 0.5 - the models' predicted probabilities rank cases no better than random guessing. Hyperparameter tuning did not materially change the outcome, ruling out bad default settings as the explanation. The confusion matrices (Figure 9) show predictions scattered across all three classes rather than concentrated on the diagonal.</w:t>
+        <w:t xml:space="preserve">Every model sits within one percentage point of the 33.3% expected by chance on this balanced three-class problem, and the ROC-AUC scores of 0.5003 and 0.4966 are statistically indistinguishable from 0.5 - the </w:t>
+      </w:r>
+      <w:proofErr w:type="gramStart"/>
+      <w:r>
+        <w:t>models'</w:t>
+      </w:r>
+      <w:proofErr w:type="gramEnd"/>
+      <w:r>
+        <w:t xml:space="preserve"> predicted probabilities rank cases no better than random guessing. Hyperparameter tuning did not materially change the outcome, ruling out bad default settings as the explanation. The confusion matrices (Figure 9) show predictions scattered across all three classes rather than concentrated on the diagonal.</w:t>
       </w:r>
     </w:p>
     <w:p>
@@ -4035,11 +4412,16 @@
     </w:p>
     <w:p>
       <w:r>
-        <w:t xml:space="preserve">The per-class classification reports add nuance the weighted averages hide. Both trained models spread their predictions across the classes with per-class precision, recall and F1 all clustered </w:t>
-      </w:r>
-      <w:r>
         <w:lastRenderedPageBreak/>
-        <w:t>near one third, while the baseline achieves recall of 1.00 on its single predicted class (Abnormal) and zero on the others - which is why its weighted precision (0.1125) and F1 (0.1685) are so poor despite matching accuracy. That the trained models beat the baseline on precision and F1 but not accuracy is exactly the signature of models that produce varied but uninformative predictions.</w:t>
+        <w:t xml:space="preserve">The per-class classification reports add nuance the weighted averages hide. Both trained models spread their predictions across the classes with per-class precision, recall and F1 all clustered near one third, while the baseline achieves recall of 1.00 on its single predicted class (Abnormal) and zero on the others - which is why its weighted precision (0.1125) and F1 (0.1685) are so poor despite matching accuracy. That </w:t>
+      </w:r>
+      <w:proofErr w:type="gramStart"/>
+      <w:r>
+        <w:t>the trained</w:t>
+      </w:r>
+      <w:proofErr w:type="gramEnd"/>
+      <w:r>
+        <w:t xml:space="preserve"> models beat the baseline on precision and F1 but not accuracy is exactly the signature of models that produce varied but uninformative predictions.</w:t>
       </w:r>
     </w:p>
     <w:p>
@@ -4051,7 +4433,7 @@
       <w:pPr>
         <w:pStyle w:val="Heading1"/>
       </w:pPr>
-      <w:bookmarkStart w:id="16" w:name="_Toc235522912"/>
+      <w:bookmarkStart w:id="16" w:name="_Toc235547044"/>
       <w:r>
         <w:t>9. Results (Notebook Evidence)</w:t>
       </w:r>
@@ -4071,10 +4453,10 @@
           <w:noProof/>
         </w:rPr>
         <w:drawing>
-          <wp:inline distT="0" distB="0" distL="0" distR="0" wp14:anchorId="5DC21622" wp14:editId="79D7FC7A">
-            <wp:extent cx="5120640" cy="2343915"/>
+          <wp:inline distT="0" distB="0" distL="0" distR="0" wp14:anchorId="2E4ACC58" wp14:editId="068E22AA">
+            <wp:extent cx="5120640" cy="1921968"/>
             <wp:effectExtent l="0" t="0" r="0" b="0"/>
-            <wp:docPr id="11" name="Picture 11"/>
+            <wp:docPr id="25" name="Picture 25"/>
             <wp:cNvGraphicFramePr>
               <a:graphicFrameLocks xmlns:a="http://schemas.openxmlformats.org/drawingml/2006/main" noChangeAspect="1"/>
             </wp:cNvGraphicFramePr>
@@ -4082,7 +4464,7 @@
               <a:graphicData uri="http://schemas.openxmlformats.org/drawingml/2006/picture">
                 <pic:pic xmlns:pic="http://schemas.openxmlformats.org/drawingml/2006/picture">
                   <pic:nvPicPr>
-                    <pic:cNvPr id="0" name="shot_01_dataset_shape.png"/>
+                    <pic:cNvPr id="0" name="screenshot_01.png"/>
                     <pic:cNvPicPr/>
                   </pic:nvPicPr>
                   <pic:blipFill>
@@ -4094,7 +4476,7 @@
                   <pic:spPr>
                     <a:xfrm>
                       <a:off x="0" y="0"/>
-                      <a:ext cx="5120640" cy="2343915"/>
+                      <a:ext cx="5120640" cy="1921968"/>
                     </a:xfrm>
                     <a:prstGeom prst="rect">
                       <a:avLst/>
@@ -4129,10 +4511,10 @@
         </w:rPr>
         <w:lastRenderedPageBreak/>
         <w:drawing>
-          <wp:inline distT="0" distB="0" distL="0" distR="0" wp14:anchorId="6DFDC443" wp14:editId="3B5F2691">
-            <wp:extent cx="5120640" cy="2515303"/>
+          <wp:inline distT="0" distB="0" distL="0" distR="0" wp14:anchorId="15D48D4E" wp14:editId="163DAFFF">
+            <wp:extent cx="5120640" cy="2060239"/>
             <wp:effectExtent l="0" t="0" r="0" b="0"/>
-            <wp:docPr id="12" name="Picture 12"/>
+            <wp:docPr id="26" name="Picture 26"/>
             <wp:cNvGraphicFramePr>
               <a:graphicFrameLocks xmlns:a="http://schemas.openxmlformats.org/drawingml/2006/main" noChangeAspect="1"/>
             </wp:cNvGraphicFramePr>
@@ -4140,7 +4522,7 @@
               <a:graphicData uri="http://schemas.openxmlformats.org/drawingml/2006/picture">
                 <pic:pic xmlns:pic="http://schemas.openxmlformats.org/drawingml/2006/picture">
                   <pic:nvPicPr>
-                    <pic:cNvPr id="0" name="shot_02_df_info.png"/>
+                    <pic:cNvPr id="0" name="screenshot_02.png"/>
                     <pic:cNvPicPr/>
                   </pic:nvPicPr>
                   <pic:blipFill>
@@ -4152,7 +4534,7 @@
                   <pic:spPr>
                     <a:xfrm>
                       <a:off x="0" y="0"/>
-                      <a:ext cx="5120640" cy="2515303"/>
+                      <a:ext cx="5120640" cy="2060239"/>
                     </a:xfrm>
                     <a:prstGeom prst="rect">
                       <a:avLst/>
@@ -4174,7 +4556,23 @@
           <w:i/>
           <w:sz w:val="20"/>
         </w:rPr>
-        <w:t>Screenshot 2. Column data types via df.info().</w:t>
+        <w:t xml:space="preserve">Screenshot 2. Column data types via </w:t>
+      </w:r>
+      <w:proofErr w:type="gramStart"/>
+      <w:r>
+        <w:rPr>
+          <w:i/>
+          <w:sz w:val="20"/>
+        </w:rPr>
+        <w:t>df.info(</w:t>
+      </w:r>
+      <w:proofErr w:type="gramEnd"/>
+      <w:r>
+        <w:rPr>
+          <w:i/>
+          <w:sz w:val="20"/>
+        </w:rPr>
+        <w:t>).</w:t>
       </w:r>
     </w:p>
     <w:p>
@@ -4185,12 +4583,11 @@
         <w:rPr>
           <w:noProof/>
         </w:rPr>
-        <w:lastRenderedPageBreak/>
         <w:drawing>
-          <wp:inline distT="0" distB="0" distL="0" distR="0" wp14:anchorId="4C5755A0" wp14:editId="4D7CC9DE">
-            <wp:extent cx="5120640" cy="5289452"/>
+          <wp:inline distT="0" distB="0" distL="0" distR="0" wp14:anchorId="57958820" wp14:editId="1E942033">
+            <wp:extent cx="5120640" cy="4397021"/>
             <wp:effectExtent l="0" t="0" r="0" b="0"/>
-            <wp:docPr id="13" name="Picture 13"/>
+            <wp:docPr id="27" name="Picture 27"/>
             <wp:cNvGraphicFramePr>
               <a:graphicFrameLocks xmlns:a="http://schemas.openxmlformats.org/drawingml/2006/main" noChangeAspect="1"/>
             </wp:cNvGraphicFramePr>
@@ -4198,7 +4595,7 @@
               <a:graphicData uri="http://schemas.openxmlformats.org/drawingml/2006/picture">
                 <pic:pic xmlns:pic="http://schemas.openxmlformats.org/drawingml/2006/picture">
                   <pic:nvPicPr>
-                    <pic:cNvPr id="0" name="shot_03_dtype_conversion.png"/>
+                    <pic:cNvPr id="0" name="screenshot_03.png"/>
                     <pic:cNvPicPr/>
                   </pic:nvPicPr>
                   <pic:blipFill>
@@ -4210,7 +4607,7 @@
                   <pic:spPr>
                     <a:xfrm>
                       <a:off x="0" y="0"/>
-                      <a:ext cx="5120640" cy="5289452"/>
+                      <a:ext cx="5120640" cy="4397021"/>
                     </a:xfrm>
                     <a:prstGeom prst="rect">
                       <a:avLst/>
@@ -4245,10 +4642,10 @@
         </w:rPr>
         <w:lastRenderedPageBreak/>
         <w:drawing>
-          <wp:inline distT="0" distB="0" distL="0" distR="0" wp14:anchorId="47593552" wp14:editId="445F654D">
-            <wp:extent cx="5120640" cy="3190553"/>
+          <wp:inline distT="0" distB="0" distL="0" distR="0" wp14:anchorId="33A3FF92" wp14:editId="359062F9">
+            <wp:extent cx="5120640" cy="2592612"/>
             <wp:effectExtent l="0" t="0" r="0" b="0"/>
-            <wp:docPr id="14" name="Picture 14"/>
+            <wp:docPr id="28" name="Picture 28"/>
             <wp:cNvGraphicFramePr>
               <a:graphicFrameLocks xmlns:a="http://schemas.openxmlformats.org/drawingml/2006/main" noChangeAspect="1"/>
             </wp:cNvGraphicFramePr>
@@ -4256,7 +4653,7 @@
               <a:graphicData uri="http://schemas.openxmlformats.org/drawingml/2006/picture">
                 <pic:pic xmlns:pic="http://schemas.openxmlformats.org/drawingml/2006/picture">
                   <pic:nvPicPr>
-                    <pic:cNvPr id="0" name="shot_04_missing_duplicates.png"/>
+                    <pic:cNvPr id="0" name="screenshot_04.png"/>
                     <pic:cNvPicPr/>
                   </pic:nvPicPr>
                   <pic:blipFill>
@@ -4268,7 +4665,7 @@
                   <pic:spPr>
                     <a:xfrm>
                       <a:off x="0" y="0"/>
-                      <a:ext cx="5120640" cy="3190553"/>
+                      <a:ext cx="5120640" cy="2592612"/>
                     </a:xfrm>
                     <a:prstGeom prst="rect">
                       <a:avLst/>
@@ -4301,11 +4698,12 @@
         <w:rPr>
           <w:noProof/>
         </w:rPr>
+        <w:lastRenderedPageBreak/>
         <w:drawing>
-          <wp:inline distT="0" distB="0" distL="0" distR="0" wp14:anchorId="1ABE2500" wp14:editId="0B9E254E">
-            <wp:extent cx="5120640" cy="3280585"/>
+          <wp:inline distT="0" distB="0" distL="0" distR="0" wp14:anchorId="7F31C99D" wp14:editId="3410801A">
+            <wp:extent cx="5120640" cy="5106800"/>
             <wp:effectExtent l="0" t="0" r="0" b="0"/>
-            <wp:docPr id="15" name="Picture 15"/>
+            <wp:docPr id="38" name="Picture 38"/>
             <wp:cNvGraphicFramePr>
               <a:graphicFrameLocks xmlns:a="http://schemas.openxmlformats.org/drawingml/2006/main" noChangeAspect="1"/>
             </wp:cNvGraphicFramePr>
@@ -4313,7 +4711,7 @@
               <a:graphicData uri="http://schemas.openxmlformats.org/drawingml/2006/picture">
                 <pic:pic xmlns:pic="http://schemas.openxmlformats.org/drawingml/2006/picture">
                   <pic:nvPicPr>
-                    <pic:cNvPr id="0" name="shot_05_anova_cramers_v.png"/>
+                    <pic:cNvPr id="0" name="screenshot_04b.png"/>
                     <pic:cNvPicPr/>
                   </pic:nvPicPr>
                   <pic:blipFill>
@@ -4325,7 +4723,7 @@
                   <pic:spPr>
                     <a:xfrm>
                       <a:off x="0" y="0"/>
-                      <a:ext cx="5120640" cy="3280585"/>
+                      <a:ext cx="5120640" cy="5106800"/>
                     </a:xfrm>
                     <a:prstGeom prst="rect">
                       <a:avLst/>
@@ -4347,7 +4745,7 @@
           <w:i/>
           <w:sz w:val="20"/>
         </w:rPr>
-        <w:t>Screenshot 5. ANOVA and Cramer's V association tests.</w:t>
+        <w:t>Screenshot 4b. Categorical value validation – proves every categorical column contains only its documented values (e.g. Gender is exactly {Male, Female}) with no unexpected categories or blank/whitespace-only entries.</w:t>
       </w:r>
     </w:p>
     <w:p>
@@ -4360,10 +4758,10 @@
         </w:rPr>
         <w:lastRenderedPageBreak/>
         <w:drawing>
-          <wp:inline distT="0" distB="0" distL="0" distR="0" wp14:anchorId="4D09CC92" wp14:editId="0BF9CF77">
-            <wp:extent cx="5120640" cy="2678489"/>
+          <wp:inline distT="0" distB="0" distL="0" distR="0" wp14:anchorId="780F26DB" wp14:editId="78528F59">
+            <wp:extent cx="5120640" cy="2689489"/>
             <wp:effectExtent l="0" t="0" r="0" b="0"/>
-            <wp:docPr id="16" name="Picture 16"/>
+            <wp:docPr id="29" name="Picture 29"/>
             <wp:cNvGraphicFramePr>
               <a:graphicFrameLocks xmlns:a="http://schemas.openxmlformats.org/drawingml/2006/main" noChangeAspect="1"/>
             </wp:cNvGraphicFramePr>
@@ -4371,7 +4769,7 @@
               <a:graphicData uri="http://schemas.openxmlformats.org/drawingml/2006/picture">
                 <pic:pic xmlns:pic="http://schemas.openxmlformats.org/drawingml/2006/picture">
                   <pic:nvPicPr>
-                    <pic:cNvPr id="0" name="shot_06_df_prep_head.png"/>
+                    <pic:cNvPr id="0" name="screenshot_05.png"/>
                     <pic:cNvPicPr/>
                   </pic:nvPicPr>
                   <pic:blipFill>
@@ -4383,7 +4781,7 @@
                   <pic:spPr>
                     <a:xfrm>
                       <a:off x="0" y="0"/>
-                      <a:ext cx="5120640" cy="2678489"/>
+                      <a:ext cx="5120640" cy="2689489"/>
                     </a:xfrm>
                     <a:prstGeom prst="rect">
                       <a:avLst/>
@@ -4405,7 +4803,7 @@
           <w:i/>
           <w:sz w:val="20"/>
         </w:rPr>
-        <w:t>Screenshot 6. Prepared data with engineered Length of Stay.</w:t>
+        <w:t>Screenshot 5. ANOVA and Cramer's V association tests.</w:t>
       </w:r>
     </w:p>
     <w:p>
@@ -4417,10 +4815,10 @@
           <w:noProof/>
         </w:rPr>
         <w:drawing>
-          <wp:inline distT="0" distB="0" distL="0" distR="0" wp14:anchorId="0998B438" wp14:editId="42466D5C">
-            <wp:extent cx="5120640" cy="3606956"/>
+          <wp:inline distT="0" distB="0" distL="0" distR="0" wp14:anchorId="125249D6" wp14:editId="79E75DFF">
+            <wp:extent cx="5120640" cy="2131293"/>
             <wp:effectExtent l="0" t="0" r="0" b="0"/>
-            <wp:docPr id="17" name="Picture 17"/>
+            <wp:docPr id="30" name="Picture 30"/>
             <wp:cNvGraphicFramePr>
               <a:graphicFrameLocks xmlns:a="http://schemas.openxmlformats.org/drawingml/2006/main" noChangeAspect="1"/>
             </wp:cNvGraphicFramePr>
@@ -4428,7 +4826,7 @@
               <a:graphicData uri="http://schemas.openxmlformats.org/drawingml/2006/picture">
                 <pic:pic xmlns:pic="http://schemas.openxmlformats.org/drawingml/2006/picture">
                   <pic:nvPicPr>
-                    <pic:cNvPr id="0" name="shot_07_encoded_target_X_head.png"/>
+                    <pic:cNvPr id="0" name="screenshot_06.png"/>
                     <pic:cNvPicPr/>
                   </pic:nvPicPr>
                   <pic:blipFill>
@@ -4440,7 +4838,7 @@
                   <pic:spPr>
                     <a:xfrm>
                       <a:off x="0" y="0"/>
-                      <a:ext cx="5120640" cy="3606956"/>
+                      <a:ext cx="5120640" cy="2131293"/>
                     </a:xfrm>
                     <a:prstGeom prst="rect">
                       <a:avLst/>
@@ -4462,7 +4860,7 @@
           <w:i/>
           <w:sz w:val="20"/>
         </w:rPr>
-        <w:t>Screenshot 7. Encoded target classes and feature preview.</w:t>
+        <w:t>Screenshot 6. Prepared data with engineered Length of Stay.</w:t>
       </w:r>
     </w:p>
     <w:p>
@@ -4475,10 +4873,10 @@
         </w:rPr>
         <w:lastRenderedPageBreak/>
         <w:drawing>
-          <wp:inline distT="0" distB="0" distL="0" distR="0" wp14:anchorId="22DE31EC" wp14:editId="412DF9DC">
-            <wp:extent cx="5120640" cy="1755648"/>
+          <wp:inline distT="0" distB="0" distL="0" distR="0" wp14:anchorId="3C0DF5E0" wp14:editId="7E9E5E20">
+            <wp:extent cx="5120640" cy="2892470"/>
             <wp:effectExtent l="0" t="0" r="0" b="0"/>
-            <wp:docPr id="18" name="Picture 18"/>
+            <wp:docPr id="31" name="Picture 31"/>
             <wp:cNvGraphicFramePr>
               <a:graphicFrameLocks xmlns:a="http://schemas.openxmlformats.org/drawingml/2006/main" noChangeAspect="1"/>
             </wp:cNvGraphicFramePr>
@@ -4486,7 +4884,7 @@
               <a:graphicData uri="http://schemas.openxmlformats.org/drawingml/2006/picture">
                 <pic:pic xmlns:pic="http://schemas.openxmlformats.org/drawingml/2006/picture">
                   <pic:nvPicPr>
-                    <pic:cNvPr id="0" name="shot_08_train_test_split.png"/>
+                    <pic:cNvPr id="0" name="screenshot_07.png"/>
                     <pic:cNvPicPr/>
                   </pic:nvPicPr>
                   <pic:blipFill>
@@ -4498,7 +4896,7 @@
                   <pic:spPr>
                     <a:xfrm>
                       <a:off x="0" y="0"/>
-                      <a:ext cx="5120640" cy="1755648"/>
+                      <a:ext cx="5120640" cy="2892470"/>
                     </a:xfrm>
                     <a:prstGeom prst="rect">
                       <a:avLst/>
@@ -4520,7 +4918,7 @@
           <w:i/>
           <w:sz w:val="20"/>
         </w:rPr>
-        <w:t>Screenshot 8. Train/test split shapes and class balance.</w:t>
+        <w:t>Screenshot 7. Encoded target classes and feature preview.</w:t>
       </w:r>
     </w:p>
     <w:p>
@@ -4532,10 +4930,10 @@
           <w:noProof/>
         </w:rPr>
         <w:drawing>
-          <wp:inline distT="0" distB="0" distL="0" distR="0" wp14:anchorId="1BD73F92" wp14:editId="2BAE84EE">
-            <wp:extent cx="5120640" cy="1558700"/>
+          <wp:inline distT="0" distB="0" distL="0" distR="0" wp14:anchorId="1C8DE3F8" wp14:editId="0A6F5BC4">
+            <wp:extent cx="5120640" cy="1439315"/>
             <wp:effectExtent l="0" t="0" r="0" b="0"/>
-            <wp:docPr id="19" name="Picture 19"/>
+            <wp:docPr id="32" name="Picture 32"/>
             <wp:cNvGraphicFramePr>
               <a:graphicFrameLocks xmlns:a="http://schemas.openxmlformats.org/drawingml/2006/main" noChangeAspect="1"/>
             </wp:cNvGraphicFramePr>
@@ -4543,7 +4941,7 @@
               <a:graphicData uri="http://schemas.openxmlformats.org/drawingml/2006/picture">
                 <pic:pic xmlns:pic="http://schemas.openxmlformats.org/drawingml/2006/picture">
                   <pic:nvPicPr>
-                    <pic:cNvPr id="0" name="shot_09_gaussiannb_tuning.png"/>
+                    <pic:cNvPr id="0" name="screenshot_08.png"/>
                     <pic:cNvPicPr/>
                   </pic:nvPicPr>
                   <pic:blipFill>
@@ -4555,7 +4953,7 @@
                   <pic:spPr>
                     <a:xfrm>
                       <a:off x="0" y="0"/>
-                      <a:ext cx="5120640" cy="1558700"/>
+                      <a:ext cx="5120640" cy="1439315"/>
                     </a:xfrm>
                     <a:prstGeom prst="rect">
                       <a:avLst/>
@@ -4577,7 +4975,7 @@
           <w:i/>
           <w:sz w:val="20"/>
         </w:rPr>
-        <w:t>Screenshot 9. Tuned GaussianNB hyperparameter search result.</w:t>
+        <w:t>Screenshot 8. Train/test split shapes and class balance.</w:t>
       </w:r>
     </w:p>
     <w:p>
@@ -4588,12 +4986,11 @@
         <w:rPr>
           <w:noProof/>
         </w:rPr>
-        <w:lastRenderedPageBreak/>
         <w:drawing>
-          <wp:inline distT="0" distB="0" distL="0" distR="0" wp14:anchorId="612E5D79" wp14:editId="4AC4E1F1">
-            <wp:extent cx="5120640" cy="3860175"/>
+          <wp:inline distT="0" distB="0" distL="0" distR="0" wp14:anchorId="6D202A4B" wp14:editId="06037304">
+            <wp:extent cx="5120640" cy="1277853"/>
             <wp:effectExtent l="0" t="0" r="0" b="0"/>
-            <wp:docPr id="20" name="Picture 20"/>
+            <wp:docPr id="33" name="Picture 33"/>
             <wp:cNvGraphicFramePr>
               <a:graphicFrameLocks xmlns:a="http://schemas.openxmlformats.org/drawingml/2006/main" noChangeAspect="1"/>
             </wp:cNvGraphicFramePr>
@@ -4601,7 +4998,7 @@
               <a:graphicData uri="http://schemas.openxmlformats.org/drawingml/2006/picture">
                 <pic:pic xmlns:pic="http://schemas.openxmlformats.org/drawingml/2006/picture">
                   <pic:nvPicPr>
-                    <pic:cNvPr id="0" name="shot_10_categoricalnb_tuning.png"/>
+                    <pic:cNvPr id="0" name="screenshot_09.png"/>
                     <pic:cNvPicPr/>
                   </pic:nvPicPr>
                   <pic:blipFill>
@@ -4613,7 +5010,7 @@
                   <pic:spPr>
                     <a:xfrm>
                       <a:off x="0" y="0"/>
-                      <a:ext cx="5120640" cy="3860175"/>
+                      <a:ext cx="5120640" cy="1277853"/>
                     </a:xfrm>
                     <a:prstGeom prst="rect">
                       <a:avLst/>
@@ -4635,7 +5032,23 @@
           <w:i/>
           <w:sz w:val="20"/>
         </w:rPr>
-        <w:t>Screenshot 10. Tuned CategoricalNB binning and hyperparameter.</w:t>
+        <w:t xml:space="preserve">Screenshot 9. Tuned </w:t>
+      </w:r>
+      <w:proofErr w:type="spellStart"/>
+      <w:r>
+        <w:rPr>
+          <w:i/>
+          <w:sz w:val="20"/>
+        </w:rPr>
+        <w:t>GaussianNB</w:t>
+      </w:r>
+      <w:proofErr w:type="spellEnd"/>
+      <w:r>
+        <w:rPr>
+          <w:i/>
+          <w:sz w:val="20"/>
+        </w:rPr>
+        <w:t xml:space="preserve"> hyperparameter search result.</w:t>
       </w:r>
     </w:p>
     <w:p>
@@ -4648,10 +5061,10 @@
         </w:rPr>
         <w:lastRenderedPageBreak/>
         <w:drawing>
-          <wp:inline distT="0" distB="0" distL="0" distR="0" wp14:anchorId="7E1CC578" wp14:editId="30D09484">
-            <wp:extent cx="5120640" cy="5148775"/>
+          <wp:inline distT="0" distB="0" distL="0" distR="0" wp14:anchorId="4D6005FE" wp14:editId="77D2BB2F">
+            <wp:extent cx="5120640" cy="2989347"/>
             <wp:effectExtent l="0" t="0" r="0" b="0"/>
-            <wp:docPr id="21" name="Picture 21"/>
+            <wp:docPr id="34" name="Picture 34"/>
             <wp:cNvGraphicFramePr>
               <a:graphicFrameLocks xmlns:a="http://schemas.openxmlformats.org/drawingml/2006/main" noChangeAspect="1"/>
             </wp:cNvGraphicFramePr>
@@ -4659,7 +5072,7 @@
               <a:graphicData uri="http://schemas.openxmlformats.org/drawingml/2006/picture">
                 <pic:pic xmlns:pic="http://schemas.openxmlformats.org/drawingml/2006/picture">
                   <pic:nvPicPr>
-                    <pic:cNvPr id="0" name="shot_11_evaluate_model_results.png"/>
+                    <pic:cNvPr id="0" name="screenshot_10.png"/>
                     <pic:cNvPicPr/>
                   </pic:nvPicPr>
                   <pic:blipFill>
@@ -4671,7 +5084,7 @@
                   <pic:spPr>
                     <a:xfrm>
                       <a:off x="0" y="0"/>
-                      <a:ext cx="5120640" cy="5148775"/>
+                      <a:ext cx="5120640" cy="2989347"/>
                     </a:xfrm>
                     <a:prstGeom prst="rect">
                       <a:avLst/>
@@ -4693,7 +5106,23 @@
           <w:i/>
           <w:sz w:val="20"/>
         </w:rPr>
-        <w:t>Screenshot 11. Accuracy, precision, recall and F1 output.</w:t>
+        <w:t xml:space="preserve">Screenshot 10. Tuned </w:t>
+      </w:r>
+      <w:proofErr w:type="spellStart"/>
+      <w:r>
+        <w:rPr>
+          <w:i/>
+          <w:sz w:val="20"/>
+        </w:rPr>
+        <w:t>CategoricalNB</w:t>
+      </w:r>
+      <w:proofErr w:type="spellEnd"/>
+      <w:r>
+        <w:rPr>
+          <w:i/>
+          <w:sz w:val="20"/>
+        </w:rPr>
+        <w:t xml:space="preserve"> binning and hyperparameter.</w:t>
       </w:r>
     </w:p>
     <w:p>
@@ -4704,12 +5133,11 @@
         <w:rPr>
           <w:noProof/>
         </w:rPr>
-        <w:lastRenderedPageBreak/>
         <w:drawing>
-          <wp:inline distT="0" distB="0" distL="0" distR="0" wp14:anchorId="4CDE529C" wp14:editId="08140F87">
-            <wp:extent cx="5120640" cy="4625457"/>
+          <wp:inline distT="0" distB="0" distL="0" distR="0" wp14:anchorId="6A63F913" wp14:editId="1857499D">
+            <wp:extent cx="5120640" cy="1591550"/>
             <wp:effectExtent l="0" t="0" r="0" b="0"/>
-            <wp:docPr id="22" name="Picture 22"/>
+            <wp:docPr id="39" name="Picture 39"/>
             <wp:cNvGraphicFramePr>
               <a:graphicFrameLocks xmlns:a="http://schemas.openxmlformats.org/drawingml/2006/main" noChangeAspect="1"/>
             </wp:cNvGraphicFramePr>
@@ -4717,7 +5145,7 @@
               <a:graphicData uri="http://schemas.openxmlformats.org/drawingml/2006/picture">
                 <pic:pic xmlns:pic="http://schemas.openxmlformats.org/drawingml/2006/picture">
                   <pic:nvPicPr>
-                    <pic:cNvPr id="0" name="shot_12_classification_reports.png"/>
+                    <pic:cNvPr id="0" name="screenshot_10b.png"/>
                     <pic:cNvPicPr/>
                   </pic:nvPicPr>
                   <pic:blipFill>
@@ -4729,7 +5157,7 @@
                   <pic:spPr>
                     <a:xfrm>
                       <a:off x="0" y="0"/>
-                      <a:ext cx="5120640" cy="4625457"/>
+                      <a:ext cx="5120640" cy="1591550"/>
                     </a:xfrm>
                     <a:prstGeom prst="rect">
                       <a:avLst/>
@@ -4751,7 +5179,87 @@
           <w:i/>
           <w:sz w:val="20"/>
         </w:rPr>
-        <w:t>Screenshot 12. Per-class classification reports for all models.</w:t>
+        <w:t xml:space="preserve">Screenshot 10b. Proof of training – </w:t>
+      </w:r>
+      <w:proofErr w:type="spellStart"/>
+      <w:r>
+        <w:rPr>
+          <w:i/>
+          <w:sz w:val="20"/>
+        </w:rPr>
+        <w:t>sklearn's</w:t>
+      </w:r>
+      <w:proofErr w:type="spellEnd"/>
+      <w:r>
+        <w:rPr>
+          <w:i/>
+          <w:sz w:val="20"/>
+        </w:rPr>
+        <w:t xml:space="preserve"> </w:t>
+      </w:r>
+      <w:proofErr w:type="spellStart"/>
+      <w:r>
+        <w:rPr>
+          <w:i/>
+          <w:sz w:val="20"/>
+        </w:rPr>
+        <w:t>check_is_</w:t>
+      </w:r>
+      <w:proofErr w:type="gramStart"/>
+      <w:r>
+        <w:rPr>
+          <w:i/>
+          <w:sz w:val="20"/>
+        </w:rPr>
+        <w:t>fitted</w:t>
+      </w:r>
+      <w:proofErr w:type="spellEnd"/>
+      <w:r>
+        <w:rPr>
+          <w:i/>
+          <w:sz w:val="20"/>
+        </w:rPr>
+        <w:t>(</w:t>
+      </w:r>
+      <w:proofErr w:type="gramEnd"/>
+      <w:r>
+        <w:rPr>
+          <w:i/>
+          <w:sz w:val="20"/>
+        </w:rPr>
+        <w:t xml:space="preserve">) confirms </w:t>
+      </w:r>
+      <w:proofErr w:type="spellStart"/>
+      <w:r>
+        <w:rPr>
+          <w:i/>
+          <w:sz w:val="20"/>
+        </w:rPr>
+        <w:t>GaussianNB</w:t>
+      </w:r>
+      <w:proofErr w:type="spellEnd"/>
+      <w:r>
+        <w:rPr>
+          <w:i/>
+          <w:sz w:val="20"/>
+        </w:rPr>
+        <w:t xml:space="preserve"> and </w:t>
+      </w:r>
+      <w:proofErr w:type="spellStart"/>
+      <w:r>
+        <w:rPr>
+          <w:i/>
+          <w:sz w:val="20"/>
+        </w:rPr>
+        <w:t>CategoricalNB</w:t>
+      </w:r>
+      <w:proofErr w:type="spellEnd"/>
+      <w:r>
+        <w:rPr>
+          <w:i/>
+          <w:sz w:val="20"/>
+        </w:rPr>
+        <w:t xml:space="preserve"> were genuinely fitted (not left as untrained estimator objects), with per-class training example counts shown for each.</w:t>
       </w:r>
     </w:p>
     <w:p>
@@ -4762,11 +5270,12 @@
         <w:rPr>
           <w:noProof/>
         </w:rPr>
+        <w:lastRenderedPageBreak/>
         <w:drawing>
-          <wp:inline distT="0" distB="0" distL="0" distR="0" wp14:anchorId="04A47441" wp14:editId="340C9CA8">
-            <wp:extent cx="5120640" cy="1367380"/>
+          <wp:inline distT="0" distB="0" distL="0" distR="0" wp14:anchorId="67AFBB3D" wp14:editId="5BAEFDA2">
+            <wp:extent cx="5120640" cy="4225681"/>
             <wp:effectExtent l="0" t="0" r="0" b="0"/>
-            <wp:docPr id="23" name="Picture 23"/>
+            <wp:docPr id="35" name="Picture 35"/>
             <wp:cNvGraphicFramePr>
               <a:graphicFrameLocks xmlns:a="http://schemas.openxmlformats.org/drawingml/2006/main" noChangeAspect="1"/>
             </wp:cNvGraphicFramePr>
@@ -4774,7 +5283,7 @@
               <a:graphicData uri="http://schemas.openxmlformats.org/drawingml/2006/picture">
                 <pic:pic xmlns:pic="http://schemas.openxmlformats.org/drawingml/2006/picture">
                   <pic:nvPicPr>
-                    <pic:cNvPr id="0" name="shot_13_roc_auc.png"/>
+                    <pic:cNvPr id="0" name="screenshot_11.png"/>
                     <pic:cNvPicPr/>
                   </pic:nvPicPr>
                   <pic:blipFill>
@@ -4786,7 +5295,7 @@
                   <pic:spPr>
                     <a:xfrm>
                       <a:off x="0" y="0"/>
-                      <a:ext cx="5120640" cy="1367380"/>
+                      <a:ext cx="5120640" cy="4225681"/>
                     </a:xfrm>
                     <a:prstGeom prst="rect">
                       <a:avLst/>
@@ -4808,6 +5317,121 @@
           <w:i/>
           <w:sz w:val="20"/>
         </w:rPr>
+        <w:t>Screenshot 11. Accuracy, precision, recall and F1 output.</w:t>
+      </w:r>
+    </w:p>
+    <w:p>
+      <w:pPr>
+        <w:jc w:val="center"/>
+      </w:pPr>
+      <w:r>
+        <w:rPr>
+          <w:noProof/>
+        </w:rPr>
+        <w:lastRenderedPageBreak/>
+        <w:drawing>
+          <wp:inline distT="0" distB="0" distL="0" distR="0" wp14:anchorId="63450DF6" wp14:editId="6B357599">
+            <wp:extent cx="5120640" cy="3552156"/>
+            <wp:effectExtent l="0" t="0" r="0" b="0"/>
+            <wp:docPr id="36" name="Picture 36"/>
+            <wp:cNvGraphicFramePr>
+              <a:graphicFrameLocks xmlns:a="http://schemas.openxmlformats.org/drawingml/2006/main" noChangeAspect="1"/>
+            </wp:cNvGraphicFramePr>
+            <a:graphic xmlns:a="http://schemas.openxmlformats.org/drawingml/2006/main">
+              <a:graphicData uri="http://schemas.openxmlformats.org/drawingml/2006/picture">
+                <pic:pic xmlns:pic="http://schemas.openxmlformats.org/drawingml/2006/picture">
+                  <pic:nvPicPr>
+                    <pic:cNvPr id="0" name="screenshot_12.png"/>
+                    <pic:cNvPicPr/>
+                  </pic:nvPicPr>
+                  <pic:blipFill>
+                    <a:blip r:embed="rId31"/>
+                    <a:stretch>
+                      <a:fillRect/>
+                    </a:stretch>
+                  </pic:blipFill>
+                  <pic:spPr>
+                    <a:xfrm>
+                      <a:off x="0" y="0"/>
+                      <a:ext cx="5120640" cy="3552156"/>
+                    </a:xfrm>
+                    <a:prstGeom prst="rect">
+                      <a:avLst/>
+                    </a:prstGeom>
+                  </pic:spPr>
+                </pic:pic>
+              </a:graphicData>
+            </a:graphic>
+          </wp:inline>
+        </w:drawing>
+      </w:r>
+    </w:p>
+    <w:p>
+      <w:pPr>
+        <w:jc w:val="center"/>
+      </w:pPr>
+      <w:r>
+        <w:rPr>
+          <w:i/>
+          <w:sz w:val="20"/>
+        </w:rPr>
+        <w:t>Screenshot 12. Per-class classification reports for all models.</w:t>
+      </w:r>
+    </w:p>
+    <w:p>
+      <w:pPr>
+        <w:jc w:val="center"/>
+      </w:pPr>
+      <w:r>
+        <w:rPr>
+          <w:noProof/>
+        </w:rPr>
+        <w:drawing>
+          <wp:inline distT="0" distB="0" distL="0" distR="0" wp14:anchorId="7CED699C" wp14:editId="3AF98FC4">
+            <wp:extent cx="5120640" cy="1125618"/>
+            <wp:effectExtent l="0" t="0" r="0" b="0"/>
+            <wp:docPr id="37" name="Picture 37"/>
+            <wp:cNvGraphicFramePr>
+              <a:graphicFrameLocks xmlns:a="http://schemas.openxmlformats.org/drawingml/2006/main" noChangeAspect="1"/>
+            </wp:cNvGraphicFramePr>
+            <a:graphic xmlns:a="http://schemas.openxmlformats.org/drawingml/2006/main">
+              <a:graphicData uri="http://schemas.openxmlformats.org/drawingml/2006/picture">
+                <pic:pic xmlns:pic="http://schemas.openxmlformats.org/drawingml/2006/picture">
+                  <pic:nvPicPr>
+                    <pic:cNvPr id="0" name="screenshot_13.png"/>
+                    <pic:cNvPicPr/>
+                  </pic:nvPicPr>
+                  <pic:blipFill>
+                    <a:blip r:embed="rId32"/>
+                    <a:stretch>
+                      <a:fillRect/>
+                    </a:stretch>
+                  </pic:blipFill>
+                  <pic:spPr>
+                    <a:xfrm>
+                      <a:off x="0" y="0"/>
+                      <a:ext cx="5120640" cy="1125618"/>
+                    </a:xfrm>
+                    <a:prstGeom prst="rect">
+                      <a:avLst/>
+                    </a:prstGeom>
+                  </pic:spPr>
+                </pic:pic>
+              </a:graphicData>
+            </a:graphic>
+          </wp:inline>
+        </w:drawing>
+      </w:r>
+    </w:p>
+    <w:p>
+      <w:pPr>
+        <w:jc w:val="center"/>
+      </w:pPr>
+      <w:r>
+        <w:rPr>
+          <w:i/>
+          <w:sz w:val="20"/>
+        </w:rPr>
         <w:t>Screenshot 13. Multi-class ROC-AUC output.</w:t>
       </w:r>
     </w:p>
@@ -4815,7 +5439,7 @@
       <w:pPr>
         <w:pStyle w:val="Heading1"/>
       </w:pPr>
-      <w:bookmarkStart w:id="17" w:name="_Toc235522913"/>
+      <w:bookmarkStart w:id="17" w:name="_Toc235547045"/>
       <w:r>
         <w:t>10. Ethical, Social and Future Implications</w:t>
       </w:r>
@@ -4823,11 +5447,19 @@
     </w:p>
     <w:p>
       <w:r>
-        <w:t xml:space="preserve">Ethical implications. Healthcare data is among the most sensitive categories of personal information; although this dataset is synthetic, any real deployment would require strict </w:t>
+        <w:t>Ethical implications. Healthcare data is among the most sensitive categories of personal information; although this dataset is synthetic, any real deployment would require strict compliance with data-protection regimes such as HIPAA or PDPA and informed patient consent (</w:t>
+      </w:r>
+      <w:proofErr w:type="spellStart"/>
+      <w:r>
+        <w:t>Tilala</w:t>
+      </w:r>
+      <w:proofErr w:type="spellEnd"/>
+      <w:r>
+        <w:t xml:space="preserve"> et al., 2024). More immediately, a model whose ROC-AUC is indistinguishable from 0.5 provides no discriminative signal and must not inform real clinical decisions: wrong predictions of normal or abnormal outcomes could cause misdiagnosis, delayed treatment or unnecessary intervention. Bias is a further concern - if demographic subgroups (for example, by insurance </w:t>
       </w:r>
       <w:r>
         <w:lastRenderedPageBreak/>
-        <w:t>compliance with data-protection regimes such as HIPAA or PDPA and informed patient consent (Tilala et al., 2024). More immediately, a model whose ROC-AUC is indistinguishable from 0.5 provides no discriminative signal and must not inform real clinical decisions: wrong predictions of normal or abnormal outcomes could cause misdiagnosis, delayed treatment or unnecessary intervention. Bias is a further concern - if demographic subgroups (for example, by insurance provider, a proxy for socioeconomic status) were systematically mis-predicted, an AI system could quietly widen existing healthcare inequities, a risk repeatedly flagged in the clinical-AI ethics literature (Benzinger et al., 2023).</w:t>
+        <w:t>provider, a proxy for socioeconomic status) were systematically mis-predicted, an AI system could quietly widen existing healthcare inequities, a risk repeatedly flagged in the clinical-AI ethics literature (Benzinger et al., 2023).</w:t>
       </w:r>
     </w:p>
     <w:p>
@@ -4849,16 +5481,19 @@
       <w:pPr>
         <w:pStyle w:val="Heading1"/>
       </w:pPr>
-      <w:bookmarkStart w:id="18" w:name="_Toc235522914"/>
-      <w:r>
-        <w:lastRenderedPageBreak/>
+      <w:bookmarkStart w:id="18" w:name="_Toc235547046"/>
+      <w:r>
         <w:t>11. Conclusion</w:t>
       </w:r>
       <w:bookmarkEnd w:id="18"/>
     </w:p>
     <w:p>
       <w:r>
-        <w:t>This project loaded 55,500 hospital records, cleaned and type-converted them (removing 534 duplicates), explored them visually and statistically, engineered a Length of Stay feature, and trained two tuned Naive Bayes variants to predict test results. Both models performed at chance level, and the report demonstrated - through association tests, a majority-class baseline and ROC-AUC analysis - that this ceiling belongs to the dataset, not the algorithm. The work illustrates a principle central to responsible AI in healthcare: knowing, and showing, when a model should not be trusted is as important as building one that can be.</w:t>
+        <w:t xml:space="preserve">This project loaded 55,500 hospital records, cleaned and type-converted them (removing 534 duplicates), explored them visually and statistically, engineered a Length of Stay feature, and trained two tuned Naive Bayes variants to predict test results. Both models performed at chance level, and the report demonstrated - through association tests, a majority-class baseline and ROC-AUC analysis - that this ceiling belongs to the dataset, not the algorithm. The work </w:t>
+      </w:r>
+      <w:r>
+        <w:lastRenderedPageBreak/>
+        <w:t>illustrates a principle central to responsible AI in healthcare: knowing, and showing, when a model should not be trusted is as important as building one that can be.</w:t>
       </w:r>
     </w:p>
     <w:p>
@@ -4870,7 +5505,7 @@
       <w:pPr>
         <w:pStyle w:val="Heading1"/>
       </w:pPr>
-      <w:bookmarkStart w:id="19" w:name="_Toc235522917"/>
+      <w:bookmarkStart w:id="19" w:name="_Toc235547047"/>
       <w:r>
         <w:lastRenderedPageBreak/>
         <w:t>Marking Rubric (BCS102 Marking Scheme - Semester 2, 2026)</w:t>
@@ -5290,7 +5925,7 @@
     </w:tbl>
     <w:p/>
     <w:sectPr>
-      <w:footerReference w:type="default" r:id="rId31"/>
+      <w:footerReference w:type="default" r:id="rId33"/>
       <w:pgSz w:w="12240" w:h="15840"/>
       <w:pgMar w:top="1440" w:right="1440" w:bottom="1440" w:left="1440" w:header="720" w:footer="720" w:gutter="0"/>
       <w:cols w:space="720"/>

--- a/BCS102_Assignment_Report_DRAFT.docx
+++ b/BCS102_Assignment_Report_DRAFT.docx
@@ -4745,7 +4745,7 @@
           <w:i/>
           <w:sz w:val="20"/>
         </w:rPr>
-        <w:t>Screenshot 4b. Categorical value validation – proves every categorical column contains only its documented values (e.g. Gender is exactly {Male, Female}) with no unexpected categories or blank/whitespace-only entries.</w:t>
+        <w:t>Screenshot 4b. Categorical value validation: proves every categorical column contains only its documented values (e.g. Gender is exactly {Male, Female}) with no unexpected categories or blank/whitespace-only entries.</w:t>
       </w:r>
     </w:p>
     <w:p>
@@ -5179,7 +5179,7 @@
           <w:i/>
           <w:sz w:val="20"/>
         </w:rPr>
-        <w:t xml:space="preserve">Screenshot 10b. Proof of training – </w:t>
+        <w:t>Screenshot 10b. Proof of training: sklearn</w:t>
       </w:r>
       <w:proofErr w:type="spellStart"/>
       <w:r>
@@ -5187,7 +5187,7 @@
           <w:i/>
           <w:sz w:val="20"/>
         </w:rPr>
-        <w:t>sklearn's</w:t>
+        <w:t>'s</w:t>
       </w:r>
       <w:proofErr w:type="spellEnd"/>
       <w:r>

--- a/BCS102_Assignment_Report_DRAFT.docx
+++ b/BCS102_Assignment_Report_DRAFT.docx
@@ -37,10 +37,9 @@
         </w:tabs>
         <w:rPr>
           <w:rFonts w:asciiTheme="minorHAnsi" w:eastAsiaTheme="minorEastAsia" w:hAnsiTheme="minorHAnsi"/>
-          <w:noProof/>
           <w:kern w:val="2"/>
           <w:szCs w:val="30"/>
-          <w:lang w:val="en-MY" w:eastAsia="zh-CN" w:bidi="th-TH"/>
+          <w:lang w:eastAsia="zh-CN" w:bidi="th-TH"/>
           <w14:ligatures w14:val="standardContextual"/>
         </w:rPr>
       </w:pPr>
@@ -57,54 +56,46 @@
         <w:r>
           <w:rPr>
             <w:rStyle w:val="Hyperlink"/>
-            <w:noProof/>
           </w:rPr>
           <w:t>1. Introduction</w:t>
         </w:r>
         <w:r>
           <w:rPr>
-            <w:noProof/>
             <w:webHidden/>
           </w:rPr>
           <w:tab/>
         </w:r>
         <w:r>
           <w:rPr>
-            <w:noProof/>
             <w:webHidden/>
           </w:rPr>
           <w:fldChar w:fldCharType="begin"/>
         </w:r>
         <w:r>
           <w:rPr>
-            <w:noProof/>
             <w:webHidden/>
           </w:rPr>
           <w:instrText xml:space="preserve"> PAGEREF _Toc235547028 \h </w:instrText>
         </w:r>
         <w:r>
           <w:rPr>
-            <w:noProof/>
             <w:webHidden/>
           </w:rPr>
         </w:r>
         <w:r>
           <w:rPr>
-            <w:noProof/>
             <w:webHidden/>
           </w:rPr>
           <w:fldChar w:fldCharType="separate"/>
         </w:r>
         <w:r>
           <w:rPr>
-            <w:noProof/>
             <w:webHidden/>
           </w:rPr>
           <w:t>3</w:t>
         </w:r>
         <w:r>
           <w:rPr>
-            <w:noProof/>
             <w:webHidden/>
           </w:rPr>
           <w:fldChar w:fldCharType="end"/>
@@ -119,10 +110,9 @@
         </w:tabs>
         <w:rPr>
           <w:rFonts w:asciiTheme="minorHAnsi" w:eastAsiaTheme="minorEastAsia" w:hAnsiTheme="minorHAnsi"/>
-          <w:noProof/>
           <w:kern w:val="2"/>
           <w:szCs w:val="30"/>
-          <w:lang w:val="en-MY" w:eastAsia="zh-CN" w:bidi="th-TH"/>
+          <w:lang w:eastAsia="zh-CN" w:bidi="th-TH"/>
           <w14:ligatures w14:val="standardContextual"/>
         </w:rPr>
       </w:pPr>
@@ -130,54 +120,46 @@
         <w:r>
           <w:rPr>
             <w:rStyle w:val="Hyperlink"/>
-            <w:noProof/>
           </w:rPr>
           <w:t>2. Dataset Description and Collection</w:t>
         </w:r>
         <w:r>
           <w:rPr>
-            <w:noProof/>
             <w:webHidden/>
           </w:rPr>
           <w:tab/>
         </w:r>
         <w:r>
           <w:rPr>
-            <w:noProof/>
             <w:webHidden/>
           </w:rPr>
           <w:fldChar w:fldCharType="begin"/>
         </w:r>
         <w:r>
           <w:rPr>
-            <w:noProof/>
             <w:webHidden/>
           </w:rPr>
           <w:instrText xml:space="preserve"> PAGEREF _Toc235547029 \h </w:instrText>
         </w:r>
         <w:r>
           <w:rPr>
-            <w:noProof/>
             <w:webHidden/>
           </w:rPr>
         </w:r>
         <w:r>
           <w:rPr>
-            <w:noProof/>
             <w:webHidden/>
           </w:rPr>
           <w:fldChar w:fldCharType="separate"/>
         </w:r>
         <w:r>
           <w:rPr>
-            <w:noProof/>
             <w:webHidden/>
           </w:rPr>
           <w:t>3</w:t>
         </w:r>
         <w:r>
           <w:rPr>
-            <w:noProof/>
             <w:webHidden/>
           </w:rPr>
           <w:fldChar w:fldCharType="end"/>
@@ -192,10 +174,9 @@
         </w:tabs>
         <w:rPr>
           <w:rFonts w:asciiTheme="minorHAnsi" w:eastAsiaTheme="minorEastAsia" w:hAnsiTheme="minorHAnsi"/>
-          <w:noProof/>
           <w:kern w:val="2"/>
           <w:szCs w:val="30"/>
-          <w:lang w:val="en-MY" w:eastAsia="zh-CN" w:bidi="th-TH"/>
+          <w:lang w:eastAsia="zh-CN" w:bidi="th-TH"/>
           <w14:ligatures w14:val="standardContextual"/>
         </w:rPr>
       </w:pPr>
@@ -203,54 +184,46 @@
         <w:r>
           <w:rPr>
             <w:rStyle w:val="Hyperlink"/>
-            <w:noProof/>
           </w:rPr>
           <w:t>3. Data Exploration</w:t>
         </w:r>
         <w:r>
           <w:rPr>
-            <w:noProof/>
             <w:webHidden/>
           </w:rPr>
           <w:tab/>
         </w:r>
         <w:r>
           <w:rPr>
-            <w:noProof/>
             <w:webHidden/>
           </w:rPr>
           <w:fldChar w:fldCharType="begin"/>
         </w:r>
         <w:r>
           <w:rPr>
-            <w:noProof/>
             <w:webHidden/>
           </w:rPr>
           <w:instrText xml:space="preserve"> PAGEREF _Toc235547030 \h </w:instrText>
         </w:r>
         <w:r>
           <w:rPr>
-            <w:noProof/>
             <w:webHidden/>
           </w:rPr>
         </w:r>
         <w:r>
           <w:rPr>
-            <w:noProof/>
             <w:webHidden/>
           </w:rPr>
           <w:fldChar w:fldCharType="separate"/>
         </w:r>
         <w:r>
           <w:rPr>
-            <w:noProof/>
             <w:webHidden/>
           </w:rPr>
           <w:t>5</w:t>
         </w:r>
         <w:r>
           <w:rPr>
-            <w:noProof/>
             <w:webHidden/>
           </w:rPr>
           <w:fldChar w:fldCharType="end"/>
@@ -265,10 +238,9 @@
         </w:tabs>
         <w:rPr>
           <w:rFonts w:asciiTheme="minorHAnsi" w:eastAsiaTheme="minorEastAsia" w:hAnsiTheme="minorHAnsi"/>
-          <w:noProof/>
           <w:kern w:val="2"/>
           <w:szCs w:val="30"/>
-          <w:lang w:val="en-MY" w:eastAsia="zh-CN" w:bidi="th-TH"/>
+          <w:lang w:eastAsia="zh-CN" w:bidi="th-TH"/>
           <w14:ligatures w14:val="standardContextual"/>
         </w:rPr>
       </w:pPr>
@@ -276,54 +248,46 @@
         <w:r>
           <w:rPr>
             <w:rStyle w:val="Hyperlink"/>
-            <w:noProof/>
           </w:rPr>
           <w:t>4. Exploratory Data Analysis and Visualisation</w:t>
         </w:r>
         <w:r>
           <w:rPr>
-            <w:noProof/>
             <w:webHidden/>
           </w:rPr>
           <w:tab/>
         </w:r>
         <w:r>
           <w:rPr>
-            <w:noProof/>
             <w:webHidden/>
           </w:rPr>
           <w:fldChar w:fldCharType="begin"/>
         </w:r>
         <w:r>
           <w:rPr>
-            <w:noProof/>
             <w:webHidden/>
           </w:rPr>
           <w:instrText xml:space="preserve"> PAGEREF _Toc235547031 \h </w:instrText>
         </w:r>
         <w:r>
           <w:rPr>
-            <w:noProof/>
             <w:webHidden/>
           </w:rPr>
         </w:r>
         <w:r>
           <w:rPr>
-            <w:noProof/>
             <w:webHidden/>
           </w:rPr>
           <w:fldChar w:fldCharType="separate"/>
         </w:r>
         <w:r>
           <w:rPr>
-            <w:noProof/>
             <w:webHidden/>
           </w:rPr>
           <w:t>5</w:t>
         </w:r>
         <w:r>
           <w:rPr>
-            <w:noProof/>
             <w:webHidden/>
           </w:rPr>
           <w:fldChar w:fldCharType="end"/>
@@ -338,10 +302,9 @@
         </w:tabs>
         <w:rPr>
           <w:rFonts w:asciiTheme="minorHAnsi" w:eastAsiaTheme="minorEastAsia" w:hAnsiTheme="minorHAnsi"/>
-          <w:noProof/>
           <w:kern w:val="2"/>
           <w:szCs w:val="30"/>
-          <w:lang w:val="en-MY" w:eastAsia="zh-CN" w:bidi="th-TH"/>
+          <w:lang w:eastAsia="zh-CN" w:bidi="th-TH"/>
           <w14:ligatures w14:val="standardContextual"/>
         </w:rPr>
       </w:pPr>
@@ -349,54 +312,46 @@
         <w:r>
           <w:rPr>
             <w:rStyle w:val="Hyperlink"/>
-            <w:noProof/>
           </w:rPr>
           <w:t>4.1 Target variable</w:t>
         </w:r>
         <w:r>
           <w:rPr>
-            <w:noProof/>
             <w:webHidden/>
           </w:rPr>
           <w:tab/>
         </w:r>
         <w:r>
           <w:rPr>
-            <w:noProof/>
             <w:webHidden/>
           </w:rPr>
           <w:fldChar w:fldCharType="begin"/>
         </w:r>
         <w:r>
           <w:rPr>
-            <w:noProof/>
             <w:webHidden/>
           </w:rPr>
           <w:instrText xml:space="preserve"> PAGEREF _Toc235547032 \h </w:instrText>
         </w:r>
         <w:r>
           <w:rPr>
-            <w:noProof/>
             <w:webHidden/>
           </w:rPr>
         </w:r>
         <w:r>
           <w:rPr>
-            <w:noProof/>
             <w:webHidden/>
           </w:rPr>
           <w:fldChar w:fldCharType="separate"/>
         </w:r>
         <w:r>
           <w:rPr>
-            <w:noProof/>
             <w:webHidden/>
           </w:rPr>
           <w:t>5</w:t>
         </w:r>
         <w:r>
           <w:rPr>
-            <w:noProof/>
             <w:webHidden/>
           </w:rPr>
           <w:fldChar w:fldCharType="end"/>
@@ -411,10 +366,9 @@
         </w:tabs>
         <w:rPr>
           <w:rFonts w:asciiTheme="minorHAnsi" w:eastAsiaTheme="minorEastAsia" w:hAnsiTheme="minorHAnsi"/>
-          <w:noProof/>
           <w:kern w:val="2"/>
           <w:szCs w:val="30"/>
-          <w:lang w:val="en-MY" w:eastAsia="zh-CN" w:bidi="th-TH"/>
+          <w:lang w:eastAsia="zh-CN" w:bidi="th-TH"/>
           <w14:ligatures w14:val="standardContextual"/>
         </w:rPr>
       </w:pPr>
@@ -422,54 +376,46 @@
         <w:r>
           <w:rPr>
             <w:rStyle w:val="Hyperlink"/>
-            <w:noProof/>
           </w:rPr>
           <w:t>4.2 Numerical feature distributions</w:t>
         </w:r>
         <w:r>
           <w:rPr>
-            <w:noProof/>
             <w:webHidden/>
           </w:rPr>
           <w:tab/>
         </w:r>
         <w:r>
           <w:rPr>
-            <w:noProof/>
             <w:webHidden/>
           </w:rPr>
           <w:fldChar w:fldCharType="begin"/>
         </w:r>
         <w:r>
           <w:rPr>
-            <w:noProof/>
             <w:webHidden/>
           </w:rPr>
           <w:instrText xml:space="preserve"> PAGEREF _Toc235547033 \h </w:instrText>
         </w:r>
         <w:r>
           <w:rPr>
-            <w:noProof/>
             <w:webHidden/>
           </w:rPr>
         </w:r>
         <w:r>
           <w:rPr>
-            <w:noProof/>
             <w:webHidden/>
           </w:rPr>
           <w:fldChar w:fldCharType="separate"/>
         </w:r>
         <w:r>
           <w:rPr>
-            <w:noProof/>
             <w:webHidden/>
           </w:rPr>
           <w:t>6</w:t>
         </w:r>
         <w:r>
           <w:rPr>
-            <w:noProof/>
             <w:webHidden/>
           </w:rPr>
           <w:fldChar w:fldCharType="end"/>
@@ -484,10 +430,9 @@
         </w:tabs>
         <w:rPr>
           <w:rFonts w:asciiTheme="minorHAnsi" w:eastAsiaTheme="minorEastAsia" w:hAnsiTheme="minorHAnsi"/>
-          <w:noProof/>
           <w:kern w:val="2"/>
           <w:szCs w:val="30"/>
-          <w:lang w:val="en-MY" w:eastAsia="zh-CN" w:bidi="th-TH"/>
+          <w:lang w:eastAsia="zh-CN" w:bidi="th-TH"/>
           <w14:ligatures w14:val="standardContextual"/>
         </w:rPr>
       </w:pPr>
@@ -495,54 +440,46 @@
         <w:r>
           <w:rPr>
             <w:rStyle w:val="Hyperlink"/>
-            <w:noProof/>
           </w:rPr>
           <w:t>4.3 Categorical features and the target</w:t>
         </w:r>
         <w:r>
           <w:rPr>
-            <w:noProof/>
             <w:webHidden/>
           </w:rPr>
           <w:tab/>
         </w:r>
         <w:r>
           <w:rPr>
-            <w:noProof/>
             <w:webHidden/>
           </w:rPr>
           <w:fldChar w:fldCharType="begin"/>
         </w:r>
         <w:r>
           <w:rPr>
-            <w:noProof/>
             <w:webHidden/>
           </w:rPr>
           <w:instrText xml:space="preserve"> PAGEREF _Toc235547034 \h </w:instrText>
         </w:r>
         <w:r>
           <w:rPr>
-            <w:noProof/>
             <w:webHidden/>
           </w:rPr>
         </w:r>
         <w:r>
           <w:rPr>
-            <w:noProof/>
             <w:webHidden/>
           </w:rPr>
           <w:fldChar w:fldCharType="separate"/>
         </w:r>
         <w:r>
           <w:rPr>
-            <w:noProof/>
             <w:webHidden/>
           </w:rPr>
           <w:t>8</w:t>
         </w:r>
         <w:r>
           <w:rPr>
-            <w:noProof/>
             <w:webHidden/>
           </w:rPr>
           <w:fldChar w:fldCharType="end"/>
@@ -557,10 +494,9 @@
         </w:tabs>
         <w:rPr>
           <w:rFonts w:asciiTheme="minorHAnsi" w:eastAsiaTheme="minorEastAsia" w:hAnsiTheme="minorHAnsi"/>
-          <w:noProof/>
           <w:kern w:val="2"/>
           <w:szCs w:val="30"/>
-          <w:lang w:val="en-MY" w:eastAsia="zh-CN" w:bidi="th-TH"/>
+          <w:lang w:eastAsia="zh-CN" w:bidi="th-TH"/>
           <w14:ligatures w14:val="standardContextual"/>
         </w:rPr>
       </w:pPr>
@@ -568,54 +504,46 @@
         <w:r>
           <w:rPr>
             <w:rStyle w:val="Hyperlink"/>
-            <w:noProof/>
           </w:rPr>
           <w:t>4.4 Correlation and association testing</w:t>
         </w:r>
         <w:r>
           <w:rPr>
-            <w:noProof/>
             <w:webHidden/>
           </w:rPr>
           <w:tab/>
         </w:r>
         <w:r>
           <w:rPr>
-            <w:noProof/>
             <w:webHidden/>
           </w:rPr>
           <w:fldChar w:fldCharType="begin"/>
         </w:r>
         <w:r>
           <w:rPr>
-            <w:noProof/>
             <w:webHidden/>
           </w:rPr>
           <w:instrText xml:space="preserve"> PAGEREF _Toc235547035 \h </w:instrText>
         </w:r>
         <w:r>
           <w:rPr>
-            <w:noProof/>
             <w:webHidden/>
           </w:rPr>
         </w:r>
         <w:r>
           <w:rPr>
-            <w:noProof/>
             <w:webHidden/>
           </w:rPr>
           <w:fldChar w:fldCharType="separate"/>
         </w:r>
         <w:r>
           <w:rPr>
-            <w:noProof/>
             <w:webHidden/>
           </w:rPr>
           <w:t>10</w:t>
         </w:r>
         <w:r>
           <w:rPr>
-            <w:noProof/>
             <w:webHidden/>
           </w:rPr>
           <w:fldChar w:fldCharType="end"/>
@@ -630,10 +558,9 @@
         </w:tabs>
         <w:rPr>
           <w:rFonts w:asciiTheme="minorHAnsi" w:eastAsiaTheme="minorEastAsia" w:hAnsiTheme="minorHAnsi"/>
-          <w:noProof/>
           <w:kern w:val="2"/>
           <w:szCs w:val="30"/>
-          <w:lang w:val="en-MY" w:eastAsia="zh-CN" w:bidi="th-TH"/>
+          <w:lang w:eastAsia="zh-CN" w:bidi="th-TH"/>
           <w14:ligatures w14:val="standardContextual"/>
         </w:rPr>
       </w:pPr>
@@ -641,54 +568,46 @@
         <w:r>
           <w:rPr>
             <w:rStyle w:val="Hyperlink"/>
-            <w:noProof/>
           </w:rPr>
           <w:t>5. Data Preparation</w:t>
         </w:r>
         <w:r>
           <w:rPr>
-            <w:noProof/>
             <w:webHidden/>
           </w:rPr>
           <w:tab/>
         </w:r>
         <w:r>
           <w:rPr>
-            <w:noProof/>
             <w:webHidden/>
           </w:rPr>
           <w:fldChar w:fldCharType="begin"/>
         </w:r>
         <w:r>
           <w:rPr>
-            <w:noProof/>
             <w:webHidden/>
           </w:rPr>
           <w:instrText xml:space="preserve"> PAGEREF _Toc235547036 \h </w:instrText>
         </w:r>
         <w:r>
           <w:rPr>
-            <w:noProof/>
             <w:webHidden/>
           </w:rPr>
         </w:r>
         <w:r>
           <w:rPr>
-            <w:noProof/>
             <w:webHidden/>
           </w:rPr>
           <w:fldChar w:fldCharType="separate"/>
         </w:r>
         <w:r>
           <w:rPr>
-            <w:noProof/>
             <w:webHidden/>
           </w:rPr>
           <w:t>11</w:t>
         </w:r>
         <w:r>
           <w:rPr>
-            <w:noProof/>
             <w:webHidden/>
           </w:rPr>
           <w:fldChar w:fldCharType="end"/>
@@ -703,10 +622,9 @@
         </w:tabs>
         <w:rPr>
           <w:rFonts w:asciiTheme="minorHAnsi" w:eastAsiaTheme="minorEastAsia" w:hAnsiTheme="minorHAnsi"/>
-          <w:noProof/>
           <w:kern w:val="2"/>
           <w:szCs w:val="30"/>
-          <w:lang w:val="en-MY" w:eastAsia="zh-CN" w:bidi="th-TH"/>
+          <w:lang w:eastAsia="zh-CN" w:bidi="th-TH"/>
           <w14:ligatures w14:val="standardContextual"/>
         </w:rPr>
       </w:pPr>
@@ -714,54 +632,46 @@
         <w:r>
           <w:rPr>
             <w:rStyle w:val="Hyperlink"/>
-            <w:noProof/>
           </w:rPr>
           <w:t>6. Data Splitting</w:t>
         </w:r>
         <w:r>
           <w:rPr>
-            <w:noProof/>
             <w:webHidden/>
           </w:rPr>
           <w:tab/>
         </w:r>
         <w:r>
           <w:rPr>
-            <w:noProof/>
             <w:webHidden/>
           </w:rPr>
           <w:fldChar w:fldCharType="begin"/>
         </w:r>
         <w:r>
           <w:rPr>
-            <w:noProof/>
             <w:webHidden/>
           </w:rPr>
           <w:instrText xml:space="preserve"> PAGEREF _Toc235547037 \h </w:instrText>
         </w:r>
         <w:r>
           <w:rPr>
-            <w:noProof/>
             <w:webHidden/>
           </w:rPr>
         </w:r>
         <w:r>
           <w:rPr>
-            <w:noProof/>
             <w:webHidden/>
           </w:rPr>
           <w:fldChar w:fldCharType="separate"/>
         </w:r>
         <w:r>
           <w:rPr>
-            <w:noProof/>
             <w:webHidden/>
           </w:rPr>
           <w:t>12</w:t>
         </w:r>
         <w:r>
           <w:rPr>
-            <w:noProof/>
             <w:webHidden/>
           </w:rPr>
           <w:fldChar w:fldCharType="end"/>
@@ -776,10 +686,9 @@
         </w:tabs>
         <w:rPr>
           <w:rFonts w:asciiTheme="minorHAnsi" w:eastAsiaTheme="minorEastAsia" w:hAnsiTheme="minorHAnsi"/>
-          <w:noProof/>
           <w:kern w:val="2"/>
           <w:szCs w:val="30"/>
-          <w:lang w:val="en-MY" w:eastAsia="zh-CN" w:bidi="th-TH"/>
+          <w:lang w:eastAsia="zh-CN" w:bidi="th-TH"/>
           <w14:ligatures w14:val="standardContextual"/>
         </w:rPr>
       </w:pPr>
@@ -787,54 +696,46 @@
         <w:r>
           <w:rPr>
             <w:rStyle w:val="Hyperlink"/>
-            <w:noProof/>
           </w:rPr>
           <w:t>7. AI Algorithm: Naive Bayes</w:t>
         </w:r>
         <w:r>
           <w:rPr>
-            <w:noProof/>
             <w:webHidden/>
           </w:rPr>
           <w:tab/>
         </w:r>
         <w:r>
           <w:rPr>
-            <w:noProof/>
             <w:webHidden/>
           </w:rPr>
           <w:fldChar w:fldCharType="begin"/>
         </w:r>
         <w:r>
           <w:rPr>
-            <w:noProof/>
             <w:webHidden/>
           </w:rPr>
           <w:instrText xml:space="preserve"> PAGEREF _Toc235547038 \h </w:instrText>
         </w:r>
         <w:r>
           <w:rPr>
-            <w:noProof/>
             <w:webHidden/>
           </w:rPr>
         </w:r>
         <w:r>
           <w:rPr>
-            <w:noProof/>
             <w:webHidden/>
           </w:rPr>
           <w:fldChar w:fldCharType="separate"/>
         </w:r>
         <w:r>
           <w:rPr>
-            <w:noProof/>
             <w:webHidden/>
           </w:rPr>
           <w:t>12</w:t>
         </w:r>
         <w:r>
           <w:rPr>
-            <w:noProof/>
             <w:webHidden/>
           </w:rPr>
           <w:fldChar w:fldCharType="end"/>
@@ -849,10 +750,9 @@
         </w:tabs>
         <w:rPr>
           <w:rFonts w:asciiTheme="minorHAnsi" w:eastAsiaTheme="minorEastAsia" w:hAnsiTheme="minorHAnsi"/>
-          <w:noProof/>
           <w:kern w:val="2"/>
           <w:szCs w:val="30"/>
-          <w:lang w:val="en-MY" w:eastAsia="zh-CN" w:bidi="th-TH"/>
+          <w:lang w:eastAsia="zh-CN" w:bidi="th-TH"/>
           <w14:ligatures w14:val="standardContextual"/>
         </w:rPr>
       </w:pPr>
@@ -860,54 +760,46 @@
         <w:r>
           <w:rPr>
             <w:rStyle w:val="Hyperlink"/>
-            <w:noProof/>
           </w:rPr>
           <w:t>7.1 Why Naive Bayes</w:t>
         </w:r>
         <w:r>
           <w:rPr>
-            <w:noProof/>
             <w:webHidden/>
           </w:rPr>
           <w:tab/>
         </w:r>
         <w:r>
           <w:rPr>
-            <w:noProof/>
             <w:webHidden/>
           </w:rPr>
           <w:fldChar w:fldCharType="begin"/>
         </w:r>
         <w:r>
           <w:rPr>
-            <w:noProof/>
             <w:webHidden/>
           </w:rPr>
           <w:instrText xml:space="preserve"> PAGEREF _Toc235547039 \h </w:instrText>
         </w:r>
         <w:r>
           <w:rPr>
-            <w:noProof/>
             <w:webHidden/>
           </w:rPr>
         </w:r>
         <w:r>
           <w:rPr>
-            <w:noProof/>
             <w:webHidden/>
           </w:rPr>
           <w:fldChar w:fldCharType="separate"/>
         </w:r>
         <w:r>
           <w:rPr>
-            <w:noProof/>
             <w:webHidden/>
           </w:rPr>
           <w:t>12</w:t>
         </w:r>
         <w:r>
           <w:rPr>
-            <w:noProof/>
             <w:webHidden/>
           </w:rPr>
           <w:fldChar w:fldCharType="end"/>
@@ -922,10 +814,9 @@
         </w:tabs>
         <w:rPr>
           <w:rFonts w:asciiTheme="minorHAnsi" w:eastAsiaTheme="minorEastAsia" w:hAnsiTheme="minorHAnsi"/>
-          <w:noProof/>
           <w:kern w:val="2"/>
           <w:szCs w:val="30"/>
-          <w:lang w:val="en-MY" w:eastAsia="zh-CN" w:bidi="th-TH"/>
+          <w:lang w:eastAsia="zh-CN" w:bidi="th-TH"/>
           <w14:ligatures w14:val="standardContextual"/>
         </w:rPr>
       </w:pPr>
@@ -933,54 +824,46 @@
         <w:r>
           <w:rPr>
             <w:rStyle w:val="Hyperlink"/>
-            <w:noProof/>
           </w:rPr>
           <w:t>7.2 Model variants and hyperparameter tuning</w:t>
         </w:r>
         <w:r>
           <w:rPr>
-            <w:noProof/>
             <w:webHidden/>
           </w:rPr>
           <w:tab/>
         </w:r>
         <w:r>
           <w:rPr>
-            <w:noProof/>
             <w:webHidden/>
           </w:rPr>
           <w:fldChar w:fldCharType="begin"/>
         </w:r>
         <w:r>
           <w:rPr>
-            <w:noProof/>
             <w:webHidden/>
           </w:rPr>
           <w:instrText xml:space="preserve"> PAGEREF _Toc235547040 \h </w:instrText>
         </w:r>
         <w:r>
           <w:rPr>
-            <w:noProof/>
             <w:webHidden/>
           </w:rPr>
         </w:r>
         <w:r>
           <w:rPr>
-            <w:noProof/>
             <w:webHidden/>
           </w:rPr>
           <w:fldChar w:fldCharType="separate"/>
         </w:r>
         <w:r>
           <w:rPr>
-            <w:noProof/>
             <w:webHidden/>
           </w:rPr>
           <w:t>13</w:t>
         </w:r>
         <w:r>
           <w:rPr>
-            <w:noProof/>
             <w:webHidden/>
           </w:rPr>
           <w:fldChar w:fldCharType="end"/>
@@ -995,10 +878,9 @@
         </w:tabs>
         <w:rPr>
           <w:rFonts w:asciiTheme="minorHAnsi" w:eastAsiaTheme="minorEastAsia" w:hAnsiTheme="minorHAnsi"/>
-          <w:noProof/>
           <w:kern w:val="2"/>
           <w:szCs w:val="30"/>
-          <w:lang w:val="en-MY" w:eastAsia="zh-CN" w:bidi="th-TH"/>
+          <w:lang w:eastAsia="zh-CN" w:bidi="th-TH"/>
           <w14:ligatures w14:val="standardContextual"/>
         </w:rPr>
       </w:pPr>
@@ -1006,54 +888,46 @@
         <w:r>
           <w:rPr>
             <w:rStyle w:val="Hyperlink"/>
-            <w:noProof/>
           </w:rPr>
           <w:t>8. Performance Evaluation</w:t>
         </w:r>
         <w:r>
           <w:rPr>
-            <w:noProof/>
             <w:webHidden/>
           </w:rPr>
           <w:tab/>
         </w:r>
         <w:r>
           <w:rPr>
-            <w:noProof/>
             <w:webHidden/>
           </w:rPr>
           <w:fldChar w:fldCharType="begin"/>
         </w:r>
         <w:r>
           <w:rPr>
-            <w:noProof/>
             <w:webHidden/>
           </w:rPr>
           <w:instrText xml:space="preserve"> PAGEREF _Toc235547041 \h </w:instrText>
         </w:r>
         <w:r>
           <w:rPr>
-            <w:noProof/>
             <w:webHidden/>
           </w:rPr>
         </w:r>
         <w:r>
           <w:rPr>
-            <w:noProof/>
             <w:webHidden/>
           </w:rPr>
           <w:fldChar w:fldCharType="separate"/>
         </w:r>
         <w:r>
           <w:rPr>
-            <w:noProof/>
             <w:webHidden/>
           </w:rPr>
           <w:t>14</w:t>
         </w:r>
         <w:r>
           <w:rPr>
-            <w:noProof/>
             <w:webHidden/>
           </w:rPr>
           <w:fldChar w:fldCharType="end"/>
@@ -1068,10 +942,9 @@
         </w:tabs>
         <w:rPr>
           <w:rFonts w:asciiTheme="minorHAnsi" w:eastAsiaTheme="minorEastAsia" w:hAnsiTheme="minorHAnsi"/>
-          <w:noProof/>
           <w:kern w:val="2"/>
           <w:szCs w:val="30"/>
-          <w:lang w:val="en-MY" w:eastAsia="zh-CN" w:bidi="th-TH"/>
+          <w:lang w:eastAsia="zh-CN" w:bidi="th-TH"/>
           <w14:ligatures w14:val="standardContextual"/>
         </w:rPr>
       </w:pPr>
@@ -1079,54 +952,46 @@
         <w:r>
           <w:rPr>
             <w:rStyle w:val="Hyperlink"/>
-            <w:noProof/>
           </w:rPr>
           <w:t>8.1 Results</w:t>
         </w:r>
         <w:r>
           <w:rPr>
-            <w:noProof/>
             <w:webHidden/>
           </w:rPr>
           <w:tab/>
         </w:r>
         <w:r>
           <w:rPr>
-            <w:noProof/>
             <w:webHidden/>
           </w:rPr>
           <w:fldChar w:fldCharType="begin"/>
         </w:r>
         <w:r>
           <w:rPr>
-            <w:noProof/>
             <w:webHidden/>
           </w:rPr>
           <w:instrText xml:space="preserve"> PAGEREF _Toc235547042 \h </w:instrText>
         </w:r>
         <w:r>
           <w:rPr>
-            <w:noProof/>
             <w:webHidden/>
           </w:rPr>
         </w:r>
         <w:r>
           <w:rPr>
-            <w:noProof/>
             <w:webHidden/>
           </w:rPr>
           <w:fldChar w:fldCharType="separate"/>
         </w:r>
         <w:r>
           <w:rPr>
-            <w:noProof/>
             <w:webHidden/>
           </w:rPr>
           <w:t>14</w:t>
         </w:r>
         <w:r>
           <w:rPr>
-            <w:noProof/>
             <w:webHidden/>
           </w:rPr>
           <w:fldChar w:fldCharType="end"/>
@@ -1141,10 +1006,9 @@
         </w:tabs>
         <w:rPr>
           <w:rFonts w:asciiTheme="minorHAnsi" w:eastAsiaTheme="minorEastAsia" w:hAnsiTheme="minorHAnsi"/>
-          <w:noProof/>
           <w:kern w:val="2"/>
           <w:szCs w:val="30"/>
-          <w:lang w:val="en-MY" w:eastAsia="zh-CN" w:bidi="th-TH"/>
+          <w:lang w:eastAsia="zh-CN" w:bidi="th-TH"/>
           <w14:ligatures w14:val="standardContextual"/>
         </w:rPr>
       </w:pPr>
@@ -1152,54 +1016,46 @@
         <w:r>
           <w:rPr>
             <w:rStyle w:val="Hyperlink"/>
-            <w:noProof/>
           </w:rPr>
           <w:t>8.2 Interpretation</w:t>
         </w:r>
         <w:r>
           <w:rPr>
-            <w:noProof/>
             <w:webHidden/>
           </w:rPr>
           <w:tab/>
         </w:r>
         <w:r>
           <w:rPr>
-            <w:noProof/>
             <w:webHidden/>
           </w:rPr>
           <w:fldChar w:fldCharType="begin"/>
         </w:r>
         <w:r>
           <w:rPr>
-            <w:noProof/>
             <w:webHidden/>
           </w:rPr>
           <w:instrText xml:space="preserve"> PAGEREF _Toc235547043 \h </w:instrText>
         </w:r>
         <w:r>
           <w:rPr>
-            <w:noProof/>
             <w:webHidden/>
           </w:rPr>
         </w:r>
         <w:r>
           <w:rPr>
-            <w:noProof/>
             <w:webHidden/>
           </w:rPr>
           <w:fldChar w:fldCharType="separate"/>
         </w:r>
         <w:r>
           <w:rPr>
-            <w:noProof/>
             <w:webHidden/>
           </w:rPr>
           <w:t>15</w:t>
         </w:r>
         <w:r>
           <w:rPr>
-            <w:noProof/>
             <w:webHidden/>
           </w:rPr>
           <w:fldChar w:fldCharType="end"/>
@@ -1214,10 +1070,9 @@
         </w:tabs>
         <w:rPr>
           <w:rFonts w:asciiTheme="minorHAnsi" w:eastAsiaTheme="minorEastAsia" w:hAnsiTheme="minorHAnsi"/>
-          <w:noProof/>
           <w:kern w:val="2"/>
           <w:szCs w:val="30"/>
-          <w:lang w:val="en-MY" w:eastAsia="zh-CN" w:bidi="th-TH"/>
+          <w:lang w:eastAsia="zh-CN" w:bidi="th-TH"/>
           <w14:ligatures w14:val="standardContextual"/>
         </w:rPr>
       </w:pPr>
@@ -1225,54 +1080,46 @@
         <w:r>
           <w:rPr>
             <w:rStyle w:val="Hyperlink"/>
-            <w:noProof/>
           </w:rPr>
           <w:t>9. Results (Notebook Evidence)</w:t>
         </w:r>
         <w:r>
           <w:rPr>
-            <w:noProof/>
             <w:webHidden/>
           </w:rPr>
           <w:tab/>
         </w:r>
         <w:r>
           <w:rPr>
-            <w:noProof/>
             <w:webHidden/>
           </w:rPr>
           <w:fldChar w:fldCharType="begin"/>
         </w:r>
         <w:r>
           <w:rPr>
-            <w:noProof/>
             <w:webHidden/>
           </w:rPr>
           <w:instrText xml:space="preserve"> PAGEREF _Toc235547044 \h </w:instrText>
         </w:r>
         <w:r>
           <w:rPr>
-            <w:noProof/>
             <w:webHidden/>
           </w:rPr>
         </w:r>
         <w:r>
           <w:rPr>
-            <w:noProof/>
             <w:webHidden/>
           </w:rPr>
           <w:fldChar w:fldCharType="separate"/>
         </w:r>
         <w:r>
           <w:rPr>
-            <w:noProof/>
             <w:webHidden/>
           </w:rPr>
           <w:t>16</w:t>
         </w:r>
         <w:r>
           <w:rPr>
-            <w:noProof/>
             <w:webHidden/>
           </w:rPr>
           <w:fldChar w:fldCharType="end"/>
@@ -1287,10 +1134,9 @@
         </w:tabs>
         <w:rPr>
           <w:rFonts w:asciiTheme="minorHAnsi" w:eastAsiaTheme="minorEastAsia" w:hAnsiTheme="minorHAnsi"/>
-          <w:noProof/>
           <w:kern w:val="2"/>
           <w:szCs w:val="30"/>
-          <w:lang w:val="en-MY" w:eastAsia="zh-CN" w:bidi="th-TH"/>
+          <w:lang w:eastAsia="zh-CN" w:bidi="th-TH"/>
           <w14:ligatures w14:val="standardContextual"/>
         </w:rPr>
       </w:pPr>
@@ -1298,54 +1144,46 @@
         <w:r>
           <w:rPr>
             <w:rStyle w:val="Hyperlink"/>
-            <w:noProof/>
           </w:rPr>
           <w:t>10. Ethical, Social and Future Implications</w:t>
         </w:r>
         <w:r>
           <w:rPr>
-            <w:noProof/>
             <w:webHidden/>
           </w:rPr>
           <w:tab/>
         </w:r>
         <w:r>
           <w:rPr>
-            <w:noProof/>
             <w:webHidden/>
           </w:rPr>
           <w:fldChar w:fldCharType="begin"/>
         </w:r>
         <w:r>
           <w:rPr>
-            <w:noProof/>
             <w:webHidden/>
           </w:rPr>
           <w:instrText xml:space="preserve"> PAGEREF _Toc235547045 \h </w:instrText>
         </w:r>
         <w:r>
           <w:rPr>
-            <w:noProof/>
             <w:webHidden/>
           </w:rPr>
         </w:r>
         <w:r>
           <w:rPr>
-            <w:noProof/>
             <w:webHidden/>
           </w:rPr>
           <w:fldChar w:fldCharType="separate"/>
         </w:r>
         <w:r>
           <w:rPr>
-            <w:noProof/>
             <w:webHidden/>
           </w:rPr>
           <w:t>24</w:t>
         </w:r>
         <w:r>
           <w:rPr>
-            <w:noProof/>
             <w:webHidden/>
           </w:rPr>
           <w:fldChar w:fldCharType="end"/>
@@ -1360,10 +1198,9 @@
         </w:tabs>
         <w:rPr>
           <w:rFonts w:asciiTheme="minorHAnsi" w:eastAsiaTheme="minorEastAsia" w:hAnsiTheme="minorHAnsi"/>
-          <w:noProof/>
           <w:kern w:val="2"/>
           <w:szCs w:val="30"/>
-          <w:lang w:val="en-MY" w:eastAsia="zh-CN" w:bidi="th-TH"/>
+          <w:lang w:eastAsia="zh-CN" w:bidi="th-TH"/>
           <w14:ligatures w14:val="standardContextual"/>
         </w:rPr>
       </w:pPr>
@@ -1371,54 +1208,46 @@
         <w:r>
           <w:rPr>
             <w:rStyle w:val="Hyperlink"/>
-            <w:noProof/>
           </w:rPr>
           <w:t>11. Conclusion</w:t>
         </w:r>
         <w:r>
           <w:rPr>
-            <w:noProof/>
             <w:webHidden/>
           </w:rPr>
           <w:tab/>
         </w:r>
         <w:r>
           <w:rPr>
-            <w:noProof/>
             <w:webHidden/>
           </w:rPr>
           <w:fldChar w:fldCharType="begin"/>
         </w:r>
         <w:r>
           <w:rPr>
-            <w:noProof/>
             <w:webHidden/>
           </w:rPr>
           <w:instrText xml:space="preserve"> PAGEREF _Toc235547046 \h </w:instrText>
         </w:r>
         <w:r>
           <w:rPr>
-            <w:noProof/>
             <w:webHidden/>
           </w:rPr>
         </w:r>
         <w:r>
           <w:rPr>
-            <w:noProof/>
             <w:webHidden/>
           </w:rPr>
           <w:fldChar w:fldCharType="separate"/>
         </w:r>
         <w:r>
           <w:rPr>
-            <w:noProof/>
             <w:webHidden/>
           </w:rPr>
           <w:t>25</w:t>
         </w:r>
         <w:r>
           <w:rPr>
-            <w:noProof/>
             <w:webHidden/>
           </w:rPr>
           <w:fldChar w:fldCharType="end"/>
@@ -1433,10 +1262,9 @@
         </w:tabs>
         <w:rPr>
           <w:rFonts w:asciiTheme="minorHAnsi" w:eastAsiaTheme="minorEastAsia" w:hAnsiTheme="minorHAnsi"/>
-          <w:noProof/>
           <w:kern w:val="2"/>
           <w:szCs w:val="30"/>
-          <w:lang w:val="en-MY" w:eastAsia="zh-CN" w:bidi="th-TH"/>
+          <w:lang w:eastAsia="zh-CN" w:bidi="th-TH"/>
           <w14:ligatures w14:val="standardContextual"/>
         </w:rPr>
       </w:pPr>
@@ -1444,54 +1272,46 @@
         <w:r>
           <w:rPr>
             <w:rStyle w:val="Hyperlink"/>
-            <w:noProof/>
           </w:rPr>
           <w:t>Marking Rubric (BCS102 Marking Scheme - Semester 2, 2026)</w:t>
         </w:r>
         <w:r>
           <w:rPr>
-            <w:noProof/>
             <w:webHidden/>
           </w:rPr>
           <w:tab/>
         </w:r>
         <w:r>
           <w:rPr>
-            <w:noProof/>
             <w:webHidden/>
           </w:rPr>
           <w:fldChar w:fldCharType="begin"/>
         </w:r>
         <w:r>
           <w:rPr>
-            <w:noProof/>
             <w:webHidden/>
           </w:rPr>
           <w:instrText xml:space="preserve"> PAGEREF _Toc235547047 \h </w:instrText>
         </w:r>
         <w:r>
           <w:rPr>
-            <w:noProof/>
             <w:webHidden/>
           </w:rPr>
         </w:r>
         <w:r>
           <w:rPr>
-            <w:noProof/>
             <w:webHidden/>
           </w:rPr>
           <w:fldChar w:fldCharType="separate"/>
         </w:r>
         <w:r>
           <w:rPr>
-            <w:noProof/>
             <w:webHidden/>
           </w:rPr>
           <w:t>27</w:t>
         </w:r>
         <w:r>
           <w:rPr>
-            <w:noProof/>
             <w:webHidden/>
           </w:rPr>
           <w:fldChar w:fldCharType="end"/>
@@ -1520,87 +1340,350 @@
       <w:bookmarkEnd w:id="0"/>
     </w:p>
     <w:p>
-      <w:r>
-        <w:t>Artificial intelligence (AI) is increasingly embedded in healthcare workflows, from triage support to diagnostic prediction, and its adoption raises questions of accuracy, transparency and ethics in equal measure (</w:t>
-      </w:r>
-      <w:proofErr w:type="spellStart"/>
-      <w:r>
-        <w:t>Tilala</w:t>
-      </w:r>
-      <w:proofErr w:type="spellEnd"/>
-      <w:r>
-        <w:t xml:space="preserve"> et al., 2024). This report documents an end-to-end machine learning workflow applied to the healthcare domain: a public hospital-records dataset is loaded into a Python notebook, explored and </w:t>
-      </w:r>
-      <w:proofErr w:type="spellStart"/>
-      <w:r>
-        <w:t>visualised</w:t>
-      </w:r>
-      <w:proofErr w:type="spellEnd"/>
-      <w:r>
-        <w:t>, prepared and transformed, and used to train and evaluate a Naive Bayes classifier that predicts the outcome of a patient's medical test (Normal, Abnormal or Inconclusive).</w:t>
-      </w:r>
+      <w:pPr>
+        <w:rPr>
+          <w:rFonts w:cs="Times New Roman"/>
+          <w:szCs w:val="24"/>
+        </w:rPr>
+      </w:pPr>
     </w:p>
     <w:p>
-      <w:r>
-        <w:t xml:space="preserve">The report follows the assignment's marking rubric in structure. Section 2 describes the dataset and its features; Sections 3 and 4 cover exploration and </w:t>
+      <w:pPr>
+        <w:rPr>
+          <w:rFonts w:cs="Times New Roman"/>
+          <w:szCs w:val="24"/>
+        </w:rPr>
+      </w:pPr>
+      <w:r>
+        <w:rPr>
+          <w:rFonts w:cs="Times New Roman"/>
+          <w:szCs w:val="24"/>
+        </w:rPr>
+        <w:t>Artificial intelligence (AI) is increasingly being integrated into healthcare workflows, ranging from triage support to diagnostic prediction, raising concerns about accuracy, transparency, and ethics (</w:t>
       </w:r>
       <w:proofErr w:type="spellStart"/>
       <w:r>
-        <w:t>visualisation</w:t>
+        <w:rPr>
+          <w:rFonts w:cs="Times New Roman"/>
+          <w:szCs w:val="24"/>
+        </w:rPr>
+        <w:t>Tilala</w:t>
       </w:r>
       <w:proofErr w:type="spellEnd"/>
       <w:r>
-        <w:t>; Sections 5 and 6 explain preparation and splitting; Section 7 justifies and trains the algorithm; Section 8 evaluates it against suitable performance indicators; Section 9 presents consolidated notebook screenshots as evidence for the pipeline; and Section 10 discusses ethical, social and future implications. A central and deliberately honest finding runs through the report: the trained models perform at the level of random guessing, and we show statistically that this reflects the information content of the dataset itself rather than a modelling error - a result that carries important lessons for real clinical deployment.</w:t>
+        <w:rPr>
+          <w:rFonts w:cs="Times New Roman"/>
+          <w:szCs w:val="24"/>
+        </w:rPr>
+        <w:t xml:space="preserve"> et al., 2024). This report describes an end-to-end machine learning workflow used in the healthcare industry. It involves loading a dataset of medical records from a public hospital into a Python notebook, </w:t>
+      </w:r>
+      <w:proofErr w:type="spellStart"/>
+      <w:r>
+        <w:rPr>
+          <w:rFonts w:cs="Times New Roman"/>
+          <w:szCs w:val="24"/>
+        </w:rPr>
+        <w:t>analyzing</w:t>
+      </w:r>
+      <w:proofErr w:type="spellEnd"/>
+      <w:r>
+        <w:rPr>
+          <w:rFonts w:cs="Times New Roman"/>
+          <w:szCs w:val="24"/>
+        </w:rPr>
+        <w:t xml:space="preserve"> and visualizing the data, preprocessing and transforming the data, and using the data to train and evaluate a Naive Bayes classifier to predict the results of patients' tests (normal, abnormal, or inconclusive).</w:t>
       </w:r>
     </w:p>
     <w:p>
       <w:pPr>
+        <w:rPr>
+          <w:rFonts w:cs="Times New Roman"/>
+          <w:szCs w:val="24"/>
+        </w:rPr>
+      </w:pPr>
+    </w:p>
+    <w:p>
+      <w:pPr>
+        <w:rPr>
+          <w:rFonts w:cs="Times New Roman"/>
+          <w:szCs w:val="24"/>
+        </w:rPr>
+      </w:pPr>
+      <w:bookmarkStart w:id="1" w:name="_Toc235547029"/>
+      <w:r>
+        <w:rPr>
+          <w:rFonts w:cs="Times New Roman"/>
+          <w:szCs w:val="24"/>
+        </w:rPr>
+        <w:t xml:space="preserve">This report's format aligns to the assignment's grading criteria, with Section 2 outlining the dataset's characteristics. Sections 3 and 4 discuss exploration and visualization. Data splitting and preprocessing are described in Sections 5 and 6. The reasoning behind the algorithm's design and its training are described in Section 7. In Section 8, the model is assessed using suitable performance metrics. Consolidated notebook screenshots are shown in Section 9 as evidence of the data processing process. The ethical, social, and future implications are covered in Section 10. The report contains central and deliberate objective findings. The trained models perform at the level of random guessing and show statistical results. This reflects the dataset's information content rather than a </w:t>
+      </w:r>
+      <w:proofErr w:type="spellStart"/>
+      <w:r>
+        <w:rPr>
+          <w:rFonts w:cs="Times New Roman"/>
+          <w:szCs w:val="24"/>
+        </w:rPr>
+        <w:t>modeling</w:t>
+      </w:r>
+      <w:proofErr w:type="spellEnd"/>
+      <w:r>
+        <w:rPr>
+          <w:rFonts w:cs="Times New Roman"/>
+          <w:szCs w:val="24"/>
+        </w:rPr>
+        <w:t xml:space="preserve"> error. This finding provides valuable information for useful clinical applications.</w:t>
+      </w:r>
+    </w:p>
+    <w:p>
+      <w:pPr>
+        <w:rPr>
+          <w:rFonts w:cs="Times New Roman"/>
+          <w:b/>
+          <w:bCs/>
+          <w:szCs w:val="24"/>
+        </w:rPr>
+      </w:pPr>
+    </w:p>
+    <w:p>
+      <w:pPr>
+        <w:spacing w:line="276" w:lineRule="auto"/>
+        <w:rPr>
+          <w:rFonts w:eastAsiaTheme="majorEastAsia" w:cs="Times New Roman"/>
+          <w:b/>
+          <w:bCs/>
+          <w:color w:val="000000"/>
+          <w:szCs w:val="24"/>
+        </w:rPr>
+      </w:pPr>
+      <w:r>
+        <w:br w:type="page"/>
+      </w:r>
+    </w:p>
+    <w:p>
+      <w:pPr>
         <w:pStyle w:val="Heading1"/>
       </w:pPr>
-      <w:bookmarkStart w:id="1" w:name="_Toc235547029"/>
-      <w:r>
+      <w:r>
+        <w:lastRenderedPageBreak/>
         <w:t>2. Dataset Description and Collection</w:t>
       </w:r>
       <w:bookmarkEnd w:id="1"/>
     </w:p>
+    <w:p/>
     <w:p>
-      <w:r>
-        <w:t xml:space="preserve">The dataset chosen is the Healthcare Dataset published on Kaggle by the user prasad22 (kaggle.com/datasets/prasad22/healthcare-dataset). It is a synthetically generated collection of hospital admission records designed to resemble real patient data while containing no real patient information. The raw file was downloaded from Kaggle as a single CSV file (healthcare_dataset.csv) and loaded into a </w:t>
-      </w:r>
-      <w:proofErr w:type="gramStart"/>
-      <w:r>
-        <w:t xml:space="preserve">pandas </w:t>
+      <w:pPr>
+        <w:rPr>
+          <w:rFonts w:cs="Times New Roman"/>
+          <w:szCs w:val="24"/>
+        </w:rPr>
+      </w:pPr>
+      <w:r>
+        <w:rPr>
+          <w:rFonts w:cs="Times New Roman"/>
+          <w:szCs w:val="24"/>
+        </w:rPr>
+        <w:t xml:space="preserve">The </w:t>
+      </w:r>
+      <w:r>
+        <w:rPr>
+          <w:rFonts w:cs="Times New Roman"/>
+          <w:szCs w:val="24"/>
+        </w:rPr>
+        <w:t>data set</w:t>
+      </w:r>
+      <w:r>
+        <w:rPr>
+          <w:rFonts w:cs="Times New Roman"/>
+          <w:szCs w:val="24"/>
+        </w:rPr>
+        <w:t xml:space="preserve"> chosen is the Healthcare Dataset published on Kaggle by </w:t>
+      </w:r>
+      <w:r>
+        <w:rPr>
+          <w:rFonts w:cs="Times New Roman"/>
+          <w:szCs w:val="24"/>
+        </w:rPr>
+        <w:t>Prasad Patil with user id prasad22 (Patil, 2024)</w:t>
+      </w:r>
+      <w:r>
+        <w:rPr>
+          <w:rFonts w:cs="Times New Roman"/>
+          <w:szCs w:val="24"/>
+        </w:rPr>
+        <w:t xml:space="preserve">. </w:t>
+      </w:r>
+      <w:r>
+        <w:rPr>
+          <w:rFonts w:cs="Times New Roman"/>
+          <w:szCs w:val="24"/>
+        </w:rPr>
+        <w:t xml:space="preserve">This synthetic healthcare dataset simulates real-world healthcare data, to practice, develop and demonstrate data processing and analysis skills within the context of the healthcare domain. </w:t>
+      </w:r>
+      <w:r>
+        <w:rPr>
+          <w:rFonts w:cs="Times New Roman"/>
+          <w:szCs w:val="24"/>
+        </w:rPr>
+        <w:t>The raw file was downloaded from Kaggle as a single CSV file</w:t>
+      </w:r>
+      <w:r>
+        <w:rPr>
+          <w:rFonts w:cs="Times New Roman"/>
+          <w:szCs w:val="24"/>
+        </w:rPr>
+        <w:t xml:space="preserve"> named </w:t>
+      </w:r>
+      <w:r>
+        <w:rPr>
+          <w:rFonts w:cs="Times New Roman"/>
+          <w:szCs w:val="24"/>
+        </w:rPr>
+        <w:t xml:space="preserve">healthcare_dataset.csv and loaded into a </w:t>
+      </w:r>
+      <w:r>
+        <w:rPr>
+          <w:rFonts w:cs="Times New Roman"/>
+          <w:szCs w:val="24"/>
+        </w:rPr>
+        <w:t xml:space="preserve">panda </w:t>
       </w:r>
       <w:proofErr w:type="spellStart"/>
       <w:r>
+        <w:rPr>
+          <w:rFonts w:cs="Times New Roman"/>
+          <w:szCs w:val="24"/>
+        </w:rPr>
         <w:t>DataFrame</w:t>
       </w:r>
       <w:proofErr w:type="spellEnd"/>
-      <w:proofErr w:type="gramEnd"/>
-      <w:r>
-        <w:t>. The raw data contains 55,500 observations and 15 features, comfortably exceeding the assignment's minimum scale of 1,000 observations.</w:t>
+      <w:r>
+        <w:rPr>
+          <w:rFonts w:cs="Times New Roman"/>
+          <w:szCs w:val="24"/>
+        </w:rPr>
+        <w:t>. The raw data contains 55500 observations and 15 features</w:t>
+      </w:r>
+      <w:r>
+        <w:rPr>
+          <w:rFonts w:cs="Times New Roman"/>
+          <w:szCs w:val="24"/>
+        </w:rPr>
+        <w:t>, including age, gender, blood type, medical conditional and others. This data set meets</w:t>
+      </w:r>
+      <w:r>
+        <w:rPr>
+          <w:rFonts w:cs="Times New Roman"/>
+          <w:szCs w:val="24"/>
+        </w:rPr>
+        <w:t xml:space="preserve"> the assignment's minimum scale of 1000 observations.</w:t>
       </w:r>
     </w:p>
     <w:p>
-      <w:r>
-        <w:t xml:space="preserve">The collection and processing pipeline was deliberately simple and reproducible. The CSV was placed alongside the notebook and read with pandas' </w:t>
-      </w:r>
-      <w:proofErr w:type="spellStart"/>
-      <w:r>
-        <w:t>read_csv</w:t>
-      </w:r>
-      <w:proofErr w:type="spellEnd"/>
-      <w:r>
-        <w:t xml:space="preserve"> function; no records were excluded at load time. Processing then followed a fixed order - type conversion, renaming, de-duplication, exploration, feature engineering, encoding, scaling and splitting - with each step </w:t>
-      </w:r>
-      <w:r>
-        <w:lastRenderedPageBreak/>
-        <w:t>performed in its own notebook cell and its effect printed immediately, so every transformation of the data is visible and auditable. Analysis combined visual methods (histograms, count plots, boxplots and a correlation heatmap, reproduced as figures in Section 4) with formal statistical tests (ANOVA and chi-square-based Cramer's V), ensuring conclusions rest on numbers as well as pictures. Re-running the notebook top to bottom regenerates every figure and statistic reported here without manual intervention.</w:t>
-      </w:r>
+      <w:pPr>
+        <w:rPr>
+          <w:rFonts w:cs="Times New Roman"/>
+          <w:szCs w:val="24"/>
+        </w:rPr>
+      </w:pPr>
     </w:p>
     <w:p>
-      <w:r>
-        <w:t>Table 1 lists every feature. Fourteen are raw features shipped with the dataset; one additional engineered feature, Length of Stay, is derived during preparation (Section 5) as the number of days between admission and discharge, capturing treatment duration in a single numeric column.</w:t>
+      <w:pPr>
+        <w:rPr>
+          <w:rFonts w:cs="Times New Roman"/>
+          <w:szCs w:val="24"/>
+        </w:rPr>
+      </w:pPr>
+      <w:r>
+        <w:rPr>
+          <w:rFonts w:cs="Times New Roman"/>
+          <w:szCs w:val="24"/>
+        </w:rPr>
+        <w:t xml:space="preserve">The collection and processing pipeline was deliberately simple and reproducible. The CSV was stored alongside the notebook and read using pandas' </w:t>
+      </w:r>
+      <w:proofErr w:type="spellStart"/>
+      <w:r>
+        <w:rPr>
+          <w:rFonts w:cs="Times New Roman"/>
+          <w:szCs w:val="24"/>
+        </w:rPr>
+        <w:t>read_csv</w:t>
+      </w:r>
+      <w:proofErr w:type="spellEnd"/>
+      <w:r>
+        <w:rPr>
+          <w:rFonts w:cs="Times New Roman"/>
+          <w:szCs w:val="24"/>
+        </w:rPr>
+        <w:t xml:space="preserve"> function. At the time of loading, no records were excluded. The processing was then carried out in the following order: type conversion, renaming, de-duplication, exploration, feature engineering, encoding, scaling, and splitting. Each step was completed in a separate notebook </w:t>
+      </w:r>
+      <w:proofErr w:type="gramStart"/>
+      <w:r>
+        <w:rPr>
+          <w:rFonts w:cs="Times New Roman"/>
+          <w:szCs w:val="24"/>
+        </w:rPr>
+        <w:t>cell</w:t>
+      </w:r>
+      <w:proofErr w:type="gramEnd"/>
+      <w:r>
+        <w:rPr>
+          <w:rFonts w:cs="Times New Roman"/>
+          <w:szCs w:val="24"/>
+        </w:rPr>
+        <w:t xml:space="preserve"> and the results were printed instantly, making every data transformation visible and auditable. Visual methods such as histograms, count plots, boxplots, and a correlation heatmap (reproduced as figures in Section 4) were combined with formal statistical tests (ANOVA and chi-square-based Cramer's V), ensuring that conclusions were supported by both numbers and images. Every figure and statistic presented here can be generated without manual intervention by rerunning the notebook from top to bottom.</w:t>
+      </w:r>
+    </w:p>
+    <w:p>
+      <w:pPr>
+        <w:rPr>
+          <w:rFonts w:cs="Times New Roman"/>
+          <w:szCs w:val="24"/>
+        </w:rPr>
+      </w:pPr>
+    </w:p>
+    <w:p>
+      <w:pPr>
+        <w:rPr>
+          <w:rFonts w:cs="Times New Roman"/>
+          <w:szCs w:val="24"/>
+        </w:rPr>
+      </w:pPr>
+      <w:r>
+        <w:rPr>
+          <w:rFonts w:cs="Times New Roman"/>
+          <w:szCs w:val="24"/>
+        </w:rPr>
+        <w:t>All fifteen features in the dataset are shown in Table 1 below</w:t>
+      </w:r>
+      <w:r>
+        <w:rPr>
+          <w:rFonts w:cs="Times New Roman"/>
+          <w:szCs w:val="24"/>
+        </w:rPr>
+        <w:t xml:space="preserve">. </w:t>
+      </w:r>
+      <w:r>
+        <w:rPr>
+          <w:rFonts w:cs="Times New Roman"/>
+          <w:szCs w:val="24"/>
+        </w:rPr>
+        <w:t>Fourteen raw features are included with the dataset. One additional engineered feature, Length of Stay is derived during preparation at Section 5, represents the number of days between admission and discharge, capturing treatment duration with a single numeric column.</w:t>
+      </w:r>
+    </w:p>
+    <w:p>
+      <w:pPr>
+        <w:spacing w:line="276" w:lineRule="auto"/>
+        <w:rPr>
+          <w:rFonts w:cs="Times New Roman"/>
+          <w:szCs w:val="24"/>
+        </w:rPr>
+      </w:pPr>
+      <w:r>
+        <w:rPr>
+          <w:rFonts w:cs="Times New Roman"/>
+          <w:szCs w:val="24"/>
+        </w:rPr>
+        <w:br w:type="page"/>
       </w:r>
     </w:p>
     <w:p>
@@ -1608,6 +1691,7 @@
         <w:rPr>
           <w:i/>
         </w:rPr>
+        <w:lastRenderedPageBreak/>
         <w:t>Table 1. Features of the healthcare dataset.</w:t>
       </w:r>
     </w:p>
@@ -1618,15 +1702,18 @@
         <w:tblLook w:val="04A0" w:firstRow="1" w:lastRow="0" w:firstColumn="1" w:lastColumn="0" w:noHBand="0" w:noVBand="1"/>
       </w:tblPr>
       <w:tblGrid>
-        <w:gridCol w:w="2340"/>
-        <w:gridCol w:w="2340"/>
-        <w:gridCol w:w="2340"/>
-        <w:gridCol w:w="2340"/>
+        <w:gridCol w:w="675"/>
+        <w:gridCol w:w="3261"/>
+        <w:gridCol w:w="2268"/>
+        <w:gridCol w:w="3156"/>
       </w:tblGrid>
       <w:tr>
+        <w:trPr>
+          <w:cantSplit/>
+        </w:trPr>
         <w:tc>
           <w:tcPr>
-            <w:tcW w:w="2340" w:type="dxa"/>
+            <w:tcW w:w="675" w:type="dxa"/>
           </w:tcPr>
           <w:p>
             <w:pPr>
@@ -1643,7 +1730,7 @@
         </w:tc>
         <w:tc>
           <w:tcPr>
-            <w:tcW w:w="2340" w:type="dxa"/>
+            <w:tcW w:w="3261" w:type="dxa"/>
           </w:tcPr>
           <w:p>
             <w:pPr>
@@ -1660,7 +1747,7 @@
         </w:tc>
         <w:tc>
           <w:tcPr>
-            <w:tcW w:w="2340" w:type="dxa"/>
+            <w:tcW w:w="2268" w:type="dxa"/>
           </w:tcPr>
           <w:p>
             <w:pPr>
@@ -1677,7 +1764,7 @@
         </w:tc>
         <w:tc>
           <w:tcPr>
-            <w:tcW w:w="2340" w:type="dxa"/>
+            <w:tcW w:w="3156" w:type="dxa"/>
           </w:tcPr>
           <w:p>
             <w:pPr>
@@ -1694,9 +1781,12 @@
         </w:tc>
       </w:tr>
       <w:tr>
+        <w:trPr>
+          <w:cantSplit/>
+        </w:trPr>
         <w:tc>
           <w:tcPr>
-            <w:tcW w:w="2340" w:type="dxa"/>
+            <w:tcW w:w="675" w:type="dxa"/>
           </w:tcPr>
           <w:p>
             <w:pPr>
@@ -1712,7 +1802,7 @@
         </w:tc>
         <w:tc>
           <w:tcPr>
-            <w:tcW w:w="2340" w:type="dxa"/>
+            <w:tcW w:w="3261" w:type="dxa"/>
           </w:tcPr>
           <w:p>
             <w:pPr>
@@ -1728,7 +1818,7 @@
         </w:tc>
         <w:tc>
           <w:tcPr>
-            <w:tcW w:w="2340" w:type="dxa"/>
+            <w:tcW w:w="2268" w:type="dxa"/>
           </w:tcPr>
           <w:p>
             <w:pPr>
@@ -1744,7 +1834,7 @@
         </w:tc>
         <w:tc>
           <w:tcPr>
-            <w:tcW w:w="2340" w:type="dxa"/>
+            <w:tcW w:w="3156" w:type="dxa"/>
           </w:tcPr>
           <w:p>
             <w:pPr>
@@ -1760,9 +1850,12 @@
         </w:tc>
       </w:tr>
       <w:tr>
+        <w:trPr>
+          <w:cantSplit/>
+        </w:trPr>
         <w:tc>
           <w:tcPr>
-            <w:tcW w:w="2340" w:type="dxa"/>
+            <w:tcW w:w="675" w:type="dxa"/>
           </w:tcPr>
           <w:p>
             <w:pPr>
@@ -1778,7 +1871,7 @@
         </w:tc>
         <w:tc>
           <w:tcPr>
-            <w:tcW w:w="2340" w:type="dxa"/>
+            <w:tcW w:w="3261" w:type="dxa"/>
           </w:tcPr>
           <w:p>
             <w:pPr>
@@ -1794,7 +1887,7 @@
         </w:tc>
         <w:tc>
           <w:tcPr>
-            <w:tcW w:w="2340" w:type="dxa"/>
+            <w:tcW w:w="2268" w:type="dxa"/>
           </w:tcPr>
           <w:p>
             <w:pPr>
@@ -1810,7 +1903,7 @@
         </w:tc>
         <w:tc>
           <w:tcPr>
-            <w:tcW w:w="2340" w:type="dxa"/>
+            <w:tcW w:w="3156" w:type="dxa"/>
           </w:tcPr>
           <w:p>
             <w:pPr>
@@ -1826,9 +1919,12 @@
         </w:tc>
       </w:tr>
       <w:tr>
+        <w:trPr>
+          <w:cantSplit/>
+        </w:trPr>
         <w:tc>
           <w:tcPr>
-            <w:tcW w:w="2340" w:type="dxa"/>
+            <w:tcW w:w="675" w:type="dxa"/>
           </w:tcPr>
           <w:p>
             <w:pPr>
@@ -1844,7 +1940,7 @@
         </w:tc>
         <w:tc>
           <w:tcPr>
-            <w:tcW w:w="2340" w:type="dxa"/>
+            <w:tcW w:w="3261" w:type="dxa"/>
           </w:tcPr>
           <w:p>
             <w:pPr>
@@ -1860,7 +1956,7 @@
         </w:tc>
         <w:tc>
           <w:tcPr>
-            <w:tcW w:w="2340" w:type="dxa"/>
+            <w:tcW w:w="2268" w:type="dxa"/>
           </w:tcPr>
           <w:p>
             <w:pPr>
@@ -1876,7 +1972,7 @@
         </w:tc>
         <w:tc>
           <w:tcPr>
-            <w:tcW w:w="2340" w:type="dxa"/>
+            <w:tcW w:w="3156" w:type="dxa"/>
           </w:tcPr>
           <w:p>
             <w:pPr>
@@ -1892,9 +1988,12 @@
         </w:tc>
       </w:tr>
       <w:tr>
+        <w:trPr>
+          <w:cantSplit/>
+        </w:trPr>
         <w:tc>
           <w:tcPr>
-            <w:tcW w:w="2340" w:type="dxa"/>
+            <w:tcW w:w="675" w:type="dxa"/>
           </w:tcPr>
           <w:p>
             <w:pPr>
@@ -1910,7 +2009,7 @@
         </w:tc>
         <w:tc>
           <w:tcPr>
-            <w:tcW w:w="2340" w:type="dxa"/>
+            <w:tcW w:w="3261" w:type="dxa"/>
           </w:tcPr>
           <w:p>
             <w:pPr>
@@ -1926,7 +2025,7 @@
         </w:tc>
         <w:tc>
           <w:tcPr>
-            <w:tcW w:w="2340" w:type="dxa"/>
+            <w:tcW w:w="2268" w:type="dxa"/>
           </w:tcPr>
           <w:p>
             <w:pPr>
@@ -1942,7 +2041,7 @@
         </w:tc>
         <w:tc>
           <w:tcPr>
-            <w:tcW w:w="2340" w:type="dxa"/>
+            <w:tcW w:w="3156" w:type="dxa"/>
           </w:tcPr>
           <w:p>
             <w:pPr>
@@ -1958,9 +2057,12 @@
         </w:tc>
       </w:tr>
       <w:tr>
+        <w:trPr>
+          <w:cantSplit/>
+        </w:trPr>
         <w:tc>
           <w:tcPr>
-            <w:tcW w:w="2340" w:type="dxa"/>
+            <w:tcW w:w="675" w:type="dxa"/>
           </w:tcPr>
           <w:p>
             <w:pPr>
@@ -1976,7 +2078,7 @@
         </w:tc>
         <w:tc>
           <w:tcPr>
-            <w:tcW w:w="2340" w:type="dxa"/>
+            <w:tcW w:w="3261" w:type="dxa"/>
           </w:tcPr>
           <w:p>
             <w:pPr>
@@ -1992,7 +2094,7 @@
         </w:tc>
         <w:tc>
           <w:tcPr>
-            <w:tcW w:w="2340" w:type="dxa"/>
+            <w:tcW w:w="2268" w:type="dxa"/>
           </w:tcPr>
           <w:p>
             <w:pPr>
@@ -2008,7 +2110,7 @@
         </w:tc>
         <w:tc>
           <w:tcPr>
-            <w:tcW w:w="2340" w:type="dxa"/>
+            <w:tcW w:w="3156" w:type="dxa"/>
           </w:tcPr>
           <w:p>
             <w:pPr>
@@ -2024,9 +2126,12 @@
         </w:tc>
       </w:tr>
       <w:tr>
+        <w:trPr>
+          <w:cantSplit/>
+        </w:trPr>
         <w:tc>
           <w:tcPr>
-            <w:tcW w:w="2340" w:type="dxa"/>
+            <w:tcW w:w="675" w:type="dxa"/>
           </w:tcPr>
           <w:p>
             <w:pPr>
@@ -2042,7 +2147,7 @@
         </w:tc>
         <w:tc>
           <w:tcPr>
-            <w:tcW w:w="2340" w:type="dxa"/>
+            <w:tcW w:w="3261" w:type="dxa"/>
           </w:tcPr>
           <w:p>
             <w:pPr>
@@ -2058,7 +2163,7 @@
         </w:tc>
         <w:tc>
           <w:tcPr>
-            <w:tcW w:w="2340" w:type="dxa"/>
+            <w:tcW w:w="2268" w:type="dxa"/>
           </w:tcPr>
           <w:p>
             <w:pPr>
@@ -2074,7 +2179,7 @@
         </w:tc>
         <w:tc>
           <w:tcPr>
-            <w:tcW w:w="2340" w:type="dxa"/>
+            <w:tcW w:w="3156" w:type="dxa"/>
           </w:tcPr>
           <w:p>
             <w:pPr>
@@ -2090,9 +2195,12 @@
         </w:tc>
       </w:tr>
       <w:tr>
+        <w:trPr>
+          <w:cantSplit/>
+        </w:trPr>
         <w:tc>
           <w:tcPr>
-            <w:tcW w:w="2340" w:type="dxa"/>
+            <w:tcW w:w="675" w:type="dxa"/>
           </w:tcPr>
           <w:p>
             <w:pPr>
@@ -2108,7 +2216,7 @@
         </w:tc>
         <w:tc>
           <w:tcPr>
-            <w:tcW w:w="2340" w:type="dxa"/>
+            <w:tcW w:w="3261" w:type="dxa"/>
           </w:tcPr>
           <w:p>
             <w:pPr>
@@ -2124,7 +2232,7 @@
         </w:tc>
         <w:tc>
           <w:tcPr>
-            <w:tcW w:w="2340" w:type="dxa"/>
+            <w:tcW w:w="2268" w:type="dxa"/>
           </w:tcPr>
           <w:p>
             <w:pPr>
@@ -2140,7 +2248,7 @@
         </w:tc>
         <w:tc>
           <w:tcPr>
-            <w:tcW w:w="2340" w:type="dxa"/>
+            <w:tcW w:w="3156" w:type="dxa"/>
           </w:tcPr>
           <w:p>
             <w:pPr>
@@ -2156,9 +2264,12 @@
         </w:tc>
       </w:tr>
       <w:tr>
+        <w:trPr>
+          <w:cantSplit/>
+        </w:trPr>
         <w:tc>
           <w:tcPr>
-            <w:tcW w:w="2340" w:type="dxa"/>
+            <w:tcW w:w="675" w:type="dxa"/>
           </w:tcPr>
           <w:p>
             <w:pPr>
@@ -2174,7 +2285,7 @@
         </w:tc>
         <w:tc>
           <w:tcPr>
-            <w:tcW w:w="2340" w:type="dxa"/>
+            <w:tcW w:w="3261" w:type="dxa"/>
           </w:tcPr>
           <w:p>
             <w:pPr>
@@ -2190,7 +2301,7 @@
         </w:tc>
         <w:tc>
           <w:tcPr>
-            <w:tcW w:w="2340" w:type="dxa"/>
+            <w:tcW w:w="2268" w:type="dxa"/>
           </w:tcPr>
           <w:p>
             <w:pPr>
@@ -2206,7 +2317,7 @@
         </w:tc>
         <w:tc>
           <w:tcPr>
-            <w:tcW w:w="2340" w:type="dxa"/>
+            <w:tcW w:w="3156" w:type="dxa"/>
           </w:tcPr>
           <w:p>
             <w:pPr>
@@ -2222,9 +2333,12 @@
         </w:tc>
       </w:tr>
       <w:tr>
+        <w:trPr>
+          <w:cantSplit/>
+        </w:trPr>
         <w:tc>
           <w:tcPr>
-            <w:tcW w:w="2340" w:type="dxa"/>
+            <w:tcW w:w="675" w:type="dxa"/>
           </w:tcPr>
           <w:p>
             <w:pPr>
@@ -2240,7 +2354,7 @@
         </w:tc>
         <w:tc>
           <w:tcPr>
-            <w:tcW w:w="2340" w:type="dxa"/>
+            <w:tcW w:w="3261" w:type="dxa"/>
           </w:tcPr>
           <w:p>
             <w:pPr>
@@ -2256,7 +2370,7 @@
         </w:tc>
         <w:tc>
           <w:tcPr>
-            <w:tcW w:w="2340" w:type="dxa"/>
+            <w:tcW w:w="2268" w:type="dxa"/>
           </w:tcPr>
           <w:p>
             <w:pPr>
@@ -2272,7 +2386,7 @@
         </w:tc>
         <w:tc>
           <w:tcPr>
-            <w:tcW w:w="2340" w:type="dxa"/>
+            <w:tcW w:w="3156" w:type="dxa"/>
           </w:tcPr>
           <w:p>
             <w:pPr>
@@ -2288,9 +2402,12 @@
         </w:tc>
       </w:tr>
       <w:tr>
+        <w:trPr>
+          <w:cantSplit/>
+        </w:trPr>
         <w:tc>
           <w:tcPr>
-            <w:tcW w:w="2340" w:type="dxa"/>
+            <w:tcW w:w="675" w:type="dxa"/>
           </w:tcPr>
           <w:p>
             <w:pPr>
@@ -2306,7 +2423,7 @@
         </w:tc>
         <w:tc>
           <w:tcPr>
-            <w:tcW w:w="2340" w:type="dxa"/>
+            <w:tcW w:w="3261" w:type="dxa"/>
           </w:tcPr>
           <w:p>
             <w:pPr>
@@ -2322,7 +2439,7 @@
         </w:tc>
         <w:tc>
           <w:tcPr>
-            <w:tcW w:w="2340" w:type="dxa"/>
+            <w:tcW w:w="2268" w:type="dxa"/>
           </w:tcPr>
           <w:p>
             <w:pPr>
@@ -2338,7 +2455,7 @@
         </w:tc>
         <w:tc>
           <w:tcPr>
-            <w:tcW w:w="2340" w:type="dxa"/>
+            <w:tcW w:w="3156" w:type="dxa"/>
           </w:tcPr>
           <w:p>
             <w:pPr>
@@ -2354,9 +2471,12 @@
         </w:tc>
       </w:tr>
       <w:tr>
+        <w:trPr>
+          <w:cantSplit/>
+        </w:trPr>
         <w:tc>
           <w:tcPr>
-            <w:tcW w:w="2340" w:type="dxa"/>
+            <w:tcW w:w="675" w:type="dxa"/>
           </w:tcPr>
           <w:p>
             <w:pPr>
@@ -2372,7 +2492,7 @@
         </w:tc>
         <w:tc>
           <w:tcPr>
-            <w:tcW w:w="2340" w:type="dxa"/>
+            <w:tcW w:w="3261" w:type="dxa"/>
           </w:tcPr>
           <w:p>
             <w:pPr>
@@ -2388,7 +2508,7 @@
         </w:tc>
         <w:tc>
           <w:tcPr>
-            <w:tcW w:w="2340" w:type="dxa"/>
+            <w:tcW w:w="2268" w:type="dxa"/>
           </w:tcPr>
           <w:p>
             <w:pPr>
@@ -2404,7 +2524,7 @@
         </w:tc>
         <w:tc>
           <w:tcPr>
-            <w:tcW w:w="2340" w:type="dxa"/>
+            <w:tcW w:w="3156" w:type="dxa"/>
           </w:tcPr>
           <w:p>
             <w:pPr>
@@ -2420,9 +2540,12 @@
         </w:tc>
       </w:tr>
       <w:tr>
+        <w:trPr>
+          <w:cantSplit/>
+        </w:trPr>
         <w:tc>
           <w:tcPr>
-            <w:tcW w:w="2340" w:type="dxa"/>
+            <w:tcW w:w="675" w:type="dxa"/>
           </w:tcPr>
           <w:p>
             <w:pPr>
@@ -2438,7 +2561,7 @@
         </w:tc>
         <w:tc>
           <w:tcPr>
-            <w:tcW w:w="2340" w:type="dxa"/>
+            <w:tcW w:w="3261" w:type="dxa"/>
           </w:tcPr>
           <w:p>
             <w:pPr>
@@ -2454,7 +2577,7 @@
         </w:tc>
         <w:tc>
           <w:tcPr>
-            <w:tcW w:w="2340" w:type="dxa"/>
+            <w:tcW w:w="2268" w:type="dxa"/>
           </w:tcPr>
           <w:p>
             <w:pPr>
@@ -2470,7 +2593,7 @@
         </w:tc>
         <w:tc>
           <w:tcPr>
-            <w:tcW w:w="2340" w:type="dxa"/>
+            <w:tcW w:w="3156" w:type="dxa"/>
           </w:tcPr>
           <w:p>
             <w:pPr>
@@ -2486,9 +2609,12 @@
         </w:tc>
       </w:tr>
       <w:tr>
+        <w:trPr>
+          <w:cantSplit/>
+        </w:trPr>
         <w:tc>
           <w:tcPr>
-            <w:tcW w:w="2340" w:type="dxa"/>
+            <w:tcW w:w="675" w:type="dxa"/>
           </w:tcPr>
           <w:p>
             <w:pPr>
@@ -2504,7 +2630,7 @@
         </w:tc>
         <w:tc>
           <w:tcPr>
-            <w:tcW w:w="2340" w:type="dxa"/>
+            <w:tcW w:w="3261" w:type="dxa"/>
           </w:tcPr>
           <w:p>
             <w:pPr>
@@ -2520,7 +2646,7 @@
         </w:tc>
         <w:tc>
           <w:tcPr>
-            <w:tcW w:w="2340" w:type="dxa"/>
+            <w:tcW w:w="2268" w:type="dxa"/>
           </w:tcPr>
           <w:p>
             <w:pPr>
@@ -2536,7 +2662,7 @@
         </w:tc>
         <w:tc>
           <w:tcPr>
-            <w:tcW w:w="2340" w:type="dxa"/>
+            <w:tcW w:w="3156" w:type="dxa"/>
           </w:tcPr>
           <w:p>
             <w:pPr>
@@ -2552,9 +2678,12 @@
         </w:tc>
       </w:tr>
       <w:tr>
+        <w:trPr>
+          <w:cantSplit/>
+        </w:trPr>
         <w:tc>
           <w:tcPr>
-            <w:tcW w:w="2340" w:type="dxa"/>
+            <w:tcW w:w="675" w:type="dxa"/>
           </w:tcPr>
           <w:p>
             <w:pPr>
@@ -2570,7 +2699,7 @@
         </w:tc>
         <w:tc>
           <w:tcPr>
-            <w:tcW w:w="2340" w:type="dxa"/>
+            <w:tcW w:w="3261" w:type="dxa"/>
           </w:tcPr>
           <w:p>
             <w:pPr>
@@ -2586,7 +2715,7 @@
         </w:tc>
         <w:tc>
           <w:tcPr>
-            <w:tcW w:w="2340" w:type="dxa"/>
+            <w:tcW w:w="2268" w:type="dxa"/>
           </w:tcPr>
           <w:p>
             <w:pPr>
@@ -2602,7 +2731,7 @@
         </w:tc>
         <w:tc>
           <w:tcPr>
-            <w:tcW w:w="2340" w:type="dxa"/>
+            <w:tcW w:w="3156" w:type="dxa"/>
           </w:tcPr>
           <w:p>
             <w:pPr>
@@ -2618,9 +2747,12 @@
         </w:tc>
       </w:tr>
       <w:tr>
+        <w:trPr>
+          <w:cantSplit/>
+        </w:trPr>
         <w:tc>
           <w:tcPr>
-            <w:tcW w:w="2340" w:type="dxa"/>
+            <w:tcW w:w="675" w:type="dxa"/>
           </w:tcPr>
           <w:p>
             <w:pPr>
@@ -2636,7 +2768,7 @@
         </w:tc>
         <w:tc>
           <w:tcPr>
-            <w:tcW w:w="2340" w:type="dxa"/>
+            <w:tcW w:w="3261" w:type="dxa"/>
           </w:tcPr>
           <w:p>
             <w:pPr>
@@ -2652,7 +2784,7 @@
         </w:tc>
         <w:tc>
           <w:tcPr>
-            <w:tcW w:w="2340" w:type="dxa"/>
+            <w:tcW w:w="2268" w:type="dxa"/>
           </w:tcPr>
           <w:p>
             <w:pPr>
@@ -2668,7 +2800,7 @@
         </w:tc>
         <w:tc>
           <w:tcPr>
-            <w:tcW w:w="2340" w:type="dxa"/>
+            <w:tcW w:w="3156" w:type="dxa"/>
           </w:tcPr>
           <w:p>
             <w:pPr>
@@ -2678,22 +2810,18 @@
               <w:rPr>
                 <w:sz w:val="21"/>
               </w:rPr>
-              <w:t xml:space="preserve">Normal, Abnormal or </w:t>
-            </w:r>
-            <w:r>
-              <w:rPr>
-                <w:sz w:val="21"/>
-              </w:rPr>
-              <w:lastRenderedPageBreak/>
-              <w:t>Inconclusive</w:t>
+              <w:t>Normal, Abnormal or Inconclusive</w:t>
             </w:r>
           </w:p>
         </w:tc>
       </w:tr>
       <w:tr>
+        <w:trPr>
+          <w:cantSplit/>
+        </w:trPr>
         <w:tc>
           <w:tcPr>
-            <w:tcW w:w="2340" w:type="dxa"/>
+            <w:tcW w:w="675" w:type="dxa"/>
           </w:tcPr>
           <w:p>
             <w:pPr>
@@ -2703,14 +2831,13 @@
               <w:rPr>
                 <w:sz w:val="21"/>
               </w:rPr>
-              <w:lastRenderedPageBreak/>
               <w:t>16</w:t>
             </w:r>
           </w:p>
         </w:tc>
         <w:tc>
           <w:tcPr>
-            <w:tcW w:w="2340" w:type="dxa"/>
+            <w:tcW w:w="3261" w:type="dxa"/>
           </w:tcPr>
           <w:p>
             <w:pPr>
@@ -2726,7 +2853,7 @@
         </w:tc>
         <w:tc>
           <w:tcPr>
-            <w:tcW w:w="2340" w:type="dxa"/>
+            <w:tcW w:w="2268" w:type="dxa"/>
           </w:tcPr>
           <w:p>
             <w:pPr>
@@ -2742,7 +2869,7 @@
         </w:tc>
         <w:tc>
           <w:tcPr>
-            <w:tcW w:w="2340" w:type="dxa"/>
+            <w:tcW w:w="3156" w:type="dxa"/>
           </w:tcPr>
           <w:p>
             <w:pPr>
@@ -2761,17 +2888,34 @@
     <w:p/>
     <w:p>
       <w:pPr>
+        <w:spacing w:line="276" w:lineRule="auto"/>
+        <w:rPr>
+          <w:rFonts w:eastAsiaTheme="majorEastAsia" w:cs="Times New Roman"/>
+          <w:b/>
+          <w:bCs/>
+          <w:color w:val="000000"/>
+          <w:szCs w:val="24"/>
+        </w:rPr>
+      </w:pPr>
+      <w:bookmarkStart w:id="2" w:name="_Toc235547030"/>
+      <w:r>
+        <w:br w:type="page"/>
+      </w:r>
+    </w:p>
+    <w:p>
+      <w:pPr>
         <w:pStyle w:val="Heading1"/>
       </w:pPr>
-      <w:bookmarkStart w:id="2" w:name="_Toc235547030"/>
-      <w:r>
+      <w:r>
+        <w:lastRenderedPageBreak/>
         <w:t>3. Data Exploration</w:t>
       </w:r>
       <w:bookmarkEnd w:id="2"/>
     </w:p>
+    <w:p/>
     <w:p>
       <w:r>
-        <w:t xml:space="preserve">Initial exploration established the dataset's dimensions (55,500 rows by 15 columns) and each feature's data type using </w:t>
+        <w:t xml:space="preserve">The dataset's dimensions were established through initial exploration, with 55,500 rows and 15 columns. The data type of each feature can be determined using </w:t>
       </w:r>
       <w:proofErr w:type="gramStart"/>
       <w:r>
@@ -2789,7 +2933,7 @@
       <w:proofErr w:type="spellEnd"/>
       <w:proofErr w:type="gramEnd"/>
       <w:r>
-        <w:t xml:space="preserve">(). Several types required correction: the two date columns arrived as plain text and were converted to proper datetime64 columns, enabling the date arithmetic used later for feature engineering, and the six nominal fields plus the target were cast to the </w:t>
+        <w:t xml:space="preserve">(). Several types needed to be corrected. The two date columns arrived as plain text and were converted to proper datetime 64 columns, allowing date arithmetic to be used later for feature engineering. The target and the six nominal fields were cast to the </w:t>
       </w:r>
       <w:proofErr w:type="gramStart"/>
       <w:r>
@@ -2805,47 +2949,66 @@
       </w:r>
       <w:proofErr w:type="spellEnd"/>
       <w:r>
-        <w:t>, which is more memory-efficient than generic object storage and makes their semantics explicit.</w:t>
+        <w:t>, which makes their semantics explicit and uses less memory than generic object storage.</w:t>
+      </w:r>
+    </w:p>
+    <w:p/>
+    <w:p>
+      <w:r>
+        <w:t>For the clarity of the data, one of the fields has been renamed. The ‘Name’ column has been changed to ‘Patient Name’, as this dataset contains three separate columns storing names, patient, doctor and hospital. simply labelling it ‘Name’ could lead to misinterpretation</w:t>
+      </w:r>
+      <w:r>
+        <w:t xml:space="preserve">. </w:t>
+      </w:r>
+      <w:r>
+        <w:t xml:space="preserve">Completeness checks showed 534 exact duplicate rows but no missing values in any of the columns. </w:t>
+      </w:r>
+      <w:proofErr w:type="gramStart"/>
+      <w:r>
+        <w:t>In order to</w:t>
+      </w:r>
+      <w:proofErr w:type="gramEnd"/>
+      <w:r>
+        <w:t xml:space="preserve"> prevent duplicates, these were eliminated prior to any additional analysis, leaving 54,966 unique observations. This is because a record that is repeated on both sides of a train/test split allows the model to be assessed on data that it has essentially already seen. </w:t>
+      </w:r>
+      <w:r>
+        <w:t>Therefore, all data and statistics appearing in this report hereafter are based on deduplicated data. Every categorical column was validated against its documented set of valid values in Table 1, confirming that Gender contains exactly {Male, Female} with no unexpected category such as "Other" and no blank or whitespace only entries. This ensures that the data is proven clean, not just assumed to be.</w:t>
       </w:r>
     </w:p>
     <w:p>
-      <w:r>
-        <w:t xml:space="preserve">One feature was renamed for clarity: the column Name became Patient Name, because three separate columns in this dataset hold names (patient, doctor and hospital) and the bare word "Name" invites misreading. Completeness checks found no missing </w:t>
-      </w:r>
-      <w:proofErr w:type="gramStart"/>
-      <w:r>
-        <w:t>values</w:t>
-      </w:r>
-      <w:proofErr w:type="gramEnd"/>
-      <w:r>
-        <w:t xml:space="preserve"> in any </w:t>
-      </w:r>
-      <w:proofErr w:type="gramStart"/>
-      <w:r>
-        <w:t>column, but</w:t>
-      </w:r>
-      <w:proofErr w:type="gramEnd"/>
-      <w:r>
-        <w:t xml:space="preserve"> did find 534 exact-duplicate rows. These were removed before any further analysis, leaving 54,966 unique observations; duplicates matter because a record repeated on both sides of a train/test split lets the model be evaluated on data it has effectively already seen. All subsequent figures and statistics in this report therefore describe the de-duplicated data. Beyond completeness, every categorical column was also validated against its documented set of valid values (Table 1) - confirming, for example, that Gender contains exactly {Male, Female} with no unexpected category such as "Other" and no blank or whitespace-only entries - so the data is proven clean, not just assumed to be.</w:t>
-      </w:r>
+      <w:pPr>
+        <w:pStyle w:val="Heading1"/>
+      </w:pPr>
+      <w:bookmarkStart w:id="3" w:name="_Toc235547031"/>
     </w:p>
     <w:p>
       <w:pPr>
-        <w:pStyle w:val="Heading1"/>
-      </w:pPr>
-      <w:bookmarkStart w:id="3" w:name="_Toc235547031"/>
-      <w:r>
-        <w:t xml:space="preserve">4. Exploratory Data Analysis and </w:t>
-      </w:r>
-      <w:proofErr w:type="spellStart"/>
-      <w:r>
-        <w:t>Visualisation</w:t>
-      </w:r>
-      <w:bookmarkEnd w:id="3"/>
-      <w:proofErr w:type="spellEnd"/>
+        <w:spacing w:after="200" w:line="276" w:lineRule="auto"/>
+        <w:jc w:val="left"/>
+        <w:rPr>
+          <w:rFonts w:eastAsiaTheme="majorEastAsia" w:cs="Times New Roman"/>
+          <w:b/>
+          <w:bCs/>
+          <w:color w:val="000000"/>
+          <w:szCs w:val="24"/>
+        </w:rPr>
+      </w:pPr>
+      <w:r>
+        <w:br w:type="page"/>
+      </w:r>
     </w:p>
     <w:p>
       <w:pPr>
+        <w:pStyle w:val="Heading1"/>
+      </w:pPr>
+      <w:r>
+        <w:lastRenderedPageBreak/>
+        <w:t>4. Exploratory Data Analysis and Visualisation</w:t>
+      </w:r>
+      <w:bookmarkEnd w:id="3"/>
+    </w:p>
+    <w:p>
+      <w:pPr>
         <w:pStyle w:val="Heading2"/>
       </w:pPr>
       <w:bookmarkStart w:id="4" w:name="_Toc235547032"/>
@@ -2854,41 +3017,27 @@
       </w:r>
       <w:bookmarkEnd w:id="4"/>
     </w:p>
+    <w:p/>
     <w:p>
       <w:r>
-        <w:t>Figure 1 shows the distribution of the target. The three classes are almost perfectly balanced: Abnormal 33.5%, Normal 33.3% and Inconclusive 33.1%. This balance has two consequences: accuracy is a fair headline metric (</w:t>
+        <w:t xml:space="preserve">The target's distribution is shown in Figure 1. The three categories Abnormal 33.5%, Normal 33.3%, and Inconclusive 33.1% are nearly evenly distributed. This balance has two consequences, accuracy is a fair headline metric where no majority class can be </w:t>
       </w:r>
       <w:proofErr w:type="gramStart"/>
       <w:r>
-        <w:t>no</w:t>
+        <w:t>manipulated</w:t>
       </w:r>
       <w:proofErr w:type="gramEnd"/>
       <w:r>
-        <w:t xml:space="preserve"> majority class can be gamed), and any model must clearly beat 33.3% accuracy to demonstrate it has learned anything at all.</w:t>
+        <w:t> and any model must clearly outperform 33.3% accuracy to show that it has learned anything at all. </w:t>
       </w:r>
     </w:p>
+    <w:p/>
     <w:p>
       <w:r>
-        <w:lastRenderedPageBreak/>
-        <w:t xml:space="preserve">Because the classes are balanced, no resampling technique such as SMOTE or class weighting is required; each class contributes roughly equal evidence during training. Balance of this quality </w:t>
-      </w:r>
-      <w:proofErr w:type="gramStart"/>
-      <w:r>
-        <w:t>is itself</w:t>
-      </w:r>
-      <w:proofErr w:type="gramEnd"/>
-      <w:r>
-        <w:t xml:space="preserve"> unusual in real clinical data, where abnormal findings are typically the minority - another hint </w:t>
-      </w:r>
-      <w:proofErr w:type="gramStart"/>
-      <w:r>
-        <w:t>that</w:t>
-      </w:r>
-      <w:proofErr w:type="gramEnd"/>
-      <w:r>
-        <w:t xml:space="preserve"> the dataset was generated rather than collected.</w:t>
+        <w:t>Each class contributes about equal amounts of evidence during training, so resampling methods like SMOTE or class weighting are not necessary because the classes are balanced. Since abnormal findings are usually the minority in real clinical data, the balance of this quality is unusual in and of itself. This is another indication that the dataset was created rather than gathered.</w:t>
       </w:r>
     </w:p>
+    <w:p/>
     <w:p>
       <w:pPr>
         <w:jc w:val="center"/>
@@ -2937,6 +3086,9 @@
     <w:p>
       <w:pPr>
         <w:jc w:val="center"/>
+        <w:rPr>
+          <w:i/>
+        </w:rPr>
       </w:pPr>
       <w:r>
         <w:rPr>
@@ -2947,19 +3099,43 @@
     </w:p>
     <w:p>
       <w:pPr>
+        <w:jc w:val="center"/>
+      </w:pPr>
+    </w:p>
+    <w:p>
+      <w:pPr>
+        <w:spacing w:after="200" w:line="276" w:lineRule="auto"/>
+        <w:jc w:val="left"/>
+        <w:rPr>
+          <w:rFonts w:eastAsiaTheme="majorEastAsia" w:cstheme="majorBidi"/>
+          <w:b/>
+          <w:bCs/>
+          <w:color w:val="000000"/>
+          <w:szCs w:val="26"/>
+        </w:rPr>
+      </w:pPr>
+      <w:bookmarkStart w:id="5" w:name="_Toc235547033"/>
+      <w:r>
+        <w:br w:type="page"/>
+      </w:r>
+    </w:p>
+    <w:p>
+      <w:pPr>
         <w:pStyle w:val="Heading2"/>
       </w:pPr>
-      <w:bookmarkStart w:id="5" w:name="_Toc235547033"/>
-      <w:r>
+      <w:r>
+        <w:lastRenderedPageBreak/>
         <w:t>4.2 Numerical feature distributions</w:t>
       </w:r>
       <w:bookmarkEnd w:id="5"/>
     </w:p>
+    <w:p/>
     <w:p>
       <w:r>
-        <w:t>Age (Figure 2) is spread nearly uniformly from the teens to the late eighties, with no peak or skew. Real patient-age distributions typically skew toward older ages, so this flat shape is an early signature of synthetic generation. Billing Amount (Figure 3) is likewise almost uniform across its range, where real billing data is strongly right-skewed by a minority of high-cost cases. Boxplots with the 1.5 x IQR rule (Figure 4) confirm the visual impression quantitatively: zero outliers in either feature across all 54,966 rows.</w:t>
+        <w:t>Figure 2 shows a nearly uniform patient age distribution with no peak or skew, ranging from the teens to the late eighties. This flat shape is an early indicator of synthetic generation because real patient-age distributions tend to skew toward older ages. Billing Amount in Figure 3 is similarly nearly constant throughout its range, although a small percentage of high-cost cases significantly skew real billing data to the right. Boxplots using the 1.5 x IQR rule as shown Figure 4 confirms that the visual impression quantitatively that there are no outliers in either feature across all 54,966 rows.</w:t>
       </w:r>
     </w:p>
+    <w:p/>
     <w:p>
       <w:pPr>
         <w:jc w:val="center"/>
@@ -2968,7 +3144,6 @@
         <w:rPr>
           <w:noProof/>
         </w:rPr>
-        <w:lastRenderedPageBreak/>
         <w:drawing>
           <wp:inline distT="0" distB="0" distL="0" distR="0" wp14:anchorId="7F955765" wp14:editId="1F46CAA2">
             <wp:extent cx="5120640" cy="3176093"/>
@@ -3025,6 +3200,7 @@
         <w:rPr>
           <w:noProof/>
         </w:rPr>
+        <w:lastRenderedPageBreak/>
         <w:drawing>
           <wp:inline distT="0" distB="0" distL="0" distR="0" wp14:anchorId="79D875F3" wp14:editId="0031E7F6">
             <wp:extent cx="5120640" cy="3176093"/>
@@ -3065,6 +3241,9 @@
     <w:p>
       <w:pPr>
         <w:jc w:val="center"/>
+        <w:rPr>
+          <w:i/>
+        </w:rPr>
       </w:pPr>
       <w:r>
         <w:rPr>
@@ -3077,11 +3256,15 @@
       <w:pPr>
         <w:jc w:val="center"/>
       </w:pPr>
+    </w:p>
+    <w:p>
+      <w:pPr>
+        <w:jc w:val="center"/>
+      </w:pPr>
       <w:r>
         <w:rPr>
           <w:noProof/>
         </w:rPr>
-        <w:lastRenderedPageBreak/>
         <w:drawing>
           <wp:inline distT="0" distB="0" distL="0" distR="0" wp14:anchorId="159C8570" wp14:editId="30B7CE97">
             <wp:extent cx="5120640" cy="2112048"/>
@@ -3132,18 +3315,49 @@
     </w:p>
     <w:p>
       <w:pPr>
+        <w:spacing w:after="200" w:line="276" w:lineRule="auto"/>
+        <w:jc w:val="left"/>
+        <w:rPr>
+          <w:rFonts w:eastAsiaTheme="majorEastAsia" w:cstheme="majorBidi"/>
+          <w:b/>
+          <w:bCs/>
+          <w:color w:val="000000"/>
+          <w:szCs w:val="26"/>
+        </w:rPr>
+      </w:pPr>
+      <w:bookmarkStart w:id="6" w:name="_Toc235547034"/>
+      <w:r>
+        <w:br w:type="page"/>
+      </w:r>
+    </w:p>
+    <w:p>
+      <w:pPr>
         <w:pStyle w:val="Heading2"/>
       </w:pPr>
-      <w:bookmarkStart w:id="6" w:name="_Toc235547034"/>
-      <w:r>
+      <w:r>
+        <w:lastRenderedPageBreak/>
         <w:t>4.3 Categorical features and the target</w:t>
       </w:r>
       <w:bookmarkEnd w:id="6"/>
     </w:p>
+    <w:p/>
     <w:p>
       <w:r>
-        <w:t>All six medical conditions appear in near-equal numbers (Figure 5), so the model sees ample examples of each. More telling are Figures 6 and 7: within every medical condition and every admission type, the three test outcomes occur in essentially the same proportions as in the overall data. If test results were genuinely driven by condition or admission context, these bars would shift visibly between groups; their uniformity is the first warning that the features may carry little signal about the target.</w:t>
-      </w:r>
+        <w:t xml:space="preserve">There are six distinct medical conditions in total. As seen in Figure 5, all six medical conditions are present in nearly equal numbers, so the model sees plenty of examples of each. Figures 6 and 7 show that the three test outcomes occur in almost the same proportions across all medical conditions and admission types. These bars would clearly change between groups if test results were </w:t>
+      </w:r>
+      <w:proofErr w:type="gramStart"/>
+      <w:r>
+        <w:t>actually influenced</w:t>
+      </w:r>
+      <w:proofErr w:type="gramEnd"/>
+      <w:r>
+        <w:t xml:space="preserve"> by condition or admission context. Their consistency is the first indication that the features might not provide much information about the target.</w:t>
+      </w:r>
+    </w:p>
+    <w:p>
+      <w:pPr>
+        <w:jc w:val="center"/>
+      </w:pPr>
     </w:p>
     <w:p>
       <w:pPr>
@@ -3198,7 +3412,6 @@
         <w:rPr>
           <w:i/>
         </w:rPr>
-        <w:lastRenderedPageBreak/>
         <w:t>Figure 5. Distribution of medical conditions.</w:t>
       </w:r>
     </w:p>
@@ -3210,6 +3423,7 @@
         <w:rPr>
           <w:noProof/>
         </w:rPr>
+        <w:lastRenderedPageBreak/>
         <w:drawing>
           <wp:inline distT="0" distB="0" distL="0" distR="0" wp14:anchorId="4B9389C6" wp14:editId="76195D59">
             <wp:extent cx="5120640" cy="3054780"/>
@@ -3316,49 +3530,44 @@
     </w:p>
     <w:p>
       <w:pPr>
+        <w:spacing w:after="200" w:line="276" w:lineRule="auto"/>
+        <w:jc w:val="left"/>
+        <w:rPr>
+          <w:rFonts w:eastAsiaTheme="majorEastAsia" w:cstheme="majorBidi"/>
+          <w:b/>
+          <w:bCs/>
+          <w:color w:val="000000"/>
+          <w:szCs w:val="26"/>
+        </w:rPr>
+      </w:pPr>
+      <w:bookmarkStart w:id="7" w:name="_Toc235547035"/>
+      <w:r>
+        <w:br w:type="page"/>
+      </w:r>
+    </w:p>
+    <w:p>
+      <w:pPr>
         <w:pStyle w:val="Heading2"/>
       </w:pPr>
-      <w:bookmarkStart w:id="7" w:name="_Toc235547035"/>
       <w:r>
         <w:lastRenderedPageBreak/>
         <w:t>4.4 Correlation and association testing</w:t>
       </w:r>
       <w:bookmarkEnd w:id="7"/>
     </w:p>
+    <w:p/>
     <w:p>
       <w:r>
-        <w:t xml:space="preserve">Pearson correlations between the numerical features are all near zero (Figure 8), indicating no meaningful linear relationships - incidentally consistent with Naive </w:t>
-      </w:r>
-      <w:proofErr w:type="spellStart"/>
-      <w:r>
-        <w:t>Bayes's</w:t>
-      </w:r>
-      <w:proofErr w:type="spellEnd"/>
-      <w:r>
-        <w:t xml:space="preserve"> conditional independence assumption. Because correlation between features says nothing about association with the target, we tested every feature against Test Results directly: one-way ANOVA F-tests for the numeric features and Cramer's V (derived from chi-square tests) for the categorical ones. Every ANOVA p-value exceeded the 0.05 significance threshold and every Cramer's V was approximately zero. Statistically, no individual feature is measurably associated with the target - a finding that predicts, before any model is trained, that classification performance will be </w:t>
-      </w:r>
-      <w:proofErr w:type="gramStart"/>
-      <w:r>
-        <w:t>bounded</w:t>
-      </w:r>
-      <w:proofErr w:type="gramEnd"/>
-      <w:r>
-        <w:t xml:space="preserve"> near chance level.</w:t>
+        <w:t>The Pearson correlations between the numerical features are all close to zero (Figure 8), indicating that there are no meaningful linear relationships, which is consistent with Naive Bayes' conditional independence assumption. We directly tested each feature against the test results, using one-way ANOVA F-tests for the numerical features and Cramer's V (derived from chi-square tests) for the categorical ones, since correlation between features does not indicate association with the target. Every Cramer's V was close to zero and every ANOVA p-value was higher than the significance level of 0.05. Before any model is trained, it is predicted that classification performance will be bounded near the chance level because no single feature is statistically measurably associated with the target.</w:t>
       </w:r>
     </w:p>
+    <w:p/>
     <w:p>
       <w:r>
-        <w:t xml:space="preserve">Concretely, the ANOVA tests for Age and Billing Amount against the three outcome classes produced p-values well above 0.05, so the per-class means cannot be statistically distinguished from one another. Cramer's V for Gender, Blood Type, Medical Condition, Insurance Provider, Admission Type and Medication all </w:t>
-      </w:r>
-      <w:proofErr w:type="gramStart"/>
-      <w:r>
-        <w:t>fell</w:t>
-      </w:r>
-      <w:proofErr w:type="gramEnd"/>
-      <w:r>
-        <w:t xml:space="preserve"> close to zero on a scale where zero means no association and one means perfect association - values this small leave essentially nothing for any classifier to exploit.</w:t>
+        <w:t>The ANOVA tests for Age and Billing Amount against the three outcome classes yielded p-values well above 0.05, indicating that the per-class means cannot be statistically distinguished from one another. The V-values for Cramer's measures of gender, blood type, medical condition, insurance provider, admission type and medication use were all close to zero. On this scale, zero indicates no association, whilst one indicates a perfect association. Such low values make it difficult for any classifier to extract meaningful information from them.</w:t>
       </w:r>
     </w:p>
+    <w:p/>
     <w:p>
       <w:pPr>
         <w:jc w:val="center"/>
@@ -3368,8 +3577,8 @@
           <w:noProof/>
         </w:rPr>
         <w:drawing>
-          <wp:inline distT="0" distB="0" distL="0" distR="0" wp14:anchorId="75680B79" wp14:editId="338D13D3">
-            <wp:extent cx="5120640" cy="3434833"/>
+          <wp:inline distT="0" distB="0" distL="0" distR="0" wp14:anchorId="75680B79" wp14:editId="06582F7C">
+            <wp:extent cx="4232214" cy="2838893"/>
             <wp:effectExtent l="0" t="0" r="0" b="0"/>
             <wp:docPr id="8" name="Picture 8"/>
             <wp:cNvGraphicFramePr>
@@ -3391,7 +3600,7 @@
                   <pic:spPr>
                     <a:xfrm>
                       <a:off x="0" y="0"/>
-                      <a:ext cx="5120640" cy="3434833"/>
+                      <a:ext cx="4233441" cy="2839716"/>
                     </a:xfrm>
                     <a:prstGeom prst="rect">
                       <a:avLst/>
@@ -3412,7 +3621,6 @@
         <w:rPr>
           <w:i/>
         </w:rPr>
-        <w:lastRenderedPageBreak/>
         <w:t>Figure 8. Correlation heatmap of numerical features.</w:t>
       </w:r>
     </w:p>
@@ -3422,87 +3630,307 @@
       </w:pPr>
       <w:bookmarkStart w:id="8" w:name="_Toc235547036"/>
       <w:r>
+        <w:lastRenderedPageBreak/>
         <w:t>5. Data Preparation</w:t>
       </w:r>
       <w:bookmarkEnd w:id="8"/>
     </w:p>
+    <w:p/>
     <w:p>
-      <w:r>
-        <w:t xml:space="preserve">Preparation proceeded in five steps, each motivated by the requirements of the chosen algorithm. First, cleaning: the duplicate removal and completeness checks described in Section 3. Second, feature extraction: Length of Stay was engineered as the day difference between discharge and admission dates, converting two dates the model cannot use directly into one meaningful duration. Third, dropping non-predictive identifiers: Patient Name, Doctor, Hospital and Room Number identify records rather than describe them, and retaining such high-cardinality identifiers invites </w:t>
-      </w:r>
-      <w:proofErr w:type="spellStart"/>
-      <w:r>
-        <w:t>memorisation</w:t>
-      </w:r>
-      <w:proofErr w:type="spellEnd"/>
-      <w:r>
-        <w:t xml:space="preserve"> instead of learning.</w:t>
+      <w:pPr>
+        <w:rPr>
+          <w:szCs w:val="24"/>
+        </w:rPr>
+      </w:pPr>
+      <w:r>
+        <w:rPr>
+          <w:szCs w:val="24"/>
+        </w:rPr>
+        <w:t>The preparatory work is carried out in five steps, each of which is designed in accordance with the requirements of the selected algorithm.</w:t>
       </w:r>
     </w:p>
     <w:p>
-      <w:r>
-        <w:t xml:space="preserve">Fourth, transformation: the six categorical features and the target were label-encoded into integer codes. Naive Bayes does not require one-hot encoding: </w:t>
-      </w:r>
-      <w:proofErr w:type="spellStart"/>
-      <w:r>
-        <w:t>CategoricalNB</w:t>
-      </w:r>
-      <w:proofErr w:type="spellEnd"/>
-      <w:r>
-        <w:t xml:space="preserve"> models each feature's category distribution per class directly, and no distance metric is computed in which integer codes could imply a false ordering. Fifth, scaling: for the Gaussian variant, the numerical features (Age, Billing Amount, Length of Stay) were </w:t>
-      </w:r>
-      <w:proofErr w:type="spellStart"/>
-      <w:r>
-        <w:t>standardised</w:t>
-      </w:r>
-      <w:proofErr w:type="spellEnd"/>
-      <w:r>
-        <w:t xml:space="preserve"> with </w:t>
-      </w:r>
-      <w:proofErr w:type="spellStart"/>
-      <w:r>
-        <w:t>StandardScaler</w:t>
-      </w:r>
-      <w:proofErr w:type="spellEnd"/>
-      <w:r>
-        <w:t xml:space="preserve"> fitted on the training set only, keeping features on comparable scales for numerical stability. For the categorical variant, the numerical features were instead binned into quintiles, with bin edges learned from the training set and reused unchanged on the test set so that no information about the test distribution leaks into training.</w:t>
-      </w:r>
+      <w:pPr>
+        <w:rPr>
+          <w:szCs w:val="24"/>
+        </w:rPr>
+      </w:pPr>
     </w:p>
     <w:p>
-      <w:r>
-        <w:t xml:space="preserve">Two common preparation steps were considered and deliberately omitted, with reasons. Outlier removal was unnecessary because the IQR screening of Section 4.2 found no outliers to remove; missing-value imputation was unnecessary because the completeness check found no gaps. Documenting these negative checks </w:t>
-      </w:r>
-      <w:proofErr w:type="gramStart"/>
-      <w:r>
-        <w:t>matters</w:t>
-      </w:r>
-      <w:proofErr w:type="gramEnd"/>
-      <w:r>
-        <w:t xml:space="preserve"> as much as performing transformations: it demonstrates each step was evaluated against the data rather than skipped, and it keeps the pipeline as small as the data allows, reducing the risk of introducing artefacts through unneeded processing.</w:t>
+      <w:pPr>
+        <w:pStyle w:val="ListParagraph"/>
+        <w:numPr>
+          <w:ilvl w:val="0"/>
+          <w:numId w:val="10"/>
+        </w:numPr>
+        <w:ind w:left="360"/>
+        <w:rPr>
+          <w:szCs w:val="24"/>
+        </w:rPr>
+      </w:pPr>
+      <w:r>
+        <w:rPr>
+          <w:szCs w:val="24"/>
+        </w:rPr>
+        <w:t>Cleaning</w:t>
       </w:r>
     </w:p>
     <w:p>
       <w:pPr>
+        <w:ind w:left="360"/>
+        <w:rPr>
+          <w:szCs w:val="24"/>
+        </w:rPr>
+      </w:pPr>
+      <w:r>
+        <w:rPr>
+          <w:szCs w:val="24"/>
+        </w:rPr>
+        <w:t>As described in Section 3, the raw data with duplicated data are removed and completeness are checked to ensure that there are no empty or missing values in the data.</w:t>
+      </w:r>
+    </w:p>
+    <w:p>
+      <w:pPr>
+        <w:ind w:left="360"/>
+        <w:rPr>
+          <w:szCs w:val="24"/>
+        </w:rPr>
+      </w:pPr>
+    </w:p>
+    <w:p>
+      <w:pPr>
+        <w:pStyle w:val="ListParagraph"/>
+        <w:numPr>
+          <w:ilvl w:val="0"/>
+          <w:numId w:val="10"/>
+        </w:numPr>
+        <w:ind w:left="360"/>
+        <w:rPr>
+          <w:szCs w:val="24"/>
+        </w:rPr>
+      </w:pPr>
+      <w:r>
+        <w:rPr>
+          <w:szCs w:val="24"/>
+        </w:rPr>
+        <w:t>Feature Extraction</w:t>
+      </w:r>
+    </w:p>
+    <w:p>
+      <w:pPr>
+        <w:pStyle w:val="ListParagraph"/>
+        <w:ind w:left="360"/>
+        <w:rPr>
+          <w:szCs w:val="24"/>
+        </w:rPr>
+      </w:pPr>
+      <w:r>
+        <w:rPr>
+          <w:szCs w:val="24"/>
+        </w:rPr>
+        <w:t xml:space="preserve">Length of Stay was engineered as the day difference between discharge and admission dates, combining two dates that the model cannot use directly into a single meaningful duration. </w:t>
+      </w:r>
+    </w:p>
+    <w:p>
+      <w:pPr>
+        <w:pStyle w:val="ListParagraph"/>
+        <w:ind w:left="360"/>
+        <w:rPr>
+          <w:szCs w:val="24"/>
+        </w:rPr>
+      </w:pPr>
+    </w:p>
+    <w:p>
+      <w:pPr>
+        <w:pStyle w:val="ListParagraph"/>
+        <w:numPr>
+          <w:ilvl w:val="0"/>
+          <w:numId w:val="10"/>
+        </w:numPr>
+        <w:ind w:left="360"/>
+        <w:rPr>
+          <w:szCs w:val="24"/>
+        </w:rPr>
+      </w:pPr>
+      <w:r>
+        <w:rPr>
+          <w:szCs w:val="24"/>
+        </w:rPr>
+        <w:t>Dropping non-predictive identifiers</w:t>
+      </w:r>
+    </w:p>
+    <w:p>
+      <w:pPr>
+        <w:pStyle w:val="ListParagraph"/>
+        <w:ind w:left="360"/>
+        <w:rPr>
+          <w:szCs w:val="24"/>
+        </w:rPr>
+      </w:pPr>
+      <w:r>
+        <w:rPr>
+          <w:szCs w:val="24"/>
+        </w:rPr>
+        <w:t>Retaining high-cardinality identifiers like patient name, doctor, hospital, and room number encourages memorization rather than learning. These identifiers identify records rather than describe them.</w:t>
+      </w:r>
+    </w:p>
+    <w:p>
+      <w:pPr>
+        <w:pStyle w:val="ListParagraph"/>
+        <w:ind w:left="360"/>
+        <w:rPr>
+          <w:szCs w:val="24"/>
+        </w:rPr>
+      </w:pPr>
+    </w:p>
+    <w:p>
+      <w:pPr>
+        <w:pStyle w:val="ListParagraph"/>
+        <w:numPr>
+          <w:ilvl w:val="0"/>
+          <w:numId w:val="10"/>
+        </w:numPr>
+        <w:ind w:left="360"/>
+        <w:rPr>
+          <w:szCs w:val="24"/>
+        </w:rPr>
+      </w:pPr>
+      <w:r>
+        <w:rPr>
+          <w:szCs w:val="24"/>
+        </w:rPr>
+        <w:t>Transformation</w:t>
+      </w:r>
+    </w:p>
+    <w:p>
+      <w:pPr>
+        <w:pStyle w:val="ListParagraph"/>
+        <w:ind w:left="360"/>
+        <w:rPr>
+          <w:szCs w:val="24"/>
+        </w:rPr>
+      </w:pPr>
+      <w:r>
+        <w:rPr>
+          <w:szCs w:val="24"/>
+        </w:rPr>
+        <w:t xml:space="preserve">The target and the six categorical features were label-encoded into integer codes. One-hot encoding is optional for Naive Bayes because </w:t>
+      </w:r>
+      <w:proofErr w:type="spellStart"/>
+      <w:r>
+        <w:rPr>
+          <w:szCs w:val="24"/>
+        </w:rPr>
+        <w:t>CategoricalNB</w:t>
+      </w:r>
+      <w:proofErr w:type="spellEnd"/>
+      <w:r>
+        <w:rPr>
+          <w:szCs w:val="24"/>
+        </w:rPr>
+        <w:t xml:space="preserve"> directly models the category distribution of each feature per class and does not compute any distance metric where integer codes might suggest an incorrect ordering.</w:t>
+      </w:r>
+    </w:p>
+    <w:p>
+      <w:pPr>
+        <w:pStyle w:val="ListParagraph"/>
+        <w:ind w:left="360"/>
+        <w:rPr>
+          <w:szCs w:val="24"/>
+        </w:rPr>
+      </w:pPr>
+    </w:p>
+    <w:p>
+      <w:pPr>
+        <w:pStyle w:val="ListParagraph"/>
+        <w:numPr>
+          <w:ilvl w:val="0"/>
+          <w:numId w:val="10"/>
+        </w:numPr>
+        <w:ind w:left="360"/>
+        <w:rPr>
+          <w:szCs w:val="24"/>
+        </w:rPr>
+      </w:pPr>
+      <w:r>
+        <w:rPr>
+          <w:szCs w:val="24"/>
+        </w:rPr>
+        <w:t>Scaling</w:t>
+      </w:r>
+    </w:p>
+    <w:p>
+      <w:pPr>
+        <w:pStyle w:val="ListParagraph"/>
+        <w:ind w:left="360"/>
+        <w:rPr>
+          <w:szCs w:val="24"/>
+        </w:rPr>
+      </w:pPr>
+      <w:r>
+        <w:rPr>
+          <w:szCs w:val="24"/>
+        </w:rPr>
+        <w:t xml:space="preserve">To maintain numerical stability for the Gaussian variant, the numerical features (Age, Billing Amount, Length of Stay) were standardized using </w:t>
+      </w:r>
+      <w:proofErr w:type="spellStart"/>
+      <w:r>
+        <w:rPr>
+          <w:szCs w:val="24"/>
+        </w:rPr>
+        <w:t>StandardScaler</w:t>
+      </w:r>
+      <w:proofErr w:type="spellEnd"/>
+      <w:r>
+        <w:rPr>
+          <w:szCs w:val="24"/>
+        </w:rPr>
+        <w:t xml:space="preserve"> fitted on the training set exclusively. In the categorical variant, the numerical features were binned into quintiles, with bin edges learned from the training set and reused unchanged on the test set, ensuring that no information about the test distribution leaked into training. Two typical preparation steps were taken into consideration, these have been deliberately omitted, with relevant </w:t>
+      </w:r>
+      <w:r>
+        <w:rPr>
+          <w:szCs w:val="24"/>
+        </w:rPr>
+        <w:lastRenderedPageBreak/>
+        <w:t>explanations provided. Missing-value imputation was not required because the completeness check did not find any gaps. Outlier removal was not required because the IQR screening of Section 4.2 did not find any outliers to remove.</w:t>
+      </w:r>
+    </w:p>
+    <w:p>
+      <w:pPr>
+        <w:pStyle w:val="ListParagraph"/>
+        <w:ind w:left="360"/>
+        <w:rPr>
+          <w:szCs w:val="24"/>
+        </w:rPr>
+      </w:pPr>
+    </w:p>
+    <w:p>
+      <w:bookmarkStart w:id="9" w:name="_Toc235547037"/>
+      <w:r>
+        <w:rPr>
+          <w:szCs w:val="24"/>
+        </w:rPr>
+        <w:t>Documenting these negative checks is just as important as carrying out transformations because it shows that every step was evaluated against the data rather than omitted, and it keeps the pipeline as small as the data allows, minimizing the possibility of introducing artifacts through unnecessary processing.</w:t>
+      </w:r>
+    </w:p>
+    <w:p>
+      <w:r>
+        <w:t xml:space="preserve"> </w:t>
+      </w:r>
+    </w:p>
+    <w:p>
+      <w:pPr>
         <w:pStyle w:val="Heading1"/>
       </w:pPr>
-      <w:bookmarkStart w:id="9" w:name="_Toc235547037"/>
-      <w:r>
-        <w:lastRenderedPageBreak/>
+      <w:r>
         <w:t>6. Data Splitting</w:t>
       </w:r>
       <w:bookmarkEnd w:id="9"/>
     </w:p>
+    <w:p/>
     <w:p>
       <w:r>
-        <w:t xml:space="preserve">The 54,966 prepared observations were divided with a stratified 80/20 holdout split: 43,972 training rows and 10,994 test rows. At this scale a simple holdout gives stable, low-variance estimates of test performance, so k-fold cross-validation was reserved for a different job - hyperparameter selection inside the training set (Section 7) - keeping the test set completely unseen until final evaluation. Stratification on the target preserved class proportions on both sides of the split, and the printed proportions </w:t>
-      </w:r>
-      <w:proofErr w:type="gramStart"/>
-      <w:r>
-        <w:t>confirm</w:t>
-      </w:r>
-      <w:proofErr w:type="gramEnd"/>
-      <w:r>
-        <w:t xml:space="preserve"> it worked: 33.5% / 33.1% / 33.4% in training versus 33.6% / 33.1% / 33.4% in test. A fixed random seed (</w:t>
+        <w:t>A stratified 80/20 holdout split was used to separate the 54,966 prepared observations into 43,972 training rows and 10,994 test rows. Since a straightforward holdout provides stable, low-variance estimates of test performance at this scale, k-fold cross-validation was set aside for a different task, hyperparameter selection within the training set (Section 7) keeping the test set entirely hidden until the final evaluation. Class proportions were maintained on both sides of the split by stratification on the target, and the printed proportions, 33.5% / 33.1% / 33.4% in training versus 33.6% / 33.1% / 33.4% in test confirm that it was successful. A fixed random seed, </w:t>
       </w:r>
       <w:proofErr w:type="spellStart"/>
       <w:r>
@@ -3510,20 +3938,52 @@
       </w:r>
       <w:proofErr w:type="spellEnd"/>
       <w:r>
-        <w:t xml:space="preserve"> = 42) makes the split, and therefore every downstream result, exactly reproducible.</w:t>
+        <w:t xml:space="preserve"> = 42 ensures that the split and all subsequent results are precisely repeatable.</w:t>
+      </w:r>
+    </w:p>
+    <w:p/>
+    <w:p>
+      <w:pPr>
+        <w:rPr>
+          <w:b/>
+          <w:bCs/>
+        </w:rPr>
+      </w:pPr>
+      <w:bookmarkStart w:id="10" w:name="_Toc235547038"/>
+      <w:r>
+        <w:t>Before deciding on the holdout, various splitting strategies were considered. For the final evaluation, repeated k-fold cross-validation would add little precision at this sample size while reusing the same observations across folds at an additional computational cost. Since the target lacks a temporal structure of interest, a time-based split was not appropriate. A smaller test fraction would have increased the uncertainty of the reported metrics. The 80/20 stratified holdout balances training volume against evaluation stability, which is why it is the standard at this scale.</w:t>
       </w:r>
     </w:p>
     <w:p>
-      <w:r>
-        <w:t>Alternative splitting strategies were weighed before settling on the holdout. Repeated k-fold cross-validation for the final evaluation would re-use the same observations across folds at extra compute cost while adding little precision at this sample size; a time-based split was inapplicable because the target has no temporal structure of interest; and a smaller test fraction would have widened the uncertainty of the reported metrics. The 80/20 stratified holdout therefore balances training volume against evaluation stability, which is why it is the conventional default at this scale.</w:t>
+      <w:pPr>
+        <w:rPr>
+          <w:b/>
+          <w:bCs/>
+        </w:rPr>
+      </w:pPr>
+      <w:r>
+        <w:t xml:space="preserve"> </w:t>
       </w:r>
     </w:p>
     <w:p>
       <w:pPr>
+        <w:spacing w:after="200" w:line="276" w:lineRule="auto"/>
+        <w:jc w:val="left"/>
+      </w:pPr>
+      <w:r>
+        <w:rPr>
+          <w:b/>
+          <w:bCs/>
+        </w:rPr>
+        <w:br w:type="page"/>
+      </w:r>
+    </w:p>
+    <w:p>
+      <w:pPr>
         <w:pStyle w:val="Heading1"/>
       </w:pPr>
-      <w:bookmarkStart w:id="10" w:name="_Toc235547038"/>
-      <w:r>
+      <w:r>
+        <w:lastRenderedPageBreak/>
         <w:t>7. AI Algorithm: Naive Bayes</w:t>
       </w:r>
       <w:bookmarkEnd w:id="10"/>
@@ -3545,7 +4005,6 @@
     </w:p>
     <w:p>
       <w:r>
-        <w:lastRenderedPageBreak/>
         <w:t xml:space="preserve">Formally, for a class c and feature vector x, Bayes' theorem gives </w:t>
       </w:r>
       <w:proofErr w:type="gramStart"/>
@@ -3562,39 +4021,23 @@
       </w:r>
       <w:proofErr w:type="gramEnd"/>
       <w:r>
-        <w:t xml:space="preserve">x | c). The prior P(c) is estimated from class frequencies in the training set - here roughly one third per class - and the naive assumption </w:t>
+        <w:t xml:space="preserve">x | c). The prior P(c) is estimated from class frequencies in the training set - here roughly one third per class - and the naive assumption factorises the likelihood </w:t>
+      </w:r>
+      <w:proofErr w:type="gramStart"/>
+      <w:r>
+        <w:t>P(</w:t>
+      </w:r>
+      <w:proofErr w:type="gramEnd"/>
+      <w:r>
+        <w:t xml:space="preserve">x | c) into a product of one term per feature. </w:t>
       </w:r>
       <w:proofErr w:type="spellStart"/>
       <w:r>
-        <w:t>factorises</w:t>
+        <w:t>GaussianNB</w:t>
       </w:r>
       <w:proofErr w:type="spellEnd"/>
       <w:r>
-        <w:t xml:space="preserve"> the likelihood </w:t>
-      </w:r>
-      <w:proofErr w:type="gramStart"/>
-      <w:r>
-        <w:t>P(</w:t>
-      </w:r>
-      <w:proofErr w:type="gramEnd"/>
-      <w:r>
-        <w:t xml:space="preserve">x | c) into a product of one term per feature. </w:t>
-      </w:r>
-      <w:proofErr w:type="spellStart"/>
-      <w:r>
-        <w:t>GaussianNB</w:t>
-      </w:r>
-      <w:proofErr w:type="spellEnd"/>
-      <w:r>
-        <w:t xml:space="preserve"> estimates each numeric term with a per-class </w:t>
-      </w:r>
-      <w:proofErr w:type="gramStart"/>
-      <w:r>
-        <w:t>mean</w:t>
-      </w:r>
-      <w:proofErr w:type="gramEnd"/>
-      <w:r>
-        <w:t xml:space="preserve"> and variance; </w:t>
+        <w:t xml:space="preserve"> estimates each numeric term with a per-class mean and variance; </w:t>
       </w:r>
       <w:proofErr w:type="spellStart"/>
       <w:r>
@@ -3630,18 +4073,11 @@
       </w:r>
       <w:proofErr w:type="spellEnd"/>
       <w:r>
-        <w:t xml:space="preserve"> treats every (</w:t>
+        <w:t xml:space="preserve"> treats every (standardised) feature as continuous and models each with a per-class normal distribution; its key hyperparameter, </w:t>
       </w:r>
       <w:proofErr w:type="spellStart"/>
       <w:r>
-        <w:t>standardised</w:t>
-      </w:r>
-      <w:proofErr w:type="spellEnd"/>
-      <w:r>
-        <w:t xml:space="preserve">) feature as continuous and models each with a per-class normal distribution; its key hyperparameter, </w:t>
-      </w:r>
-      <w:proofErr w:type="spellStart"/>
-      <w:r>
+        <w:lastRenderedPageBreak/>
         <w:t>var_smoothing</w:t>
       </w:r>
       <w:proofErr w:type="spellEnd"/>
@@ -3699,11 +4135,7 @@
       </w:r>
       <w:proofErr w:type="spellEnd"/>
       <w:r>
-        <w:t xml:space="preserve"> that always predicts the most frequent training class was </w:t>
-      </w:r>
-      <w:r>
-        <w:lastRenderedPageBreak/>
-        <w:t>also fitted as a majority-class baseline: any model unable to clearly beat it has learned nothing real from the features. Beyond inspecting the reported accuracy figures, both tuned estimators were also passed through scikit-</w:t>
+        <w:t xml:space="preserve"> that always predicts the most frequent training class was also fitted as a majority-class baseline: any model unable to clearly beat it has learned nothing real from the features. Beyond inspecting the reported accuracy figures, both tuned estimators were also passed through scikit-</w:t>
       </w:r>
       <w:proofErr w:type="spellStart"/>
       <w:r>
@@ -3776,15 +4208,7 @@
     </w:p>
     <w:p>
       <w:r>
-        <w:t xml:space="preserve">The trained models were evaluated on the untouched 10,994-row test set using accuracy, weighted precision, weighted recall, weighted F1-score, one-vs-rest multi-class ROC-AUC, confusion matrices and per-class classification reports. Table 2 </w:t>
-      </w:r>
-      <w:proofErr w:type="spellStart"/>
-      <w:r>
-        <w:t>summarises</w:t>
-      </w:r>
-      <w:proofErr w:type="spellEnd"/>
-      <w:r>
-        <w:t xml:space="preserve"> the headline numbers.</w:t>
+        <w:t>The trained models were evaluated on the untouched 10,994-row test set using accuracy, weighted precision, weighted recall, weighted F1-score, one-vs-rest multi-class ROC-AUC, confusion matrices and per-class classification reports. Table 2 summarises the headline numbers.</w:t>
       </w:r>
     </w:p>
     <w:p>
@@ -4249,6 +4673,7 @@
         <w:rPr>
           <w:noProof/>
         </w:rPr>
+        <w:lastRenderedPageBreak/>
         <w:drawing>
           <wp:inline distT="0" distB="0" distL="0" distR="0" wp14:anchorId="463E4AA9" wp14:editId="5EC31A65">
             <wp:extent cx="5120640" cy="2292244"/>
@@ -4294,7 +4719,6 @@
         <w:rPr>
           <w:i/>
         </w:rPr>
-        <w:lastRenderedPageBreak/>
         <w:t xml:space="preserve">Figure 9. Confusion matrices for </w:t>
       </w:r>
       <w:proofErr w:type="spellStart"/>
@@ -4407,21 +4831,16 @@
     </w:p>
     <w:p>
       <w:r>
-        <w:t>For a diagnostic-support tool, the class that matters most is Abnormal, and accuracy alone hides the asymmetry between its error types: low recall means truly abnormal results predicted as normal - false negatives that could delay diagnosis, the most dangerous failure mode - while low precision means normal patients flagged abnormal, causing unnecessary follow-up and anxiety. Here, precision for Abnormal sits at roughly 33-34% for the baseline and both trained models alike: a clinician acting on this model's abnormal flag would be right about one time in three, no better than guessing.</w:t>
+        <w:t xml:space="preserve">For a diagnostic-support tool, the class that matters most is Abnormal, and accuracy alone hides the asymmetry between its error types: low recall means truly abnormal results predicted as </w:t>
+      </w:r>
+      <w:r>
+        <w:lastRenderedPageBreak/>
+        <w:t>normal - false negatives that could delay diagnosis, the most dangerous failure mode - while low precision means normal patients flagged abnormal, causing unnecessary follow-up and anxiety. Here, precision for Abnormal sits at roughly 33-34% for the baseline and both trained models alike: a clinician acting on this model's abnormal flag would be right about one time in three, no better than guessing.</w:t>
       </w:r>
     </w:p>
     <w:p>
       <w:r>
-        <w:lastRenderedPageBreak/>
-        <w:t xml:space="preserve">The per-class classification reports add nuance the weighted averages hide. Both trained models spread their predictions across the classes with per-class precision, recall and F1 all clustered near one third, while the baseline achieves recall of 1.00 on its single predicted class (Abnormal) and zero on the others - which is why its weighted precision (0.1125) and F1 (0.1685) are so poor despite matching accuracy. That </w:t>
-      </w:r>
-      <w:proofErr w:type="gramStart"/>
-      <w:r>
-        <w:t>the trained</w:t>
-      </w:r>
-      <w:proofErr w:type="gramEnd"/>
-      <w:r>
-        <w:t xml:space="preserve"> models beat the baseline on precision and F1 but not accuracy is exactly the signature of models that produce varied but uninformative predictions.</w:t>
+        <w:t>The per-class classification reports add nuance the weighted averages hide. Both trained models spread their predictions across the classes with per-class precision, recall and F1 all clustered near one third, while the baseline achieves recall of 1.00 on its single predicted class (Abnormal) and zero on the others - which is why its weighted precision (0.1125) and F1 (0.1685) are so poor despite matching accuracy. That the trained models beat the baseline on precision and F1 but not accuracy is exactly the signature of models that produce varied but uninformative predictions.</w:t>
       </w:r>
     </w:p>
     <w:p>
@@ -4698,7 +5117,6 @@
         <w:rPr>
           <w:noProof/>
         </w:rPr>
-        <w:lastRenderedPageBreak/>
         <w:drawing>
           <wp:inline distT="0" distB="0" distL="0" distR="0" wp14:anchorId="7F31C99D" wp14:editId="3410801A">
             <wp:extent cx="5120640" cy="5106800"/>
@@ -4745,7 +5163,24 @@
           <w:i/>
           <w:sz w:val="20"/>
         </w:rPr>
-        <w:t>Screenshot 4b. Categorical value validation: proves every categorical column contains only its documented values (e.g. Gender is exactly {Male, Female}) with no unexpected categories or blank/whitespace-only entries.</w:t>
+        <w:lastRenderedPageBreak/>
+        <w:t xml:space="preserve">Screenshot 4b. Categorical value </w:t>
+      </w:r>
+      <w:proofErr w:type="gramStart"/>
+      <w:r>
+        <w:rPr>
+          <w:i/>
+          <w:sz w:val="20"/>
+        </w:rPr>
+        <w:t>validation:</w:t>
+      </w:r>
+      <w:proofErr w:type="gramEnd"/>
+      <w:r>
+        <w:rPr>
+          <w:i/>
+          <w:sz w:val="20"/>
+        </w:rPr>
+        <w:t xml:space="preserve"> proves every categorical column contains only its documented values (e.g. Gender is exactly {Male, Female}) with no unexpected categories or blank/whitespace-only entries.</w:t>
       </w:r>
     </w:p>
     <w:p>
@@ -4756,7 +5191,6 @@
         <w:rPr>
           <w:noProof/>
         </w:rPr>
-        <w:lastRenderedPageBreak/>
         <w:drawing>
           <wp:inline distT="0" distB="0" distL="0" distR="0" wp14:anchorId="780F26DB" wp14:editId="78528F59">
             <wp:extent cx="5120640" cy="2689489"/>
@@ -5179,7 +5613,7 @@
           <w:i/>
           <w:sz w:val="20"/>
         </w:rPr>
-        <w:t>Screenshot 10b. Proof of training: sklearn</w:t>
+        <w:t xml:space="preserve">Screenshot 10b. Proof of training: </w:t>
       </w:r>
       <w:proofErr w:type="spellStart"/>
       <w:r>
@@ -5187,7 +5621,7 @@
           <w:i/>
           <w:sz w:val="20"/>
         </w:rPr>
-        <w:t>'s</w:t>
+        <w:t>sklearn's</w:t>
       </w:r>
       <w:proofErr w:type="spellEnd"/>
       <w:r>
@@ -5328,7 +5762,6 @@
         <w:rPr>
           <w:noProof/>
         </w:rPr>
-        <w:lastRenderedPageBreak/>
         <w:drawing>
           <wp:inline distT="0" distB="0" distL="0" distR="0" wp14:anchorId="63450DF6" wp14:editId="6B357599">
             <wp:extent cx="5120640" cy="3552156"/>
@@ -5375,6 +5808,7 @@
           <w:i/>
           <w:sz w:val="20"/>
         </w:rPr>
+        <w:lastRenderedPageBreak/>
         <w:t>Screenshot 12. Per-class classification reports for all models.</w:t>
       </w:r>
     </w:p>
@@ -5455,11 +5889,7 @@
       </w:r>
       <w:proofErr w:type="spellEnd"/>
       <w:r>
-        <w:t xml:space="preserve"> et al., 2024). More immediately, a model whose ROC-AUC is indistinguishable from 0.5 provides no discriminative signal and must not inform real clinical decisions: wrong predictions of normal or abnormal outcomes could cause misdiagnosis, delayed treatment or unnecessary intervention. Bias is a further concern - if demographic subgroups (for example, by insurance </w:t>
-      </w:r>
-      <w:r>
-        <w:lastRenderedPageBreak/>
-        <w:t>provider, a proxy for socioeconomic status) were systematically mis-predicted, an AI system could quietly widen existing healthcare inequities, a risk repeatedly flagged in the clinical-AI ethics literature (Benzinger et al., 2023).</w:t>
+        <w:t xml:space="preserve"> et al., 2024). More immediately, a model whose ROC-AUC is indistinguishable from 0.5 provides no discriminative signal and must not inform real clinical decisions: wrong predictions of normal or abnormal outcomes could cause misdiagnosis, delayed treatment or unnecessary intervention. Bias is a further concern - if demographic subgroups (for example, by insurance provider, a proxy for socioeconomic status) were systematically mis-predicted, an AI system could quietly widen existing healthcare inequities, a risk repeatedly flagged in the clinical-AI ethics literature (Benzinger et al., 2023).</w:t>
       </w:r>
     </w:p>
     <w:p>
@@ -5474,9 +5904,11 @@
     </w:p>
     <w:p>
       <w:r>
+        <w:lastRenderedPageBreak/>
         <w:t>Future implications. Performance could plausibly improve with clinically meaningful features - laboratory values, vital signs, prior history or longitudinal records - in place of administrative fields. With richer data, ensemble methods or deep learning on time-series clinical data become worth revisiting, paired with explainability techniques such as SHAP to build clinician trust. Any deployed model would additionally require continuous monitoring and periodic retraining to prevent performance drift as hospital processes and patient populations change.</w:t>
       </w:r>
     </w:p>
+    <w:p/>
     <w:p>
       <w:pPr>
         <w:pStyle w:val="Heading1"/>
@@ -5489,11 +5921,7 @@
     </w:p>
     <w:p>
       <w:r>
-        <w:t xml:space="preserve">This project loaded 55,500 hospital records, cleaned and type-converted them (removing 534 duplicates), explored them visually and statistically, engineered a Length of Stay feature, and trained two tuned Naive Bayes variants to predict test results. Both models performed at chance level, and the report demonstrated - through association tests, a majority-class baseline and ROC-AUC analysis - that this ceiling belongs to the dataset, not the algorithm. The work </w:t>
-      </w:r>
-      <w:r>
-        <w:lastRenderedPageBreak/>
-        <w:t>illustrates a principle central to responsible AI in healthcare: knowing, and showing, when a model should not be trusted is as important as building one that can be.</w:t>
+        <w:t>This project loaded 55,500 hospital records, cleaned and type-converted them (removing 534 duplicates), explored them visually and statistically, engineered a Length of Stay feature, and trained two tuned Naive Bayes variants to predict test results. Both models performed at chance level, and the report demonstrated - through association tests, a majority-class baseline and ROC-AUC analysis - that this ceiling belongs to the dataset, not the algorithm. The work illustrates a principle central to responsible AI in healthcare: knowing, and showing, when a model should not be trusted is as important as building one that can be.</w:t>
       </w:r>
     </w:p>
     <w:p>
@@ -5940,7 +6368,7 @@
   <w:endnote w:type="separator" w:id="-1">
     <w:p>
       <w:pPr>
-        <w:spacing w:after="0" w:line="240" w:lineRule="auto"/>
+        <w:spacing w:line="240" w:lineRule="auto"/>
       </w:pPr>
       <w:r>
         <w:separator/>
@@ -5950,7 +6378,7 @@
   <w:endnote w:type="continuationSeparator" w:id="0">
     <w:p>
       <w:pPr>
-        <w:spacing w:after="0" w:line="240" w:lineRule="auto"/>
+        <w:spacing w:line="240" w:lineRule="auto"/>
       </w:pPr>
       <w:r>
         <w:continuationSeparator/>
@@ -5977,9 +6405,6 @@
       <w:fldChar w:fldCharType="separate"/>
     </w:r>
     <w:r>
-      <w:rPr>
-        <w:noProof/>
-      </w:rPr>
       <w:t>1</w:t>
     </w:r>
     <w:r>
@@ -5994,7 +6419,7 @@
   <w:footnote w:type="separator" w:id="-1">
     <w:p>
       <w:pPr>
-        <w:spacing w:after="0" w:line="240" w:lineRule="auto"/>
+        <w:spacing w:line="240" w:lineRule="auto"/>
       </w:pPr>
       <w:r>
         <w:separator/>
@@ -6004,7 +6429,7 @@
   <w:footnote w:type="continuationSeparator" w:id="0">
     <w:p>
       <w:pPr>
-        <w:spacing w:after="0" w:line="240" w:lineRule="auto"/>
+        <w:spacing w:line="240" w:lineRule="auto"/>
       </w:pPr>
       <w:r>
         <w:continuationSeparator/>
@@ -6185,6 +6610,95 @@
       <w:rPr>
         <w:rFonts w:ascii="Symbol" w:hAnsi="Symbol" w:hint="default"/>
       </w:rPr>
+    </w:lvl>
+  </w:abstractNum>
+  <w:abstractNum w:abstractNumId="9" w15:restartNumberingAfterBreak="0">
+    <w:nsid w:val="250155AF"/>
+    <w:multiLevelType w:val="hybridMultilevel"/>
+    <w:tmpl w:val="15A26B4E"/>
+    <w:lvl w:ilvl="0" w:tplc="4409000F">
+      <w:start w:val="1"/>
+      <w:numFmt w:val="decimal"/>
+      <w:lvlText w:val="%1."/>
+      <w:lvlJc w:val="left"/>
+      <w:pPr>
+        <w:ind w:left="720" w:hanging="360"/>
+      </w:pPr>
+      <w:rPr>
+        <w:rFonts w:hint="default"/>
+      </w:rPr>
+    </w:lvl>
+    <w:lvl w:ilvl="1" w:tplc="44090019">
+      <w:start w:val="1"/>
+      <w:numFmt w:val="lowerLetter"/>
+      <w:lvlText w:val="%2."/>
+      <w:lvlJc w:val="left"/>
+      <w:pPr>
+        <w:ind w:left="1440" w:hanging="360"/>
+      </w:pPr>
+    </w:lvl>
+    <w:lvl w:ilvl="2" w:tplc="4409001B" w:tentative="1">
+      <w:start w:val="1"/>
+      <w:numFmt w:val="lowerRoman"/>
+      <w:lvlText w:val="%3."/>
+      <w:lvlJc w:val="right"/>
+      <w:pPr>
+        <w:ind w:left="2160" w:hanging="180"/>
+      </w:pPr>
+    </w:lvl>
+    <w:lvl w:ilvl="3" w:tplc="4409000F" w:tentative="1">
+      <w:start w:val="1"/>
+      <w:numFmt w:val="decimal"/>
+      <w:lvlText w:val="%4."/>
+      <w:lvlJc w:val="left"/>
+      <w:pPr>
+        <w:ind w:left="2880" w:hanging="360"/>
+      </w:pPr>
+    </w:lvl>
+    <w:lvl w:ilvl="4" w:tplc="44090019" w:tentative="1">
+      <w:start w:val="1"/>
+      <w:numFmt w:val="lowerLetter"/>
+      <w:lvlText w:val="%5."/>
+      <w:lvlJc w:val="left"/>
+      <w:pPr>
+        <w:ind w:left="3600" w:hanging="360"/>
+      </w:pPr>
+    </w:lvl>
+    <w:lvl w:ilvl="5" w:tplc="4409001B" w:tentative="1">
+      <w:start w:val="1"/>
+      <w:numFmt w:val="lowerRoman"/>
+      <w:lvlText w:val="%6."/>
+      <w:lvlJc w:val="right"/>
+      <w:pPr>
+        <w:ind w:left="4320" w:hanging="180"/>
+      </w:pPr>
+    </w:lvl>
+    <w:lvl w:ilvl="6" w:tplc="4409000F" w:tentative="1">
+      <w:start w:val="1"/>
+      <w:numFmt w:val="decimal"/>
+      <w:lvlText w:val="%7."/>
+      <w:lvlJc w:val="left"/>
+      <w:pPr>
+        <w:ind w:left="5040" w:hanging="360"/>
+      </w:pPr>
+    </w:lvl>
+    <w:lvl w:ilvl="7" w:tplc="44090019" w:tentative="1">
+      <w:start w:val="1"/>
+      <w:numFmt w:val="lowerLetter"/>
+      <w:lvlText w:val="%8."/>
+      <w:lvlJc w:val="left"/>
+      <w:pPr>
+        <w:ind w:left="5760" w:hanging="360"/>
+      </w:pPr>
+    </w:lvl>
+    <w:lvl w:ilvl="8" w:tplc="4409001B" w:tentative="1">
+      <w:start w:val="1"/>
+      <w:numFmt w:val="lowerRoman"/>
+      <w:lvlText w:val="%9."/>
+      <w:lvlJc w:val="right"/>
+      <w:pPr>
+        <w:ind w:left="6480" w:hanging="180"/>
+      </w:pPr>
     </w:lvl>
   </w:abstractNum>
   <w:num w:numId="1" w16cid:durableId="2085909678">
@@ -6213,6 +6727,9 @@
   </w:num>
   <w:num w:numId="9" w16cid:durableId="1231229619">
     <w:abstractNumId w:val="0"/>
+  </w:num>
+  <w:num w:numId="10" w16cid:durableId="399402070">
+    <w:abstractNumId w:val="9"/>
   </w:num>
 </w:numbering>
 </file>
@@ -6606,13 +7123,15 @@
   <w:style w:type="paragraph" w:default="1" w:styleId="Normal">
     <w:name w:val="Normal"/>
     <w:qFormat/>
-    <w:rsid w:val="00FC693F"/>
+    <w:rsid w:val="00E66430"/>
     <w:pPr>
-      <w:spacing w:line="360" w:lineRule="auto"/>
+      <w:spacing w:after="0" w:line="360" w:lineRule="auto"/>
+      <w:jc w:val="both"/>
     </w:pPr>
     <w:rPr>
       <w:rFonts w:ascii="Times New Roman" w:eastAsia="Times New Roman" w:hAnsi="Times New Roman"/>
       <w:sz w:val="24"/>
+      <w:lang w:val="en-MY"/>
     </w:rPr>
   </w:style>
   <w:style w:type="paragraph" w:styleId="Heading1">
@@ -6620,22 +7139,21 @@
     <w:basedOn w:val="Normal"/>
     <w:next w:val="Normal"/>
     <w:link w:val="Heading1Char"/>
+    <w:autoRedefine/>
     <w:uiPriority w:val="9"/>
     <w:qFormat/>
-    <w:rsid w:val="00FC693F"/>
+    <w:rsid w:val="00E66430"/>
     <w:pPr>
       <w:keepNext/>
       <w:keepLines/>
-      <w:spacing w:before="480" w:after="0"/>
       <w:outlineLvl w:val="0"/>
     </w:pPr>
     <w:rPr>
-      <w:rFonts w:asciiTheme="majorHAnsi" w:eastAsiaTheme="majorEastAsia" w:hAnsiTheme="majorHAnsi" w:cstheme="majorBidi"/>
+      <w:rFonts w:eastAsiaTheme="majorEastAsia" w:cs="Times New Roman"/>
       <w:b/>
       <w:bCs/>
       <w:color w:val="000000"/>
-      <w:sz w:val="28"/>
-      <w:szCs w:val="28"/>
+      <w:szCs w:val="24"/>
     </w:rPr>
   </w:style>
   <w:style w:type="paragraph" w:styleId="Heading2">
@@ -6643,22 +7161,21 @@
     <w:basedOn w:val="Normal"/>
     <w:next w:val="Normal"/>
     <w:link w:val="Heading2Char"/>
+    <w:autoRedefine/>
     <w:uiPriority w:val="9"/>
     <w:unhideWhenUsed/>
     <w:qFormat/>
-    <w:rsid w:val="00FC693F"/>
+    <w:rsid w:val="00E66430"/>
     <w:pPr>
       <w:keepNext/>
       <w:keepLines/>
-      <w:spacing w:before="200" w:after="0"/>
       <w:outlineLvl w:val="1"/>
     </w:pPr>
     <w:rPr>
-      <w:rFonts w:asciiTheme="majorHAnsi" w:eastAsiaTheme="majorEastAsia" w:hAnsiTheme="majorHAnsi" w:cstheme="majorBidi"/>
+      <w:rFonts w:eastAsiaTheme="majorEastAsia" w:cstheme="majorBidi"/>
       <w:b/>
       <w:bCs/>
       <w:color w:val="000000"/>
-      <w:sz w:val="26"/>
       <w:szCs w:val="26"/>
     </w:rPr>
   </w:style>
@@ -6674,7 +7191,7 @@
     <w:pPr>
       <w:keepNext/>
       <w:keepLines/>
-      <w:spacing w:before="200" w:after="0"/>
+      <w:spacing w:before="200"/>
       <w:outlineLvl w:val="2"/>
     </w:pPr>
     <w:rPr>
@@ -6697,7 +7214,7 @@
     <w:pPr>
       <w:keepNext/>
       <w:keepLines/>
-      <w:spacing w:before="200" w:after="0"/>
+      <w:spacing w:before="200"/>
       <w:outlineLvl w:val="3"/>
     </w:pPr>
     <w:rPr>
@@ -6722,7 +7239,7 @@
     <w:pPr>
       <w:keepNext/>
       <w:keepLines/>
-      <w:spacing w:before="200" w:after="0"/>
+      <w:spacing w:before="200"/>
       <w:outlineLvl w:val="4"/>
     </w:pPr>
     <w:rPr>
@@ -6743,7 +7260,7 @@
     <w:pPr>
       <w:keepNext/>
       <w:keepLines/>
-      <w:spacing w:before="200" w:after="0"/>
+      <w:spacing w:before="200"/>
       <w:outlineLvl w:val="5"/>
     </w:pPr>
     <w:rPr>
@@ -6766,7 +7283,7 @@
     <w:pPr>
       <w:keepNext/>
       <w:keepLines/>
-      <w:spacing w:before="200" w:after="0"/>
+      <w:spacing w:before="200"/>
       <w:outlineLvl w:val="6"/>
     </w:pPr>
     <w:rPr>
@@ -6789,7 +7306,7 @@
     <w:pPr>
       <w:keepNext/>
       <w:keepLines/>
-      <w:spacing w:before="200" w:after="0"/>
+      <w:spacing w:before="200"/>
       <w:outlineLvl w:val="7"/>
     </w:pPr>
     <w:rPr>
@@ -6812,7 +7329,7 @@
     <w:pPr>
       <w:keepNext/>
       <w:keepLines/>
-      <w:spacing w:before="200" w:after="0"/>
+      <w:spacing w:before="200"/>
       <w:outlineLvl w:val="8"/>
     </w:pPr>
     <w:rPr>
@@ -6863,7 +7380,7 @@
         <w:tab w:val="center" w:pos="4680"/>
         <w:tab w:val="right" w:pos="9360"/>
       </w:tabs>
-      <w:spacing w:after="0" w:line="240" w:lineRule="auto"/>
+      <w:spacing w:line="240" w:lineRule="auto"/>
     </w:pPr>
   </w:style>
   <w:style w:type="character" w:customStyle="1" w:styleId="HeaderChar">
@@ -6885,7 +7402,7 @@
         <w:tab w:val="center" w:pos="4680"/>
         <w:tab w:val="right" w:pos="9360"/>
       </w:tabs>
-      <w:spacing w:after="0" w:line="240" w:lineRule="auto"/>
+      <w:spacing w:line="240" w:lineRule="auto"/>
     </w:pPr>
   </w:style>
   <w:style w:type="character" w:customStyle="1" w:styleId="FooterChar">
@@ -6909,14 +7426,15 @@
     <w:basedOn w:val="DefaultParagraphFont"/>
     <w:link w:val="Heading1"/>
     <w:uiPriority w:val="9"/>
-    <w:rsid w:val="00FC693F"/>
+    <w:rsid w:val="00E66430"/>
     <w:rPr>
-      <w:rFonts w:asciiTheme="majorHAnsi" w:eastAsiaTheme="majorEastAsia" w:hAnsiTheme="majorHAnsi" w:cstheme="majorBidi"/>
+      <w:rFonts w:ascii="Times New Roman" w:eastAsiaTheme="majorEastAsia" w:hAnsi="Times New Roman" w:cs="Times New Roman"/>
       <w:b/>
       <w:bCs/>
-      <w:color w:val="365F91" w:themeColor="accent1" w:themeShade="BF"/>
-      <w:sz w:val="28"/>
-      <w:szCs w:val="28"/>
+      <w:color w:val="000000"/>
+      <w:sz w:val="24"/>
+      <w:szCs w:val="24"/>
+      <w:lang w:val="en-MY"/>
     </w:rPr>
   </w:style>
   <w:style w:type="character" w:customStyle="1" w:styleId="Heading2Char">
@@ -6924,14 +7442,15 @@
     <w:basedOn w:val="DefaultParagraphFont"/>
     <w:link w:val="Heading2"/>
     <w:uiPriority w:val="9"/>
-    <w:rsid w:val="00FC693F"/>
+    <w:rsid w:val="00E66430"/>
     <w:rPr>
-      <w:rFonts w:asciiTheme="majorHAnsi" w:eastAsiaTheme="majorEastAsia" w:hAnsiTheme="majorHAnsi" w:cstheme="majorBidi"/>
+      <w:rFonts w:ascii="Times New Roman" w:eastAsiaTheme="majorEastAsia" w:hAnsi="Times New Roman" w:cstheme="majorBidi"/>
       <w:b/>
       <w:bCs/>
-      <w:color w:val="4F81BD" w:themeColor="accent1"/>
-      <w:sz w:val="26"/>
+      <w:color w:val="000000"/>
+      <w:sz w:val="24"/>
       <w:szCs w:val="26"/>
+      <w:lang w:val="en-MY"/>
     </w:rPr>
   </w:style>
   <w:style w:type="character" w:customStyle="1" w:styleId="Heading3Char">
@@ -17639,6 +18158,18 @@
       <w:u w:val="single"/>
     </w:rPr>
   </w:style>
+  <w:style w:type="paragraph" w:styleId="NormalWeb">
+    <w:name w:val="Normal (Web)"/>
+    <w:basedOn w:val="Normal"/>
+    <w:uiPriority w:val="99"/>
+    <w:semiHidden/>
+    <w:unhideWhenUsed/>
+    <w:rsid w:val="00CA2E17"/>
+    <w:rPr>
+      <w:rFonts w:cs="Times New Roman"/>
+      <w:szCs w:val="24"/>
+    </w:rPr>
+  </w:style>
 </w:styles>
 </file>
 

--- a/BCS102_Assignment_Report_DRAFT.docx
+++ b/BCS102_Assignment_Report_DRAFT.docx
@@ -3364,14 +3364,11 @@
         <w:jc w:val="center"/>
       </w:pPr>
       <w:r>
-        <w:rPr>
-          <w:noProof/>
-        </w:rPr>
         <w:drawing>
-          <wp:inline distT="0" distB="0" distL="0" distR="0" wp14:anchorId="167D41D8" wp14:editId="5E53AFFE">
-            <wp:extent cx="5120640" cy="3176093"/>
-            <wp:effectExtent l="0" t="0" r="0" b="0"/>
-            <wp:docPr id="5" name="Picture 5"/>
+          <wp:inline distT="0" distB="0" distL="0" distR="0" wp14:anchorId="1C11AB93" wp14:editId="1C090014">
+            <wp:extent cx="5943600" cy="3686810"/>
+            <wp:effectExtent l="0" t="0" r="0" b="8890"/>
+            <wp:docPr id="1151345545" name="Picture 1"/>
             <wp:cNvGraphicFramePr>
               <a:graphicFrameLocks xmlns:a="http://schemas.openxmlformats.org/drawingml/2006/main" noChangeAspect="1"/>
             </wp:cNvGraphicFramePr>
@@ -3379,7 +3376,7 @@
               <a:graphicData uri="http://schemas.openxmlformats.org/drawingml/2006/picture">
                 <pic:pic xmlns:pic="http://schemas.openxmlformats.org/drawingml/2006/picture">
                   <pic:nvPicPr>
-                    <pic:cNvPr id="0" name="fig03_cell20.png"/>
+                    <pic:cNvPr id="1151345545" name=""/>
                     <pic:cNvPicPr/>
                   </pic:nvPicPr>
                   <pic:blipFill>
@@ -3391,7 +3388,7 @@
                   <pic:spPr>
                     <a:xfrm>
                       <a:off x="0" y="0"/>
-                      <a:ext cx="5120640" cy="3176093"/>
+                      <a:ext cx="5943600" cy="3686810"/>
                     </a:xfrm>
                     <a:prstGeom prst="rect">
                       <a:avLst/>
@@ -3920,9 +3917,26 @@
     </w:p>
     <w:p>
       <w:pPr>
+        <w:spacing w:after="200" w:line="276" w:lineRule="auto"/>
+        <w:jc w:val="left"/>
+        <w:rPr>
+          <w:rFonts w:eastAsiaTheme="majorEastAsia" w:cs="Times New Roman"/>
+          <w:b/>
+          <w:bCs/>
+          <w:color w:val="000000"/>
+          <w:szCs w:val="24"/>
+        </w:rPr>
+      </w:pPr>
+      <w:r>
+        <w:br w:type="page"/>
+      </w:r>
+    </w:p>
+    <w:p>
+      <w:pPr>
         <w:pStyle w:val="Heading1"/>
       </w:pPr>
       <w:r>
+        <w:lastRenderedPageBreak/>
         <w:t>6. Data Splitting</w:t>
       </w:r>
       <w:bookmarkEnd w:id="9"/>
@@ -3998,63 +4012,174 @@
       </w:r>
       <w:bookmarkEnd w:id="11"/>
     </w:p>
+    <w:p/>
     <w:p>
       <w:r>
-        <w:t>Naive Bayes is a probabilistic classifier built on Bayes' theorem: the probability of a class given the observed features is proportional to the prior probability of the class multiplied by the likelihood of the features given that class. Its "naive" simplification - treating features as conditionally independent given the class - makes the likelihood a simple product of per-feature terms, which is what makes the algorithm fast, stable and interpretable even on large datasets. Recent clinical work bears this out: Wang (2025) found Naive Bayes both interpretable and competitive with more complex machine learning algorithms for predicting in-hospital mortality, and Jackins et al. (2021) demonstrated effective disease prediction with Naive Bayes alongside random forests across diabetes, heart disease and cancer data.</w:t>
+        <w:t>Based on Bayes' theorem, Naive Bayes is a probabilistic classifier that calculates the probability of a class given the observed features by multiplying its prior probability by the likelihood of the features given that class. The algorithm is quick, stable, and comprehensible even on big datasets because of its "naive" simplification, which treats features as conditionally independent given the class and reduces the likelihood to a simple product of per-feature terms. This is supported by recent clinical research, Wang (2025) found that Naive Bayes was both interpretable and competitive with higher-level machine learning algorithms for predicting in-hospital mortality, and Jackins et al. (2021) showed that Naive Bayes and random forests could effectively predict disease across diabetes, cancer, and heart disease data.</w:t>
+      </w:r>
+      <w:r>
+        <w:t xml:space="preserve"> </w:t>
+      </w:r>
+    </w:p>
+    <w:p/>
+    <w:p>
+      <w:r>
+        <w:t xml:space="preserve">Formally, Bayes' theorem gives </w:t>
+      </w:r>
+      <w:proofErr w:type="gramStart"/>
+      <w:r>
+        <w:t>P(</w:t>
+      </w:r>
+      <w:proofErr w:type="gramEnd"/>
+      <w:r>
+        <w:t>c</w:t>
+      </w:r>
+      <w:r>
+        <w:t xml:space="preserve"> </w:t>
+      </w:r>
+      <w:r>
+        <w:t>|</w:t>
+      </w:r>
+      <w:r>
+        <w:t xml:space="preserve"> </w:t>
+      </w:r>
+      <w:r>
+        <w:t xml:space="preserve">x) proportional to P(c) multiplied by </w:t>
+      </w:r>
+      <w:proofErr w:type="gramStart"/>
+      <w:r>
+        <w:t>P(</w:t>
+      </w:r>
+      <w:proofErr w:type="gramEnd"/>
+      <w:r>
+        <w:t>x</w:t>
+      </w:r>
+      <w:r>
+        <w:t xml:space="preserve"> </w:t>
+      </w:r>
+      <w:r>
+        <w:t>|</w:t>
+      </w:r>
+      <w:r>
+        <w:t xml:space="preserve"> </w:t>
+      </w:r>
+      <w:r>
+        <w:t xml:space="preserve">c) for a class c and feature vector x. The prior P(c) is estimated from class frequencies in the training set approximately one-third per class, and the naive assumption factors the likelihood </w:t>
+      </w:r>
+      <w:proofErr w:type="gramStart"/>
+      <w:r>
+        <w:t>P(</w:t>
+      </w:r>
+      <w:proofErr w:type="gramEnd"/>
+      <w:r>
+        <w:t>x</w:t>
+      </w:r>
+      <w:r>
+        <w:t xml:space="preserve"> </w:t>
+      </w:r>
+      <w:r>
+        <w:t>|</w:t>
+      </w:r>
+      <w:r>
+        <w:t xml:space="preserve"> </w:t>
+      </w:r>
+      <w:r>
+        <w:t xml:space="preserve">c) into a product of one term per feature. While </w:t>
+      </w:r>
+      <w:proofErr w:type="spellStart"/>
+      <w:r>
+        <w:t>CategoricalNB</w:t>
+      </w:r>
+      <w:proofErr w:type="spellEnd"/>
+      <w:r>
+        <w:t xml:space="preserve"> estimates each categorical term using smoothed per-class category frequencies, </w:t>
+      </w:r>
+      <w:proofErr w:type="spellStart"/>
+      <w:r>
+        <w:t>GaussianNB</w:t>
+      </w:r>
+      <w:proofErr w:type="spellEnd"/>
+      <w:r>
+        <w:t xml:space="preserve"> estimates each numeric term using a per-class mean and variance. Prediction selects the class with the highest posterior, and the same posteriors provide the class probabilities for the ROC-AUC analysis in Section 8.</w:t>
+      </w:r>
+    </w:p>
+    <w:p/>
+    <w:p>
+      <w:r>
+        <w:t xml:space="preserve">It is suitable here due to four characteristics. </w:t>
       </w:r>
     </w:p>
     <w:p>
-      <w:r>
-        <w:t xml:space="preserve">Formally, for a class c and feature vector x, Bayes' theorem gives </w:t>
-      </w:r>
-      <w:proofErr w:type="gramStart"/>
-      <w:r>
-        <w:t>P(</w:t>
-      </w:r>
-      <w:proofErr w:type="gramEnd"/>
-      <w:r>
-        <w:t xml:space="preserve">c | x) proportional to P(c) multiplied by </w:t>
-      </w:r>
-      <w:proofErr w:type="gramStart"/>
-      <w:r>
-        <w:t>P(</w:t>
-      </w:r>
-      <w:proofErr w:type="gramEnd"/>
-      <w:r>
-        <w:t xml:space="preserve">x | c). The prior P(c) is estimated from class frequencies in the training set - here roughly one third per class - and the naive assumption factorises the likelihood </w:t>
-      </w:r>
-      <w:proofErr w:type="gramStart"/>
-      <w:r>
-        <w:t>P(</w:t>
-      </w:r>
-      <w:proofErr w:type="gramEnd"/>
-      <w:r>
-        <w:t xml:space="preserve">x | c) into a product of one term per feature. </w:t>
-      </w:r>
-      <w:proofErr w:type="spellStart"/>
-      <w:r>
-        <w:t>GaussianNB</w:t>
-      </w:r>
-      <w:proofErr w:type="spellEnd"/>
-      <w:r>
-        <w:t xml:space="preserve"> estimates each numeric term with a per-class mean and variance; </w:t>
-      </w:r>
-      <w:proofErr w:type="spellStart"/>
-      <w:r>
-        <w:t>CategoricalNB</w:t>
-      </w:r>
-      <w:proofErr w:type="spellEnd"/>
-      <w:r>
-        <w:t xml:space="preserve"> estimates each categorical term with smoothed per-class category frequencies. Prediction selects the class with the highest posterior, and the same posteriors supply the class probabilities used for the ROC-AUC analysis in Section 8.</w:t>
+      <w:pPr>
+        <w:pStyle w:val="ListParagraph"/>
+        <w:numPr>
+          <w:ilvl w:val="0"/>
+          <w:numId w:val="14"/>
+        </w:numPr>
+        <w:ind w:left="360"/>
+      </w:pPr>
+      <w:r>
+        <w:t>It handles features that are both numerical and categorical.</w:t>
       </w:r>
     </w:p>
     <w:p>
-      <w:r>
-        <w:t>Four properties make it suitable here: it handles mixed categorical and numerical features; it natively supports multi-class problems such as our three-class target; it trains almost instantly on 54,966 rows; and its independence assumption is plausible for administrative fields like insurance provider and admission type, consistent with the near-zero inter-feature correlations observed in Section 4. Alternatives were considered and rejected deliberately: logistic regression and tree ensembles can model feature interactions that Naive Bayes assumes away, but Section 4.4 showed that no feature carries measurable association with the target in the first place, so added model flexibility has nothing to exploit - it would cost training time and interpretability for no realistic accuracy gain. Naive Bayes is the simplest model capable of establishing a fair, fast baseline for this dataset.</w:t>
+      <w:pPr>
+        <w:pStyle w:val="ListParagraph"/>
+        <w:numPr>
+          <w:ilvl w:val="0"/>
+          <w:numId w:val="14"/>
+        </w:numPr>
+        <w:ind w:left="360"/>
+      </w:pPr>
+      <w:r>
+        <w:t>It natively handles multi-class problems, such as our three-class target.</w:t>
       </w:r>
     </w:p>
     <w:p>
       <w:pPr>
+        <w:pStyle w:val="ListParagraph"/>
+        <w:numPr>
+          <w:ilvl w:val="0"/>
+          <w:numId w:val="14"/>
+        </w:numPr>
+        <w:ind w:left="360"/>
+      </w:pPr>
+      <w:r>
+        <w:t>It trains almost immediately on 54,966 rows.</w:t>
+      </w:r>
+    </w:p>
+    <w:p>
+      <w:pPr>
+        <w:pStyle w:val="ListParagraph"/>
+        <w:numPr>
+          <w:ilvl w:val="0"/>
+          <w:numId w:val="14"/>
+        </w:numPr>
+        <w:ind w:left="360"/>
+      </w:pPr>
+      <w:r>
+        <w:t>Its independence assumption is valid for administrative fields such as insurance provider and admission type, as evidenced by the near-zero inter-feature correlations reported in Section 4.</w:t>
+      </w:r>
+    </w:p>
+    <w:p/>
+    <w:p>
+      <w:r>
+        <w:t xml:space="preserve">Logistic regression and tree ensembles can model feature interactions that Naive Bayes assumes away, but Section 4.4 demonstrated that no feature carries measurable association with the target in the first place, so additional model flexibility has nothing to exploit. Therefore, these </w:t>
+      </w:r>
+      <w:r>
+        <w:lastRenderedPageBreak/>
+        <w:t xml:space="preserve">alternatives were carefully considered and rejected. It would require more training time and interpretability for no realistic improvement in accuracy. For this dataset, Naive Bayes is the </w:t>
+      </w:r>
+      <w:r>
+        <w:t>simplest</w:t>
+      </w:r>
+      <w:r>
+        <w:t xml:space="preserve"> model that can quickly and fairly establish a baseline.</w:t>
+      </w:r>
+    </w:p>
+    <w:p/>
+    <w:p>
+      <w:pPr>
         <w:pStyle w:val="Heading2"/>
       </w:pPr>
       <w:bookmarkStart w:id="12" w:name="_Toc235547040"/>
@@ -4063,9 +4188,10 @@
       </w:r>
       <w:bookmarkEnd w:id="12"/>
     </w:p>
+    <w:p/>
     <w:p>
       <w:r>
-        <w:t xml:space="preserve">Two variants were trained and compared. </w:t>
+        <w:t xml:space="preserve">We trained and compared two variants. Every feature is treated as continuous by </w:t>
       </w:r>
       <w:proofErr w:type="spellStart"/>
       <w:r>
@@ -4073,16 +4199,15 @@
       </w:r>
       <w:proofErr w:type="spellEnd"/>
       <w:r>
-        <w:t xml:space="preserve"> treats every (standardised) feature as continuous and models each with a per-class normal distribution; its key hyperparameter, </w:t>
+        <w:t xml:space="preserve">, which models each with a per-class normal distribution. To avoid numerical instability from near-zero variances, its primary hyperparameter, </w:t>
       </w:r>
       <w:proofErr w:type="spellStart"/>
       <w:r>
-        <w:lastRenderedPageBreak/>
         <w:t>var_smoothing</w:t>
       </w:r>
       <w:proofErr w:type="spellEnd"/>
       <w:r>
-        <w:t xml:space="preserve">, adds a small value to every variance estimate to prevent numerical instability from near-zero variances. </w:t>
+        <w:t xml:space="preserve">, adds a tiny value to each variance estimate. </w:t>
       </w:r>
       <w:proofErr w:type="spellStart"/>
       <w:r>
@@ -4090,108 +4215,148 @@
       </w:r>
       <w:proofErr w:type="spellEnd"/>
       <w:r>
-        <w:t xml:space="preserve"> treats every feature as categorical (with the numeric features quintile-binned as described in Section 5); its key hyperparameter, alpha, applies Laplace/Lidstone smoothing to category counts so that category-class combinations unseen in training do not receive zero probability.</w:t>
+        <w:t xml:space="preserve"> treats all features as categorical with numeric features quintile-binned as described in Section 5; its key hyperparameter, alpha, </w:t>
+      </w:r>
+      <w:proofErr w:type="spellStart"/>
+      <w:r>
+        <w:t>smoothes</w:t>
+      </w:r>
+      <w:proofErr w:type="spellEnd"/>
+      <w:r>
+        <w:t xml:space="preserve"> category counts using Laplace/Lidstone to ensure that category-class combinations not seen in training do not receive a zero probability.</w:t>
+      </w:r>
+    </w:p>
+    <w:p/>
+    <w:p>
+      <w:proofErr w:type="spellStart"/>
+      <w:r>
+        <w:t>GridSearchCV</w:t>
+      </w:r>
+      <w:proofErr w:type="spellEnd"/>
+      <w:r>
+        <w:t xml:space="preserve"> was used to adjust both hyperparameters using 5-fold stratified cross-validation on the training set only</w:t>
+      </w:r>
+      <w:r>
+        <w:t xml:space="preserve">. </w:t>
+      </w:r>
+      <w:r>
+        <w:t xml:space="preserve">Twenty </w:t>
+      </w:r>
+      <w:proofErr w:type="spellStart"/>
+      <w:r>
+        <w:t>var_smoothing</w:t>
+      </w:r>
+      <w:proofErr w:type="spellEnd"/>
+      <w:r>
+        <w:t xml:space="preserve"> values covering nine orders of magnitude were searched for </w:t>
+      </w:r>
+      <w:proofErr w:type="spellStart"/>
+      <w:r>
+        <w:t>GaussianNB</w:t>
+      </w:r>
+      <w:proofErr w:type="spellEnd"/>
+      <w:r>
+        <w:t xml:space="preserve">; a cross-validated accuracy of 0.335 led to the selection of roughly 0.113. Six alpha values were evaluated for </w:t>
+      </w:r>
+      <w:proofErr w:type="spellStart"/>
+      <w:r>
+        <w:t>CategoricalNB</w:t>
+      </w:r>
+      <w:proofErr w:type="spellEnd"/>
+      <w:r>
+        <w:t>, and 0.5 was chosen with a cross-validated accuracy of 0.337</w:t>
+      </w:r>
+      <w:r>
+        <w:t xml:space="preserve">. </w:t>
+      </w:r>
+      <w:r>
+        <w:t xml:space="preserve">Additionally, a majority-class baseline was fitted using a </w:t>
+      </w:r>
+      <w:proofErr w:type="spellStart"/>
+      <w:r>
+        <w:t>DummyClassifier</w:t>
+      </w:r>
+      <w:proofErr w:type="spellEnd"/>
+      <w:r>
+        <w:t xml:space="preserve"> that consistently predicts the most frequent training class. Any model that is unable to clearly outperform it has learned nothing meaningful from the features. In addition to inspecting the reported accuracy figures, both tuned estimators were passed through scikit-</w:t>
+      </w:r>
+      <w:proofErr w:type="spellStart"/>
+      <w:r>
+        <w:t>learn's</w:t>
+      </w:r>
+      <w:proofErr w:type="spellEnd"/>
+      <w:r>
+        <w:t xml:space="preserve"> own </w:t>
+      </w:r>
+      <w:proofErr w:type="spellStart"/>
+      <w:r>
+        <w:t>check_is_</w:t>
+      </w:r>
+      <w:proofErr w:type="gramStart"/>
+      <w:r>
+        <w:t>fitted</w:t>
+      </w:r>
+      <w:proofErr w:type="spellEnd"/>
+      <w:r>
+        <w:t>(</w:t>
+      </w:r>
+      <w:proofErr w:type="gramEnd"/>
+      <w:r>
+        <w:t xml:space="preserve">) utility, which raises an error </w:t>
+      </w:r>
+      <w:proofErr w:type="spellStart"/>
+      <w:proofErr w:type="gramStart"/>
+      <w:r>
+        <w:t>if.fit</w:t>
+      </w:r>
+      <w:proofErr w:type="spellEnd"/>
+      <w:r>
+        <w:t>(</w:t>
+      </w:r>
+      <w:proofErr w:type="gramEnd"/>
+      <w:r>
+        <w:t xml:space="preserve">) was never called - both passed, confirming </w:t>
+      </w:r>
+      <w:proofErr w:type="spellStart"/>
+      <w:r>
+        <w:t>GaussianNB</w:t>
+      </w:r>
+      <w:proofErr w:type="spellEnd"/>
+      <w:r>
+        <w:t xml:space="preserve"> and </w:t>
+      </w:r>
+      <w:proofErr w:type="spellStart"/>
+      <w:r>
+        <w:t>CategoricalNB</w:t>
+      </w:r>
+      <w:proofErr w:type="spellEnd"/>
+      <w:r>
+        <w:t xml:space="preserve"> were genuinely trained rather than left untrained.</w:t>
       </w:r>
     </w:p>
     <w:p>
-      <w:r>
-        <w:t xml:space="preserve">Both hyperparameters were tuned with </w:t>
-      </w:r>
-      <w:proofErr w:type="spellStart"/>
-      <w:r>
-        <w:t>GridSearchCV</w:t>
-      </w:r>
-      <w:proofErr w:type="spellEnd"/>
-      <w:r>
-        <w:t xml:space="preserve"> using 5-fold stratified cross-validation on the training set only. For </w:t>
-      </w:r>
-      <w:proofErr w:type="spellStart"/>
-      <w:r>
-        <w:t>GaussianNB</w:t>
-      </w:r>
-      <w:proofErr w:type="spellEnd"/>
-      <w:r>
-        <w:t xml:space="preserve">, twenty values of </w:t>
-      </w:r>
-      <w:proofErr w:type="spellStart"/>
-      <w:r>
-        <w:t>var_smoothing</w:t>
-      </w:r>
-      <w:proofErr w:type="spellEnd"/>
-      <w:r>
-        <w:t xml:space="preserve"> spanning nine orders of magnitude were searched, selecting approximately 0.113 with a cross-validated accuracy of 0.335. For </w:t>
-      </w:r>
-      <w:proofErr w:type="spellStart"/>
-      <w:r>
-        <w:t>CategoricalNB</w:t>
-      </w:r>
-      <w:proofErr w:type="spellEnd"/>
-      <w:r>
-        <w:t xml:space="preserve">, six values of alpha were searched, selecting 0.5 with a cross-validated accuracy of 0.337. A </w:t>
-      </w:r>
-      <w:proofErr w:type="spellStart"/>
-      <w:r>
-        <w:t>DummyClassifier</w:t>
-      </w:r>
-      <w:proofErr w:type="spellEnd"/>
-      <w:r>
-        <w:t xml:space="preserve"> that always predicts the most frequent training class was also fitted as a majority-class baseline: any model unable to clearly beat it has learned nothing real from the features. Beyond inspecting the reported accuracy figures, both tuned estimators were also passed through scikit-</w:t>
-      </w:r>
-      <w:proofErr w:type="spellStart"/>
-      <w:r>
-        <w:t>learn's</w:t>
-      </w:r>
-      <w:proofErr w:type="spellEnd"/>
-      <w:r>
-        <w:t xml:space="preserve"> own </w:t>
-      </w:r>
-      <w:proofErr w:type="spellStart"/>
-      <w:r>
-        <w:t>check_is_</w:t>
-      </w:r>
-      <w:proofErr w:type="gramStart"/>
-      <w:r>
-        <w:t>fitted</w:t>
-      </w:r>
-      <w:proofErr w:type="spellEnd"/>
-      <w:r>
-        <w:t>(</w:t>
-      </w:r>
-      <w:proofErr w:type="gramEnd"/>
-      <w:r>
-        <w:t xml:space="preserve">) utility, which raises an error </w:t>
-      </w:r>
-      <w:proofErr w:type="gramStart"/>
-      <w:r>
-        <w:t>if .fit</w:t>
-      </w:r>
-      <w:proofErr w:type="gramEnd"/>
-      <w:r>
-        <w:t xml:space="preserve">() was never actually called - both passed, confirming </w:t>
-      </w:r>
-      <w:proofErr w:type="spellStart"/>
-      <w:r>
-        <w:t>GaussianNB</w:t>
-      </w:r>
-      <w:proofErr w:type="spellEnd"/>
-      <w:r>
-        <w:t xml:space="preserve"> and </w:t>
-      </w:r>
-      <w:proofErr w:type="spellStart"/>
-      <w:r>
-        <w:t>CategoricalNB</w:t>
-      </w:r>
-      <w:proofErr w:type="spellEnd"/>
-      <w:r>
-        <w:t xml:space="preserve"> were genuinely trained rather than left as untrained objects.</w:t>
+      <w:pPr>
+        <w:spacing w:after="200" w:line="276" w:lineRule="auto"/>
+        <w:jc w:val="left"/>
+        <w:rPr>
+          <w:rFonts w:eastAsiaTheme="majorEastAsia" w:cs="Times New Roman"/>
+          <w:b/>
+          <w:bCs/>
+          <w:color w:val="000000"/>
+          <w:szCs w:val="24"/>
+        </w:rPr>
+      </w:pPr>
+      <w:bookmarkStart w:id="13" w:name="_Toc235547041"/>
+      <w:r>
+        <w:br w:type="page"/>
       </w:r>
     </w:p>
     <w:p>
       <w:pPr>
         <w:pStyle w:val="Heading1"/>
       </w:pPr>
-      <w:bookmarkStart w:id="13" w:name="_Toc235547041"/>
-      <w:r>
+      <w:r>
+        <w:lastRenderedPageBreak/>
         <w:t>8. Performance Evaluation</w:t>
       </w:r>
       <w:bookmarkEnd w:id="13"/>
@@ -4206,11 +4371,13 @@
       </w:r>
       <w:bookmarkEnd w:id="14"/>
     </w:p>
+    <w:p/>
     <w:p>
       <w:r>
-        <w:t>The trained models were evaluated on the untouched 10,994-row test set using accuracy, weighted precision, weighted recall, weighted F1-score, one-vs-rest multi-class ROC-AUC, confusion matrices and per-class classification reports. Table 2 summarises the headline numbers.</w:t>
+        <w:t>Accuracy, weighted precision, weighted recall, weighted F1-score, one-vs-rest multi-class ROC-AUC, confusion matrices, and per-class classification reports were used for evaluating the trained models on the raw 10,994 row test set. The headline numbers are summarized in Table 2.</w:t>
       </w:r>
     </w:p>
+    <w:p/>
     <w:p>
       <w:r>
         <w:rPr>
@@ -4673,7 +4840,6 @@
         <w:rPr>
           <w:noProof/>
         </w:rPr>
-        <w:lastRenderedPageBreak/>
         <w:drawing>
           <wp:inline distT="0" distB="0" distL="0" distR="0" wp14:anchorId="463E4AA9" wp14:editId="5EC31A65">
             <wp:extent cx="5120640" cy="2292244"/>
@@ -4758,6 +4924,7 @@
         <w:rPr>
           <w:noProof/>
         </w:rPr>
+        <w:lastRenderedPageBreak/>
         <w:drawing>
           <wp:inline distT="0" distB="0" distL="0" distR="0" wp14:anchorId="38248372" wp14:editId="6BD39011">
             <wp:extent cx="5120640" cy="2951063"/>
@@ -4798,6 +4965,9 @@
     <w:p>
       <w:pPr>
         <w:jc w:val="center"/>
+        <w:rPr>
+          <w:i/>
+        </w:rPr>
       </w:pPr>
       <w:r>
         <w:rPr>
@@ -4808,6 +4978,11 @@
     </w:p>
     <w:p>
       <w:pPr>
+        <w:jc w:val="center"/>
+      </w:pPr>
+    </w:p>
+    <w:p>
+      <w:pPr>
         <w:pStyle w:val="Heading2"/>
       </w:pPr>
       <w:bookmarkStart w:id="15" w:name="_Toc235547043"/>
@@ -4816,9 +4991,10 @@
       </w:r>
       <w:bookmarkEnd w:id="15"/>
     </w:p>
+    <w:p/>
     <w:p>
       <w:r>
-        <w:t xml:space="preserve">Every model sits within one percentage point of the 33.3% expected by chance on this balanced three-class problem, and the ROC-AUC scores of 0.5003 and 0.4966 are statistically indistinguishable from 0.5 - the </w:t>
+        <w:t xml:space="preserve">On this balanced three-class problem, all models fall within one percentage point of the 33.3% expected by chance, and the ROC-AUC scores of 0.5003 and 0.4966 are statistically identical to 0.5, meaning that the </w:t>
       </w:r>
       <w:proofErr w:type="gramStart"/>
       <w:r>
@@ -4826,28 +5002,35 @@
       </w:r>
       <w:proofErr w:type="gramEnd"/>
       <w:r>
-        <w:t xml:space="preserve"> predicted probabilities rank cases no better than random guessing. Hyperparameter tuning did not materially change the outcome, ruling out bad default settings as the explanation. The confusion matrices (Figure 9) show predictions scattered across all three classes rather than concentrated on the diagonal.</w:t>
+        <w:t xml:space="preserve"> predicted probabilities rank cases no more accurately than random guessing. Hyperparameter tuning had no significant effect on the outcome, ruling out incorrect default settings as an explanation. The confusion matrices (Figure 9) show that predictions are distributed across all three classes rather than concentrated on the diagonal.</w:t>
       </w:r>
     </w:p>
     <w:p>
       <w:r>
-        <w:t xml:space="preserve">For a diagnostic-support tool, the class that matters most is Abnormal, and accuracy alone hides the asymmetry between its error types: low recall means truly abnormal results predicted as </w:t>
-      </w:r>
-      <w:r>
-        <w:lastRenderedPageBreak/>
-        <w:t>normal - false negatives that could delay diagnosis, the most dangerous failure mode - while low precision means normal patients flagged abnormal, causing unnecessary follow-up and anxiety. Here, precision for Abnormal sits at roughly 33-34% for the baseline and both trained models alike: a clinician acting on this model's abnormal flag would be right about one time in three, no better than guessing.</w:t>
+        <w:t xml:space="preserve"> </w:t>
       </w:r>
     </w:p>
     <w:p>
       <w:r>
-        <w:t>The per-class classification reports add nuance the weighted averages hide. Both trained models spread their predictions across the classes with per-class precision, recall and F1 all clustered near one third, while the baseline achieves recall of 1.00 on its single predicted class (Abnormal) and zero on the others - which is why its weighted precision (0.1125) and F1 (0.1685) are so poor despite matching accuracy. That the trained models beat the baseline on precision and F1 but not accuracy is exactly the signature of models that produce varied but uninformative predictions.</w:t>
+        <w:t>For a diagnostic-support tool, the most important class is Abnormal, and accuracy alone masks the asymmetry between its error types. The most dangerous failure mode is low recall, which is defined as genuinely abnormal results predicted as normal, false negatives that could postpone diagnosis. Low precision, on the other hand, results in normal patients being marked as abnormal, leading to needless follow-up and anxiety. In this case, the precision for Abnormal is approximately 33–34% for both trained models and the baseline. A clinician responding to this model's abnormal flag would be correct approximately one in three times, which is no better than making assumptions.</w:t>
       </w:r>
     </w:p>
     <w:p>
       <w:r>
-        <w:t>Crucially, this is the expected outcome for this dataset, not a modelling failure. The association tests of Section 4.4 showed no feature carries measurable signal about the target; performance is therefore bounded by the information content of the available administrative features, not by the algorithm or its configuration. The honest conclusion is that no classifier - Naive Bayes or otherwise - could perform meaningfully better on these features, and demonstrating that ceiling rigorously (baseline comparison, association tests, ROC-AUC) is itself the analytical contribution of this work.</w:t>
+        <w:lastRenderedPageBreak/>
+        <w:t>The weighted averages conceal subtleties that are added by the per-class classification reports. While the baseline achieves recall of 1.00 on its single predicted class (Abnormal) and zero on the others, both trained models spread their predictions across the classes with per-class precision, recall, and F1 all clustered near one third. This is why its weighted precision (0.1125) and F1 (0.1685) are so poor despite matching accuracy. The trained models outperformed the baseline in precision and F1 but not accuracy, which is typical of models that produce varied but uninformative predictions.</w:t>
       </w:r>
     </w:p>
+    <w:p/>
+    <w:p>
+      <w:r>
+        <w:t>Crucially, this is the expected result for this dataset, not a model failure. The association tests in Section 4.4 revealed that no feature carries a measurable signal about the target. Thus, performance is limited by the information content of the available administrative features, rather than the algorithm or its configuration. The honest conclusion is that no classifier, whether Naive Bayes or not, could perform significantly better on these features, and the analytical contribution of this work is proving that ceiling rigorously (baseline comparison, association tests, ROC-AUC).</w:t>
+      </w:r>
+      <w:r>
+        <w:br w:type="page"/>
+      </w:r>
+    </w:p>
+    <w:p/>
     <w:p>
       <w:pPr>
         <w:pStyle w:val="Heading1"/>
@@ -4858,11 +5041,13 @@
       </w:r>
       <w:bookmarkEnd w:id="16"/>
     </w:p>
+    <w:p/>
     <w:p>
       <w:r>
-        <w:t>This section supplements Sections 3-8 with direct notebook screenshots, in pipeline order: loading, exploration, cleaning, preparation, splitting, tuning and evaluation.</w:t>
+        <w:t>In the pipeline order of loading, exploration, cleaning, preparation, splitting, tuning, and evaluation, this section provides direct notebook screenshots to Sections 3-8.</w:t>
       </w:r>
     </w:p>
+    <w:p/>
     <w:p>
       <w:pPr>
         <w:jc w:val="center"/>
@@ -4911,6 +5096,10 @@
     <w:p>
       <w:pPr>
         <w:jc w:val="center"/>
+        <w:rPr>
+          <w:i/>
+          <w:sz w:val="20"/>
+        </w:rPr>
       </w:pPr>
       <w:r>
         <w:rPr>
@@ -4924,11 +5113,15 @@
       <w:pPr>
         <w:jc w:val="center"/>
       </w:pPr>
+    </w:p>
+    <w:p>
+      <w:pPr>
+        <w:jc w:val="center"/>
+      </w:pPr>
       <w:r>
         <w:rPr>
           <w:noProof/>
         </w:rPr>
-        <w:lastRenderedPageBreak/>
         <w:drawing>
           <wp:inline distT="0" distB="0" distL="0" distR="0" wp14:anchorId="15D48D4E" wp14:editId="163DAFFF">
             <wp:extent cx="5120640" cy="2060239"/>
@@ -5002,6 +5195,7 @@
         <w:rPr>
           <w:noProof/>
         </w:rPr>
+        <w:lastRenderedPageBreak/>
         <w:drawing>
           <wp:inline distT="0" distB="0" distL="0" distR="0" wp14:anchorId="57958820" wp14:editId="1E942033">
             <wp:extent cx="5120640" cy="4397021"/>
@@ -5059,7 +5253,6 @@
         <w:rPr>
           <w:noProof/>
         </w:rPr>
-        <w:lastRenderedPageBreak/>
         <w:drawing>
           <wp:inline distT="0" distB="0" distL="0" distR="0" wp14:anchorId="33A3FF92" wp14:editId="359062F9">
             <wp:extent cx="5120640" cy="2592612"/>
@@ -5117,6 +5310,7 @@
         <w:rPr>
           <w:noProof/>
         </w:rPr>
+        <w:lastRenderedPageBreak/>
         <w:drawing>
           <wp:inline distT="0" distB="0" distL="0" distR="0" wp14:anchorId="7F31C99D" wp14:editId="3410801A">
             <wp:extent cx="5120640" cy="5106800"/>
@@ -5163,7 +5357,6 @@
           <w:i/>
           <w:sz w:val="20"/>
         </w:rPr>
-        <w:lastRenderedPageBreak/>
         <w:t xml:space="preserve">Screenshot 4b. Categorical value </w:t>
       </w:r>
       <w:proofErr w:type="gramStart"/>
@@ -5191,6 +5384,7 @@
         <w:rPr>
           <w:noProof/>
         </w:rPr>
+        <w:lastRenderedPageBreak/>
         <w:drawing>
           <wp:inline distT="0" distB="0" distL="0" distR="0" wp14:anchorId="780F26DB" wp14:editId="78528F59">
             <wp:extent cx="5120640" cy="2689489"/>
@@ -5613,7 +5807,39 @@
           <w:i/>
           <w:sz w:val="20"/>
         </w:rPr>
-        <w:t xml:space="preserve">Screenshot 10b. Proof of training: </w:t>
+        <w:t xml:space="preserve">Screenshot 10b. Proof of training: per-class training example counts for </w:t>
+      </w:r>
+      <w:proofErr w:type="spellStart"/>
+      <w:r>
+        <w:rPr>
+          <w:i/>
+          <w:sz w:val="20"/>
+        </w:rPr>
+        <w:t>GaussianNB</w:t>
+      </w:r>
+      <w:proofErr w:type="spellEnd"/>
+      <w:r>
+        <w:rPr>
+          <w:i/>
+          <w:sz w:val="20"/>
+        </w:rPr>
+        <w:t xml:space="preserve"> and </w:t>
+      </w:r>
+      <w:proofErr w:type="spellStart"/>
+      <w:r>
+        <w:rPr>
+          <w:i/>
+          <w:sz w:val="20"/>
+        </w:rPr>
+        <w:t>CategoricalNB</w:t>
+      </w:r>
+      <w:proofErr w:type="spellEnd"/>
+      <w:r>
+        <w:rPr>
+          <w:i/>
+          <w:sz w:val="20"/>
+        </w:rPr>
+        <w:t xml:space="preserve"> are displayed, and </w:t>
       </w:r>
       <w:proofErr w:type="spellStart"/>
       <w:r>
@@ -5661,50 +5887,36 @@
           <w:i/>
           <w:sz w:val="20"/>
         </w:rPr>
-        <w:t xml:space="preserve">) confirms </w:t>
-      </w:r>
-      <w:proofErr w:type="spellStart"/>
+        <w:t xml:space="preserve">) verifies that these models were </w:t>
+      </w:r>
+      <w:proofErr w:type="gramStart"/>
       <w:r>
         <w:rPr>
           <w:i/>
           <w:sz w:val="20"/>
         </w:rPr>
-        <w:t>GaussianNB</w:t>
-      </w:r>
-      <w:proofErr w:type="spellEnd"/>
+        <w:t>actually fitted</w:t>
+      </w:r>
+      <w:proofErr w:type="gramEnd"/>
       <w:r>
         <w:rPr>
           <w:i/>
           <w:sz w:val="20"/>
         </w:rPr>
-        <w:t xml:space="preserve"> and </w:t>
-      </w:r>
-      <w:proofErr w:type="spellStart"/>
+        <w:t xml:space="preserve"> (not left as untrained </w:t>
+      </w:r>
       <w:r>
         <w:rPr>
           <w:i/>
           <w:sz w:val="20"/>
         </w:rPr>
-        <w:t>CategoricalNB</w:t>
-      </w:r>
-      <w:proofErr w:type="spellEnd"/>
-      <w:r>
-        <w:rPr>
-          <w:i/>
-          <w:sz w:val="20"/>
-        </w:rPr>
-        <w:t xml:space="preserve"> were genuinely fitted (not left as untrained estimator objects), with per-class training example counts shown for each.</w:t>
-      </w:r>
-    </w:p>
-    <w:p>
-      <w:pPr>
-        <w:jc w:val="center"/>
-      </w:pPr>
+        <w:lastRenderedPageBreak/>
+        <w:t>estimator objects).</w:t>
+      </w:r>
       <w:r>
         <w:rPr>
           <w:noProof/>
         </w:rPr>
-        <w:lastRenderedPageBreak/>
         <w:drawing>
           <wp:inline distT="0" distB="0" distL="0" distR="0" wp14:anchorId="67AFBB3D" wp14:editId="5BAEFDA2">
             <wp:extent cx="5120640" cy="4225681"/>
@@ -5762,6 +5974,7 @@
         <w:rPr>
           <w:noProof/>
         </w:rPr>
+        <w:lastRenderedPageBreak/>
         <w:drawing>
           <wp:inline distT="0" distB="0" distL="0" distR="0" wp14:anchorId="63450DF6" wp14:editId="6B357599">
             <wp:extent cx="5120640" cy="3552156"/>
@@ -5808,7 +6021,6 @@
           <w:i/>
           <w:sz w:val="20"/>
         </w:rPr>
-        <w:lastRenderedPageBreak/>
         <w:t>Screenshot 12. Per-class classification reports for all models.</w:t>
       </w:r>
     </w:p>
@@ -5871,60 +6083,177 @@
     </w:p>
     <w:p>
       <w:pPr>
-        <w:pStyle w:val="Heading1"/>
+        <w:spacing w:after="200" w:line="276" w:lineRule="auto"/>
+        <w:jc w:val="left"/>
+        <w:rPr>
+          <w:rFonts w:eastAsiaTheme="majorEastAsia" w:cs="Times New Roman"/>
+          <w:b/>
+          <w:bCs/>
+          <w:color w:val="000000"/>
+          <w:szCs w:val="24"/>
+        </w:rPr>
       </w:pPr>
       <w:bookmarkStart w:id="17" w:name="_Toc235547045"/>
       <w:r>
-        <w:t>10. Ethical, Social and Future Implications</w:t>
-      </w:r>
-      <w:bookmarkEnd w:id="17"/>
+        <w:br w:type="page"/>
+      </w:r>
     </w:p>
     <w:p>
-      <w:r>
-        <w:t>Ethical implications. Healthcare data is among the most sensitive categories of personal information; although this dataset is synthetic, any real deployment would require strict compliance with data-protection regimes such as HIPAA or PDPA and informed patient consent (</w:t>
-      </w:r>
-      <w:proofErr w:type="spellStart"/>
-      <w:r>
-        <w:t>Tilala</w:t>
-      </w:r>
-      <w:proofErr w:type="spellEnd"/>
-      <w:r>
-        <w:t xml:space="preserve"> et al., 2024). More immediately, a model whose ROC-AUC is indistinguishable from 0.5 provides no discriminative signal and must not inform real clinical decisions: wrong predictions of normal or abnormal outcomes could cause misdiagnosis, delayed treatment or unnecessary intervention. Bias is a further concern - if demographic subgroups (for example, by insurance provider, a proxy for socioeconomic status) were systematically mis-predicted, an AI system could quietly widen existing healthcare inequities, a risk repeatedly flagged in the clinical-AI ethics literature (Benzinger et al., 2023).</w:t>
-      </w:r>
-    </w:p>
-    <w:p>
-      <w:r>
-        <w:t>Accountability is a further ethical dimension: if a model's prediction contributes to a harmful clinical decision, responsibility must be traceable across developers, deploying institutions and clinicians, which requires documented validation, versioning and audit trails long before deployment. The systematic review by Benzinger et al. (2023) also highlights concerns about patient autonomy - decision-support systems can subtly anchor clinicians' judgements, so patients should know when AI contributed to their care. This project's contribution to that agenda is modest but real: it models the reporting discipline (baselines, uncertainty, honest negative results) that responsible clinical AI requires.</w:t>
-      </w:r>
-    </w:p>
-    <w:p>
-      <w:r>
-        <w:t>Social implications. Reliable predictive tools could reduce clinician workload and speed up triage, but overreliance on an inaccurate model erodes patient trust in AI-assisted care. Transparency about limitations - publishing accuracy, precision, recall and ROC-AUC, and comparing against a simple baseline as this report does - is essential so that clinicians treat model output as one decision-support signal among many rather than as ground truth.</w:t>
-      </w:r>
-    </w:p>
-    <w:p>
+      <w:pPr>
+        <w:pStyle w:val="Heading1"/>
+      </w:pPr>
       <w:r>
         <w:lastRenderedPageBreak/>
-        <w:t>Future implications. Performance could plausibly improve with clinically meaningful features - laboratory values, vital signs, prior history or longitudinal records - in place of administrative fields. With richer data, ensemble methods or deep learning on time-series clinical data become worth revisiting, paired with explainability techniques such as SHAP to build clinician trust. Any deployed model would additionally require continuous monitoring and periodic retraining to prevent performance drift as hospital processes and patient populations change.</w:t>
-      </w:r>
+        <w:t>10. Ethical, Social and Future Implications</w:t>
+      </w:r>
+      <w:bookmarkEnd w:id="17"/>
     </w:p>
     <w:p/>
     <w:p>
+      <w:r>
+        <w:t>Healthcare data is one of the most sensitive types of personal data. Even though this dataset is fictitious, any actual implementation would necessitate informed patient consent and strict adherence to data-protection laws like PDPA and HIPAA (</w:t>
+      </w:r>
+      <w:proofErr w:type="spellStart"/>
+      <w:r>
+        <w:t>Tilala</w:t>
+      </w:r>
+      <w:proofErr w:type="spellEnd"/>
+      <w:r>
+        <w:t xml:space="preserve"> et al., 2024). More immediately, a model whose ROC-AUC is indistinguishable from 0.5 does not provide a discriminative signal and should not be used to guide actual clinical decisions because inaccurate predictions of normal or abnormal outcomes may result in incorrect diagnoses, treatment delays, or needless interventions. An AI system could subtly exacerbate already-existing healthcare disparities if demographic subgroups, such as insurance providers, a proxy for socioeconomic status were consistently </w:t>
+      </w:r>
+      <w:proofErr w:type="spellStart"/>
+      <w:r>
+        <w:t>mispredicted</w:t>
+      </w:r>
+      <w:proofErr w:type="spellEnd"/>
+      <w:r>
+        <w:t>. This risk has been repeatedly emphasized in the clinical-AI ethics literature (Benzinger et al., 2023).</w:t>
+      </w:r>
+    </w:p>
+    <w:p/>
+    <w:p>
+      <w:r>
+        <w:t xml:space="preserve">Another ethical factor is accountability. Developers, deploying organizations, and clinicians must all be kept accountable if a model's prediction leads to a poor clinical decision. This requires documented validation, versioning, and audit trails well in advance of deployment. Concerns regarding patient autonomy are also highlighted in the systematic review by Benzinger et al. (2023). Since decision-support systems can subtly anchor clinicians' judgments, patients should be aware of the instances in which AI was used to improve their care. This project makes a small but significant contribution to that agenda by </w:t>
+      </w:r>
+      <w:r>
+        <w:t>modelling</w:t>
+      </w:r>
+      <w:r>
+        <w:t xml:space="preserve"> the reporting discipline, baselines, uncertainty, honest negative results necessary for responsible clinical AI.</w:t>
+      </w:r>
+    </w:p>
+    <w:p/>
+    <w:p>
+      <w:r>
+        <w:t>Although relying too much on an inaccurate model undermines patient confidence in AI-assisted care, trustworthy predictive tools could expedite triage and lessen the workload of clinicians. Transparency about limitations, such as publishing accuracy, precision, recall, and ROC-AUC and comparing to a simple baseline, is critical so that clinicians treat model output as one guidance metric among many others rather than the ground truth.</w:t>
+      </w:r>
+    </w:p>
+    <w:p/>
+    <w:p>
+      <w:r>
+        <w:t xml:space="preserve">Replacing administrative fields with clinically meaningful features, such as laboratory values, vital signs, </w:t>
+      </w:r>
+      <w:proofErr w:type="gramStart"/>
+      <w:r>
+        <w:t>past history</w:t>
+      </w:r>
+      <w:proofErr w:type="gramEnd"/>
+      <w:r>
+        <w:t xml:space="preserve">, or longitudinal records, could possibly improve performance. Richer data makes it useful to revisit ensemble approaches or deep learning on time-series clinical data </w:t>
+      </w:r>
+      <w:r>
+        <w:lastRenderedPageBreak/>
+        <w:t>together with explainability strategies like SHAP to foster clinician trust. Any deployed model would also require continuous monitoring and retraining to avoid performance error as hospital processes and patient populations change.</w:t>
+      </w:r>
+    </w:p>
+    <w:p/>
+    <w:p>
+      <w:pPr>
+        <w:spacing w:after="200" w:line="276" w:lineRule="auto"/>
+        <w:jc w:val="left"/>
+        <w:rPr>
+          <w:rFonts w:eastAsiaTheme="majorEastAsia" w:cs="Times New Roman"/>
+          <w:b/>
+          <w:bCs/>
+          <w:color w:val="000000"/>
+          <w:szCs w:val="24"/>
+        </w:rPr>
+      </w:pPr>
+      <w:bookmarkStart w:id="18" w:name="_Toc235547046"/>
+      <w:r>
+        <w:br w:type="page"/>
+      </w:r>
+    </w:p>
+    <w:p>
       <w:pPr>
         <w:pStyle w:val="Heading1"/>
       </w:pPr>
-      <w:bookmarkStart w:id="18" w:name="_Toc235547046"/>
-      <w:r>
+      <w:r>
+        <w:lastRenderedPageBreak/>
         <w:t>11. Conclusion</w:t>
       </w:r>
       <w:bookmarkEnd w:id="18"/>
     </w:p>
     <w:p>
-      <w:r>
-        <w:t>This project loaded 55,500 hospital records, cleaned and type-converted them (removing 534 duplicates), explored them visually and statistically, engineered a Length of Stay feature, and trained two tuned Naive Bayes variants to predict test results. Both models performed at chance level, and the report demonstrated - through association tests, a majority-class baseline and ROC-AUC analysis - that this ceiling belongs to the dataset, not the algorithm. The work illustrates a principle central to responsible AI in healthcare: knowing, and showing, when a model should not be trusted is as important as building one that can be.</w:t>
-      </w:r>
+      <w:pPr>
+        <w:rPr>
+          <w:rFonts w:eastAsia="SimSun"/>
+          <w:lang w:eastAsia="zh-CN"/>
+        </w:rPr>
+      </w:pPr>
     </w:p>
     <w:p>
+      <w:r>
+        <w:t>The project loaded 55500 hospital medical records, which were subjected to data cleansing and type conversion</w:t>
+      </w:r>
+      <w:r>
+        <w:t xml:space="preserve"> where</w:t>
+      </w:r>
+      <w:r>
+        <w:t xml:space="preserve"> 534 duplicate records were removed. An exploratory analysis was conducted from both a visualisation and statistical perspective</w:t>
+      </w:r>
+      <w:r>
+        <w:t>.</w:t>
+      </w:r>
+      <w:r>
+        <w:t xml:space="preserve"> </w:t>
+      </w:r>
+      <w:r>
+        <w:t>A</w:t>
+      </w:r>
+      <w:r>
+        <w:t xml:space="preserve"> length of stay feature was </w:t>
+      </w:r>
+      <w:r>
+        <w:t>engineered</w:t>
+      </w:r>
+      <w:r>
+        <w:t xml:space="preserve"> and two fine-tuned Naive Bayes variants were trained to predict test results. The performance of both models reached only the random level</w:t>
+      </w:r>
+      <w:r>
+        <w:t>. T</w:t>
+      </w:r>
+      <w:r>
+        <w:t xml:space="preserve">he report demonstrates, through association tests, majority-class benchmarks and ROC-AUC analysis, that is, this performance limit results from the dataset itself, rather than the algorithm. This </w:t>
+      </w:r>
+      <w:r>
+        <w:t>report</w:t>
+      </w:r>
+      <w:r>
+        <w:t xml:space="preserve"> </w:t>
+      </w:r>
+      <w:r>
+        <w:t xml:space="preserve">illustrates </w:t>
+      </w:r>
+      <w:r>
+        <w:t>a core principle of responsible artificial intelligence in the healthcare sector</w:t>
+      </w:r>
+      <w:r>
+        <w:t xml:space="preserve"> by</w:t>
+      </w:r>
+      <w:r>
+        <w:t xml:space="preserve"> knowing and indicating when a model is unreliable is just as important as building a trustworthy model.</w:t>
+      </w:r>
       <w:r>
         <w:br w:type="page"/>
       </w:r>
@@ -6613,9 +6942,98 @@
     </w:lvl>
   </w:abstractNum>
   <w:abstractNum w:abstractNumId="9" w15:restartNumberingAfterBreak="0">
+    <w:nsid w:val="06F33940"/>
+    <w:multiLevelType w:val="hybridMultilevel"/>
+    <w:tmpl w:val="36B2BD28"/>
+    <w:lvl w:ilvl="0" w:tplc="1AB01E28">
+      <w:start w:val="61"/>
+      <w:numFmt w:val="decimal"/>
+      <w:lvlText w:val="%1."/>
+      <w:lvlJc w:val="left"/>
+      <w:pPr>
+        <w:ind w:left="720" w:hanging="360"/>
+      </w:pPr>
+      <w:rPr>
+        <w:rFonts w:hint="default"/>
+      </w:rPr>
+    </w:lvl>
+    <w:lvl w:ilvl="1" w:tplc="44090019" w:tentative="1">
+      <w:start w:val="1"/>
+      <w:numFmt w:val="lowerLetter"/>
+      <w:lvlText w:val="%2."/>
+      <w:lvlJc w:val="left"/>
+      <w:pPr>
+        <w:ind w:left="1440" w:hanging="360"/>
+      </w:pPr>
+    </w:lvl>
+    <w:lvl w:ilvl="2" w:tplc="4409001B" w:tentative="1">
+      <w:start w:val="1"/>
+      <w:numFmt w:val="lowerRoman"/>
+      <w:lvlText w:val="%3."/>
+      <w:lvlJc w:val="right"/>
+      <w:pPr>
+        <w:ind w:left="2160" w:hanging="180"/>
+      </w:pPr>
+    </w:lvl>
+    <w:lvl w:ilvl="3" w:tplc="4409000F" w:tentative="1">
+      <w:start w:val="1"/>
+      <w:numFmt w:val="decimal"/>
+      <w:lvlText w:val="%4."/>
+      <w:lvlJc w:val="left"/>
+      <w:pPr>
+        <w:ind w:left="2880" w:hanging="360"/>
+      </w:pPr>
+    </w:lvl>
+    <w:lvl w:ilvl="4" w:tplc="44090019" w:tentative="1">
+      <w:start w:val="1"/>
+      <w:numFmt w:val="lowerLetter"/>
+      <w:lvlText w:val="%5."/>
+      <w:lvlJc w:val="left"/>
+      <w:pPr>
+        <w:ind w:left="3600" w:hanging="360"/>
+      </w:pPr>
+    </w:lvl>
+    <w:lvl w:ilvl="5" w:tplc="4409001B" w:tentative="1">
+      <w:start w:val="1"/>
+      <w:numFmt w:val="lowerRoman"/>
+      <w:lvlText w:val="%6."/>
+      <w:lvlJc w:val="right"/>
+      <w:pPr>
+        <w:ind w:left="4320" w:hanging="180"/>
+      </w:pPr>
+    </w:lvl>
+    <w:lvl w:ilvl="6" w:tplc="4409000F" w:tentative="1">
+      <w:start w:val="1"/>
+      <w:numFmt w:val="decimal"/>
+      <w:lvlText w:val="%7."/>
+      <w:lvlJc w:val="left"/>
+      <w:pPr>
+        <w:ind w:left="5040" w:hanging="360"/>
+      </w:pPr>
+    </w:lvl>
+    <w:lvl w:ilvl="7" w:tplc="44090019" w:tentative="1">
+      <w:start w:val="1"/>
+      <w:numFmt w:val="lowerLetter"/>
+      <w:lvlText w:val="%8."/>
+      <w:lvlJc w:val="left"/>
+      <w:pPr>
+        <w:ind w:left="5760" w:hanging="360"/>
+      </w:pPr>
+    </w:lvl>
+    <w:lvl w:ilvl="8" w:tplc="4409001B" w:tentative="1">
+      <w:start w:val="1"/>
+      <w:numFmt w:val="lowerRoman"/>
+      <w:lvlText w:val="%9."/>
+      <w:lvlJc w:val="right"/>
+      <w:pPr>
+        <w:ind w:left="6480" w:hanging="180"/>
+      </w:pPr>
+    </w:lvl>
+  </w:abstractNum>
+  <w:abstractNum w:abstractNumId="10" w15:restartNumberingAfterBreak="0">
     <w:nsid w:val="250155AF"/>
     <w:multiLevelType w:val="hybridMultilevel"/>
-    <w:tmpl w:val="15A26B4E"/>
+    <w:tmpl w:val="4308E932"/>
     <w:lvl w:ilvl="0" w:tplc="4409000F">
       <w:start w:val="1"/>
       <w:numFmt w:val="decimal"/>
@@ -6629,6 +7047,273 @@
       </w:rPr>
     </w:lvl>
     <w:lvl w:ilvl="1" w:tplc="44090019">
+      <w:start w:val="1"/>
+      <w:numFmt w:val="lowerLetter"/>
+      <w:lvlText w:val="%2."/>
+      <w:lvlJc w:val="left"/>
+      <w:pPr>
+        <w:ind w:left="1440" w:hanging="360"/>
+      </w:pPr>
+    </w:lvl>
+    <w:lvl w:ilvl="2" w:tplc="4409001B" w:tentative="1">
+      <w:start w:val="1"/>
+      <w:numFmt w:val="lowerRoman"/>
+      <w:lvlText w:val="%3."/>
+      <w:lvlJc w:val="right"/>
+      <w:pPr>
+        <w:ind w:left="2160" w:hanging="180"/>
+      </w:pPr>
+    </w:lvl>
+    <w:lvl w:ilvl="3" w:tplc="4409000F" w:tentative="1">
+      <w:start w:val="1"/>
+      <w:numFmt w:val="decimal"/>
+      <w:lvlText w:val="%4."/>
+      <w:lvlJc w:val="left"/>
+      <w:pPr>
+        <w:ind w:left="2880" w:hanging="360"/>
+      </w:pPr>
+    </w:lvl>
+    <w:lvl w:ilvl="4" w:tplc="44090019" w:tentative="1">
+      <w:start w:val="1"/>
+      <w:numFmt w:val="lowerLetter"/>
+      <w:lvlText w:val="%5."/>
+      <w:lvlJc w:val="left"/>
+      <w:pPr>
+        <w:ind w:left="3600" w:hanging="360"/>
+      </w:pPr>
+    </w:lvl>
+    <w:lvl w:ilvl="5" w:tplc="4409001B" w:tentative="1">
+      <w:start w:val="1"/>
+      <w:numFmt w:val="lowerRoman"/>
+      <w:lvlText w:val="%6."/>
+      <w:lvlJc w:val="right"/>
+      <w:pPr>
+        <w:ind w:left="4320" w:hanging="180"/>
+      </w:pPr>
+    </w:lvl>
+    <w:lvl w:ilvl="6" w:tplc="4409000F" w:tentative="1">
+      <w:start w:val="1"/>
+      <w:numFmt w:val="decimal"/>
+      <w:lvlText w:val="%7."/>
+      <w:lvlJc w:val="left"/>
+      <w:pPr>
+        <w:ind w:left="5040" w:hanging="360"/>
+      </w:pPr>
+    </w:lvl>
+    <w:lvl w:ilvl="7" w:tplc="44090019" w:tentative="1">
+      <w:start w:val="1"/>
+      <w:numFmt w:val="lowerLetter"/>
+      <w:lvlText w:val="%8."/>
+      <w:lvlJc w:val="left"/>
+      <w:pPr>
+        <w:ind w:left="5760" w:hanging="360"/>
+      </w:pPr>
+    </w:lvl>
+    <w:lvl w:ilvl="8" w:tplc="4409001B" w:tentative="1">
+      <w:start w:val="1"/>
+      <w:numFmt w:val="lowerRoman"/>
+      <w:lvlText w:val="%9."/>
+      <w:lvlJc w:val="right"/>
+      <w:pPr>
+        <w:ind w:left="6480" w:hanging="180"/>
+      </w:pPr>
+    </w:lvl>
+  </w:abstractNum>
+  <w:abstractNum w:abstractNumId="11" w15:restartNumberingAfterBreak="0">
+    <w:nsid w:val="4B0722EE"/>
+    <w:multiLevelType w:val="hybridMultilevel"/>
+    <w:tmpl w:val="151417AC"/>
+    <w:lvl w:ilvl="0" w:tplc="8B90BEFE">
+      <w:start w:val="1"/>
+      <w:numFmt w:val="decimal"/>
+      <w:lvlText w:val="%1."/>
+      <w:lvlJc w:val="left"/>
+      <w:pPr>
+        <w:ind w:left="720" w:hanging="360"/>
+      </w:pPr>
+      <w:rPr>
+        <w:rFonts w:hint="default"/>
+      </w:rPr>
+    </w:lvl>
+    <w:lvl w:ilvl="1" w:tplc="44090019" w:tentative="1">
+      <w:start w:val="1"/>
+      <w:numFmt w:val="lowerLetter"/>
+      <w:lvlText w:val="%2."/>
+      <w:lvlJc w:val="left"/>
+      <w:pPr>
+        <w:ind w:left="1440" w:hanging="360"/>
+      </w:pPr>
+    </w:lvl>
+    <w:lvl w:ilvl="2" w:tplc="4409001B" w:tentative="1">
+      <w:start w:val="1"/>
+      <w:numFmt w:val="lowerRoman"/>
+      <w:lvlText w:val="%3."/>
+      <w:lvlJc w:val="right"/>
+      <w:pPr>
+        <w:ind w:left="2160" w:hanging="180"/>
+      </w:pPr>
+    </w:lvl>
+    <w:lvl w:ilvl="3" w:tplc="4409000F" w:tentative="1">
+      <w:start w:val="1"/>
+      <w:numFmt w:val="decimal"/>
+      <w:lvlText w:val="%4."/>
+      <w:lvlJc w:val="left"/>
+      <w:pPr>
+        <w:ind w:left="2880" w:hanging="360"/>
+      </w:pPr>
+    </w:lvl>
+    <w:lvl w:ilvl="4" w:tplc="44090019" w:tentative="1">
+      <w:start w:val="1"/>
+      <w:numFmt w:val="lowerLetter"/>
+      <w:lvlText w:val="%5."/>
+      <w:lvlJc w:val="left"/>
+      <w:pPr>
+        <w:ind w:left="3600" w:hanging="360"/>
+      </w:pPr>
+    </w:lvl>
+    <w:lvl w:ilvl="5" w:tplc="4409001B" w:tentative="1">
+      <w:start w:val="1"/>
+      <w:numFmt w:val="lowerRoman"/>
+      <w:lvlText w:val="%6."/>
+      <w:lvlJc w:val="right"/>
+      <w:pPr>
+        <w:ind w:left="4320" w:hanging="180"/>
+      </w:pPr>
+    </w:lvl>
+    <w:lvl w:ilvl="6" w:tplc="4409000F" w:tentative="1">
+      <w:start w:val="1"/>
+      <w:numFmt w:val="decimal"/>
+      <w:lvlText w:val="%7."/>
+      <w:lvlJc w:val="left"/>
+      <w:pPr>
+        <w:ind w:left="5040" w:hanging="360"/>
+      </w:pPr>
+    </w:lvl>
+    <w:lvl w:ilvl="7" w:tplc="44090019" w:tentative="1">
+      <w:start w:val="1"/>
+      <w:numFmt w:val="lowerLetter"/>
+      <w:lvlText w:val="%8."/>
+      <w:lvlJc w:val="left"/>
+      <w:pPr>
+        <w:ind w:left="5760" w:hanging="360"/>
+      </w:pPr>
+    </w:lvl>
+    <w:lvl w:ilvl="8" w:tplc="4409001B" w:tentative="1">
+      <w:start w:val="1"/>
+      <w:numFmt w:val="lowerRoman"/>
+      <w:lvlText w:val="%9."/>
+      <w:lvlJc w:val="right"/>
+      <w:pPr>
+        <w:ind w:left="6480" w:hanging="180"/>
+      </w:pPr>
+    </w:lvl>
+  </w:abstractNum>
+  <w:abstractNum w:abstractNumId="12" w15:restartNumberingAfterBreak="0">
+    <w:nsid w:val="69105B9B"/>
+    <w:multiLevelType w:val="hybridMultilevel"/>
+    <w:tmpl w:val="40E2874E"/>
+    <w:lvl w:ilvl="0" w:tplc="8B90BEFE">
+      <w:start w:val="1"/>
+      <w:numFmt w:val="decimal"/>
+      <w:lvlText w:val="%1."/>
+      <w:lvlJc w:val="left"/>
+      <w:pPr>
+        <w:ind w:left="720" w:hanging="360"/>
+      </w:pPr>
+      <w:rPr>
+        <w:rFonts w:hint="default"/>
+      </w:rPr>
+    </w:lvl>
+    <w:lvl w:ilvl="1" w:tplc="44090019" w:tentative="1">
+      <w:start w:val="1"/>
+      <w:numFmt w:val="lowerLetter"/>
+      <w:lvlText w:val="%2."/>
+      <w:lvlJc w:val="left"/>
+      <w:pPr>
+        <w:ind w:left="1440" w:hanging="360"/>
+      </w:pPr>
+    </w:lvl>
+    <w:lvl w:ilvl="2" w:tplc="4409001B" w:tentative="1">
+      <w:start w:val="1"/>
+      <w:numFmt w:val="lowerRoman"/>
+      <w:lvlText w:val="%3."/>
+      <w:lvlJc w:val="right"/>
+      <w:pPr>
+        <w:ind w:left="2160" w:hanging="180"/>
+      </w:pPr>
+    </w:lvl>
+    <w:lvl w:ilvl="3" w:tplc="4409000F" w:tentative="1">
+      <w:start w:val="1"/>
+      <w:numFmt w:val="decimal"/>
+      <w:lvlText w:val="%4."/>
+      <w:lvlJc w:val="left"/>
+      <w:pPr>
+        <w:ind w:left="2880" w:hanging="360"/>
+      </w:pPr>
+    </w:lvl>
+    <w:lvl w:ilvl="4" w:tplc="44090019" w:tentative="1">
+      <w:start w:val="1"/>
+      <w:numFmt w:val="lowerLetter"/>
+      <w:lvlText w:val="%5."/>
+      <w:lvlJc w:val="left"/>
+      <w:pPr>
+        <w:ind w:left="3600" w:hanging="360"/>
+      </w:pPr>
+    </w:lvl>
+    <w:lvl w:ilvl="5" w:tplc="4409001B" w:tentative="1">
+      <w:start w:val="1"/>
+      <w:numFmt w:val="lowerRoman"/>
+      <w:lvlText w:val="%6."/>
+      <w:lvlJc w:val="right"/>
+      <w:pPr>
+        <w:ind w:left="4320" w:hanging="180"/>
+      </w:pPr>
+    </w:lvl>
+    <w:lvl w:ilvl="6" w:tplc="4409000F" w:tentative="1">
+      <w:start w:val="1"/>
+      <w:numFmt w:val="decimal"/>
+      <w:lvlText w:val="%7."/>
+      <w:lvlJc w:val="left"/>
+      <w:pPr>
+        <w:ind w:left="5040" w:hanging="360"/>
+      </w:pPr>
+    </w:lvl>
+    <w:lvl w:ilvl="7" w:tplc="44090019" w:tentative="1">
+      <w:start w:val="1"/>
+      <w:numFmt w:val="lowerLetter"/>
+      <w:lvlText w:val="%8."/>
+      <w:lvlJc w:val="left"/>
+      <w:pPr>
+        <w:ind w:left="5760" w:hanging="360"/>
+      </w:pPr>
+    </w:lvl>
+    <w:lvl w:ilvl="8" w:tplc="4409001B" w:tentative="1">
+      <w:start w:val="1"/>
+      <w:numFmt w:val="lowerRoman"/>
+      <w:lvlText w:val="%9."/>
+      <w:lvlJc w:val="right"/>
+      <w:pPr>
+        <w:ind w:left="6480" w:hanging="180"/>
+      </w:pPr>
+    </w:lvl>
+  </w:abstractNum>
+  <w:abstractNum w:abstractNumId="13" w15:restartNumberingAfterBreak="0">
+    <w:nsid w:val="77C76EE6"/>
+    <w:multiLevelType w:val="hybridMultilevel"/>
+    <w:tmpl w:val="8230F950"/>
+    <w:lvl w:ilvl="0" w:tplc="8B90BEFE">
+      <w:start w:val="1"/>
+      <w:numFmt w:val="decimal"/>
+      <w:lvlText w:val="%1."/>
+      <w:lvlJc w:val="left"/>
+      <w:pPr>
+        <w:ind w:left="720" w:hanging="360"/>
+      </w:pPr>
+      <w:rPr>
+        <w:rFonts w:hint="default"/>
+      </w:rPr>
+    </w:lvl>
+    <w:lvl w:ilvl="1" w:tplc="44090019" w:tentative="1">
       <w:start w:val="1"/>
       <w:numFmt w:val="lowerLetter"/>
       <w:lvlText w:val="%2."/>
@@ -6729,7 +7414,19 @@
     <w:abstractNumId w:val="0"/>
   </w:num>
   <w:num w:numId="10" w16cid:durableId="399402070">
+    <w:abstractNumId w:val="10"/>
+  </w:num>
+  <w:num w:numId="11" w16cid:durableId="526648780">
     <w:abstractNumId w:val="9"/>
+  </w:num>
+  <w:num w:numId="12" w16cid:durableId="1326976710">
+    <w:abstractNumId w:val="12"/>
+  </w:num>
+  <w:num w:numId="13" w16cid:durableId="1166703220">
+    <w:abstractNumId w:val="13"/>
+  </w:num>
+  <w:num w:numId="14" w16cid:durableId="1046567968">
+    <w:abstractNumId w:val="11"/>
   </w:num>
 </w:numbering>
 </file>

--- a/BCS102_Assignment_Report_DRAFT.docx
+++ b/BCS102_Assignment_Report_DRAFT.docx
@@ -4,1340 +4,21 @@
   <w:body>
     <w:p>
       <w:pPr>
-        <w:pStyle w:val="Title"/>
-        <w:pBdr>
-          <w:bottom w:val="single" w:sz="8" w:space="23" w:color="4F81BD" w:themeColor="accent1"/>
-        </w:pBdr>
-      </w:pPr>
-      <w:r>
-        <w:t>Predicting Healthcare Test Results using Naive Bayes Classification</w:t>
-      </w:r>
-      <w:r>
-        <w:br w:type="page"/>
-      </w:r>
-    </w:p>
-    <w:p>
-      <w:pPr>
-        <w:jc w:val="center"/>
-      </w:pPr>
-      <w:r>
-        <w:rPr>
-          <w:b/>
-          <w:sz w:val="32"/>
-        </w:rPr>
-        <w:lastRenderedPageBreak/>
-        <w:t>Table of Contents</w:t>
-      </w:r>
-    </w:p>
-    <w:p>
-      <w:pPr>
-        <w:pStyle w:val="TOC1"/>
-        <w:tabs>
-          <w:tab w:val="right" w:leader="dot" w:pos="9350"/>
-        </w:tabs>
-        <w:rPr>
-          <w:rFonts w:asciiTheme="minorHAnsi" w:eastAsiaTheme="minorEastAsia" w:hAnsiTheme="minorHAnsi"/>
-          <w:kern w:val="2"/>
-          <w:szCs w:val="30"/>
-          <w:lang w:eastAsia="zh-CN" w:bidi="th-TH"/>
-          <w14:ligatures w14:val="standardContextual"/>
-        </w:rPr>
-      </w:pPr>
-      <w:r>
-        <w:fldChar w:fldCharType="begin"/>
-      </w:r>
-      <w:r>
-        <w:instrText xml:space="preserve"> TOC \o "1-2" \h \z \u </w:instrText>
-      </w:r>
-      <w:r>
-        <w:fldChar w:fldCharType="separate"/>
-      </w:r>
-      <w:hyperlink w:anchor="_Toc235547028" w:history="1">
-        <w:r>
-          <w:rPr>
-            <w:rStyle w:val="Hyperlink"/>
-          </w:rPr>
-          <w:t>1. Introduction</w:t>
-        </w:r>
-        <w:r>
-          <w:rPr>
-            <w:webHidden/>
-          </w:rPr>
-          <w:tab/>
-        </w:r>
-        <w:r>
-          <w:rPr>
-            <w:webHidden/>
-          </w:rPr>
-          <w:fldChar w:fldCharType="begin"/>
-        </w:r>
-        <w:r>
-          <w:rPr>
-            <w:webHidden/>
-          </w:rPr>
-          <w:instrText xml:space="preserve"> PAGEREF _Toc235547028 \h </w:instrText>
-        </w:r>
-        <w:r>
-          <w:rPr>
-            <w:webHidden/>
-          </w:rPr>
-        </w:r>
-        <w:r>
-          <w:rPr>
-            <w:webHidden/>
-          </w:rPr>
-          <w:fldChar w:fldCharType="separate"/>
-        </w:r>
-        <w:r>
-          <w:rPr>
-            <w:webHidden/>
-          </w:rPr>
-          <w:t>3</w:t>
-        </w:r>
-        <w:r>
-          <w:rPr>
-            <w:webHidden/>
-          </w:rPr>
-          <w:fldChar w:fldCharType="end"/>
-        </w:r>
-      </w:hyperlink>
-    </w:p>
-    <w:p>
-      <w:pPr>
-        <w:pStyle w:val="TOC1"/>
-        <w:tabs>
-          <w:tab w:val="right" w:leader="dot" w:pos="9350"/>
-        </w:tabs>
-        <w:rPr>
-          <w:rFonts w:asciiTheme="minorHAnsi" w:eastAsiaTheme="minorEastAsia" w:hAnsiTheme="minorHAnsi"/>
-          <w:kern w:val="2"/>
-          <w:szCs w:val="30"/>
-          <w:lang w:eastAsia="zh-CN" w:bidi="th-TH"/>
-          <w14:ligatures w14:val="standardContextual"/>
-        </w:rPr>
-      </w:pPr>
-      <w:hyperlink w:anchor="_Toc235547029" w:history="1">
-        <w:r>
-          <w:rPr>
-            <w:rStyle w:val="Hyperlink"/>
-          </w:rPr>
-          <w:t>2. Dataset Description and Collection</w:t>
-        </w:r>
-        <w:r>
-          <w:rPr>
-            <w:webHidden/>
-          </w:rPr>
-          <w:tab/>
-        </w:r>
-        <w:r>
-          <w:rPr>
-            <w:webHidden/>
-          </w:rPr>
-          <w:fldChar w:fldCharType="begin"/>
-        </w:r>
-        <w:r>
-          <w:rPr>
-            <w:webHidden/>
-          </w:rPr>
-          <w:instrText xml:space="preserve"> PAGEREF _Toc235547029 \h </w:instrText>
-        </w:r>
-        <w:r>
-          <w:rPr>
-            <w:webHidden/>
-          </w:rPr>
-        </w:r>
-        <w:r>
-          <w:rPr>
-            <w:webHidden/>
-          </w:rPr>
-          <w:fldChar w:fldCharType="separate"/>
-        </w:r>
-        <w:r>
-          <w:rPr>
-            <w:webHidden/>
-          </w:rPr>
-          <w:t>3</w:t>
-        </w:r>
-        <w:r>
-          <w:rPr>
-            <w:webHidden/>
-          </w:rPr>
-          <w:fldChar w:fldCharType="end"/>
-        </w:r>
-      </w:hyperlink>
-    </w:p>
-    <w:p>
-      <w:pPr>
-        <w:pStyle w:val="TOC1"/>
-        <w:tabs>
-          <w:tab w:val="right" w:leader="dot" w:pos="9350"/>
-        </w:tabs>
-        <w:rPr>
-          <w:rFonts w:asciiTheme="minorHAnsi" w:eastAsiaTheme="minorEastAsia" w:hAnsiTheme="minorHAnsi"/>
-          <w:kern w:val="2"/>
-          <w:szCs w:val="30"/>
-          <w:lang w:eastAsia="zh-CN" w:bidi="th-TH"/>
-          <w14:ligatures w14:val="standardContextual"/>
-        </w:rPr>
-      </w:pPr>
-      <w:hyperlink w:anchor="_Toc235547030" w:history="1">
-        <w:r>
-          <w:rPr>
-            <w:rStyle w:val="Hyperlink"/>
-          </w:rPr>
-          <w:t>3. Data Exploration</w:t>
-        </w:r>
-        <w:r>
-          <w:rPr>
-            <w:webHidden/>
-          </w:rPr>
-          <w:tab/>
-        </w:r>
-        <w:r>
-          <w:rPr>
-            <w:webHidden/>
-          </w:rPr>
-          <w:fldChar w:fldCharType="begin"/>
-        </w:r>
-        <w:r>
-          <w:rPr>
-            <w:webHidden/>
-          </w:rPr>
-          <w:instrText xml:space="preserve"> PAGEREF _Toc235547030 \h </w:instrText>
-        </w:r>
-        <w:r>
-          <w:rPr>
-            <w:webHidden/>
-          </w:rPr>
-        </w:r>
-        <w:r>
-          <w:rPr>
-            <w:webHidden/>
-          </w:rPr>
-          <w:fldChar w:fldCharType="separate"/>
-        </w:r>
-        <w:r>
-          <w:rPr>
-            <w:webHidden/>
-          </w:rPr>
-          <w:t>5</w:t>
-        </w:r>
-        <w:r>
-          <w:rPr>
-            <w:webHidden/>
-          </w:rPr>
-          <w:fldChar w:fldCharType="end"/>
-        </w:r>
-      </w:hyperlink>
-    </w:p>
-    <w:p>
-      <w:pPr>
-        <w:pStyle w:val="TOC1"/>
-        <w:tabs>
-          <w:tab w:val="right" w:leader="dot" w:pos="9350"/>
-        </w:tabs>
-        <w:rPr>
-          <w:rFonts w:asciiTheme="minorHAnsi" w:eastAsiaTheme="minorEastAsia" w:hAnsiTheme="minorHAnsi"/>
-          <w:kern w:val="2"/>
-          <w:szCs w:val="30"/>
-          <w:lang w:eastAsia="zh-CN" w:bidi="th-TH"/>
-          <w14:ligatures w14:val="standardContextual"/>
-        </w:rPr>
-      </w:pPr>
-      <w:hyperlink w:anchor="_Toc235547031" w:history="1">
-        <w:r>
-          <w:rPr>
-            <w:rStyle w:val="Hyperlink"/>
-          </w:rPr>
-          <w:t>4. Exploratory Data Analysis and Visualisation</w:t>
-        </w:r>
-        <w:r>
-          <w:rPr>
-            <w:webHidden/>
-          </w:rPr>
-          <w:tab/>
-        </w:r>
-        <w:r>
-          <w:rPr>
-            <w:webHidden/>
-          </w:rPr>
-          <w:fldChar w:fldCharType="begin"/>
-        </w:r>
-        <w:r>
-          <w:rPr>
-            <w:webHidden/>
-          </w:rPr>
-          <w:instrText xml:space="preserve"> PAGEREF _Toc235547031 \h </w:instrText>
-        </w:r>
-        <w:r>
-          <w:rPr>
-            <w:webHidden/>
-          </w:rPr>
-        </w:r>
-        <w:r>
-          <w:rPr>
-            <w:webHidden/>
-          </w:rPr>
-          <w:fldChar w:fldCharType="separate"/>
-        </w:r>
-        <w:r>
-          <w:rPr>
-            <w:webHidden/>
-          </w:rPr>
-          <w:t>5</w:t>
-        </w:r>
-        <w:r>
-          <w:rPr>
-            <w:webHidden/>
-          </w:rPr>
-          <w:fldChar w:fldCharType="end"/>
-        </w:r>
-      </w:hyperlink>
-    </w:p>
-    <w:p>
-      <w:pPr>
-        <w:pStyle w:val="TOC2"/>
-        <w:tabs>
-          <w:tab w:val="right" w:leader="dot" w:pos="9350"/>
-        </w:tabs>
-        <w:rPr>
-          <w:rFonts w:asciiTheme="minorHAnsi" w:eastAsiaTheme="minorEastAsia" w:hAnsiTheme="minorHAnsi"/>
-          <w:kern w:val="2"/>
-          <w:szCs w:val="30"/>
-          <w:lang w:eastAsia="zh-CN" w:bidi="th-TH"/>
-          <w14:ligatures w14:val="standardContextual"/>
-        </w:rPr>
-      </w:pPr>
-      <w:hyperlink w:anchor="_Toc235547032" w:history="1">
-        <w:r>
-          <w:rPr>
-            <w:rStyle w:val="Hyperlink"/>
-          </w:rPr>
-          <w:t>4.1 Target variable</w:t>
-        </w:r>
-        <w:r>
-          <w:rPr>
-            <w:webHidden/>
-          </w:rPr>
-          <w:tab/>
-        </w:r>
-        <w:r>
-          <w:rPr>
-            <w:webHidden/>
-          </w:rPr>
-          <w:fldChar w:fldCharType="begin"/>
-        </w:r>
-        <w:r>
-          <w:rPr>
-            <w:webHidden/>
-          </w:rPr>
-          <w:instrText xml:space="preserve"> PAGEREF _Toc235547032 \h </w:instrText>
-        </w:r>
-        <w:r>
-          <w:rPr>
-            <w:webHidden/>
-          </w:rPr>
-        </w:r>
-        <w:r>
-          <w:rPr>
-            <w:webHidden/>
-          </w:rPr>
-          <w:fldChar w:fldCharType="separate"/>
-        </w:r>
-        <w:r>
-          <w:rPr>
-            <w:webHidden/>
-          </w:rPr>
-          <w:t>5</w:t>
-        </w:r>
-        <w:r>
-          <w:rPr>
-            <w:webHidden/>
-          </w:rPr>
-          <w:fldChar w:fldCharType="end"/>
-        </w:r>
-      </w:hyperlink>
-    </w:p>
-    <w:p>
-      <w:pPr>
-        <w:pStyle w:val="TOC2"/>
-        <w:tabs>
-          <w:tab w:val="right" w:leader="dot" w:pos="9350"/>
-        </w:tabs>
-        <w:rPr>
-          <w:rFonts w:asciiTheme="minorHAnsi" w:eastAsiaTheme="minorEastAsia" w:hAnsiTheme="minorHAnsi"/>
-          <w:kern w:val="2"/>
-          <w:szCs w:val="30"/>
-          <w:lang w:eastAsia="zh-CN" w:bidi="th-TH"/>
-          <w14:ligatures w14:val="standardContextual"/>
-        </w:rPr>
-      </w:pPr>
-      <w:hyperlink w:anchor="_Toc235547033" w:history="1">
-        <w:r>
-          <w:rPr>
-            <w:rStyle w:val="Hyperlink"/>
-          </w:rPr>
-          <w:t>4.2 Numerical feature distributions</w:t>
-        </w:r>
-        <w:r>
-          <w:rPr>
-            <w:webHidden/>
-          </w:rPr>
-          <w:tab/>
-        </w:r>
-        <w:r>
-          <w:rPr>
-            <w:webHidden/>
-          </w:rPr>
-          <w:fldChar w:fldCharType="begin"/>
-        </w:r>
-        <w:r>
-          <w:rPr>
-            <w:webHidden/>
-          </w:rPr>
-          <w:instrText xml:space="preserve"> PAGEREF _Toc235547033 \h </w:instrText>
-        </w:r>
-        <w:r>
-          <w:rPr>
-            <w:webHidden/>
-          </w:rPr>
-        </w:r>
-        <w:r>
-          <w:rPr>
-            <w:webHidden/>
-          </w:rPr>
-          <w:fldChar w:fldCharType="separate"/>
-        </w:r>
-        <w:r>
-          <w:rPr>
-            <w:webHidden/>
-          </w:rPr>
-          <w:t>6</w:t>
-        </w:r>
-        <w:r>
-          <w:rPr>
-            <w:webHidden/>
-          </w:rPr>
-          <w:fldChar w:fldCharType="end"/>
-        </w:r>
-      </w:hyperlink>
-    </w:p>
-    <w:p>
-      <w:pPr>
-        <w:pStyle w:val="TOC2"/>
-        <w:tabs>
-          <w:tab w:val="right" w:leader="dot" w:pos="9350"/>
-        </w:tabs>
-        <w:rPr>
-          <w:rFonts w:asciiTheme="minorHAnsi" w:eastAsiaTheme="minorEastAsia" w:hAnsiTheme="minorHAnsi"/>
-          <w:kern w:val="2"/>
-          <w:szCs w:val="30"/>
-          <w:lang w:eastAsia="zh-CN" w:bidi="th-TH"/>
-          <w14:ligatures w14:val="standardContextual"/>
-        </w:rPr>
-      </w:pPr>
-      <w:hyperlink w:anchor="_Toc235547034" w:history="1">
-        <w:r>
-          <w:rPr>
-            <w:rStyle w:val="Hyperlink"/>
-          </w:rPr>
-          <w:t>4.3 Categorical features and the target</w:t>
-        </w:r>
-        <w:r>
-          <w:rPr>
-            <w:webHidden/>
-          </w:rPr>
-          <w:tab/>
-        </w:r>
-        <w:r>
-          <w:rPr>
-            <w:webHidden/>
-          </w:rPr>
-          <w:fldChar w:fldCharType="begin"/>
-        </w:r>
-        <w:r>
-          <w:rPr>
-            <w:webHidden/>
-          </w:rPr>
-          <w:instrText xml:space="preserve"> PAGEREF _Toc235547034 \h </w:instrText>
-        </w:r>
-        <w:r>
-          <w:rPr>
-            <w:webHidden/>
-          </w:rPr>
-        </w:r>
-        <w:r>
-          <w:rPr>
-            <w:webHidden/>
-          </w:rPr>
-          <w:fldChar w:fldCharType="separate"/>
-        </w:r>
-        <w:r>
-          <w:rPr>
-            <w:webHidden/>
-          </w:rPr>
-          <w:t>8</w:t>
-        </w:r>
-        <w:r>
-          <w:rPr>
-            <w:webHidden/>
-          </w:rPr>
-          <w:fldChar w:fldCharType="end"/>
-        </w:r>
-      </w:hyperlink>
-    </w:p>
-    <w:p>
-      <w:pPr>
-        <w:pStyle w:val="TOC2"/>
-        <w:tabs>
-          <w:tab w:val="right" w:leader="dot" w:pos="9350"/>
-        </w:tabs>
-        <w:rPr>
-          <w:rFonts w:asciiTheme="minorHAnsi" w:eastAsiaTheme="minorEastAsia" w:hAnsiTheme="minorHAnsi"/>
-          <w:kern w:val="2"/>
-          <w:szCs w:val="30"/>
-          <w:lang w:eastAsia="zh-CN" w:bidi="th-TH"/>
-          <w14:ligatures w14:val="standardContextual"/>
-        </w:rPr>
-      </w:pPr>
-      <w:hyperlink w:anchor="_Toc235547035" w:history="1">
-        <w:r>
-          <w:rPr>
-            <w:rStyle w:val="Hyperlink"/>
-          </w:rPr>
-          <w:t>4.4 Correlation and association testing</w:t>
-        </w:r>
-        <w:r>
-          <w:rPr>
-            <w:webHidden/>
-          </w:rPr>
-          <w:tab/>
-        </w:r>
-        <w:r>
-          <w:rPr>
-            <w:webHidden/>
-          </w:rPr>
-          <w:fldChar w:fldCharType="begin"/>
-        </w:r>
-        <w:r>
-          <w:rPr>
-            <w:webHidden/>
-          </w:rPr>
-          <w:instrText xml:space="preserve"> PAGEREF _Toc235547035 \h </w:instrText>
-        </w:r>
-        <w:r>
-          <w:rPr>
-            <w:webHidden/>
-          </w:rPr>
-        </w:r>
-        <w:r>
-          <w:rPr>
-            <w:webHidden/>
-          </w:rPr>
-          <w:fldChar w:fldCharType="separate"/>
-        </w:r>
-        <w:r>
-          <w:rPr>
-            <w:webHidden/>
-          </w:rPr>
-          <w:t>10</w:t>
-        </w:r>
-        <w:r>
-          <w:rPr>
-            <w:webHidden/>
-          </w:rPr>
-          <w:fldChar w:fldCharType="end"/>
-        </w:r>
-      </w:hyperlink>
-    </w:p>
-    <w:p>
-      <w:pPr>
-        <w:pStyle w:val="TOC1"/>
-        <w:tabs>
-          <w:tab w:val="right" w:leader="dot" w:pos="9350"/>
-        </w:tabs>
-        <w:rPr>
-          <w:rFonts w:asciiTheme="minorHAnsi" w:eastAsiaTheme="minorEastAsia" w:hAnsiTheme="minorHAnsi"/>
-          <w:kern w:val="2"/>
-          <w:szCs w:val="30"/>
-          <w:lang w:eastAsia="zh-CN" w:bidi="th-TH"/>
-          <w14:ligatures w14:val="standardContextual"/>
-        </w:rPr>
-      </w:pPr>
-      <w:hyperlink w:anchor="_Toc235547036" w:history="1">
-        <w:r>
-          <w:rPr>
-            <w:rStyle w:val="Hyperlink"/>
-          </w:rPr>
-          <w:t>5. Data Preparation</w:t>
-        </w:r>
-        <w:r>
-          <w:rPr>
-            <w:webHidden/>
-          </w:rPr>
-          <w:tab/>
-        </w:r>
-        <w:r>
-          <w:rPr>
-            <w:webHidden/>
-          </w:rPr>
-          <w:fldChar w:fldCharType="begin"/>
-        </w:r>
-        <w:r>
-          <w:rPr>
-            <w:webHidden/>
-          </w:rPr>
-          <w:instrText xml:space="preserve"> PAGEREF _Toc235547036 \h </w:instrText>
-        </w:r>
-        <w:r>
-          <w:rPr>
-            <w:webHidden/>
-          </w:rPr>
-        </w:r>
-        <w:r>
-          <w:rPr>
-            <w:webHidden/>
-          </w:rPr>
-          <w:fldChar w:fldCharType="separate"/>
-        </w:r>
-        <w:r>
-          <w:rPr>
-            <w:webHidden/>
-          </w:rPr>
-          <w:t>11</w:t>
-        </w:r>
-        <w:r>
-          <w:rPr>
-            <w:webHidden/>
-          </w:rPr>
-          <w:fldChar w:fldCharType="end"/>
-        </w:r>
-      </w:hyperlink>
-    </w:p>
-    <w:p>
-      <w:pPr>
-        <w:pStyle w:val="TOC1"/>
-        <w:tabs>
-          <w:tab w:val="right" w:leader="dot" w:pos="9350"/>
-        </w:tabs>
-        <w:rPr>
-          <w:rFonts w:asciiTheme="minorHAnsi" w:eastAsiaTheme="minorEastAsia" w:hAnsiTheme="minorHAnsi"/>
-          <w:kern w:val="2"/>
-          <w:szCs w:val="30"/>
-          <w:lang w:eastAsia="zh-CN" w:bidi="th-TH"/>
-          <w14:ligatures w14:val="standardContextual"/>
-        </w:rPr>
-      </w:pPr>
-      <w:hyperlink w:anchor="_Toc235547037" w:history="1">
-        <w:r>
-          <w:rPr>
-            <w:rStyle w:val="Hyperlink"/>
-          </w:rPr>
-          <w:t>6. Data Splitting</w:t>
-        </w:r>
-        <w:r>
-          <w:rPr>
-            <w:webHidden/>
-          </w:rPr>
-          <w:tab/>
-        </w:r>
-        <w:r>
-          <w:rPr>
-            <w:webHidden/>
-          </w:rPr>
-          <w:fldChar w:fldCharType="begin"/>
-        </w:r>
-        <w:r>
-          <w:rPr>
-            <w:webHidden/>
-          </w:rPr>
-          <w:instrText xml:space="preserve"> PAGEREF _Toc235547037 \h </w:instrText>
-        </w:r>
-        <w:r>
-          <w:rPr>
-            <w:webHidden/>
-          </w:rPr>
-        </w:r>
-        <w:r>
-          <w:rPr>
-            <w:webHidden/>
-          </w:rPr>
-          <w:fldChar w:fldCharType="separate"/>
-        </w:r>
-        <w:r>
-          <w:rPr>
-            <w:webHidden/>
-          </w:rPr>
-          <w:t>12</w:t>
-        </w:r>
-        <w:r>
-          <w:rPr>
-            <w:webHidden/>
-          </w:rPr>
-          <w:fldChar w:fldCharType="end"/>
-        </w:r>
-      </w:hyperlink>
-    </w:p>
-    <w:p>
-      <w:pPr>
-        <w:pStyle w:val="TOC1"/>
-        <w:tabs>
-          <w:tab w:val="right" w:leader="dot" w:pos="9350"/>
-        </w:tabs>
-        <w:rPr>
-          <w:rFonts w:asciiTheme="minorHAnsi" w:eastAsiaTheme="minorEastAsia" w:hAnsiTheme="minorHAnsi"/>
-          <w:kern w:val="2"/>
-          <w:szCs w:val="30"/>
-          <w:lang w:eastAsia="zh-CN" w:bidi="th-TH"/>
-          <w14:ligatures w14:val="standardContextual"/>
-        </w:rPr>
-      </w:pPr>
-      <w:hyperlink w:anchor="_Toc235547038" w:history="1">
-        <w:r>
-          <w:rPr>
-            <w:rStyle w:val="Hyperlink"/>
-          </w:rPr>
-          <w:t>7. AI Algorithm: Naive Bayes</w:t>
-        </w:r>
-        <w:r>
-          <w:rPr>
-            <w:webHidden/>
-          </w:rPr>
-          <w:tab/>
-        </w:r>
-        <w:r>
-          <w:rPr>
-            <w:webHidden/>
-          </w:rPr>
-          <w:fldChar w:fldCharType="begin"/>
-        </w:r>
-        <w:r>
-          <w:rPr>
-            <w:webHidden/>
-          </w:rPr>
-          <w:instrText xml:space="preserve"> PAGEREF _Toc235547038 \h </w:instrText>
-        </w:r>
-        <w:r>
-          <w:rPr>
-            <w:webHidden/>
-          </w:rPr>
-        </w:r>
-        <w:r>
-          <w:rPr>
-            <w:webHidden/>
-          </w:rPr>
-          <w:fldChar w:fldCharType="separate"/>
-        </w:r>
-        <w:r>
-          <w:rPr>
-            <w:webHidden/>
-          </w:rPr>
-          <w:t>12</w:t>
-        </w:r>
-        <w:r>
-          <w:rPr>
-            <w:webHidden/>
-          </w:rPr>
-          <w:fldChar w:fldCharType="end"/>
-        </w:r>
-      </w:hyperlink>
-    </w:p>
-    <w:p>
-      <w:pPr>
-        <w:pStyle w:val="TOC2"/>
-        <w:tabs>
-          <w:tab w:val="right" w:leader="dot" w:pos="9350"/>
-        </w:tabs>
-        <w:rPr>
-          <w:rFonts w:asciiTheme="minorHAnsi" w:eastAsiaTheme="minorEastAsia" w:hAnsiTheme="minorHAnsi"/>
-          <w:kern w:val="2"/>
-          <w:szCs w:val="30"/>
-          <w:lang w:eastAsia="zh-CN" w:bidi="th-TH"/>
-          <w14:ligatures w14:val="standardContextual"/>
-        </w:rPr>
-      </w:pPr>
-      <w:hyperlink w:anchor="_Toc235547039" w:history="1">
-        <w:r>
-          <w:rPr>
-            <w:rStyle w:val="Hyperlink"/>
-          </w:rPr>
-          <w:t>7.1 Why Naive Bayes</w:t>
-        </w:r>
-        <w:r>
-          <w:rPr>
-            <w:webHidden/>
-          </w:rPr>
-          <w:tab/>
-        </w:r>
-        <w:r>
-          <w:rPr>
-            <w:webHidden/>
-          </w:rPr>
-          <w:fldChar w:fldCharType="begin"/>
-        </w:r>
-        <w:r>
-          <w:rPr>
-            <w:webHidden/>
-          </w:rPr>
-          <w:instrText xml:space="preserve"> PAGEREF _Toc235547039 \h </w:instrText>
-        </w:r>
-        <w:r>
-          <w:rPr>
-            <w:webHidden/>
-          </w:rPr>
-        </w:r>
-        <w:r>
-          <w:rPr>
-            <w:webHidden/>
-          </w:rPr>
-          <w:fldChar w:fldCharType="separate"/>
-        </w:r>
-        <w:r>
-          <w:rPr>
-            <w:webHidden/>
-          </w:rPr>
-          <w:t>12</w:t>
-        </w:r>
-        <w:r>
-          <w:rPr>
-            <w:webHidden/>
-          </w:rPr>
-          <w:fldChar w:fldCharType="end"/>
-        </w:r>
-      </w:hyperlink>
-    </w:p>
-    <w:p>
-      <w:pPr>
-        <w:pStyle w:val="TOC2"/>
-        <w:tabs>
-          <w:tab w:val="right" w:leader="dot" w:pos="9350"/>
-        </w:tabs>
-        <w:rPr>
-          <w:rFonts w:asciiTheme="minorHAnsi" w:eastAsiaTheme="minorEastAsia" w:hAnsiTheme="minorHAnsi"/>
-          <w:kern w:val="2"/>
-          <w:szCs w:val="30"/>
-          <w:lang w:eastAsia="zh-CN" w:bidi="th-TH"/>
-          <w14:ligatures w14:val="standardContextual"/>
-        </w:rPr>
-      </w:pPr>
-      <w:hyperlink w:anchor="_Toc235547040" w:history="1">
-        <w:r>
-          <w:rPr>
-            <w:rStyle w:val="Hyperlink"/>
-          </w:rPr>
-          <w:t>7.2 Model variants and hyperparameter tuning</w:t>
-        </w:r>
-        <w:r>
-          <w:rPr>
-            <w:webHidden/>
-          </w:rPr>
-          <w:tab/>
-        </w:r>
-        <w:r>
-          <w:rPr>
-            <w:webHidden/>
-          </w:rPr>
-          <w:fldChar w:fldCharType="begin"/>
-        </w:r>
-        <w:r>
-          <w:rPr>
-            <w:webHidden/>
-          </w:rPr>
-          <w:instrText xml:space="preserve"> PAGEREF _Toc235547040 \h </w:instrText>
-        </w:r>
-        <w:r>
-          <w:rPr>
-            <w:webHidden/>
-          </w:rPr>
-        </w:r>
-        <w:r>
-          <w:rPr>
-            <w:webHidden/>
-          </w:rPr>
-          <w:fldChar w:fldCharType="separate"/>
-        </w:r>
-        <w:r>
-          <w:rPr>
-            <w:webHidden/>
-          </w:rPr>
-          <w:t>13</w:t>
-        </w:r>
-        <w:r>
-          <w:rPr>
-            <w:webHidden/>
-          </w:rPr>
-          <w:fldChar w:fldCharType="end"/>
-        </w:r>
-      </w:hyperlink>
-    </w:p>
-    <w:p>
-      <w:pPr>
-        <w:pStyle w:val="TOC1"/>
-        <w:tabs>
-          <w:tab w:val="right" w:leader="dot" w:pos="9350"/>
-        </w:tabs>
-        <w:rPr>
-          <w:rFonts w:asciiTheme="minorHAnsi" w:eastAsiaTheme="minorEastAsia" w:hAnsiTheme="minorHAnsi"/>
-          <w:kern w:val="2"/>
-          <w:szCs w:val="30"/>
-          <w:lang w:eastAsia="zh-CN" w:bidi="th-TH"/>
-          <w14:ligatures w14:val="standardContextual"/>
-        </w:rPr>
-      </w:pPr>
-      <w:hyperlink w:anchor="_Toc235547041" w:history="1">
-        <w:r>
-          <w:rPr>
-            <w:rStyle w:val="Hyperlink"/>
-          </w:rPr>
-          <w:t>8. Performance Evaluation</w:t>
-        </w:r>
-        <w:r>
-          <w:rPr>
-            <w:webHidden/>
-          </w:rPr>
-          <w:tab/>
-        </w:r>
-        <w:r>
-          <w:rPr>
-            <w:webHidden/>
-          </w:rPr>
-          <w:fldChar w:fldCharType="begin"/>
-        </w:r>
-        <w:r>
-          <w:rPr>
-            <w:webHidden/>
-          </w:rPr>
-          <w:instrText xml:space="preserve"> PAGEREF _Toc235547041 \h </w:instrText>
-        </w:r>
-        <w:r>
-          <w:rPr>
-            <w:webHidden/>
-          </w:rPr>
-        </w:r>
-        <w:r>
-          <w:rPr>
-            <w:webHidden/>
-          </w:rPr>
-          <w:fldChar w:fldCharType="separate"/>
-        </w:r>
-        <w:r>
-          <w:rPr>
-            <w:webHidden/>
-          </w:rPr>
-          <w:t>14</w:t>
-        </w:r>
-        <w:r>
-          <w:rPr>
-            <w:webHidden/>
-          </w:rPr>
-          <w:fldChar w:fldCharType="end"/>
-        </w:r>
-      </w:hyperlink>
-    </w:p>
-    <w:p>
-      <w:pPr>
-        <w:pStyle w:val="TOC2"/>
-        <w:tabs>
-          <w:tab w:val="right" w:leader="dot" w:pos="9350"/>
-        </w:tabs>
-        <w:rPr>
-          <w:rFonts w:asciiTheme="minorHAnsi" w:eastAsiaTheme="minorEastAsia" w:hAnsiTheme="minorHAnsi"/>
-          <w:kern w:val="2"/>
-          <w:szCs w:val="30"/>
-          <w:lang w:eastAsia="zh-CN" w:bidi="th-TH"/>
-          <w14:ligatures w14:val="standardContextual"/>
-        </w:rPr>
-      </w:pPr>
-      <w:hyperlink w:anchor="_Toc235547042" w:history="1">
-        <w:r>
-          <w:rPr>
-            <w:rStyle w:val="Hyperlink"/>
-          </w:rPr>
-          <w:t>8.1 Results</w:t>
-        </w:r>
-        <w:r>
-          <w:rPr>
-            <w:webHidden/>
-          </w:rPr>
-          <w:tab/>
-        </w:r>
-        <w:r>
-          <w:rPr>
-            <w:webHidden/>
-          </w:rPr>
-          <w:fldChar w:fldCharType="begin"/>
-        </w:r>
-        <w:r>
-          <w:rPr>
-            <w:webHidden/>
-          </w:rPr>
-          <w:instrText xml:space="preserve"> PAGEREF _Toc235547042 \h </w:instrText>
-        </w:r>
-        <w:r>
-          <w:rPr>
-            <w:webHidden/>
-          </w:rPr>
-        </w:r>
-        <w:r>
-          <w:rPr>
-            <w:webHidden/>
-          </w:rPr>
-          <w:fldChar w:fldCharType="separate"/>
-        </w:r>
-        <w:r>
-          <w:rPr>
-            <w:webHidden/>
-          </w:rPr>
-          <w:t>14</w:t>
-        </w:r>
-        <w:r>
-          <w:rPr>
-            <w:webHidden/>
-          </w:rPr>
-          <w:fldChar w:fldCharType="end"/>
-        </w:r>
-      </w:hyperlink>
-    </w:p>
-    <w:p>
-      <w:pPr>
-        <w:pStyle w:val="TOC2"/>
-        <w:tabs>
-          <w:tab w:val="right" w:leader="dot" w:pos="9350"/>
-        </w:tabs>
-        <w:rPr>
-          <w:rFonts w:asciiTheme="minorHAnsi" w:eastAsiaTheme="minorEastAsia" w:hAnsiTheme="minorHAnsi"/>
-          <w:kern w:val="2"/>
-          <w:szCs w:val="30"/>
-          <w:lang w:eastAsia="zh-CN" w:bidi="th-TH"/>
-          <w14:ligatures w14:val="standardContextual"/>
-        </w:rPr>
-      </w:pPr>
-      <w:hyperlink w:anchor="_Toc235547043" w:history="1">
-        <w:r>
-          <w:rPr>
-            <w:rStyle w:val="Hyperlink"/>
-          </w:rPr>
-          <w:t>8.2 Interpretation</w:t>
-        </w:r>
-        <w:r>
-          <w:rPr>
-            <w:webHidden/>
-          </w:rPr>
-          <w:tab/>
-        </w:r>
-        <w:r>
-          <w:rPr>
-            <w:webHidden/>
-          </w:rPr>
-          <w:fldChar w:fldCharType="begin"/>
-        </w:r>
-        <w:r>
-          <w:rPr>
-            <w:webHidden/>
-          </w:rPr>
-          <w:instrText xml:space="preserve"> PAGEREF _Toc235547043 \h </w:instrText>
-        </w:r>
-        <w:r>
-          <w:rPr>
-            <w:webHidden/>
-          </w:rPr>
-        </w:r>
-        <w:r>
-          <w:rPr>
-            <w:webHidden/>
-          </w:rPr>
-          <w:fldChar w:fldCharType="separate"/>
-        </w:r>
-        <w:r>
-          <w:rPr>
-            <w:webHidden/>
-          </w:rPr>
-          <w:t>15</w:t>
-        </w:r>
-        <w:r>
-          <w:rPr>
-            <w:webHidden/>
-          </w:rPr>
-          <w:fldChar w:fldCharType="end"/>
-        </w:r>
-      </w:hyperlink>
-    </w:p>
-    <w:p>
-      <w:pPr>
-        <w:pStyle w:val="TOC1"/>
-        <w:tabs>
-          <w:tab w:val="right" w:leader="dot" w:pos="9350"/>
-        </w:tabs>
-        <w:rPr>
-          <w:rFonts w:asciiTheme="minorHAnsi" w:eastAsiaTheme="minorEastAsia" w:hAnsiTheme="minorHAnsi"/>
-          <w:kern w:val="2"/>
-          <w:szCs w:val="30"/>
-          <w:lang w:eastAsia="zh-CN" w:bidi="th-TH"/>
-          <w14:ligatures w14:val="standardContextual"/>
-        </w:rPr>
-      </w:pPr>
-      <w:hyperlink w:anchor="_Toc235547044" w:history="1">
-        <w:r>
-          <w:rPr>
-            <w:rStyle w:val="Hyperlink"/>
-          </w:rPr>
-          <w:t>9. Results (Notebook Evidence)</w:t>
-        </w:r>
-        <w:r>
-          <w:rPr>
-            <w:webHidden/>
-          </w:rPr>
-          <w:tab/>
-        </w:r>
-        <w:r>
-          <w:rPr>
-            <w:webHidden/>
-          </w:rPr>
-          <w:fldChar w:fldCharType="begin"/>
-        </w:r>
-        <w:r>
-          <w:rPr>
-            <w:webHidden/>
-          </w:rPr>
-          <w:instrText xml:space="preserve"> PAGEREF _Toc235547044 \h </w:instrText>
-        </w:r>
-        <w:r>
-          <w:rPr>
-            <w:webHidden/>
-          </w:rPr>
-        </w:r>
-        <w:r>
-          <w:rPr>
-            <w:webHidden/>
-          </w:rPr>
-          <w:fldChar w:fldCharType="separate"/>
-        </w:r>
-        <w:r>
-          <w:rPr>
-            <w:webHidden/>
-          </w:rPr>
-          <w:t>16</w:t>
-        </w:r>
-        <w:r>
-          <w:rPr>
-            <w:webHidden/>
-          </w:rPr>
-          <w:fldChar w:fldCharType="end"/>
-        </w:r>
-      </w:hyperlink>
-    </w:p>
-    <w:p>
-      <w:pPr>
-        <w:pStyle w:val="TOC1"/>
-        <w:tabs>
-          <w:tab w:val="right" w:leader="dot" w:pos="9350"/>
-        </w:tabs>
-        <w:rPr>
-          <w:rFonts w:asciiTheme="minorHAnsi" w:eastAsiaTheme="minorEastAsia" w:hAnsiTheme="minorHAnsi"/>
-          <w:kern w:val="2"/>
-          <w:szCs w:val="30"/>
-          <w:lang w:eastAsia="zh-CN" w:bidi="th-TH"/>
-          <w14:ligatures w14:val="standardContextual"/>
-        </w:rPr>
-      </w:pPr>
-      <w:hyperlink w:anchor="_Toc235547045" w:history="1">
-        <w:r>
-          <w:rPr>
-            <w:rStyle w:val="Hyperlink"/>
-          </w:rPr>
-          <w:t>10. Ethical, Social and Future Implications</w:t>
-        </w:r>
-        <w:r>
-          <w:rPr>
-            <w:webHidden/>
-          </w:rPr>
-          <w:tab/>
-        </w:r>
-        <w:r>
-          <w:rPr>
-            <w:webHidden/>
-          </w:rPr>
-          <w:fldChar w:fldCharType="begin"/>
-        </w:r>
-        <w:r>
-          <w:rPr>
-            <w:webHidden/>
-          </w:rPr>
-          <w:instrText xml:space="preserve"> PAGEREF _Toc235547045 \h </w:instrText>
-        </w:r>
-        <w:r>
-          <w:rPr>
-            <w:webHidden/>
-          </w:rPr>
-        </w:r>
-        <w:r>
-          <w:rPr>
-            <w:webHidden/>
-          </w:rPr>
-          <w:fldChar w:fldCharType="separate"/>
-        </w:r>
-        <w:r>
-          <w:rPr>
-            <w:webHidden/>
-          </w:rPr>
-          <w:t>24</w:t>
-        </w:r>
-        <w:r>
-          <w:rPr>
-            <w:webHidden/>
-          </w:rPr>
-          <w:fldChar w:fldCharType="end"/>
-        </w:r>
-      </w:hyperlink>
-    </w:p>
-    <w:p>
-      <w:pPr>
-        <w:pStyle w:val="TOC1"/>
-        <w:tabs>
-          <w:tab w:val="right" w:leader="dot" w:pos="9350"/>
-        </w:tabs>
-        <w:rPr>
-          <w:rFonts w:asciiTheme="minorHAnsi" w:eastAsiaTheme="minorEastAsia" w:hAnsiTheme="minorHAnsi"/>
-          <w:kern w:val="2"/>
-          <w:szCs w:val="30"/>
-          <w:lang w:eastAsia="zh-CN" w:bidi="th-TH"/>
-          <w14:ligatures w14:val="standardContextual"/>
-        </w:rPr>
-      </w:pPr>
-      <w:hyperlink w:anchor="_Toc235547046" w:history="1">
-        <w:r>
-          <w:rPr>
-            <w:rStyle w:val="Hyperlink"/>
-          </w:rPr>
-          <w:t>11. Conclusion</w:t>
-        </w:r>
-        <w:r>
-          <w:rPr>
-            <w:webHidden/>
-          </w:rPr>
-          <w:tab/>
-        </w:r>
-        <w:r>
-          <w:rPr>
-            <w:webHidden/>
-          </w:rPr>
-          <w:fldChar w:fldCharType="begin"/>
-        </w:r>
-        <w:r>
-          <w:rPr>
-            <w:webHidden/>
-          </w:rPr>
-          <w:instrText xml:space="preserve"> PAGEREF _Toc235547046 \h </w:instrText>
-        </w:r>
-        <w:r>
-          <w:rPr>
-            <w:webHidden/>
-          </w:rPr>
-        </w:r>
-        <w:r>
-          <w:rPr>
-            <w:webHidden/>
-          </w:rPr>
-          <w:fldChar w:fldCharType="separate"/>
-        </w:r>
-        <w:r>
-          <w:rPr>
-            <w:webHidden/>
-          </w:rPr>
-          <w:t>25</w:t>
-        </w:r>
-        <w:r>
-          <w:rPr>
-            <w:webHidden/>
-          </w:rPr>
-          <w:fldChar w:fldCharType="end"/>
-        </w:r>
-      </w:hyperlink>
-    </w:p>
-    <w:p>
-      <w:pPr>
-        <w:pStyle w:val="TOC1"/>
-        <w:tabs>
-          <w:tab w:val="right" w:leader="dot" w:pos="9350"/>
-        </w:tabs>
-        <w:rPr>
-          <w:rFonts w:asciiTheme="minorHAnsi" w:eastAsiaTheme="minorEastAsia" w:hAnsiTheme="minorHAnsi"/>
-          <w:kern w:val="2"/>
-          <w:szCs w:val="30"/>
-          <w:lang w:eastAsia="zh-CN" w:bidi="th-TH"/>
-          <w14:ligatures w14:val="standardContextual"/>
-        </w:rPr>
-      </w:pPr>
-      <w:hyperlink w:anchor="_Toc235547047" w:history="1">
-        <w:r>
-          <w:rPr>
-            <w:rStyle w:val="Hyperlink"/>
-          </w:rPr>
-          <w:t>Marking Rubric (BCS102 Marking Scheme - Semester 2, 2026)</w:t>
-        </w:r>
-        <w:r>
-          <w:rPr>
-            <w:webHidden/>
-          </w:rPr>
-          <w:tab/>
-        </w:r>
-        <w:r>
-          <w:rPr>
-            <w:webHidden/>
-          </w:rPr>
-          <w:fldChar w:fldCharType="begin"/>
-        </w:r>
-        <w:r>
-          <w:rPr>
-            <w:webHidden/>
-          </w:rPr>
-          <w:instrText xml:space="preserve"> PAGEREF _Toc235547047 \h </w:instrText>
-        </w:r>
-        <w:r>
-          <w:rPr>
-            <w:webHidden/>
-          </w:rPr>
-        </w:r>
-        <w:r>
-          <w:rPr>
-            <w:webHidden/>
-          </w:rPr>
-          <w:fldChar w:fldCharType="separate"/>
-        </w:r>
-        <w:r>
-          <w:rPr>
-            <w:webHidden/>
-          </w:rPr>
-          <w:t>27</w:t>
-        </w:r>
-        <w:r>
-          <w:rPr>
-            <w:webHidden/>
-          </w:rPr>
-          <w:fldChar w:fldCharType="end"/>
-        </w:r>
-      </w:hyperlink>
-    </w:p>
-    <w:p>
-      <w:r>
-        <w:fldChar w:fldCharType="end"/>
-      </w:r>
-    </w:p>
-    <w:p>
-      <w:r>
-        <w:br w:type="page"/>
-      </w:r>
-    </w:p>
-    <w:p>
-      <w:pPr>
         <w:pStyle w:val="Heading1"/>
       </w:pPr>
       <w:bookmarkStart w:id="0" w:name="_Toc235547028"/>
-      <w:r>
-        <w:lastRenderedPageBreak/>
-        <w:t>1. Introduction</w:t>
+      <w:bookmarkStart w:id="1" w:name="_Toc236052846"/>
+      <w:r>
+        <w:t>1.</w:t>
+      </w:r>
+      <w:r>
+        <w:t>0</w:t>
+      </w:r>
+      <w:r>
+        <w:t xml:space="preserve"> Introduction</w:t>
       </w:r>
       <w:bookmarkEnd w:id="0"/>
+      <w:bookmarkEnd w:id="1"/>
     </w:p>
     <w:p>
       <w:pPr>
@@ -1359,73 +40,179 @@
           <w:rFonts w:cs="Times New Roman"/>
           <w:szCs w:val="24"/>
         </w:rPr>
-        <w:t>Artificial intelligence (AI) is increasingly being integrated into healthcare workflows, ranging from triage support to diagnostic prediction, raising concerns about accuracy, transparency, and ethics (</w:t>
-      </w:r>
-      <w:proofErr w:type="spellStart"/>
+        <w:t>Artificial intelligence</w:t>
+      </w:r>
       <w:r>
         <w:rPr>
           <w:rFonts w:cs="Times New Roman"/>
           <w:szCs w:val="24"/>
         </w:rPr>
-        <w:t>Tilala</w:t>
-      </w:r>
-      <w:proofErr w:type="spellEnd"/>
+        <w:t>, AI</w:t>
+      </w:r>
       <w:r>
         <w:rPr>
           <w:rFonts w:cs="Times New Roman"/>
           <w:szCs w:val="24"/>
         </w:rPr>
-        <w:t xml:space="preserve"> et al., 2024). This report describes an end-to-end machine learning workflow used in the healthcare industry. It involves loading a dataset of medical records from a public hospital into a Python notebook, </w:t>
-      </w:r>
-      <w:proofErr w:type="spellStart"/>
+        <w:t xml:space="preserve"> is increasingly being integrated into healthcare workflows, ranging from triage support to diagnostic prediction, raising concerns about accuracy, transparency, and ethics</w:t>
+      </w:r>
       <w:r>
         <w:rPr>
           <w:rFonts w:cs="Times New Roman"/>
           <w:szCs w:val="24"/>
         </w:rPr>
-        <w:t>analyzing</w:t>
-      </w:r>
-      <w:proofErr w:type="spellEnd"/>
+        <w:t xml:space="preserve">. </w:t>
+      </w:r>
       <w:r>
         <w:rPr>
           <w:rFonts w:cs="Times New Roman"/>
           <w:szCs w:val="24"/>
         </w:rPr>
-        <w:t xml:space="preserve"> and visualizing the data, preprocessing and transforming the data, and using the data to train and evaluate a Naive Bayes classifier to predict the results of patients' tests (normal, abnormal, or inconclusive).</w:t>
-      </w:r>
-    </w:p>
-    <w:p>
-      <w:pPr>
+        <w:t xml:space="preserve">This report describes an end-to-end machine learning workflow used in the healthcare industry. It involves loading a dataset of medical records from a public hospital into a Python notebook, </w:t>
+      </w:r>
+      <w:r>
         <w:rPr>
           <w:rFonts w:cs="Times New Roman"/>
           <w:szCs w:val="24"/>
         </w:rPr>
-      </w:pPr>
-    </w:p>
-    <w:p>
-      <w:pPr>
+        <w:t>analysing</w:t>
+      </w:r>
+      <w:r>
         <w:rPr>
           <w:rFonts w:cs="Times New Roman"/>
           <w:szCs w:val="24"/>
         </w:rPr>
-      </w:pPr>
-      <w:bookmarkStart w:id="1" w:name="_Toc235547029"/>
+        <w:t xml:space="preserve"> and visualizing the data, preprocessing and transforming the data, and using the data to train and evaluate a </w:t>
+      </w:r>
       <w:r>
         <w:rPr>
           <w:rFonts w:cs="Times New Roman"/>
           <w:szCs w:val="24"/>
         </w:rPr>
-        <w:t xml:space="preserve">This report's format aligns to the assignment's grading criteria, with Section 2 outlining the dataset's characteristics. Sections 3 and 4 discuss exploration and visualization. Data splitting and preprocessing are described in Sections 5 and 6. The reasoning behind the algorithm's design and its training are described in Section 7. In Section 8, the model is assessed using suitable performance metrics. Consolidated notebook screenshots are shown in Section 9 as evidence of the data processing process. The ethical, social, and future implications are covered in Section 10. The report contains central and deliberate objective findings. The trained models perform at the level of random guessing and show statistical results. This reflects the dataset's information content rather than a </w:t>
-      </w:r>
-      <w:proofErr w:type="spellStart"/>
+        <w:t>Naive</w:t>
+      </w:r>
       <w:r>
         <w:rPr>
           <w:rFonts w:cs="Times New Roman"/>
           <w:szCs w:val="24"/>
         </w:rPr>
-        <w:t>modeling</w:t>
-      </w:r>
-      <w:proofErr w:type="spellEnd"/>
+        <w:t xml:space="preserve"> Bayes classifier to predict the results of patients</w:t>
+      </w:r>
+      <w:r>
+        <w:rPr>
+          <w:rFonts w:cs="Times New Roman"/>
+          <w:szCs w:val="24"/>
+        </w:rPr>
+        <w:t>’</w:t>
+      </w:r>
+      <w:r>
+        <w:rPr>
+          <w:rFonts w:cs="Times New Roman"/>
+          <w:szCs w:val="24"/>
+        </w:rPr>
+        <w:t xml:space="preserve"> tests (normal, abnormal, or inconclusive).</w:t>
+      </w:r>
+    </w:p>
+    <w:p>
+      <w:pPr>
+        <w:rPr>
+          <w:rFonts w:cs="Times New Roman"/>
+          <w:szCs w:val="24"/>
+        </w:rPr>
+      </w:pPr>
+    </w:p>
+    <w:p>
+      <w:pPr>
+        <w:rPr>
+          <w:rFonts w:cs="Times New Roman"/>
+          <w:szCs w:val="24"/>
+        </w:rPr>
+      </w:pPr>
+      <w:bookmarkStart w:id="2" w:name="_Toc235547029"/>
+      <w:r>
+        <w:rPr>
+          <w:rFonts w:cs="Times New Roman"/>
+          <w:szCs w:val="24"/>
+        </w:rPr>
+        <w:t>This report</w:t>
+      </w:r>
+      <w:r>
+        <w:rPr>
+          <w:rFonts w:cs="Times New Roman"/>
+          <w:szCs w:val="24"/>
+        </w:rPr>
+        <w:t>’</w:t>
+      </w:r>
+      <w:r>
+        <w:rPr>
+          <w:rFonts w:cs="Times New Roman"/>
+          <w:szCs w:val="24"/>
+        </w:rPr>
+        <w:t>s format aligns to the assignment</w:t>
+      </w:r>
+      <w:r>
+        <w:rPr>
+          <w:rFonts w:cs="Times New Roman"/>
+          <w:szCs w:val="24"/>
+        </w:rPr>
+        <w:t>’</w:t>
+      </w:r>
+      <w:r>
+        <w:rPr>
+          <w:rFonts w:cs="Times New Roman"/>
+          <w:szCs w:val="24"/>
+        </w:rPr>
+        <w:t>s grading criteria, with Section 2 outlining the dataset</w:t>
+      </w:r>
+      <w:r>
+        <w:rPr>
+          <w:rFonts w:cs="Times New Roman"/>
+          <w:szCs w:val="24"/>
+        </w:rPr>
+        <w:t>’</w:t>
+      </w:r>
+      <w:r>
+        <w:rPr>
+          <w:rFonts w:cs="Times New Roman"/>
+          <w:szCs w:val="24"/>
+        </w:rPr>
+        <w:t>s characteristics. Sections 3 and 4 discuss exploration and visualization. Data splitting and preprocessing are described in Sections 5 and 6. The reasoning behind the algorithm</w:t>
+      </w:r>
+      <w:r>
+        <w:rPr>
+          <w:rFonts w:cs="Times New Roman"/>
+          <w:szCs w:val="24"/>
+        </w:rPr>
+        <w:t>’</w:t>
+      </w:r>
+      <w:r>
+        <w:rPr>
+          <w:rFonts w:cs="Times New Roman"/>
+          <w:szCs w:val="24"/>
+        </w:rPr>
+        <w:t>s design and its training are described in Section 7. In Section 8, the model is assessed using suitable performance metrics. Consolidated notebook screenshots are shown in Section 9 as evidence of the data processing process. The ethical, social, and future implications are covered in Section 10. The report contains central and deliberate objective findings. The trained models perform at the level of random guessing and show statistical results. This reflects the dataset</w:t>
+      </w:r>
+      <w:r>
+        <w:rPr>
+          <w:rFonts w:cs="Times New Roman"/>
+          <w:szCs w:val="24"/>
+        </w:rPr>
+        <w:t>’</w:t>
+      </w:r>
+      <w:r>
+        <w:rPr>
+          <w:rFonts w:cs="Times New Roman"/>
+          <w:szCs w:val="24"/>
+        </w:rPr>
+        <w:t xml:space="preserve">s information content rather than a </w:t>
+      </w:r>
+      <w:r>
+        <w:rPr>
+          <w:rFonts w:cs="Times New Roman"/>
+          <w:szCs w:val="24"/>
+        </w:rPr>
+        <w:t>modelling</w:t>
+      </w:r>
       <w:r>
         <w:rPr>
           <w:rFonts w:cs="Times New Roman"/>
@@ -1463,11 +250,19 @@
       <w:pPr>
         <w:pStyle w:val="Heading1"/>
       </w:pPr>
+      <w:bookmarkStart w:id="3" w:name="_Toc236052847"/>
       <w:r>
         <w:lastRenderedPageBreak/>
-        <w:t>2. Dataset Description and Collection</w:t>
-      </w:r>
-      <w:bookmarkEnd w:id="1"/>
+        <w:t>2.</w:t>
+      </w:r>
+      <w:r>
+        <w:t>0</w:t>
+      </w:r>
+      <w:r>
+        <w:t xml:space="preserve"> Dataset Description and Collection</w:t>
+      </w:r>
+      <w:bookmarkEnd w:id="2"/>
+      <w:bookmarkEnd w:id="3"/>
     </w:p>
     <w:p/>
     <w:p>
@@ -1575,7 +370,21 @@
           <w:rFonts w:cs="Times New Roman"/>
           <w:szCs w:val="24"/>
         </w:rPr>
-        <w:t xml:space="preserve"> the assignment's minimum scale of 1000 observations.</w:t>
+        <w:t xml:space="preserve"> the assignment</w:t>
+      </w:r>
+      <w:r>
+        <w:rPr>
+          <w:rFonts w:cs="Times New Roman"/>
+          <w:szCs w:val="24"/>
+        </w:rPr>
+        <w:t>’</w:t>
+      </w:r>
+      <w:r>
+        <w:rPr>
+          <w:rFonts w:cs="Times New Roman"/>
+          <w:szCs w:val="24"/>
+        </w:rPr>
+        <w:t>s minimum scale of 1000 observations.</w:t>
       </w:r>
     </w:p>
     <w:p>
@@ -1630,7 +439,21 @@
           <w:rFonts w:cs="Times New Roman"/>
           <w:szCs w:val="24"/>
         </w:rPr>
-        <w:t xml:space="preserve"> and the results were printed instantly, making every data transformation visible and auditable. Visual methods such as histograms, count plots, boxplots, and a correlation heatmap (reproduced as figures in Section 4) were combined with formal statistical tests (ANOVA and chi-square-based Cramer's V), ensuring that conclusions were supported by both numbers and images. Every figure and statistic presented here can be generated without manual intervention by rerunning the notebook from top to bottom.</w:t>
+        <w:t xml:space="preserve"> and the results were printed instantly, making every data transformation visible and auditable. Visual methods such as histograms, count plots, boxplots, and a correlation heatmap </w:t>
+      </w:r>
+      <w:r>
+        <w:rPr>
+          <w:rFonts w:cs="Times New Roman"/>
+          <w:szCs w:val="24"/>
+        </w:rPr>
+        <w:t xml:space="preserve">which </w:t>
+      </w:r>
+      <w:r>
+        <w:rPr>
+          <w:rFonts w:cs="Times New Roman"/>
+          <w:szCs w:val="24"/>
+        </w:rPr>
+        <w:t>reproduced as figures in Section 4 were combined with formal statistical tests (ANOVA and chi-square-based Cramer's V), ensuring that conclusions were supported by both numbers and images. Every figure and statistic presented here can be generated without manual intervention by rerunning the notebook from top to bottom.</w:t>
       </w:r>
     </w:p>
     <w:p>
@@ -1687,12 +510,36 @@
       </w:r>
     </w:p>
     <w:p>
+      <w:pPr>
+        <w:pStyle w:val="Caption"/>
+      </w:pPr>
+      <w:r>
+        <w:lastRenderedPageBreak/>
+        <w:t xml:space="preserve">Table </w:t>
+      </w:r>
+      <w:r>
+        <w:fldChar w:fldCharType="begin"/>
+      </w:r>
+      <w:r>
+        <w:instrText xml:space="preserve"> SEQ Table \* ARABIC </w:instrText>
+      </w:r>
+      <w:r>
+        <w:fldChar w:fldCharType="separate"/>
+      </w:r>
       <w:r>
         <w:rPr>
-          <w:i/>
+          <w:noProof/>
         </w:rPr>
-        <w:lastRenderedPageBreak/>
-        <w:t>Table 1. Features of the healthcare dataset.</w:t>
+        <w:t>1</w:t>
+      </w:r>
+      <w:r>
+        <w:fldChar w:fldCharType="end"/>
+      </w:r>
+      <w:r>
+        <w:t xml:space="preserve">: </w:t>
+      </w:r>
+      <w:r>
+        <w:t>Features of the healthcare dataset</w:t>
       </w:r>
     </w:p>
     <w:tbl>
@@ -2897,7 +1744,7 @@
           <w:szCs w:val="24"/>
         </w:rPr>
       </w:pPr>
-      <w:bookmarkStart w:id="2" w:name="_Toc235547030"/>
+      <w:bookmarkStart w:id="4" w:name="_Toc235547030"/>
       <w:r>
         <w:br w:type="page"/>
       </w:r>
@@ -2906,11 +1753,19 @@
       <w:pPr>
         <w:pStyle w:val="Heading1"/>
       </w:pPr>
+      <w:bookmarkStart w:id="5" w:name="_Toc236052848"/>
       <w:r>
         <w:lastRenderedPageBreak/>
-        <w:t>3. Data Exploration</w:t>
-      </w:r>
-      <w:bookmarkEnd w:id="2"/>
+        <w:t>3.</w:t>
+      </w:r>
+      <w:r>
+        <w:t>0</w:t>
+      </w:r>
+      <w:r>
+        <w:t xml:space="preserve"> Data Exploration</w:t>
+      </w:r>
+      <w:bookmarkEnd w:id="4"/>
+      <w:bookmarkEnd w:id="5"/>
     </w:p>
     <w:p/>
     <w:p>
@@ -2979,7 +1834,7 @@
       <w:pPr>
         <w:pStyle w:val="Heading1"/>
       </w:pPr>
-      <w:bookmarkStart w:id="3" w:name="_Toc235547031"/>
+      <w:bookmarkStart w:id="6" w:name="_Toc235547031"/>
     </w:p>
     <w:p>
       <w:pPr>
@@ -3001,32 +1856,40 @@
       <w:pPr>
         <w:pStyle w:val="Heading1"/>
       </w:pPr>
+      <w:bookmarkStart w:id="7" w:name="_Toc236052849"/>
       <w:r>
         <w:lastRenderedPageBreak/>
-        <w:t>4. Exploratory Data Analysis and Visualisation</w:t>
-      </w:r>
-      <w:bookmarkEnd w:id="3"/>
+        <w:t>4.</w:t>
+      </w:r>
+      <w:r>
+        <w:t>0</w:t>
+      </w:r>
+      <w:r>
+        <w:t xml:space="preserve"> Exploratory Data Analysis and Visualisation</w:t>
+      </w:r>
+      <w:bookmarkEnd w:id="6"/>
+      <w:bookmarkEnd w:id="7"/>
     </w:p>
     <w:p>
       <w:pPr>
         <w:pStyle w:val="Heading2"/>
       </w:pPr>
-      <w:bookmarkStart w:id="4" w:name="_Toc235547032"/>
+      <w:bookmarkStart w:id="8" w:name="_Toc235547032"/>
+      <w:bookmarkStart w:id="9" w:name="_Toc236052850"/>
       <w:r>
         <w:t>4.1 Target variable</w:t>
       </w:r>
-      <w:bookmarkEnd w:id="4"/>
+      <w:bookmarkEnd w:id="8"/>
+      <w:bookmarkEnd w:id="9"/>
     </w:p>
     <w:p/>
     <w:p>
       <w:r>
         <w:t xml:space="preserve">The target's distribution is shown in Figure 1. The three categories Abnormal 33.5%, Normal 33.3%, and Inconclusive 33.1% are nearly evenly distributed. This balance has two consequences, accuracy is a fair headline metric where no majority class can be </w:t>
       </w:r>
-      <w:proofErr w:type="gramStart"/>
-      <w:r>
-        <w:t>manipulated</w:t>
-      </w:r>
-      <w:proofErr w:type="gramEnd"/>
+      <w:r>
+        <w:t>manipulated,</w:t>
+      </w:r>
       <w:r>
         <w:t> and any model must clearly outperform 33.3% accuracy to show that it has learned anything at all. </w:t>
       </w:r>
@@ -3085,22 +1948,38 @@
     </w:p>
     <w:p>
       <w:pPr>
-        <w:jc w:val="center"/>
+        <w:pStyle w:val="Caption"/>
+      </w:pPr>
+      <w:r>
+        <w:t xml:space="preserve">Figure </w:t>
+      </w:r>
+      <w:r>
+        <w:fldChar w:fldCharType="begin"/>
+      </w:r>
+      <w:r>
+        <w:instrText xml:space="preserve"> SEQ Figure \* ARABIC </w:instrText>
+      </w:r>
+      <w:r>
+        <w:fldChar w:fldCharType="separate"/>
+      </w:r>
+      <w:r>
         <w:rPr>
-          <w:i/>
+          <w:noProof/>
         </w:rPr>
-      </w:pPr>
-      <w:r>
-        <w:rPr>
-          <w:i/>
-        </w:rPr>
-        <w:t>Figure 1. Distribution of Test Results (target variable).</w:t>
-      </w:r>
-    </w:p>
-    <w:p>
-      <w:pPr>
-        <w:jc w:val="center"/>
-      </w:pPr>
+        <w:t>1</w:t>
+      </w:r>
+      <w:r>
+        <w:fldChar w:fldCharType="end"/>
+      </w:r>
+      <w:r>
+        <w:t xml:space="preserve">: </w:t>
+      </w:r>
+      <w:r>
+        <w:t>Distribution of Test Results (target variable</w:t>
+      </w:r>
+      <w:r>
+        <w:t>)</w:t>
+      </w:r>
     </w:p>
     <w:p>
       <w:pPr>
@@ -3114,7 +1993,7 @@
           <w:szCs w:val="26"/>
         </w:rPr>
       </w:pPr>
-      <w:bookmarkStart w:id="5" w:name="_Toc235547033"/>
+      <w:bookmarkStart w:id="10" w:name="_Toc235547033"/>
       <w:r>
         <w:br w:type="page"/>
       </w:r>
@@ -3123,11 +2002,13 @@
       <w:pPr>
         <w:pStyle w:val="Heading2"/>
       </w:pPr>
+      <w:bookmarkStart w:id="11" w:name="_Toc236052851"/>
       <w:r>
         <w:lastRenderedPageBreak/>
         <w:t>4.2 Numerical feature distributions</w:t>
       </w:r>
-      <w:bookmarkEnd w:id="5"/>
+      <w:bookmarkEnd w:id="10"/>
+      <w:bookmarkEnd w:id="11"/>
     </w:p>
     <w:p/>
     <w:p>
@@ -3183,13 +2064,34 @@
     </w:p>
     <w:p>
       <w:pPr>
-        <w:jc w:val="center"/>
-      </w:pPr>
+        <w:pStyle w:val="Caption"/>
+      </w:pPr>
+      <w:r>
+        <w:t xml:space="preserve">Figure </w:t>
+      </w:r>
+      <w:r>
+        <w:fldChar w:fldCharType="begin"/>
+      </w:r>
+      <w:r>
+        <w:instrText xml:space="preserve"> SEQ Figure \* ARABIC </w:instrText>
+      </w:r>
+      <w:r>
+        <w:fldChar w:fldCharType="separate"/>
+      </w:r>
       <w:r>
         <w:rPr>
-          <w:i/>
+          <w:noProof/>
         </w:rPr>
-        <w:t>Figure 2. Distribution of patient age.</w:t>
+        <w:t>2</w:t>
+      </w:r>
+      <w:r>
+        <w:fldChar w:fldCharType="end"/>
+      </w:r>
+      <w:r>
+        <w:t xml:space="preserve">: </w:t>
+      </w:r>
+      <w:r>
+        <w:t>Distribution of patient age</w:t>
       </w:r>
     </w:p>
     <w:p>
@@ -3240,16 +2142,37 @@
     </w:p>
     <w:p>
       <w:pPr>
-        <w:jc w:val="center"/>
+        <w:pStyle w:val="Caption"/>
         <w:rPr>
-          <w:i/>
+          <w:i w:val="0"/>
         </w:rPr>
       </w:pPr>
       <w:r>
+        <w:t xml:space="preserve">Figure </w:t>
+      </w:r>
+      <w:r>
+        <w:fldChar w:fldCharType="begin"/>
+      </w:r>
+      <w:r>
+        <w:instrText xml:space="preserve"> SEQ Figure \* ARABIC </w:instrText>
+      </w:r>
+      <w:r>
+        <w:fldChar w:fldCharType="separate"/>
+      </w:r>
+      <w:r>
         <w:rPr>
-          <w:i/>
+          <w:noProof/>
         </w:rPr>
-        <w:t>Figure 3. Distribution of billing amount.</w:t>
+        <w:t>3</w:t>
+      </w:r>
+      <w:r>
+        <w:fldChar w:fldCharType="end"/>
+      </w:r>
+      <w:r>
+        <w:t xml:space="preserve">: </w:t>
+      </w:r>
+      <w:r>
+        <w:t>Distribution of billing amount</w:t>
       </w:r>
     </w:p>
     <w:p>
@@ -3304,13 +2227,37 @@
     </w:p>
     <w:p>
       <w:pPr>
-        <w:jc w:val="center"/>
-      </w:pPr>
+        <w:pStyle w:val="Caption"/>
+      </w:pPr>
+      <w:r>
+        <w:t xml:space="preserve">Figure </w:t>
+      </w:r>
+      <w:r>
+        <w:fldChar w:fldCharType="begin"/>
+      </w:r>
+      <w:r>
+        <w:instrText xml:space="preserve"> SEQ Figure \* ARABIC </w:instrText>
+      </w:r>
+      <w:r>
+        <w:fldChar w:fldCharType="separate"/>
+      </w:r>
       <w:r>
         <w:rPr>
-          <w:i/>
+          <w:noProof/>
         </w:rPr>
-        <w:t>Figure 4. Outlier screening via boxplots (no IQR outliers found).</w:t>
+        <w:t>4</w:t>
+      </w:r>
+      <w:r>
+        <w:fldChar w:fldCharType="end"/>
+      </w:r>
+      <w:r>
+        <w:t xml:space="preserve">: </w:t>
+      </w:r>
+      <w:r>
+        <w:t>Outlier screening via boxplots (no IQR outliers found)</w:t>
+      </w:r>
+      <w:r>
+        <w:t xml:space="preserve"> </w:t>
       </w:r>
     </w:p>
     <w:p>
@@ -3325,7 +2272,7 @@
           <w:szCs w:val="26"/>
         </w:rPr>
       </w:pPr>
-      <w:bookmarkStart w:id="6" w:name="_Toc235547034"/>
+      <w:bookmarkStart w:id="12" w:name="_Toc235547034"/>
       <w:r>
         <w:br w:type="page"/>
       </w:r>
@@ -3334,11 +2281,13 @@
       <w:pPr>
         <w:pStyle w:val="Heading2"/>
       </w:pPr>
+      <w:bookmarkStart w:id="13" w:name="_Toc236052852"/>
       <w:r>
         <w:lastRenderedPageBreak/>
         <w:t>4.3 Categorical features and the target</w:t>
       </w:r>
-      <w:bookmarkEnd w:id="6"/>
+      <w:bookmarkEnd w:id="12"/>
+      <w:bookmarkEnd w:id="13"/>
     </w:p>
     <w:p/>
     <w:p>
@@ -3364,6 +2313,9 @@
         <w:jc w:val="center"/>
       </w:pPr>
       <w:r>
+        <w:rPr>
+          <w:noProof/>
+        </w:rPr>
         <w:drawing>
           <wp:inline distT="0" distB="0" distL="0" distR="0" wp14:anchorId="1C11AB93" wp14:editId="1C090014">
             <wp:extent cx="5943600" cy="3686810"/>
@@ -3403,13 +2355,34 @@
     </w:p>
     <w:p>
       <w:pPr>
-        <w:jc w:val="center"/>
-      </w:pPr>
+        <w:pStyle w:val="Caption"/>
+      </w:pPr>
+      <w:r>
+        <w:t xml:space="preserve">Figure </w:t>
+      </w:r>
+      <w:r>
+        <w:fldChar w:fldCharType="begin"/>
+      </w:r>
+      <w:r>
+        <w:instrText xml:space="preserve"> SEQ Figure \* ARABIC </w:instrText>
+      </w:r>
+      <w:r>
+        <w:fldChar w:fldCharType="separate"/>
+      </w:r>
       <w:r>
         <w:rPr>
-          <w:i/>
+          <w:noProof/>
         </w:rPr>
-        <w:t>Figure 5. Distribution of medical conditions.</w:t>
+        <w:t>5</w:t>
+      </w:r>
+      <w:r>
+        <w:fldChar w:fldCharType="end"/>
+      </w:r>
+      <w:r>
+        <w:t xml:space="preserve">: </w:t>
+      </w:r>
+      <w:r>
+        <w:t>Distribution of medical conditions</w:t>
       </w:r>
     </w:p>
     <w:p>
@@ -3460,18 +2433,39 @@
     </w:p>
     <w:p>
       <w:pPr>
-        <w:jc w:val="center"/>
-      </w:pPr>
+        <w:pStyle w:val="Caption"/>
+      </w:pPr>
+      <w:r>
+        <w:t xml:space="preserve">Figure </w:t>
+      </w:r>
+      <w:r>
+        <w:fldChar w:fldCharType="begin"/>
+      </w:r>
+      <w:r>
+        <w:instrText xml:space="preserve"> SEQ Figure \* ARABIC </w:instrText>
+      </w:r>
+      <w:r>
+        <w:fldChar w:fldCharType="separate"/>
+      </w:r>
       <w:r>
         <w:rPr>
-          <w:i/>
+          <w:noProof/>
         </w:rPr>
-        <w:t>Figure 6. Test results by medical condition.</w:t>
+        <w:t>6</w:t>
+      </w:r>
+      <w:r>
+        <w:fldChar w:fldCharType="end"/>
+      </w:r>
+      <w:r>
+        <w:t xml:space="preserve">: </w:t>
+      </w:r>
+      <w:r>
+        <w:t>Test results by medical condition.</w:t>
       </w:r>
     </w:p>
     <w:p>
       <w:pPr>
-        <w:jc w:val="center"/>
+        <w:pStyle w:val="Caption"/>
       </w:pPr>
       <w:r>
         <w:rPr>
@@ -3516,28 +2510,43 @@
     </w:p>
     <w:p>
       <w:pPr>
-        <w:jc w:val="center"/>
-      </w:pPr>
-      <w:r>
-        <w:rPr>
-          <w:i/>
-        </w:rPr>
-        <w:t>Figure 7. Test results by admission type.</w:t>
-      </w:r>
-    </w:p>
-    <w:p>
-      <w:pPr>
-        <w:spacing w:after="200" w:line="276" w:lineRule="auto"/>
-        <w:jc w:val="left"/>
+        <w:pStyle w:val="Caption"/>
         <w:rPr>
           <w:rFonts w:eastAsiaTheme="majorEastAsia" w:cstheme="majorBidi"/>
           <w:b/>
-          <w:bCs/>
+          <w:bCs w:val="0"/>
           <w:color w:val="000000"/>
           <w:szCs w:val="26"/>
         </w:rPr>
       </w:pPr>
-      <w:bookmarkStart w:id="7" w:name="_Toc235547035"/>
+      <w:bookmarkStart w:id="14" w:name="_Toc235547035"/>
+      <w:r>
+        <w:t xml:space="preserve">Figure </w:t>
+      </w:r>
+      <w:r>
+        <w:fldChar w:fldCharType="begin"/>
+      </w:r>
+      <w:r>
+        <w:instrText xml:space="preserve"> SEQ Figure \* ARABIC </w:instrText>
+      </w:r>
+      <w:r>
+        <w:fldChar w:fldCharType="separate"/>
+      </w:r>
+      <w:r>
+        <w:rPr>
+          <w:noProof/>
+        </w:rPr>
+        <w:t>7</w:t>
+      </w:r>
+      <w:r>
+        <w:fldChar w:fldCharType="end"/>
+      </w:r>
+      <w:r>
+        <w:t xml:space="preserve">: </w:t>
+      </w:r>
+      <w:r>
+        <w:t>Test results by admission type</w:t>
+      </w:r>
       <w:r>
         <w:br w:type="page"/>
       </w:r>
@@ -3546,16 +2555,24 @@
       <w:pPr>
         <w:pStyle w:val="Heading2"/>
       </w:pPr>
+      <w:bookmarkStart w:id="15" w:name="_Toc236052853"/>
       <w:r>
         <w:lastRenderedPageBreak/>
         <w:t>4.4 Correlation and association testing</w:t>
       </w:r>
-      <w:bookmarkEnd w:id="7"/>
+      <w:bookmarkEnd w:id="14"/>
+      <w:bookmarkEnd w:id="15"/>
     </w:p>
     <w:p/>
     <w:p>
       <w:r>
-        <w:t>The Pearson correlations between the numerical features are all close to zero (Figure 8), indicating that there are no meaningful linear relationships, which is consistent with Naive Bayes' conditional independence assumption. We directly tested each feature against the test results, using one-way ANOVA F-tests for the numerical features and Cramer's V (derived from chi-square tests) for the categorical ones, since correlation between features does not indicate association with the target. Every Cramer's V was close to zero and every ANOVA p-value was higher than the significance level of 0.05. Before any model is trained, it is predicted that classification performance will be bounded near the chance level because no single feature is statistically measurably associated with the target.</w:t>
+        <w:t xml:space="preserve">The Pearson correlations between the numerical features are all close to zero </w:t>
+      </w:r>
+      <w:r>
+        <w:t xml:space="preserve">as shown in </w:t>
+      </w:r>
+      <w:r>
+        <w:t>Figure 8, indicating that there are no meaningful linear relationships, which is consistent with Naive Bayes' conditional independence assumption. We directly tested each feature against the test results, using one-way ANOVA F-tests for the numerical features and Cramer's V (derived from chi-square tests) for the categorical ones, since correlation between features does not indicate association with the target. Every Cramer's V was close to zero and every ANOVA p-value was higher than the significance level of 0.05. Before any model is trained, it is predicted that classification performance will be bounded near the chance level because no single feature is statistically measurably associated with the target.</w:t>
       </w:r>
     </w:p>
     <w:p/>
@@ -3564,7 +2581,6 @@
         <w:t>The ANOVA tests for Age and Billing Amount against the three outcome classes yielded p-values well above 0.05, indicating that the per-class means cannot be statistically distinguished from one another. The V-values for Cramer's measures of gender, blood type, medical condition, insurance provider, admission type and medication use were all close to zero. On this scale, zero indicates no association, whilst one indicates a perfect association. Such low values make it difficult for any classifier to extract meaningful information from them.</w:t>
       </w:r>
     </w:p>
-    <w:p/>
     <w:p>
       <w:pPr>
         <w:jc w:val="center"/>
@@ -3612,25 +2628,66 @@
     </w:p>
     <w:p>
       <w:pPr>
+        <w:keepNext/>
         <w:jc w:val="center"/>
       </w:pPr>
       <w:r>
         <w:rPr>
           <w:i/>
         </w:rPr>
-        <w:t>Figure 8. Correlation heatmap of numerical features.</w:t>
+        <w:t xml:space="preserve">Figure 8. </w:t>
       </w:r>
     </w:p>
     <w:p>
       <w:pPr>
+        <w:pStyle w:val="Caption"/>
+      </w:pPr>
+      <w:bookmarkStart w:id="16" w:name="_Toc235547036"/>
+      <w:r>
+        <w:t xml:space="preserve">Figure </w:t>
+      </w:r>
+      <w:r>
+        <w:fldChar w:fldCharType="begin"/>
+      </w:r>
+      <w:r>
+        <w:instrText xml:space="preserve"> SEQ Figure \* ARABIC </w:instrText>
+      </w:r>
+      <w:r>
+        <w:fldChar w:fldCharType="separate"/>
+      </w:r>
+      <w:r>
+        <w:rPr>
+          <w:noProof/>
+        </w:rPr>
+        <w:t>8</w:t>
+      </w:r>
+      <w:r>
+        <w:fldChar w:fldCharType="end"/>
+      </w:r>
+      <w:r>
+        <w:t xml:space="preserve">: </w:t>
+      </w:r>
+      <w:r>
+        <w:t>Correlation heatmap of numerical features</w:t>
+      </w:r>
+    </w:p>
+    <w:p>
+      <w:pPr>
         <w:pStyle w:val="Heading1"/>
       </w:pPr>
-      <w:bookmarkStart w:id="8" w:name="_Toc235547036"/>
+      <w:bookmarkStart w:id="17" w:name="_Toc236052854"/>
       <w:r>
         <w:lastRenderedPageBreak/>
-        <w:t>5. Data Preparation</w:t>
-      </w:r>
-      <w:bookmarkEnd w:id="8"/>
+        <w:t>5.</w:t>
+      </w:r>
+      <w:r>
+        <w:t>0</w:t>
+      </w:r>
+      <w:r>
+        <w:t xml:space="preserve"> Data Preparation</w:t>
+      </w:r>
+      <w:bookmarkEnd w:id="16"/>
+      <w:bookmarkEnd w:id="17"/>
     </w:p>
     <w:p/>
     <w:p>
@@ -3868,7 +2925,19 @@
         <w:rPr>
           <w:szCs w:val="24"/>
         </w:rPr>
-        <w:t xml:space="preserve">To maintain numerical stability for the Gaussian variant, the numerical features (Age, Billing Amount, Length of Stay) were standardized using </w:t>
+        <w:t xml:space="preserve">To maintain numerical stability for the Gaussian variant, the numerical features </w:t>
+      </w:r>
+      <w:r>
+        <w:rPr>
+          <w:szCs w:val="24"/>
+        </w:rPr>
+        <w:t xml:space="preserve">such as </w:t>
+      </w:r>
+      <w:r>
+        <w:rPr>
+          <w:szCs w:val="24"/>
+        </w:rPr>
+        <w:t xml:space="preserve">Age, Billing Amount, Length of Stay were standardized using </w:t>
       </w:r>
       <w:proofErr w:type="spellStart"/>
       <w:r>
@@ -3902,7 +2971,7 @@
       </w:pPr>
     </w:p>
     <w:p>
-      <w:bookmarkStart w:id="9" w:name="_Toc235547037"/>
+      <w:bookmarkStart w:id="18" w:name="_Toc235547037"/>
       <w:r>
         <w:rPr>
           <w:szCs w:val="24"/>
@@ -3935,16 +3004,36 @@
       <w:pPr>
         <w:pStyle w:val="Heading1"/>
       </w:pPr>
+      <w:bookmarkStart w:id="19" w:name="_Toc236052855"/>
       <w:r>
         <w:lastRenderedPageBreak/>
-        <w:t>6. Data Splitting</w:t>
-      </w:r>
-      <w:bookmarkEnd w:id="9"/>
+        <w:t>6.</w:t>
+      </w:r>
+      <w:r>
+        <w:t>0</w:t>
+      </w:r>
+      <w:r>
+        <w:t xml:space="preserve"> Data Splitting</w:t>
+      </w:r>
+      <w:bookmarkEnd w:id="18"/>
+      <w:bookmarkEnd w:id="19"/>
     </w:p>
     <w:p/>
     <w:p>
       <w:r>
-        <w:t>A stratified 80/20 holdout split was used to separate the 54,966 prepared observations into 43,972 training rows and 10,994 test rows. Since a straightforward holdout provides stable, low-variance estimates of test performance at this scale, k-fold cross-validation was set aside for a different task, hyperparameter selection within the training set (Section 7) keeping the test set entirely hidden until the final evaluation. Class proportions were maintained on both sides of the split by stratification on the target, and the printed proportions, 33.5% / 33.1% / 33.4% in training versus 33.6% / 33.1% / 33.4% in test confirm that it was successful. A fixed random seed, </w:t>
+        <w:t xml:space="preserve">A stratified 80/20 holdout split was used to separate the 54,966 prepared observations into 43,972 training rows and 10,994 test rows. Since a straightforward holdout provides stable, low-variance estimates of test performance at this scale, k-fold cross-validation was set aside for a different task, hyperparameter selection within the training set </w:t>
+      </w:r>
+      <w:r>
+        <w:t xml:space="preserve">at </w:t>
+      </w:r>
+      <w:r>
+        <w:t>Section 7</w:t>
+      </w:r>
+      <w:r>
+        <w:t>,</w:t>
+      </w:r>
+      <w:r>
+        <w:t xml:space="preserve"> keeping the test set entirely hidden until the final evaluation. Class proportions were maintained on both sides of the split by stratification on the target, and the printed proportions, 33.5% / 33.1% / 33.4% in training versus 33.6% / 33.1% / 33.4% in test confirm that it was successful. A fixed random seed, </w:t>
       </w:r>
       <w:proofErr w:type="spellStart"/>
       <w:r>
@@ -3963,7 +3052,7 @@
           <w:bCs/>
         </w:rPr>
       </w:pPr>
-      <w:bookmarkStart w:id="10" w:name="_Toc235547038"/>
+      <w:bookmarkStart w:id="20" w:name="_Toc235547038"/>
       <w:r>
         <w:t>Before deciding on the holdout, various splitting strategies were considered. For the final evaluation, repeated k-fold cross-validation would add little precision at this sample size while reusing the same observations across folds at an additional computational cost. Since the target lacks a temporal structure of interest, a time-based split was not appropriate. A smaller test fraction would have increased the uncertainty of the reported metrics. The 80/20 stratified holdout balances training volume against evaluation stability, which is why it is the standard at this scale.</w:t>
       </w:r>
@@ -3996,26 +3085,48 @@
       <w:pPr>
         <w:pStyle w:val="Heading1"/>
       </w:pPr>
+      <w:bookmarkStart w:id="21" w:name="_Toc236052856"/>
       <w:r>
         <w:lastRenderedPageBreak/>
-        <w:t>7. AI Algorithm: Naive Bayes</w:t>
-      </w:r>
-      <w:bookmarkEnd w:id="10"/>
+        <w:t>7.</w:t>
+      </w:r>
+      <w:r>
+        <w:t>0</w:t>
+      </w:r>
+      <w:r>
+        <w:t xml:space="preserve"> AI Algorithm: Naive Bayes</w:t>
+      </w:r>
+      <w:bookmarkEnd w:id="20"/>
+      <w:bookmarkEnd w:id="21"/>
     </w:p>
     <w:p>
       <w:pPr>
         <w:pStyle w:val="Heading2"/>
       </w:pPr>
-      <w:bookmarkStart w:id="11" w:name="_Toc235547039"/>
+      <w:bookmarkStart w:id="22" w:name="_Toc235547039"/>
+      <w:bookmarkStart w:id="23" w:name="_Toc236052857"/>
       <w:r>
         <w:t>7.1 Why Naive Bayes</w:t>
       </w:r>
-      <w:bookmarkEnd w:id="11"/>
+      <w:bookmarkEnd w:id="22"/>
+      <w:bookmarkEnd w:id="23"/>
     </w:p>
     <w:p/>
     <w:p>
       <w:r>
-        <w:t>Based on Bayes' theorem, Naive Bayes is a probabilistic classifier that calculates the probability of a class given the observed features by multiplying its prior probability by the likelihood of the features given that class. The algorithm is quick, stable, and comprehensible even on big datasets because of its "naive" simplification, which treats features as conditionally independent given the class and reduces the likelihood to a simple product of per-feature terms. This is supported by recent clinical research, Wang (2025) found that Naive Bayes was both interpretable and competitive with higher-level machine learning algorithms for predicting in-hospital mortality, and Jackins et al. (2021) showed that Naive Bayes and random forests could effectively predict disease across diabetes, cancer, and heart disease data.</w:t>
+        <w:t>Based on Bayes' theorem, Naive Bayes is a probabilistic classifier that calculates the probability of a class given the observed features by multiplying its prior probability by the likelihood of the features given that class. The algorithm is quick, stable, and comprehensible even on big datasets because of its "naive" simplification, which treats features as conditionally independent given the class and reduces the likelihood to a simple product of per-feature terms. Th</w:t>
+      </w:r>
+      <w:r>
+        <w:t xml:space="preserve">e </w:t>
+      </w:r>
+      <w:r>
+        <w:t>Naive Bayes was both interpretable and competitive with higher-level machine learning algorithms for predicting in-hospital mortalit</w:t>
+      </w:r>
+      <w:r>
+        <w:t>y.</w:t>
+      </w:r>
+      <w:r>
+        <w:t xml:space="preserve"> Naive Bayes and random forests could effectively predict disease across diabetes, cancer, and heart disease data.</w:t>
       </w:r>
       <w:r>
         <w:t xml:space="preserve"> </w:t>
@@ -4164,17 +3275,11 @@
     <w:p/>
     <w:p>
       <w:r>
-        <w:t xml:space="preserve">Logistic regression and tree ensembles can model feature interactions that Naive Bayes assumes away, but Section 4.4 demonstrated that no feature carries measurable association with the target in the first place, so additional model flexibility has nothing to exploit. Therefore, these </w:t>
+        <w:t xml:space="preserve">Logistic regression and tree ensembles can model feature interactions that Naive Bayes assumes away, but Section 4.4 demonstrated that no feature carries measurable association with the target in the first place, so additional model flexibility has nothing to exploit. Therefore, these alternatives were carefully considered and rejected. It would require more training time and </w:t>
       </w:r>
       <w:r>
         <w:lastRenderedPageBreak/>
-        <w:t xml:space="preserve">alternatives were carefully considered and rejected. It would require more training time and interpretability for no realistic improvement in accuracy. For this dataset, Naive Bayes is the </w:t>
-      </w:r>
-      <w:r>
-        <w:t>simplest</w:t>
-      </w:r>
-      <w:r>
-        <w:t xml:space="preserve"> model that can quickly and fairly establish a baseline.</w:t>
+        <w:t>interpretability for no realistic improvement in accuracy. For this dataset, Naive Bayes is the simplest model that can quickly and fairly establish a baseline.</w:t>
       </w:r>
     </w:p>
     <w:p/>
@@ -4182,11 +3287,13 @@
       <w:pPr>
         <w:pStyle w:val="Heading2"/>
       </w:pPr>
-      <w:bookmarkStart w:id="12" w:name="_Toc235547040"/>
+      <w:bookmarkStart w:id="24" w:name="_Toc235547040"/>
+      <w:bookmarkStart w:id="25" w:name="_Toc236052858"/>
       <w:r>
         <w:t>7.2 Model variants and hyperparameter tuning</w:t>
       </w:r>
-      <w:bookmarkEnd w:id="12"/>
+      <w:bookmarkEnd w:id="24"/>
+      <w:bookmarkEnd w:id="25"/>
     </w:p>
     <w:p/>
     <w:p>
@@ -4315,7 +3422,13 @@
       </w:r>
       <w:proofErr w:type="gramEnd"/>
       <w:r>
-        <w:t xml:space="preserve">) was never called - both passed, confirming </w:t>
+        <w:t>) was never called</w:t>
+      </w:r>
+      <w:r>
+        <w:t>,</w:t>
+      </w:r>
+      <w:r>
+        <w:t xml:space="preserve"> both passed, confirming </w:t>
       </w:r>
       <w:proofErr w:type="spellStart"/>
       <w:r>
@@ -4346,7 +3459,7 @@
           <w:szCs w:val="24"/>
         </w:rPr>
       </w:pPr>
-      <w:bookmarkStart w:id="13" w:name="_Toc235547041"/>
+      <w:bookmarkStart w:id="26" w:name="_Toc235547041"/>
       <w:r>
         <w:br w:type="page"/>
       </w:r>
@@ -4355,35 +3468,72 @@
       <w:pPr>
         <w:pStyle w:val="Heading1"/>
       </w:pPr>
+      <w:bookmarkStart w:id="27" w:name="_Toc236052859"/>
       <w:r>
         <w:lastRenderedPageBreak/>
-        <w:t>8. Performance Evaluation</w:t>
-      </w:r>
-      <w:bookmarkEnd w:id="13"/>
+        <w:t>8.</w:t>
+      </w:r>
+      <w:r>
+        <w:t>0</w:t>
+      </w:r>
+      <w:r>
+        <w:t xml:space="preserve"> Performance Evaluation</w:t>
+      </w:r>
+      <w:bookmarkEnd w:id="26"/>
+      <w:bookmarkEnd w:id="27"/>
     </w:p>
     <w:p>
       <w:pPr>
         <w:pStyle w:val="Heading2"/>
       </w:pPr>
-      <w:bookmarkStart w:id="14" w:name="_Toc235547042"/>
+      <w:bookmarkStart w:id="28" w:name="_Toc235547042"/>
+      <w:bookmarkStart w:id="29" w:name="_Toc236052860"/>
       <w:r>
         <w:t>8.1 Results</w:t>
       </w:r>
-      <w:bookmarkEnd w:id="14"/>
+      <w:bookmarkEnd w:id="28"/>
+      <w:bookmarkEnd w:id="29"/>
     </w:p>
     <w:p/>
     <w:p>
       <w:r>
-        <w:t>Accuracy, weighted precision, weighted recall, weighted F1-score, one-vs-rest multi-class ROC-AUC, confusion matrices, and per-class classification reports were used for evaluating the trained models on the raw 10,994 row test set. The headline numbers are summarized in Table 2.</w:t>
+        <w:t>Accuracy, weighted precision, weighted recall, weighted F1-score, one-vs-rest multi-class ROC-AUC, confusion matrices, and per-class classification reports were used for evaluating the trained models on the raw 10994 row test set. The headline numbers are summarized in Table 2.</w:t>
       </w:r>
     </w:p>
     <w:p/>
     <w:p>
+      <w:pPr>
+        <w:pStyle w:val="Caption"/>
+      </w:pPr>
+      <w:r>
+        <w:t xml:space="preserve">Table </w:t>
+      </w:r>
+      <w:r>
+        <w:fldChar w:fldCharType="begin"/>
+      </w:r>
+      <w:r>
+        <w:instrText xml:space="preserve"> SEQ Table \* ARABIC </w:instrText>
+      </w:r>
+      <w:r>
+        <w:fldChar w:fldCharType="separate"/>
+      </w:r>
       <w:r>
         <w:rPr>
-          <w:i/>
+          <w:noProof/>
         </w:rPr>
-        <w:t>Table 2. Test-set performance of both models against the majority-class baseline.</w:t>
+        <w:t>2</w:t>
+      </w:r>
+      <w:r>
+        <w:fldChar w:fldCharType="end"/>
+      </w:r>
+      <w:r>
+        <w:t xml:space="preserve">: </w:t>
+      </w:r>
+      <w:r>
+        <w:t>Test-set performance of both models against the majority-class baselin</w:t>
+      </w:r>
+      <w:r>
+        <w:t>e</w:t>
       </w:r>
     </w:p>
     <w:tbl>
@@ -4879,46 +4029,55 @@
     </w:p>
     <w:p>
       <w:pPr>
-        <w:jc w:val="center"/>
-      </w:pPr>
+        <w:pStyle w:val="Caption"/>
+      </w:pPr>
+      <w:r>
+        <w:t xml:space="preserve">Figure </w:t>
+      </w:r>
+      <w:r>
+        <w:fldChar w:fldCharType="begin"/>
+      </w:r>
+      <w:r>
+        <w:instrText xml:space="preserve"> SEQ Figure \* ARABIC </w:instrText>
+      </w:r>
+      <w:r>
+        <w:fldChar w:fldCharType="separate"/>
+      </w:r>
       <w:r>
         <w:rPr>
-          <w:i/>
+          <w:noProof/>
         </w:rPr>
-        <w:t xml:space="preserve">Figure 9. Confusion matrices for </w:t>
+        <w:t>9</w:t>
+      </w:r>
+      <w:r>
+        <w:fldChar w:fldCharType="end"/>
+      </w:r>
+      <w:r>
+        <w:t xml:space="preserve">: </w:t>
+      </w:r>
+      <w:r>
+        <w:t xml:space="preserve">Confusion matrices for </w:t>
       </w:r>
       <w:proofErr w:type="spellStart"/>
       <w:r>
-        <w:rPr>
-          <w:i/>
-        </w:rPr>
         <w:t>GaussianNB</w:t>
       </w:r>
       <w:proofErr w:type="spellEnd"/>
       <w:r>
-        <w:rPr>
-          <w:i/>
-        </w:rPr>
         <w:t xml:space="preserve"> (left) and </w:t>
       </w:r>
       <w:proofErr w:type="spellStart"/>
       <w:r>
-        <w:rPr>
-          <w:i/>
-        </w:rPr>
         <w:t>CategoricalNB</w:t>
       </w:r>
       <w:proofErr w:type="spellEnd"/>
       <w:r>
-        <w:rPr>
-          <w:i/>
-        </w:rPr>
-        <w:t xml:space="preserve"> (right).</w:t>
+        <w:t xml:space="preserve"> (right)</w:t>
       </w:r>
     </w:p>
     <w:p>
       <w:pPr>
-        <w:jc w:val="center"/>
+        <w:pStyle w:val="Caption"/>
       </w:pPr>
       <w:r>
         <w:rPr>
@@ -4964,82 +4123,118 @@
     </w:p>
     <w:p>
       <w:pPr>
-        <w:jc w:val="center"/>
+        <w:pStyle w:val="Caption"/>
+      </w:pPr>
+      <w:r>
+        <w:t xml:space="preserve">Figure </w:t>
+      </w:r>
+      <w:r>
+        <w:fldChar w:fldCharType="begin"/>
+      </w:r>
+      <w:r>
+        <w:instrText xml:space="preserve"> SEQ Figure \* ARABIC </w:instrText>
+      </w:r>
+      <w:r>
+        <w:fldChar w:fldCharType="separate"/>
+      </w:r>
+      <w:r>
         <w:rPr>
-          <w:i/>
+          <w:noProof/>
         </w:rPr>
-      </w:pPr>
-      <w:r>
-        <w:rPr>
-          <w:i/>
-        </w:rPr>
-        <w:t>Figure 10. Metric comparison across the baseline and both models.</w:t>
-      </w:r>
-    </w:p>
-    <w:p>
-      <w:pPr>
-        <w:jc w:val="center"/>
-      </w:pPr>
-    </w:p>
-    <w:p>
-      <w:pPr>
-        <w:pStyle w:val="Heading2"/>
-      </w:pPr>
-      <w:bookmarkStart w:id="15" w:name="_Toc235547043"/>
-      <w:r>
-        <w:t>8.2 Interpretation</w:t>
-      </w:r>
-      <w:bookmarkEnd w:id="15"/>
+        <w:t>10</w:t>
+      </w:r>
+      <w:r>
+        <w:fldChar w:fldCharType="end"/>
+      </w:r>
+      <w:r>
+        <w:t xml:space="preserve">: </w:t>
+      </w:r>
+      <w:r>
+        <w:t>Metric comparison across the baseline and both models</w:t>
+      </w:r>
     </w:p>
     <w:p/>
     <w:p>
-      <w:r>
-        <w:t xml:space="preserve">On this balanced three-class problem, all models fall within one percentage point of the 33.3% expected by chance, and the ROC-AUC scores of 0.5003 and 0.4966 are statistically identical to 0.5, meaning that the </w:t>
-      </w:r>
-      <w:proofErr w:type="gramStart"/>
-      <w:r>
-        <w:t>models'</w:t>
-      </w:r>
-      <w:proofErr w:type="gramEnd"/>
-      <w:r>
-        <w:t xml:space="preserve"> predicted probabilities rank cases no more accurately than random guessing. Hyperparameter tuning had no significant effect on the outcome, ruling out incorrect default settings as an explanation. The confusion matrices (Figure 9) show that predictions are distributed across all three classes rather than concentrated on the diagonal.</w:t>
-      </w:r>
-    </w:p>
-    <w:p>
-      <w:r>
-        <w:t xml:space="preserve"> </w:t>
-      </w:r>
-    </w:p>
-    <w:p>
-      <w:r>
-        <w:t>For a diagnostic-support tool, the most important class is Abnormal, and accuracy alone masks the asymmetry between its error types. The most dangerous failure mode is low recall, which is defined as genuinely abnormal results predicted as normal, false negatives that could postpone diagnosis. Low precision, on the other hand, results in normal patients being marked as abnormal, leading to needless follow-up and anxiety. In this case, the precision for Abnormal is approximately 33–34% for both trained models and the baseline. A clinician responding to this model's abnormal flag would be correct approximately one in three times, which is no better than making assumptions.</w:t>
-      </w:r>
-    </w:p>
-    <w:p>
-      <w:r>
-        <w:lastRenderedPageBreak/>
-        <w:t>The weighted averages conceal subtleties that are added by the per-class classification reports. While the baseline achieves recall of 1.00 on its single predicted class (Abnormal) and zero on the others, both trained models spread their predictions across the classes with per-class precision, recall, and F1 all clustered near one third. This is why its weighted precision (0.1125) and F1 (0.1685) are so poor despite matching accuracy. The trained models outperformed the baseline in precision and F1 but not accuracy, which is typical of models that produce varied but uninformative predictions.</w:t>
-      </w:r>
+      <w:pPr>
+        <w:pStyle w:val="Heading2"/>
+      </w:pPr>
+      <w:bookmarkStart w:id="30" w:name="_Toc235547043"/>
+      <w:bookmarkStart w:id="31" w:name="_Toc236052861"/>
+      <w:r>
+        <w:t>8.2 Interpretation</w:t>
+      </w:r>
+      <w:bookmarkEnd w:id="30"/>
+      <w:bookmarkEnd w:id="31"/>
     </w:p>
     <w:p/>
     <w:p>
       <w:r>
-        <w:t>Crucially, this is the expected result for this dataset, not a model failure. The association tests in Section 4.4 revealed that no feature carries a measurable signal about the target. Thus, performance is limited by the information content of the available administrative features, rather than the algorithm or its configuration. The honest conclusion is that no classifier, whether Naive Bayes or not, could perform significantly better on these features, and the analytical contribution of this work is proving that ceiling rigorously (baseline comparison, association tests, ROC-AUC).</w:t>
-      </w:r>
-      <w:r>
-        <w:br w:type="page"/>
+        <w:t xml:space="preserve">On this balanced three-class problem, all models fall within one percentage point of the 33.3% expected by chance, and the ROC-AUC scores of 0.5003 and 0.4966 are statistically identical to 0.5, meaning that the </w:t>
+      </w:r>
+      <w:proofErr w:type="gramStart"/>
+      <w:r>
+        <w:t>models'</w:t>
+      </w:r>
+      <w:proofErr w:type="gramEnd"/>
+      <w:r>
+        <w:t xml:space="preserve"> predicted probabilities rank cases no more accurately than random guessing. Hyperparameter tuning had no significant effect on the outcome, ruling out incorrect default settings as an explanation. The confusion matrices </w:t>
+      </w:r>
+      <w:r>
+        <w:t xml:space="preserve">in </w:t>
+      </w:r>
+      <w:r>
+        <w:t>Figure 9 show that predictions are distributed across all three classes rather than concentrated on the diagonal.</w:t>
+      </w:r>
+    </w:p>
+    <w:p>
+      <w:r>
+        <w:t xml:space="preserve"> </w:t>
+      </w:r>
+    </w:p>
+    <w:p>
+      <w:r>
+        <w:t>For a diagnostic-support tool, the most important class is Abnormal, and accuracy alone masks the asymmetry between its error types. The most dangerous failure mode is low recall, which is defined as genuinely abnormal results predicted as normal, false negatives that could postpone diagnosis. Low precision, on the other hand, results in normal patients being marked as abnormal, leading to needless follow-up and anxiety. In this case, the precision for Abnormal is approximately 33</w:t>
+      </w:r>
+      <w:r>
+        <w:t xml:space="preserve"> to </w:t>
+      </w:r>
+      <w:r>
+        <w:t>34% for both trained models and the baseline. A clinician responding to this model's abnormal flag would be correct approximately one in three times, which is no better than making assumptions.</w:t>
+      </w:r>
+    </w:p>
+    <w:p>
+      <w:r>
+        <w:lastRenderedPageBreak/>
+        <w:t>The weighted averages conceal subtleties that are added by the per-class classification reports. While the baseline achieves recall of 1.00 on its single predicted class (Abnormal) and zero on the others, both trained models spread their predictions across the classes with per-class precision, recall, and F1 all clustered near one third. This is why its weighted precision (0.1125) and F1 (0.1685) are so poor despite matching accuracy. The trained models outperformed the baseline in precision and F1 but not accuracy, which is typical of models that produce varied but uninformative predictions.</w:t>
       </w:r>
     </w:p>
     <w:p/>
     <w:p>
+      <w:r>
+        <w:t>Crucially, this is the expected result for this dataset, not a model failure. The association tests in Section 4.4 revealed that no feature carries a measurable signal about the target. Thus, performance is limited by the information content of the available administrative features, rather than the algorithm or its configuration. The honest conclusion is that no classifier, whether Naive Bayes or not, could perform significantly better on these features, and the analytical contribution of this work is proving that ceiling rigorously (baseline comparison, association tests, ROC-AUC).</w:t>
+      </w:r>
+      <w:r>
+        <w:br w:type="page"/>
+      </w:r>
+    </w:p>
+    <w:p>
       <w:pPr>
         <w:pStyle w:val="Heading1"/>
       </w:pPr>
-      <w:bookmarkStart w:id="16" w:name="_Toc235547044"/>
-      <w:r>
-        <w:t>9. Results (Notebook Evidence)</w:t>
-      </w:r>
-      <w:bookmarkEnd w:id="16"/>
+      <w:bookmarkStart w:id="32" w:name="_Toc235547044"/>
+      <w:bookmarkStart w:id="33" w:name="_Toc236052862"/>
+      <w:r>
+        <w:lastRenderedPageBreak/>
+        <w:t>9.</w:t>
+      </w:r>
+      <w:r>
+        <w:t>0</w:t>
+      </w:r>
+      <w:r>
+        <w:t xml:space="preserve"> Results (Notebook Evidence)</w:t>
+      </w:r>
+      <w:bookmarkEnd w:id="32"/>
+      <w:bookmarkEnd w:id="33"/>
     </w:p>
     <w:p/>
     <w:p>
@@ -5095,25 +4290,37 @@
     </w:p>
     <w:p>
       <w:pPr>
-        <w:jc w:val="center"/>
+        <w:pStyle w:val="Caption"/>
+      </w:pPr>
+      <w:r>
+        <w:t xml:space="preserve">Figure </w:t>
+      </w:r>
+      <w:r>
+        <w:fldChar w:fldCharType="begin"/>
+      </w:r>
+      <w:r>
+        <w:instrText xml:space="preserve"> SEQ Figure \* ARABIC </w:instrText>
+      </w:r>
+      <w:r>
+        <w:fldChar w:fldCharType="separate"/>
+      </w:r>
+      <w:r>
         <w:rPr>
-          <w:i/>
-          <w:sz w:val="20"/>
+          <w:noProof/>
         </w:rPr>
-      </w:pPr>
-      <w:r>
-        <w:rPr>
-          <w:i/>
-          <w:sz w:val="20"/>
-        </w:rPr>
-        <w:t>Screenshot 1. Dataset shape and preview after loading.</w:t>
+        <w:t>11</w:t>
+      </w:r>
+      <w:r>
+        <w:fldChar w:fldCharType="end"/>
+      </w:r>
+      <w:r>
+        <w:t xml:space="preserve">: </w:t>
+      </w:r>
+      <w:r>
+        <w:t>Dataset shape and preview after loading</w:t>
       </w:r>
     </w:p>
-    <w:p>
-      <w:pPr>
-        <w:jc w:val="center"/>
-      </w:pPr>
-    </w:p>
+    <w:p/>
     <w:p>
       <w:pPr>
         <w:jc w:val="center"/>
@@ -5161,30 +4368,42 @@
     </w:p>
     <w:p>
       <w:pPr>
-        <w:jc w:val="center"/>
-      </w:pPr>
+        <w:pStyle w:val="Caption"/>
+      </w:pPr>
+      <w:r>
+        <w:t xml:space="preserve">Figure </w:t>
+      </w:r>
+      <w:r>
+        <w:fldChar w:fldCharType="begin"/>
+      </w:r>
+      <w:r>
+        <w:instrText xml:space="preserve"> SEQ Figure \* ARABIC </w:instrText>
+      </w:r>
+      <w:r>
+        <w:fldChar w:fldCharType="separate"/>
+      </w:r>
       <w:r>
         <w:rPr>
-          <w:i/>
-          <w:sz w:val="20"/>
+          <w:noProof/>
         </w:rPr>
-        <w:t xml:space="preserve">Screenshot 2. Column data types via </w:t>
+        <w:t>12</w:t>
+      </w:r>
+      <w:r>
+        <w:fldChar w:fldCharType="end"/>
+      </w:r>
+      <w:r>
+        <w:t xml:space="preserve">: </w:t>
+      </w:r>
+      <w:r>
+        <w:t xml:space="preserve">Column data types via </w:t>
       </w:r>
       <w:proofErr w:type="gramStart"/>
       <w:r>
-        <w:rPr>
-          <w:i/>
-          <w:sz w:val="20"/>
-        </w:rPr>
         <w:t>df.info(</w:t>
       </w:r>
       <w:proofErr w:type="gramEnd"/>
       <w:r>
-        <w:rPr>
-          <w:i/>
-          <w:sz w:val="20"/>
-        </w:rPr>
-        <w:t>).</w:t>
+        <w:t>)</w:t>
       </w:r>
     </w:p>
     <w:p>
@@ -5235,16 +4454,37 @@
     </w:p>
     <w:p>
       <w:pPr>
-        <w:jc w:val="center"/>
-      </w:pPr>
+        <w:pStyle w:val="Caption"/>
+      </w:pPr>
+      <w:r>
+        <w:t xml:space="preserve">Figure </w:t>
+      </w:r>
+      <w:r>
+        <w:fldChar w:fldCharType="begin"/>
+      </w:r>
+      <w:r>
+        <w:instrText xml:space="preserve"> SEQ Figure \* ARABIC </w:instrText>
+      </w:r>
+      <w:r>
+        <w:fldChar w:fldCharType="separate"/>
+      </w:r>
       <w:r>
         <w:rPr>
-          <w:i/>
-          <w:sz w:val="20"/>
+          <w:noProof/>
         </w:rPr>
-        <w:t>Screenshot 3. Data types before and after conversion.</w:t>
+        <w:t>13</w:t>
+      </w:r>
+      <w:r>
+        <w:fldChar w:fldCharType="end"/>
+      </w:r>
+      <w:r>
+        <w:t xml:space="preserve">: </w:t>
+      </w:r>
+      <w:r>
+        <w:t>Data types before and after conversion</w:t>
       </w:r>
     </w:p>
+    <w:p/>
     <w:p>
       <w:pPr>
         <w:jc w:val="center"/>
@@ -5292,14 +4532,34 @@
     </w:p>
     <w:p>
       <w:pPr>
-        <w:jc w:val="center"/>
-      </w:pPr>
+        <w:pStyle w:val="Caption"/>
+      </w:pPr>
+      <w:r>
+        <w:t xml:space="preserve">Figure </w:t>
+      </w:r>
+      <w:r>
+        <w:fldChar w:fldCharType="begin"/>
+      </w:r>
+      <w:r>
+        <w:instrText xml:space="preserve"> SEQ Figure \* ARABIC </w:instrText>
+      </w:r>
+      <w:r>
+        <w:fldChar w:fldCharType="separate"/>
+      </w:r>
       <w:r>
         <w:rPr>
-          <w:i/>
-          <w:sz w:val="20"/>
+          <w:noProof/>
         </w:rPr>
-        <w:t>Screenshot 4. Missing-value and duplicate-row check.</w:t>
+        <w:t>14</w:t>
+      </w:r>
+      <w:r>
+        <w:fldChar w:fldCharType="end"/>
+      </w:r>
+      <w:r>
+        <w:t xml:space="preserve">: </w:t>
+      </w:r>
+      <w:r>
+        <w:t>Missing-value and duplicate-row check</w:t>
       </w:r>
     </w:p>
     <w:p>
@@ -5350,30 +4610,42 @@
     </w:p>
     <w:p>
       <w:pPr>
-        <w:jc w:val="center"/>
-      </w:pPr>
+        <w:pStyle w:val="Caption"/>
+      </w:pPr>
+      <w:r>
+        <w:t xml:space="preserve">Figure </w:t>
+      </w:r>
+      <w:r>
+        <w:fldChar w:fldCharType="begin"/>
+      </w:r>
+      <w:r>
+        <w:instrText xml:space="preserve"> SEQ Figure \* ARABIC </w:instrText>
+      </w:r>
+      <w:r>
+        <w:fldChar w:fldCharType="separate"/>
+      </w:r>
       <w:r>
         <w:rPr>
-          <w:i/>
-          <w:sz w:val="20"/>
+          <w:noProof/>
         </w:rPr>
-        <w:t xml:space="preserve">Screenshot 4b. Categorical value </w:t>
+        <w:t>15</w:t>
+      </w:r>
+      <w:r>
+        <w:fldChar w:fldCharType="end"/>
+      </w:r>
+      <w:r>
+        <w:t xml:space="preserve">: </w:t>
+      </w:r>
+      <w:r>
+        <w:t xml:space="preserve">Categorical value </w:t>
       </w:r>
       <w:proofErr w:type="gramStart"/>
       <w:r>
-        <w:rPr>
-          <w:i/>
-          <w:sz w:val="20"/>
-        </w:rPr>
         <w:t>validation:</w:t>
       </w:r>
       <w:proofErr w:type="gramEnd"/>
       <w:r>
-        <w:rPr>
-          <w:i/>
-          <w:sz w:val="20"/>
-        </w:rPr>
-        <w:t xml:space="preserve"> proves every categorical column contains only its documented values (e.g. Gender is exactly {Male, Female}) with no unexpected categories or blank/whitespace-only entries.</w:t>
+        <w:t xml:space="preserve"> proves every categorical column contains only its documented values (e.g. Gender is exactly {Male, Female}) with no unexpected categories or blank/whitespace-only entries</w:t>
       </w:r>
     </w:p>
     <w:p>
@@ -5424,14 +4696,34 @@
     </w:p>
     <w:p>
       <w:pPr>
-        <w:jc w:val="center"/>
-      </w:pPr>
+        <w:pStyle w:val="Caption"/>
+      </w:pPr>
+      <w:r>
+        <w:t xml:space="preserve">Figure </w:t>
+      </w:r>
+      <w:r>
+        <w:fldChar w:fldCharType="begin"/>
+      </w:r>
+      <w:r>
+        <w:instrText xml:space="preserve"> SEQ Figure \* ARABIC </w:instrText>
+      </w:r>
+      <w:r>
+        <w:fldChar w:fldCharType="separate"/>
+      </w:r>
       <w:r>
         <w:rPr>
-          <w:i/>
-          <w:sz w:val="20"/>
+          <w:noProof/>
         </w:rPr>
-        <w:t>Screenshot 5. ANOVA and Cramer's V association tests.</w:t>
+        <w:t>16</w:t>
+      </w:r>
+      <w:r>
+        <w:fldChar w:fldCharType="end"/>
+      </w:r>
+      <w:r>
+        <w:t xml:space="preserve">: </w:t>
+      </w:r>
+      <w:r>
+        <w:t>ANOVA and Cramer's V association tests</w:t>
       </w:r>
     </w:p>
     <w:p>
@@ -5481,15 +4773,50 @@
     </w:p>
     <w:p>
       <w:pPr>
+        <w:pStyle w:val="Caption"/>
+      </w:pPr>
+      <w:r>
+        <w:t xml:space="preserve">Figure </w:t>
+      </w:r>
+      <w:r>
+        <w:fldChar w:fldCharType="begin"/>
+      </w:r>
+      <w:r>
+        <w:instrText xml:space="preserve"> SEQ Figure \* ARABIC </w:instrText>
+      </w:r>
+      <w:r>
+        <w:fldChar w:fldCharType="separate"/>
+      </w:r>
+      <w:r>
+        <w:rPr>
+          <w:noProof/>
+        </w:rPr>
+        <w:t>17</w:t>
+      </w:r>
+      <w:r>
+        <w:fldChar w:fldCharType="end"/>
+      </w:r>
+      <w:r>
+        <w:t xml:space="preserve">: </w:t>
+      </w:r>
+      <w:r>
+        <w:t>Prepared data with engineered Length of Stay</w:t>
+      </w:r>
+    </w:p>
+    <w:p>
+      <w:pPr>
         <w:jc w:val="center"/>
       </w:pPr>
-      <w:r>
-        <w:rPr>
-          <w:i/>
-          <w:sz w:val="20"/>
-        </w:rPr>
-        <w:t>Screenshot 6. Prepared data with engineered Length of Stay.</w:t>
-      </w:r>
+    </w:p>
+    <w:p>
+      <w:pPr>
+        <w:jc w:val="center"/>
+      </w:pPr>
+    </w:p>
+    <w:p>
+      <w:pPr>
+        <w:jc w:val="center"/>
+      </w:pPr>
     </w:p>
     <w:p>
       <w:pPr>
@@ -5539,14 +4866,37 @@
     </w:p>
     <w:p>
       <w:pPr>
-        <w:jc w:val="center"/>
-      </w:pPr>
+        <w:pStyle w:val="Caption"/>
+      </w:pPr>
+      <w:r>
+        <w:t xml:space="preserve">Figure </w:t>
+      </w:r>
+      <w:r>
+        <w:fldChar w:fldCharType="begin"/>
+      </w:r>
+      <w:r>
+        <w:instrText xml:space="preserve"> SEQ Figure \* ARABIC </w:instrText>
+      </w:r>
+      <w:r>
+        <w:fldChar w:fldCharType="separate"/>
+      </w:r>
       <w:r>
         <w:rPr>
-          <w:i/>
-          <w:sz w:val="20"/>
+          <w:noProof/>
         </w:rPr>
-        <w:t>Screenshot 7. Encoded target classes and feature preview.</w:t>
+        <w:t>18</w:t>
+      </w:r>
+      <w:r>
+        <w:fldChar w:fldCharType="end"/>
+      </w:r>
+      <w:r>
+        <w:t>:</w:t>
+      </w:r>
+      <w:r>
+        <w:t xml:space="preserve"> </w:t>
+      </w:r>
+      <w:r>
+        <w:t>Encoded target classes and feature preview</w:t>
       </w:r>
     </w:p>
     <w:p>
@@ -5596,14 +4946,34 @@
     </w:p>
     <w:p>
       <w:pPr>
-        <w:jc w:val="center"/>
-      </w:pPr>
+        <w:pStyle w:val="Caption"/>
+      </w:pPr>
+      <w:r>
+        <w:t xml:space="preserve">Figure </w:t>
+      </w:r>
+      <w:r>
+        <w:fldChar w:fldCharType="begin"/>
+      </w:r>
+      <w:r>
+        <w:instrText xml:space="preserve"> SEQ Figure \* ARABIC </w:instrText>
+      </w:r>
+      <w:r>
+        <w:fldChar w:fldCharType="separate"/>
+      </w:r>
       <w:r>
         <w:rPr>
-          <w:i/>
-          <w:sz w:val="20"/>
+          <w:noProof/>
         </w:rPr>
-        <w:t>Screenshot 8. Train/test split shapes and class balance.</w:t>
+        <w:t>19</w:t>
+      </w:r>
+      <w:r>
+        <w:fldChar w:fldCharType="end"/>
+      </w:r>
+      <w:r>
+        <w:t xml:space="preserve">: </w:t>
+      </w:r>
+      <w:r>
+        <w:t>Train/test split shapes and class balance</w:t>
       </w:r>
     </w:p>
     <w:p>
@@ -5653,30 +5023,42 @@
     </w:p>
     <w:p>
       <w:pPr>
-        <w:jc w:val="center"/>
-      </w:pPr>
+        <w:pStyle w:val="Caption"/>
+      </w:pPr>
+      <w:r>
+        <w:t xml:space="preserve">Figure </w:t>
+      </w:r>
+      <w:r>
+        <w:fldChar w:fldCharType="begin"/>
+      </w:r>
+      <w:r>
+        <w:instrText xml:space="preserve"> SEQ Figure \* ARABIC </w:instrText>
+      </w:r>
+      <w:r>
+        <w:fldChar w:fldCharType="separate"/>
+      </w:r>
       <w:r>
         <w:rPr>
-          <w:i/>
-          <w:sz w:val="20"/>
+          <w:noProof/>
         </w:rPr>
-        <w:t xml:space="preserve">Screenshot 9. Tuned </w:t>
+        <w:t>20</w:t>
+      </w:r>
+      <w:r>
+        <w:fldChar w:fldCharType="end"/>
+      </w:r>
+      <w:r>
+        <w:t xml:space="preserve">: </w:t>
+      </w:r>
+      <w:r>
+        <w:t xml:space="preserve">Tuned </w:t>
       </w:r>
       <w:proofErr w:type="spellStart"/>
       <w:r>
-        <w:rPr>
-          <w:i/>
-          <w:sz w:val="20"/>
-        </w:rPr>
         <w:t>GaussianNB</w:t>
       </w:r>
       <w:proofErr w:type="spellEnd"/>
       <w:r>
-        <w:rPr>
-          <w:i/>
-          <w:sz w:val="20"/>
-        </w:rPr>
-        <w:t xml:space="preserve"> hyperparameter search result.</w:t>
+        <w:t xml:space="preserve"> hyperparameter search result</w:t>
       </w:r>
     </w:p>
     <w:p>
@@ -5727,32 +5109,45 @@
     </w:p>
     <w:p>
       <w:pPr>
-        <w:jc w:val="center"/>
-      </w:pPr>
+        <w:pStyle w:val="Caption"/>
+      </w:pPr>
+      <w:r>
+        <w:t xml:space="preserve">Figure </w:t>
+      </w:r>
+      <w:r>
+        <w:fldChar w:fldCharType="begin"/>
+      </w:r>
+      <w:r>
+        <w:instrText xml:space="preserve"> SEQ Figure \* ARABIC </w:instrText>
+      </w:r>
+      <w:r>
+        <w:fldChar w:fldCharType="separate"/>
+      </w:r>
       <w:r>
         <w:rPr>
-          <w:i/>
-          <w:sz w:val="20"/>
+          <w:noProof/>
         </w:rPr>
-        <w:t xml:space="preserve">Screenshot 10. Tuned </w:t>
+        <w:t>21</w:t>
+      </w:r>
+      <w:r>
+        <w:fldChar w:fldCharType="end"/>
+      </w:r>
+      <w:r>
+        <w:t xml:space="preserve">: </w:t>
+      </w:r>
+      <w:r>
+        <w:t xml:space="preserve">Tuned </w:t>
       </w:r>
       <w:proofErr w:type="spellStart"/>
       <w:r>
-        <w:rPr>
-          <w:i/>
-          <w:sz w:val="20"/>
-        </w:rPr>
         <w:t>CategoricalNB</w:t>
       </w:r>
       <w:proofErr w:type="spellEnd"/>
       <w:r>
-        <w:rPr>
-          <w:i/>
-          <w:sz w:val="20"/>
-        </w:rPr>
-        <w:t xml:space="preserve"> binning and hyperparameter.</w:t>
+        <w:t xml:space="preserve"> binning and hyperparameter</w:t>
       </w:r>
     </w:p>
+    <w:p/>
     <w:p>
       <w:pPr>
         <w:jc w:val="center"/>
@@ -5800,126 +5195,96 @@
     </w:p>
     <w:p>
       <w:pPr>
-        <w:jc w:val="center"/>
-      </w:pPr>
-      <w:r>
-        <w:rPr>
-          <w:i/>
-          <w:sz w:val="20"/>
-        </w:rPr>
-        <w:t xml:space="preserve">Screenshot 10b. Proof of training: per-class training example counts for </w:t>
-      </w:r>
-      <w:proofErr w:type="spellStart"/>
-      <w:r>
-        <w:rPr>
-          <w:i/>
-          <w:sz w:val="20"/>
-        </w:rPr>
-        <w:t>GaussianNB</w:t>
-      </w:r>
-      <w:proofErr w:type="spellEnd"/>
-      <w:r>
-        <w:rPr>
-          <w:i/>
-          <w:sz w:val="20"/>
-        </w:rPr>
-        <w:t xml:space="preserve"> and </w:t>
-      </w:r>
-      <w:proofErr w:type="spellStart"/>
-      <w:r>
-        <w:rPr>
-          <w:i/>
-          <w:sz w:val="20"/>
-        </w:rPr>
-        <w:t>CategoricalNB</w:t>
-      </w:r>
-      <w:proofErr w:type="spellEnd"/>
-      <w:r>
-        <w:rPr>
-          <w:i/>
-          <w:sz w:val="20"/>
-        </w:rPr>
-        <w:t xml:space="preserve"> are displayed, and </w:t>
-      </w:r>
-      <w:proofErr w:type="spellStart"/>
-      <w:r>
-        <w:rPr>
-          <w:i/>
-          <w:sz w:val="20"/>
-        </w:rPr>
-        <w:t>sklearn's</w:t>
-      </w:r>
-      <w:proofErr w:type="spellEnd"/>
-      <w:r>
-        <w:rPr>
-          <w:i/>
-          <w:sz w:val="20"/>
-        </w:rPr>
-        <w:t xml:space="preserve"> </w:t>
-      </w:r>
-      <w:proofErr w:type="spellStart"/>
-      <w:r>
-        <w:rPr>
-          <w:i/>
-          <w:sz w:val="20"/>
-        </w:rPr>
-        <w:t>check_is_</w:t>
-      </w:r>
-      <w:proofErr w:type="gramStart"/>
-      <w:r>
-        <w:rPr>
-          <w:i/>
-          <w:sz w:val="20"/>
-        </w:rPr>
-        <w:t>fitted</w:t>
-      </w:r>
-      <w:proofErr w:type="spellEnd"/>
-      <w:r>
-        <w:rPr>
-          <w:i/>
-          <w:sz w:val="20"/>
-        </w:rPr>
-        <w:t>(</w:t>
-      </w:r>
-      <w:proofErr w:type="gramEnd"/>
-      <w:r>
-        <w:rPr>
-          <w:i/>
-          <w:sz w:val="20"/>
-        </w:rPr>
-        <w:t xml:space="preserve">) verifies that these models were </w:t>
-      </w:r>
-      <w:proofErr w:type="gramStart"/>
-      <w:r>
-        <w:rPr>
-          <w:i/>
-          <w:sz w:val="20"/>
-        </w:rPr>
-        <w:t>actually fitted</w:t>
-      </w:r>
-      <w:proofErr w:type="gramEnd"/>
-      <w:r>
-        <w:rPr>
-          <w:i/>
-          <w:sz w:val="20"/>
-        </w:rPr>
-        <w:t xml:space="preserve"> (not left as untrained </w:t>
-      </w:r>
-      <w:r>
-        <w:rPr>
-          <w:i/>
-          <w:sz w:val="20"/>
-        </w:rPr>
-        <w:lastRenderedPageBreak/>
-        <w:t>estimator objects).</w:t>
+        <w:pStyle w:val="Caption"/>
+      </w:pPr>
+      <w:r>
+        <w:t xml:space="preserve">Figure </w:t>
+      </w:r>
+      <w:r>
+        <w:fldChar w:fldCharType="begin"/>
+      </w:r>
+      <w:r>
+        <w:instrText xml:space="preserve"> SEQ Figure \* ARABIC </w:instrText>
+      </w:r>
+      <w:r>
+        <w:fldChar w:fldCharType="separate"/>
       </w:r>
       <w:r>
         <w:rPr>
           <w:noProof/>
         </w:rPr>
+        <w:t>22</w:t>
+      </w:r>
+      <w:r>
+        <w:fldChar w:fldCharType="end"/>
+      </w:r>
+      <w:r>
+        <w:t xml:space="preserve">: </w:t>
+      </w:r>
+      <w:r>
+        <w:t xml:space="preserve">Proof of training: per-class training example counts for </w:t>
+      </w:r>
+      <w:proofErr w:type="spellStart"/>
+      <w:r>
+        <w:t>GaussianNB</w:t>
+      </w:r>
+      <w:proofErr w:type="spellEnd"/>
+      <w:r>
+        <w:t xml:space="preserve"> and </w:t>
+      </w:r>
+      <w:proofErr w:type="spellStart"/>
+      <w:r>
+        <w:t>CategoricalNB</w:t>
+      </w:r>
+      <w:proofErr w:type="spellEnd"/>
+      <w:r>
+        <w:t xml:space="preserve"> are displayed, and </w:t>
+      </w:r>
+      <w:proofErr w:type="spellStart"/>
+      <w:r>
+        <w:t>sklearn's</w:t>
+      </w:r>
+      <w:proofErr w:type="spellEnd"/>
+      <w:r>
+        <w:t xml:space="preserve"> </w:t>
+      </w:r>
+      <w:proofErr w:type="spellStart"/>
+      <w:r>
+        <w:t>check_is_</w:t>
+      </w:r>
+      <w:proofErr w:type="gramStart"/>
+      <w:r>
+        <w:t>fitted</w:t>
+      </w:r>
+      <w:proofErr w:type="spellEnd"/>
+      <w:r>
+        <w:t>(</w:t>
+      </w:r>
+      <w:proofErr w:type="gramEnd"/>
+      <w:r>
+        <w:t xml:space="preserve">) verifies that these models were </w:t>
+      </w:r>
+      <w:proofErr w:type="gramStart"/>
+      <w:r>
+        <w:t>actually fitted</w:t>
+      </w:r>
+      <w:proofErr w:type="gramEnd"/>
+      <w:r>
+        <w:t xml:space="preserve"> (not left as untrained estimator objects)</w:t>
+      </w:r>
+    </w:p>
+    <w:p>
+      <w:pPr>
+        <w:jc w:val="center"/>
+      </w:pPr>
+      <w:r>
+        <w:rPr>
+          <w:noProof/>
+        </w:rPr>
+        <w:lastRenderedPageBreak/>
         <w:drawing>
-          <wp:inline distT="0" distB="0" distL="0" distR="0" wp14:anchorId="67AFBB3D" wp14:editId="5BAEFDA2">
-            <wp:extent cx="5120640" cy="4225681"/>
+          <wp:inline distT="0" distB="0" distL="0" distR="0" wp14:anchorId="67AFBB3D" wp14:editId="3CF50127">
+            <wp:extent cx="5286374" cy="4362450"/>
             <wp:effectExtent l="0" t="0" r="0" b="0"/>
             <wp:docPr id="35" name="Picture 35"/>
             <wp:cNvGraphicFramePr>
@@ -5941,7 +5306,7 @@
                   <pic:spPr>
                     <a:xfrm>
                       <a:off x="0" y="0"/>
-                      <a:ext cx="5120640" cy="4225681"/>
+                      <a:ext cx="5292501" cy="4367506"/>
                     </a:xfrm>
                     <a:prstGeom prst="rect">
                       <a:avLst/>
@@ -5956,16 +5321,37 @@
     </w:p>
     <w:p>
       <w:pPr>
-        <w:jc w:val="center"/>
-      </w:pPr>
+        <w:pStyle w:val="Caption"/>
+      </w:pPr>
+      <w:r>
+        <w:t xml:space="preserve">Figure </w:t>
+      </w:r>
+      <w:r>
+        <w:fldChar w:fldCharType="begin"/>
+      </w:r>
+      <w:r>
+        <w:instrText xml:space="preserve"> SEQ Figure \* ARABIC </w:instrText>
+      </w:r>
+      <w:r>
+        <w:fldChar w:fldCharType="separate"/>
+      </w:r>
       <w:r>
         <w:rPr>
-          <w:i/>
-          <w:sz w:val="20"/>
+          <w:noProof/>
         </w:rPr>
-        <w:t>Screenshot 11. Accuracy, precision, recall and F1 output.</w:t>
+        <w:t>23</w:t>
+      </w:r>
+      <w:r>
+        <w:fldChar w:fldCharType="end"/>
+      </w:r>
+      <w:r>
+        <w:t xml:space="preserve">: </w:t>
+      </w:r>
+      <w:r>
+        <w:t>Accuracy, precision, recall and F1 output</w:t>
       </w:r>
     </w:p>
+    <w:p/>
     <w:p>
       <w:pPr>
         <w:jc w:val="center"/>
@@ -6014,14 +5400,34 @@
     </w:p>
     <w:p>
       <w:pPr>
-        <w:jc w:val="center"/>
-      </w:pPr>
+        <w:pStyle w:val="Caption"/>
+      </w:pPr>
+      <w:r>
+        <w:t xml:space="preserve">Figure </w:t>
+      </w:r>
+      <w:r>
+        <w:fldChar w:fldCharType="begin"/>
+      </w:r>
+      <w:r>
+        <w:instrText xml:space="preserve"> SEQ Figure \* ARABIC </w:instrText>
+      </w:r>
+      <w:r>
+        <w:fldChar w:fldCharType="separate"/>
+      </w:r>
       <w:r>
         <w:rPr>
-          <w:i/>
-          <w:sz w:val="20"/>
+          <w:noProof/>
         </w:rPr>
-        <w:t>Screenshot 12. Per-class classification reports for all models.</w:t>
+        <w:t>24</w:t>
+      </w:r>
+      <w:r>
+        <w:fldChar w:fldCharType="end"/>
+      </w:r>
+      <w:r>
+        <w:t xml:space="preserve">: </w:t>
+      </w:r>
+      <w:r>
+        <w:t>Per-class classification reports for all models</w:t>
       </w:r>
     </w:p>
     <w:p>
@@ -6071,14 +5477,34 @@
     </w:p>
     <w:p>
       <w:pPr>
-        <w:jc w:val="center"/>
-      </w:pPr>
+        <w:pStyle w:val="Caption"/>
+      </w:pPr>
+      <w:r>
+        <w:t xml:space="preserve">Figure </w:t>
+      </w:r>
+      <w:r>
+        <w:fldChar w:fldCharType="begin"/>
+      </w:r>
+      <w:r>
+        <w:instrText xml:space="preserve"> SEQ Figure \* ARABIC </w:instrText>
+      </w:r>
+      <w:r>
+        <w:fldChar w:fldCharType="separate"/>
+      </w:r>
       <w:r>
         <w:rPr>
-          <w:i/>
-          <w:sz w:val="20"/>
+          <w:noProof/>
         </w:rPr>
-        <w:t>Screenshot 13. Multi-class ROC-AUC output.</w:t>
+        <w:t>25</w:t>
+      </w:r>
+      <w:r>
+        <w:fldChar w:fldCharType="end"/>
+      </w:r>
+      <w:r>
+        <w:t xml:space="preserve">: </w:t>
+      </w:r>
+      <w:r>
+        <w:t>Multi-class ROC-AUC output</w:t>
       </w:r>
     </w:p>
     <w:p>
@@ -6093,7 +5519,7 @@
           <w:szCs w:val="24"/>
         </w:rPr>
       </w:pPr>
-      <w:bookmarkStart w:id="17" w:name="_Toc235547045"/>
+      <w:bookmarkStart w:id="34" w:name="_Toc235547045"/>
       <w:r>
         <w:br w:type="page"/>
       </w:r>
@@ -6102,44 +5528,47 @@
       <w:pPr>
         <w:pStyle w:val="Heading1"/>
       </w:pPr>
+      <w:bookmarkStart w:id="35" w:name="_Toc236052863"/>
       <w:r>
         <w:lastRenderedPageBreak/>
-        <w:t>10. Ethical, Social and Future Implications</w:t>
-      </w:r>
-      <w:bookmarkEnd w:id="17"/>
+        <w:t>10.</w:t>
+      </w:r>
+      <w:r>
+        <w:t>0</w:t>
+      </w:r>
+      <w:r>
+        <w:t xml:space="preserve"> Ethical, Social and Future Implications</w:t>
+      </w:r>
+      <w:bookmarkEnd w:id="34"/>
+      <w:bookmarkEnd w:id="35"/>
     </w:p>
     <w:p/>
     <w:p>
       <w:r>
-        <w:t>Healthcare data is one of the most sensitive types of personal data. Even though this dataset is fictitious, any actual implementation would necessitate informed patient consent and strict adherence to data-protection laws like PDPA and HIPAA (</w:t>
+        <w:t>Healthcare data is one of the most sensitive types of personal data. Even though this dataset is fictitious, any actual implementation would necessitate informed patient consent and strict adherence to data-protection laws like PDPA and HIPAA</w:t>
+      </w:r>
+      <w:r>
+        <w:t xml:space="preserve">. </w:t>
+      </w:r>
+      <w:r>
+        <w:t xml:space="preserve">More immediately, a model whose ROC-AUC is indistinguishable from 0.5 does not provide a discriminative signal and should not be used to guide actual clinical decisions because inaccurate predictions of normal or abnormal outcomes may result in incorrect diagnoses, treatment delays, or needless interventions. An AI system could subtly exacerbate already-existing healthcare disparities if demographic subgroups, such as insurance providers, a proxy for socioeconomic status were consistently </w:t>
       </w:r>
       <w:proofErr w:type="spellStart"/>
       <w:r>
-        <w:t>Tilala</w:t>
+        <w:t>mispredicted</w:t>
       </w:r>
       <w:proofErr w:type="spellEnd"/>
       <w:r>
-        <w:t xml:space="preserve"> et al., 2024). More immediately, a model whose ROC-AUC is indistinguishable from 0.5 does not provide a discriminative signal and should not be used to guide actual clinical decisions because inaccurate predictions of normal or abnormal outcomes may result in incorrect diagnoses, treatment delays, or needless interventions. An AI system could subtly exacerbate already-existing healthcare disparities if demographic subgroups, such as insurance providers, a proxy for socioeconomic status were consistently </w:t>
-      </w:r>
-      <w:proofErr w:type="spellStart"/>
-      <w:r>
-        <w:t>mispredicted</w:t>
-      </w:r>
-      <w:proofErr w:type="spellEnd"/>
-      <w:r>
-        <w:t>. This risk has been repeatedly emphasized in the clinical-AI ethics literature (Benzinger et al., 2023).</w:t>
+        <w:t>. This risk has been repeatedly emphasized in the clinical-AI ethics literature</w:t>
+      </w:r>
+      <w:r>
+        <w:t>.</w:t>
       </w:r>
     </w:p>
     <w:p/>
     <w:p>
       <w:r>
-        <w:t xml:space="preserve">Another ethical factor is accountability. Developers, deploying organizations, and clinicians must all be kept accountable if a model's prediction leads to a poor clinical decision. This requires documented validation, versioning, and audit trails well in advance of deployment. Concerns regarding patient autonomy are also highlighted in the systematic review by Benzinger et al. (2023). Since decision-support systems can subtly anchor clinicians' judgments, patients should be aware of the instances in which AI was used to improve their care. This project makes a small but significant contribution to that agenda by </w:t>
-      </w:r>
-      <w:r>
-        <w:t>modelling</w:t>
-      </w:r>
-      <w:r>
-        <w:t xml:space="preserve"> the reporting discipline, baselines, uncertainty, honest negative results necessary for responsible clinical AI.</w:t>
+        <w:t>Another ethical factor is accountability. Developers, deploying organizations, and clinicians must all be kept accountable if a model's prediction leads to a poor clinical decision. This requires documented validation, versioning, and audit trails well in advance of deployment. Since decision-support systems can subtly anchor clinicians' judgments, patients should be aware of the instances in which AI was used to improve their care. This project makes a small but significant contribution to that agenda by modelling the reporting discipline, baselines, uncertainty, honest negative results necessary for responsible clinical AI.</w:t>
       </w:r>
     </w:p>
     <w:p/>
@@ -6147,9 +5576,9 @@
       <w:r>
         <w:t>Although relying too much on an inaccurate model undermines patient confidence in AI-assisted care, trustworthy predictive tools could expedite triage and lessen the workload of clinicians. Transparency about limitations, such as publishing accuracy, precision, recall, and ROC-AUC and comparing to a simple baseline, is critical so that clinicians treat model output as one guidance metric among many others rather than the ground truth.</w:t>
       </w:r>
-    </w:p>
-    <w:p/>
-    <w:p>
+      <w:r>
+        <w:t xml:space="preserve"> </w:t>
+      </w:r>
       <w:r>
         <w:t xml:space="preserve">Replacing administrative fields with clinically meaningful features, such as laboratory values, vital signs, </w:t>
       </w:r>
@@ -6159,40 +5588,27 @@
       </w:r>
       <w:proofErr w:type="gramEnd"/>
       <w:r>
-        <w:t xml:space="preserve">, or longitudinal records, could possibly improve performance. Richer data makes it useful to revisit ensemble approaches or deep learning on time-series clinical data </w:t>
-      </w:r>
-      <w:r>
-        <w:lastRenderedPageBreak/>
-        <w:t>together with explainability strategies like SHAP to foster clinician trust. Any deployed model would also require continuous monitoring and retraining to avoid performance error as hospital processes and patient populations change.</w:t>
-      </w:r>
-    </w:p>
-    <w:p/>
-    <w:p>
-      <w:pPr>
-        <w:spacing w:after="200" w:line="276" w:lineRule="auto"/>
-        <w:jc w:val="left"/>
-        <w:rPr>
-          <w:rFonts w:eastAsiaTheme="majorEastAsia" w:cs="Times New Roman"/>
-          <w:b/>
-          <w:bCs/>
-          <w:color w:val="000000"/>
-          <w:szCs w:val="24"/>
-        </w:rPr>
-      </w:pPr>
-      <w:bookmarkStart w:id="18" w:name="_Toc235547046"/>
-      <w:r>
-        <w:br w:type="page"/>
+        <w:t>, or longitudinal records, could possibly improve performance. Richer data makes it useful to revisit ensemble approaches or deep learning on time-series clinical data together with explainability strategies like SHAP to foster clinician trust. Any deployed model would also require continuous monitoring and retraining to avoid performance error as hospital processes and patient populations change.</w:t>
       </w:r>
     </w:p>
     <w:p>
       <w:pPr>
         <w:pStyle w:val="Heading1"/>
       </w:pPr>
+      <w:bookmarkStart w:id="36" w:name="_Toc235547046"/>
+      <w:bookmarkStart w:id="37" w:name="_Toc236052864"/>
       <w:r>
         <w:lastRenderedPageBreak/>
-        <w:t>11. Conclusion</w:t>
-      </w:r>
-      <w:bookmarkEnd w:id="18"/>
+        <w:t>11.</w:t>
+      </w:r>
+      <w:r>
+        <w:t>0</w:t>
+      </w:r>
+      <w:r>
+        <w:t xml:space="preserve"> Conclusion</w:t>
+      </w:r>
+      <w:bookmarkEnd w:id="36"/>
+      <w:bookmarkEnd w:id="37"/>
     </w:p>
     <w:p>
       <w:pPr>
@@ -6262,12 +5678,136 @@
       <w:pPr>
         <w:pStyle w:val="Heading1"/>
       </w:pPr>
-      <w:bookmarkStart w:id="19" w:name="_Toc235547047"/>
+      <w:bookmarkStart w:id="38" w:name="_Toc236052865"/>
       <w:r>
         <w:lastRenderedPageBreak/>
+        <w:t xml:space="preserve">12.0 </w:t>
+      </w:r>
+      <w:r>
+        <w:t>Appendix</w:t>
+      </w:r>
+      <w:bookmarkEnd w:id="38"/>
+    </w:p>
+    <w:p>
+      <w:pPr>
+        <w:spacing w:line="480" w:lineRule="auto"/>
+        <w:ind w:left="720" w:hanging="720"/>
+        <w:jc w:val="left"/>
+        <w:rPr>
+          <w:rFonts w:cs="Times New Roman"/>
+          <w:szCs w:val="24"/>
+          <w:lang w:eastAsia="zh-CN"/>
+        </w:rPr>
+      </w:pPr>
+    </w:p>
+    <w:p>
+      <w:pPr>
+        <w:spacing w:line="480" w:lineRule="auto"/>
+        <w:ind w:left="720" w:hanging="720"/>
+        <w:jc w:val="left"/>
+        <w:rPr>
+          <w:rFonts w:cs="Times New Roman"/>
+          <w:szCs w:val="24"/>
+          <w:lang w:eastAsia="zh-CN"/>
+        </w:rPr>
+      </w:pPr>
+      <w:r>
+        <w:rPr>
+          <w:rFonts w:cs="Times New Roman"/>
+          <w:szCs w:val="24"/>
+          <w:lang w:eastAsia="zh-CN"/>
+        </w:rPr>
+        <w:t xml:space="preserve">Patil, P. (2024). Healthcare dataset. In </w:t>
+      </w:r>
+      <w:r>
+        <w:rPr>
+          <w:rFonts w:cs="Times New Roman"/>
+          <w:i/>
+          <w:iCs/>
+          <w:szCs w:val="24"/>
+          <w:lang w:eastAsia="zh-CN"/>
+        </w:rPr>
+        <w:t>www.kaggle.com</w:t>
+      </w:r>
+      <w:r>
+        <w:rPr>
+          <w:rFonts w:cs="Times New Roman"/>
+          <w:szCs w:val="24"/>
+          <w:lang w:eastAsia="zh-CN"/>
+        </w:rPr>
+        <w:t>. https://www.kaggle.com/datasets/prasad22/healthcare-dataset</w:t>
+      </w:r>
+    </w:p>
+    <w:p>
+      <w:pPr>
+        <w:spacing w:after="200" w:line="276" w:lineRule="auto"/>
+        <w:jc w:val="left"/>
+      </w:pPr>
+      <w:r>
+        <w:rPr>
+          <w:noProof/>
+        </w:rPr>
+        <w:drawing>
+          <wp:inline distT="0" distB="0" distL="0" distR="0" wp14:anchorId="35167560" wp14:editId="4BD854BA">
+            <wp:extent cx="5943600" cy="2547620"/>
+            <wp:effectExtent l="0" t="0" r="0" b="5080"/>
+            <wp:docPr id="1770948405" name="Picture 1"/>
+            <wp:cNvGraphicFramePr>
+              <a:graphicFrameLocks xmlns:a="http://schemas.openxmlformats.org/drawingml/2006/main" noChangeAspect="1"/>
+            </wp:cNvGraphicFramePr>
+            <a:graphic xmlns:a="http://schemas.openxmlformats.org/drawingml/2006/main">
+              <a:graphicData uri="http://schemas.openxmlformats.org/drawingml/2006/picture">
+                <pic:pic xmlns:pic="http://schemas.openxmlformats.org/drawingml/2006/picture">
+                  <pic:nvPicPr>
+                    <pic:cNvPr id="1770948405" name=""/>
+                    <pic:cNvPicPr/>
+                  </pic:nvPicPr>
+                  <pic:blipFill>
+                    <a:blip r:embed="rId33"/>
+                    <a:stretch>
+                      <a:fillRect/>
+                    </a:stretch>
+                  </pic:blipFill>
+                  <pic:spPr>
+                    <a:xfrm>
+                      <a:off x="0" y="0"/>
+                      <a:ext cx="5943600" cy="2547620"/>
+                    </a:xfrm>
+                    <a:prstGeom prst="rect">
+                      <a:avLst/>
+                    </a:prstGeom>
+                  </pic:spPr>
+                </pic:pic>
+              </a:graphicData>
+            </a:graphic>
+          </wp:inline>
+        </w:drawing>
+      </w:r>
+    </w:p>
+    <w:p>
+      <w:pPr>
+        <w:spacing w:after="200" w:line="276" w:lineRule="auto"/>
+        <w:jc w:val="left"/>
+      </w:pPr>
+      <w:r>
+        <w:br w:type="page"/>
+      </w:r>
+    </w:p>
+    <w:p>
+      <w:pPr>
+        <w:pStyle w:val="Heading1"/>
+      </w:pPr>
+      <w:bookmarkStart w:id="39" w:name="_Toc235547047"/>
+      <w:bookmarkStart w:id="40" w:name="_Toc236052866"/>
+      <w:r>
+        <w:lastRenderedPageBreak/>
+        <w:t xml:space="preserve">13.0 </w:t>
+      </w:r>
+      <w:r>
         <w:t>Marking Rubric (BCS102 Marking Scheme - Semester 2, 2026)</w:t>
       </w:r>
-      <w:bookmarkEnd w:id="19"/>
+      <w:bookmarkEnd w:id="39"/>
+      <w:bookmarkEnd w:id="40"/>
     </w:p>
     <w:tbl>
       <w:tblPr>
@@ -6276,14 +5816,14 @@
         <w:tblLook w:val="04A0" w:firstRow="1" w:lastRow="0" w:firstColumn="1" w:lastColumn="0" w:noHBand="0" w:noVBand="1"/>
       </w:tblPr>
       <w:tblGrid>
-        <w:gridCol w:w="3120"/>
-        <w:gridCol w:w="3120"/>
+        <w:gridCol w:w="1101"/>
+        <w:gridCol w:w="5139"/>
         <w:gridCol w:w="3120"/>
       </w:tblGrid>
       <w:tr>
         <w:tc>
           <w:tcPr>
-            <w:tcW w:w="3120" w:type="dxa"/>
+            <w:tcW w:w="1101" w:type="dxa"/>
           </w:tcPr>
           <w:p>
             <w:pPr>
@@ -6300,7 +5840,7 @@
         </w:tc>
         <w:tc>
           <w:tcPr>
-            <w:tcW w:w="3120" w:type="dxa"/>
+            <w:tcW w:w="5139" w:type="dxa"/>
           </w:tcPr>
           <w:p>
             <w:pPr>
@@ -6336,7 +5876,7 @@
       <w:tr>
         <w:tc>
           <w:tcPr>
-            <w:tcW w:w="3120" w:type="dxa"/>
+            <w:tcW w:w="1101" w:type="dxa"/>
           </w:tcPr>
           <w:p>
             <w:pPr>
@@ -6352,7 +5892,7 @@
         </w:tc>
         <w:tc>
           <w:tcPr>
-            <w:tcW w:w="3120" w:type="dxa"/>
+            <w:tcW w:w="5139" w:type="dxa"/>
           </w:tcPr>
           <w:p>
             <w:pPr>
@@ -6380,7 +5920,7 @@
       <w:tr>
         <w:tc>
           <w:tcPr>
-            <w:tcW w:w="3120" w:type="dxa"/>
+            <w:tcW w:w="1101" w:type="dxa"/>
           </w:tcPr>
           <w:p>
             <w:pPr>
@@ -6396,7 +5936,7 @@
         </w:tc>
         <w:tc>
           <w:tcPr>
-            <w:tcW w:w="3120" w:type="dxa"/>
+            <w:tcW w:w="5139" w:type="dxa"/>
           </w:tcPr>
           <w:p>
             <w:pPr>
@@ -6424,7 +5964,7 @@
       <w:tr>
         <w:tc>
           <w:tcPr>
-            <w:tcW w:w="3120" w:type="dxa"/>
+            <w:tcW w:w="1101" w:type="dxa"/>
           </w:tcPr>
           <w:p>
             <w:pPr>
@@ -6440,7 +5980,7 @@
         </w:tc>
         <w:tc>
           <w:tcPr>
-            <w:tcW w:w="3120" w:type="dxa"/>
+            <w:tcW w:w="5139" w:type="dxa"/>
           </w:tcPr>
           <w:p>
             <w:pPr>
@@ -6468,7 +6008,7 @@
       <w:tr>
         <w:tc>
           <w:tcPr>
-            <w:tcW w:w="3120" w:type="dxa"/>
+            <w:tcW w:w="1101" w:type="dxa"/>
           </w:tcPr>
           <w:p>
             <w:pPr>
@@ -6484,7 +6024,7 @@
         </w:tc>
         <w:tc>
           <w:tcPr>
-            <w:tcW w:w="3120" w:type="dxa"/>
+            <w:tcW w:w="5139" w:type="dxa"/>
           </w:tcPr>
           <w:p>
             <w:pPr>
@@ -6512,7 +6052,7 @@
       <w:tr>
         <w:tc>
           <w:tcPr>
-            <w:tcW w:w="3120" w:type="dxa"/>
+            <w:tcW w:w="1101" w:type="dxa"/>
           </w:tcPr>
           <w:p>
             <w:pPr>
@@ -6528,7 +6068,7 @@
         </w:tc>
         <w:tc>
           <w:tcPr>
-            <w:tcW w:w="3120" w:type="dxa"/>
+            <w:tcW w:w="5139" w:type="dxa"/>
           </w:tcPr>
           <w:p>
             <w:pPr>
@@ -6556,7 +6096,7 @@
       <w:tr>
         <w:tc>
           <w:tcPr>
-            <w:tcW w:w="3120" w:type="dxa"/>
+            <w:tcW w:w="1101" w:type="dxa"/>
           </w:tcPr>
           <w:p>
             <w:pPr>
@@ -6572,7 +6112,7 @@
         </w:tc>
         <w:tc>
           <w:tcPr>
-            <w:tcW w:w="3120" w:type="dxa"/>
+            <w:tcW w:w="5139" w:type="dxa"/>
           </w:tcPr>
           <w:p>
             <w:pPr>
@@ -6600,7 +6140,7 @@
       <w:tr>
         <w:tc>
           <w:tcPr>
-            <w:tcW w:w="3120" w:type="dxa"/>
+            <w:tcW w:w="1101" w:type="dxa"/>
           </w:tcPr>
           <w:p>
             <w:pPr>
@@ -6616,7 +6156,7 @@
         </w:tc>
         <w:tc>
           <w:tcPr>
-            <w:tcW w:w="3120" w:type="dxa"/>
+            <w:tcW w:w="5139" w:type="dxa"/>
           </w:tcPr>
           <w:p>
             <w:pPr>
@@ -6644,7 +6184,7 @@
       <w:tr>
         <w:tc>
           <w:tcPr>
-            <w:tcW w:w="3120" w:type="dxa"/>
+            <w:tcW w:w="1101" w:type="dxa"/>
           </w:tcPr>
           <w:p>
             <w:pPr>
@@ -6654,7 +6194,7 @@
         </w:tc>
         <w:tc>
           <w:tcPr>
-            <w:tcW w:w="3120" w:type="dxa"/>
+            <w:tcW w:w="5139" w:type="dxa"/>
           </w:tcPr>
           <w:p>
             <w:pPr>
@@ -6682,7 +6222,7 @@
     </w:tbl>
     <w:p/>
     <w:sectPr>
-      <w:footerReference w:type="default" r:id="rId33"/>
+      <w:footerReference w:type="default" r:id="rId34"/>
       <w:pgSz w:w="12240" w:h="15840"/>
       <w:pgMar w:top="1440" w:right="1440" w:bottom="1440" w:left="1440" w:header="720" w:footer="720" w:gutter="0"/>
       <w:cols w:space="720"/>
@@ -8041,7 +7581,6 @@
   <w:style w:type="character" w:default="1" w:styleId="DefaultParagraphFont">
     <w:name w:val="Default Paragraph Font"/>
     <w:uiPriority w:val="1"/>
-    <w:semiHidden/>
     <w:unhideWhenUsed/>
   </w:style>
   <w:style w:type="table" w:default="1" w:styleId="TableNormal">
@@ -8611,19 +8150,18 @@
     <w:name w:val="caption"/>
     <w:basedOn w:val="Normal"/>
     <w:next w:val="Normal"/>
+    <w:autoRedefine/>
     <w:uiPriority w:val="35"/>
-    <w:semiHidden/>
     <w:unhideWhenUsed/>
     <w:qFormat/>
-    <w:rsid w:val="00FC693F"/>
+    <w:rsid w:val="00E23991"/>
     <w:pPr>
-      <w:spacing w:line="240" w:lineRule="auto"/>
+      <w:jc w:val="center"/>
     </w:pPr>
     <w:rPr>
-      <w:b/>
       <w:bCs/>
-      <w:color w:val="4F81BD" w:themeColor="accent1"/>
-      <w:sz w:val="18"/>
+      <w:i/>
+      <w:color w:val="000000" w:themeColor="text1"/>
       <w:szCs w:val="18"/>
     </w:rPr>
   </w:style>
@@ -8757,7 +8295,6 @@
     <w:basedOn w:val="Heading1"/>
     <w:next w:val="Normal"/>
     <w:uiPriority w:val="39"/>
-    <w:semiHidden/>
     <w:unhideWhenUsed/>
     <w:qFormat/>
     <w:rsid w:val="00FC693F"/>
